--- a/Deniss Grabovskis 231RDB217.docx
+++ b/Deniss Grabovskis 231RDB217.docx
@@ -4781,7 +4781,7 @@
             <w:fldChar w:fldCharType="begin"/>
           </w:r>
           <w:r>
-            <w:instrText xml:space="preserve"> CITATION SBS2023RetailSalesForecasting \l 2057 </w:instrText>
+            <w:instrText xml:space="preserve">CITATION SBS2023RetailSalesForecasting \l 2057 </w:instrText>
           </w:r>
           <w:r>
             <w:fldChar w:fldCharType="separate"/>
@@ -4790,7 +4790,7 @@
             <w:rPr>
               <w:noProof/>
             </w:rPr>
-            <w:t>(B S &amp; Suresh, 2023)</w:t>
+            <w:t>(Suresh &amp; Suresh, 2023)</w:t>
           </w:r>
           <w:r>
             <w:fldChar w:fldCharType="end"/>
@@ -5156,7 +5156,7 @@
             <w:fldChar w:fldCharType="begin"/>
           </w:r>
           <w:r>
-            <w:instrText xml:space="preserve"> CITATION SBS2023RetailSalesForecasting \l 2057 </w:instrText>
+            <w:instrText xml:space="preserve">CITATION SBS2023RetailSalesForecasting \l 2057 </w:instrText>
           </w:r>
           <w:r>
             <w:fldChar w:fldCharType="separate"/>
@@ -5165,7 +5165,7 @@
             <w:rPr>
               <w:noProof/>
             </w:rPr>
-            <w:t>(B S &amp; Suresh, 2023)</w:t>
+            <w:t>(Suresh &amp; Suresh, 2023)</w:t>
           </w:r>
           <w:r>
             <w:fldChar w:fldCharType="end"/>
@@ -12467,6 +12467,7 @@
         <w:pStyle w:val="Teksts"/>
         <w:tabs>
           <w:tab w:val="center" w:pos="4395"/>
+          <w:tab w:val="left" w:pos="7688"/>
           <w:tab w:val="right" w:pos="8222"/>
         </w:tabs>
         <w:jc w:val="left"/>
@@ -12582,6 +12583,12 @@
         <w:tab/>
       </w:r>
       <w:r>
+        <w:rPr>
+          <w:lang w:val="en-GB"/>
+        </w:rPr>
+        <w:tab/>
+      </w:r>
+      <w:r>
         <w:t>(</w:t>
       </w:r>
       <w:r>
@@ -14544,18 +14551,12 @@
       <w:pPr>
         <w:pStyle w:val="Teksts"/>
       </w:pPr>
+      <w:commentRangeStart w:id="123"/>
       <w:r>
         <w:t>V</w:t>
       </w:r>
       <w:r>
-        <w:t>ienvirziena neironu tīklu</w:t>
-      </w:r>
-      <w:r>
-        <w:t xml:space="preserve"> (</w:t>
-      </w:r>
-      <w:commentRangeStart w:id="123"/>
-      <w:r>
-        <w:t>feedforward neural network</w:t>
+        <w:t xml:space="preserve">ienvirziena </w:t>
       </w:r>
       <w:commentRangeEnd w:id="123"/>
       <w:r>
@@ -14567,6 +14568,25 @@
         <w:commentReference w:id="123"/>
       </w:r>
       <w:r>
+        <w:t>neironu tīklu</w:t>
+      </w:r>
+      <w:r>
+        <w:t xml:space="preserve"> (</w:t>
+      </w:r>
+      <w:commentRangeStart w:id="124"/>
+      <w:r>
+        <w:t>feedforward neural network</w:t>
+      </w:r>
+      <w:commentRangeEnd w:id="124"/>
+      <w:r>
+        <w:rPr>
+          <w:rStyle w:val="CommentReference"/>
+          <w:sz w:val="24"/>
+          <w:szCs w:val="24"/>
+        </w:rPr>
+        <w:commentReference w:id="124"/>
+      </w:r>
+      <w:r>
         <w:t>)</w:t>
       </w:r>
       <w:r>
@@ -14593,13 +14613,263 @@
         <w:t>ŷ</w:t>
       </w:r>
       <w:r>
-        <w:t>, un to parasti izmanto regresijas un funkciju aproksimācijas uzdevumos (Minnett et al., 2011). Šādos modeļos izeja tiek veidota kā slēpto vienību afīna kombinācija ar nelineārām aktivācijas funkcijām, piemēram, hiperbolisko tangensu, kas ļauj modelēt sarežģītas nelineāras attiecības starp ieejām un izejām (Minnett et al., 2011).</w:t>
-      </w:r>
+        <w:t>, un to parasti izmanto regresijas un funkciju aproksimācijas uzdevumos</w:t>
+      </w:r>
+      <w:r>
+        <w:t xml:space="preserve"> </w:t>
+      </w:r>
+      <w:sdt>
+        <w:sdtPr>
+          <w:id w:val="1915656300"/>
+          <w:citation/>
+        </w:sdtPr>
+        <w:sdtContent>
+          <w:r>
+            <w:fldChar w:fldCharType="begin"/>
+          </w:r>
+          <w:r>
+            <w:instrText xml:space="preserve"> CITATION Min11 \l 1062 </w:instrText>
+          </w:r>
+          <w:r>
+            <w:fldChar w:fldCharType="separate"/>
+          </w:r>
+          <w:r>
+            <w:rPr>
+              <w:noProof/>
+            </w:rPr>
+            <w:t>(Minnett, Smith, Lennon, &amp; Hecht-Nielsen, 2011)</w:t>
+          </w:r>
+          <w:r>
+            <w:fldChar w:fldCharType="end"/>
+          </w:r>
+        </w:sdtContent>
+      </w:sdt>
+      <w:r>
+        <w:t xml:space="preserve">. Šādos modeļos izeja tiek veidota kā slēpto vienību </w:t>
+      </w:r>
+      <w:r>
+        <w:rPr>
+          <w:i/>
+          <w:iCs/>
+        </w:rPr>
+        <w:t>afīna</w:t>
+      </w:r>
+      <w:r>
+        <w:t xml:space="preserve"> kombinācija ar nelineārām aktivācijas funkcijām, piemēram, hiperbolisko tangensu, kas ļauj modelēt sarežģītas nelineāras attiecības starp ieejām un izejām</w:t>
+      </w:r>
+      <w:sdt>
+        <w:sdtPr>
+          <w:id w:val="-698314397"/>
+          <w:citation/>
+        </w:sdtPr>
+        <w:sdtContent>
+          <w:r>
+            <w:fldChar w:fldCharType="begin"/>
+          </w:r>
+          <w:r>
+            <w:instrText xml:space="preserve"> CITATION Min11 \l 1062 </w:instrText>
+          </w:r>
+          <w:r>
+            <w:fldChar w:fldCharType="separate"/>
+          </w:r>
+          <w:r>
+            <w:rPr>
+              <w:noProof/>
+            </w:rPr>
+            <w:t xml:space="preserve"> (Minnett, Smith, Lennon, &amp; Hecht-Nielsen, 2011)</w:t>
+          </w:r>
+          <w:r>
+            <w:fldChar w:fldCharType="end"/>
+          </w:r>
+        </w:sdtContent>
+      </w:sdt>
+      <w:r>
+        <w:t>.</w:t>
+      </w:r>
+    </w:p>
+    <w:p>
+      <w:pPr>
+        <w:pStyle w:val="Teksts"/>
+      </w:pPr>
+      <w:commentRangeStart w:id="125"/>
+      <w:r>
+        <w:lastRenderedPageBreak/>
+        <w:t xml:space="preserve">Mākslīgs neirons pilnībā savienotā slānī aprēķina savu ieeju svērto summu ar pievienotu nobīdes terminu, kam seko nelineāras aktivācijas funkcijas pielietošana. Šo darbību var izteikt kā </w:t>
+      </w:r>
+      <w:sdt>
+        <w:sdtPr>
+          <w:id w:val="-2112343551"/>
+          <w:citation/>
+        </w:sdtPr>
+        <w:sdtContent>
+          <w:r>
+            <w:fldChar w:fldCharType="begin"/>
+          </w:r>
+          <w:r>
+            <w:instrText xml:space="preserve"> CITATION Chi92 \l 1062 </w:instrText>
+          </w:r>
+          <w:r>
+            <w:fldChar w:fldCharType="separate"/>
+          </w:r>
+          <w:r>
+            <w:rPr>
+              <w:noProof/>
+            </w:rPr>
+            <w:t>(Chiang &amp; Fu, 1992)</w:t>
+          </w:r>
+          <w:r>
+            <w:fldChar w:fldCharType="end"/>
+          </w:r>
+        </w:sdtContent>
+      </w:sdt>
+      <w:r>
+        <w:t>:</w:t>
+      </w:r>
+      <w:commentRangeEnd w:id="125"/>
+      <w:r>
+        <w:rPr>
+          <w:rStyle w:val="CommentReference"/>
+          <w:sz w:val="24"/>
+          <w:szCs w:val="24"/>
+        </w:rPr>
+        <w:commentReference w:id="125"/>
+      </w:r>
+    </w:p>
+    <w:p>
+      <w:pPr>
+        <w:pStyle w:val="Teksts"/>
+      </w:pPr>
+    </w:p>
+    <w:p>
+      <w:pPr>
+        <w:pStyle w:val="Teksts"/>
+        <w:tabs>
+          <w:tab w:val="center" w:pos="4253"/>
+          <w:tab w:val="right" w:pos="8222"/>
+        </w:tabs>
+        <w:jc w:val="right"/>
+      </w:pPr>
       <w:r>
         <w:tab/>
       </w:r>
+      <m:oMath>
+        <m:r>
+          <w:rPr>
+            <w:rFonts w:ascii="Cambria Math" w:hAnsi="Cambria Math"/>
+          </w:rPr>
+          <m:t>z=</m:t>
+        </m:r>
+        <m:sSup>
+          <m:sSupPr>
+            <m:ctrlPr>
+              <w:rPr>
+                <w:rFonts w:ascii="Cambria Math" w:hAnsi="Cambria Math"/>
+                <w:i/>
+              </w:rPr>
+            </m:ctrlPr>
+          </m:sSupPr>
+          <m:e>
+            <m:r>
+              <w:rPr>
+                <w:rFonts w:ascii="Cambria Math" w:hAnsi="Cambria Math"/>
+              </w:rPr>
+              <m:t>w</m:t>
+            </m:r>
+          </m:e>
+          <m:sup>
+            <m:r>
+              <m:rPr>
+                <m:sty m:val="p"/>
+              </m:rPr>
+              <w:rPr>
+                <w:rFonts w:ascii="Cambria Math" w:hAnsi="Cambria Math"/>
+              </w:rPr>
+              <m:t>⊤</m:t>
+            </m:r>
+          </m:sup>
+        </m:sSup>
+        <m:r>
+          <w:rPr>
+            <w:rFonts w:ascii="Cambria Math" w:hAnsi="Cambria Math"/>
+          </w:rPr>
+          <m:t>x+b un a=</m:t>
+        </m:r>
+        <m:r>
+          <m:rPr>
+            <m:sty m:val="p"/>
+          </m:rPr>
+          <w:rPr>
+            <w:rFonts w:ascii="Cambria Math" w:hAnsi="Cambria Math"/>
+          </w:rPr>
+          <m:t>φ</m:t>
+        </m:r>
+        <m:d>
+          <m:dPr>
+            <m:ctrlPr>
+              <w:rPr>
+                <w:rFonts w:ascii="Cambria Math" w:hAnsi="Cambria Math"/>
+                <w:i/>
+              </w:rPr>
+            </m:ctrlPr>
+          </m:dPr>
+          <m:e>
+            <m:r>
+              <w:rPr>
+                <w:rFonts w:ascii="Cambria Math" w:hAnsi="Cambria Math"/>
+              </w:rPr>
+              <m:t>z</m:t>
+            </m:r>
+          </m:e>
+        </m:d>
+      </m:oMath>
+      <w:r>
+        <w:t>,</w:t>
+      </w:r>
       <w:r>
         <w:tab/>
+        <w:t>(</w:t>
+      </w:r>
+      <w:r>
+        <w:fldChar w:fldCharType="begin"/>
+      </w:r>
+      <w:r>
+        <w:instrText xml:space="preserve"> STYLEREF  \s 1-līm-numurēts-virsraksts </w:instrText>
+      </w:r>
+      <w:r>
+        <w:fldChar w:fldCharType="separate"/>
+      </w:r>
+      <w:r>
+        <w:rPr>
+          <w:noProof/>
+        </w:rPr>
+        <w:t>5</w:t>
+      </w:r>
+      <w:r>
+        <w:fldChar w:fldCharType="end"/>
+      </w:r>
+      <w:r>
+        <w:t>.</w:t>
+      </w:r>
+      <w:r>
+        <w:fldChar w:fldCharType="begin"/>
+      </w:r>
+      <w:r>
+        <w:instrText xml:space="preserve"> SEQ Vienādojums \* ARABIC \s 1 </w:instrText>
+      </w:r>
+      <w:r>
+        <w:fldChar w:fldCharType="separate"/>
+      </w:r>
+      <w:r>
+        <w:rPr>
+          <w:noProof/>
+        </w:rPr>
+        <w:t>4</w:t>
+      </w:r>
+      <w:r>
+        <w:fldChar w:fldCharType="end"/>
+      </w:r>
+      <w:r>
+        <w:t>)</w:t>
       </w:r>
     </w:p>
     <w:p>
@@ -14609,10 +14879,3273 @@
     </w:p>
     <w:p>
       <w:pPr>
+        <w:pStyle w:val="Teksts"/>
+        <w:tabs>
+          <w:tab w:val="left" w:pos="1276"/>
+        </w:tabs>
+      </w:pPr>
+      <w:r>
+        <w:t>kur</w:t>
+      </w:r>
+      <w:r>
+        <w:tab/>
+      </w:r>
+      <m:oMath>
+        <m:r>
+          <w:rPr>
+            <w:rFonts w:ascii="Cambria Math" w:hAnsi="Cambria Math"/>
+          </w:rPr>
+          <m:t>x</m:t>
+        </m:r>
+      </m:oMath>
+      <w:r>
+        <w:t xml:space="preserve"> ir ieejas vektors,</w:t>
+      </w:r>
+    </w:p>
+    <w:p>
+      <w:pPr>
+        <w:pStyle w:val="Teksts"/>
+        <w:tabs>
+          <w:tab w:val="left" w:pos="1276"/>
+        </w:tabs>
+      </w:pPr>
+      <w:r>
+        <w:tab/>
+      </w:r>
+      <m:oMath>
+        <m:r>
+          <w:rPr>
+            <w:rFonts w:ascii="Cambria Math" w:hAnsi="Cambria Math"/>
+          </w:rPr>
+          <m:t>w</m:t>
+        </m:r>
+      </m:oMath>
+      <w:r>
+        <w:t xml:space="preserve"> ir svaru vektors,</w:t>
+      </w:r>
+    </w:p>
+    <w:p>
+      <w:pPr>
+        <w:pStyle w:val="Teksts"/>
+        <w:tabs>
+          <w:tab w:val="left" w:pos="1276"/>
+        </w:tabs>
+      </w:pPr>
+      <w:r>
+        <w:tab/>
+      </w:r>
+      <m:oMath>
+        <m:r>
+          <w:rPr>
+            <w:rFonts w:ascii="Cambria Math" w:hAnsi="Cambria Math"/>
+          </w:rPr>
+          <m:t>b</m:t>
+        </m:r>
+      </m:oMath>
+      <w:r>
+        <w:t xml:space="preserve"> ir nobīde,</w:t>
+      </w:r>
+    </w:p>
+    <w:p>
+      <w:pPr>
+        <w:pStyle w:val="Teksts"/>
+        <w:tabs>
+          <w:tab w:val="left" w:pos="1276"/>
+        </w:tabs>
+      </w:pPr>
+      <w:r>
+        <w:rPr>
+          <w:iCs/>
+        </w:rPr>
+        <w:tab/>
+      </w:r>
+      <m:oMath>
+        <m:r>
+          <w:rPr>
+            <w:rFonts w:ascii="Cambria Math" w:hAnsi="Cambria Math"/>
+          </w:rPr>
+          <m:t>φ</m:t>
+        </m:r>
+        <m:d>
+          <m:dPr>
+            <m:ctrlPr>
+              <w:rPr>
+                <w:rFonts w:ascii="Cambria Math" w:hAnsi="Cambria Math"/>
+                <w:i/>
+              </w:rPr>
+            </m:ctrlPr>
+          </m:dPr>
+          <m:e>
+            <m:r>
+              <w:rPr>
+                <w:rFonts w:ascii="Cambria Math" w:hAnsi="Cambria Math"/>
+              </w:rPr>
+              <m:t>z</m:t>
+            </m:r>
+          </m:e>
+        </m:d>
+      </m:oMath>
+      <w:r>
+        <w:t xml:space="preserve"> ir aktivācijas funkcija.</w:t>
+      </w:r>
+    </w:p>
+    <w:p>
+      <w:pPr>
+        <w:pStyle w:val="Teksts"/>
+      </w:pPr>
+    </w:p>
+    <w:p>
+      <w:pPr>
+        <w:pStyle w:val="Teksts"/>
+      </w:pPr>
+      <w:commentRangeStart w:id="126"/>
+      <w:r>
+        <w:t>Slānim</w:t>
+      </w:r>
+      <w:commentRangeEnd w:id="126"/>
+      <w:r>
+        <w:rPr>
+          <w:rStyle w:val="CommentReference"/>
+          <w:sz w:val="24"/>
+          <w:szCs w:val="24"/>
+        </w:rPr>
+        <w:commentReference w:id="126"/>
+      </w:r>
+      <w:r>
+        <w:t xml:space="preserve">, kas sastāv no vairākiem neironiem, šo aprēķinu </w:t>
+      </w:r>
+      <w:r>
+        <w:t>raksta</w:t>
+      </w:r>
+      <w:r>
+        <w:t xml:space="preserve"> matricas formā</w:t>
+      </w:r>
+      <w:r>
+        <w:t xml:space="preserve">. </w:t>
+      </w:r>
+      <w:commentRangeStart w:id="127"/>
+      <w:r>
+        <w:t xml:space="preserve">Daudzslāņu </w:t>
+      </w:r>
+      <w:commentRangeEnd w:id="127"/>
+      <w:r>
+        <w:rPr>
+          <w:rStyle w:val="CommentReference"/>
+          <w:sz w:val="24"/>
+          <w:szCs w:val="24"/>
+        </w:rPr>
+        <w:commentReference w:id="127"/>
+      </w:r>
+      <w:r>
+        <w:t xml:space="preserve">perceptronos neironi ir organizēti ieejas, slēptajā un izejas slāņos, un tīkls mācās, pielāgojot svarus, lai samazinātu kļūdu starp prognozēto un vēlamo izejas vērtību </w:t>
+      </w:r>
+      <w:sdt>
+        <w:sdtPr>
+          <w:id w:val="-1128084899"/>
+          <w:citation/>
+        </w:sdtPr>
+        <w:sdtContent>
+          <w:r>
+            <w:fldChar w:fldCharType="begin"/>
+          </w:r>
+          <w:r>
+            <w:instrText xml:space="preserve"> CITATION Ram19 \l 1062 </w:instrText>
+          </w:r>
+          <w:r>
+            <w:fldChar w:fldCharType="separate"/>
+          </w:r>
+          <w:r>
+            <w:rPr>
+              <w:noProof/>
+            </w:rPr>
+            <w:t>(Ramchoun, Idrissi, Ghanou, &amp; Ettaouil, 2019)</w:t>
+          </w:r>
+          <w:r>
+            <w:fldChar w:fldCharType="end"/>
+          </w:r>
+        </w:sdtContent>
+      </w:sdt>
+      <w:r>
+        <w:t>. Regresijas uzdevumiem izejas slānis tiek definēts kā pēdējās slēptā</w:t>
+      </w:r>
+      <w:r>
+        <w:t xml:space="preserve">s izejas </w:t>
+      </w:r>
+      <w:r>
+        <w:t xml:space="preserve">lineāra transformācija, kas ģenerē nepārtrauktas vērtības prognozes </w:t>
+      </w:r>
+      <w:sdt>
+        <w:sdtPr>
+          <w:id w:val="-1685428644"/>
+          <w:citation/>
+        </w:sdtPr>
+        <w:sdtContent>
+          <w:r>
+            <w:fldChar w:fldCharType="begin"/>
+          </w:r>
+          <w:r>
+            <w:instrText xml:space="preserve"> CITATION Chi92 \l 1062 </w:instrText>
+          </w:r>
+          <w:r>
+            <w:fldChar w:fldCharType="separate"/>
+          </w:r>
+          <w:r>
+            <w:rPr>
+              <w:noProof/>
+            </w:rPr>
+            <w:t>(Chiang &amp; Fu, 1992)</w:t>
+          </w:r>
+          <w:r>
+            <w:fldChar w:fldCharType="end"/>
+          </w:r>
+        </w:sdtContent>
+      </w:sdt>
+      <w:r>
+        <w:t xml:space="preserve">. Šajā gadījumā prognozēto izeju var uzrakstīt kā </w:t>
+      </w:r>
+      <w:r>
+        <w:t>5.5</w:t>
+      </w:r>
+      <w:r>
+        <w:t xml:space="preserve">. formulu, kur tīkla parametri ir optimizēti, lai samazinātu neatbilstību starp </w:t>
+      </w:r>
+      <m:oMath>
+        <m:acc>
+          <m:accPr>
+            <m:ctrlPr>
+              <w:rPr>
+                <w:rFonts w:ascii="Cambria Math" w:hAnsi="Cambria Math"/>
+              </w:rPr>
+            </m:ctrlPr>
+          </m:accPr>
+          <m:e>
+            <m:r>
+              <w:rPr>
+                <w:rFonts w:ascii="Cambria Math" w:hAnsi="Cambria Math"/>
+              </w:rPr>
+              <m:t>y</m:t>
+            </m:r>
+          </m:e>
+        </m:acc>
+      </m:oMath>
+      <w:r>
+        <w:t xml:space="preserve"> un patieso mērķi </w:t>
+      </w:r>
+      <w:r>
+        <w:rPr>
+          <w:i/>
+          <w:iCs/>
+        </w:rPr>
+        <w:t>y</w:t>
+      </w:r>
+      <w:r>
+        <w:t xml:space="preserve"> </w:t>
+      </w:r>
+      <w:sdt>
+        <w:sdtPr>
+          <w:id w:val="1623037505"/>
+          <w:citation/>
+        </w:sdtPr>
+        <w:sdtContent>
+          <w:r>
+            <w:fldChar w:fldCharType="begin"/>
+          </w:r>
+          <w:r>
+            <w:instrText xml:space="preserve"> CITATION Ram19 \l 1062 </w:instrText>
+          </w:r>
+          <w:r>
+            <w:fldChar w:fldCharType="separate"/>
+          </w:r>
+          <w:r>
+            <w:rPr>
+              <w:noProof/>
+            </w:rPr>
+            <w:t>(Ramchoun, Idrissi, Ghanou, &amp; Ettaouil, 2019)</w:t>
+          </w:r>
+          <w:r>
+            <w:fldChar w:fldCharType="end"/>
+          </w:r>
+        </w:sdtContent>
+      </w:sdt>
+    </w:p>
+    <w:p>
+      <w:pPr>
+        <w:pStyle w:val="Teksts"/>
+        <w:tabs>
+          <w:tab w:val="center" w:pos="4395"/>
+          <w:tab w:val="right" w:pos="8222"/>
+        </w:tabs>
+        <w:ind w:firstLine="0"/>
+      </w:pPr>
+      <w:r>
+        <w:tab/>
+      </w:r>
+      <m:oMath>
+        <m:acc>
+          <m:accPr>
+            <m:ctrlPr>
+              <w:rPr>
+                <w:rFonts w:ascii="Cambria Math" w:hAnsi="Cambria Math"/>
+              </w:rPr>
+            </m:ctrlPr>
+          </m:accPr>
+          <m:e>
+            <m:r>
+              <m:rPr>
+                <m:sty m:val="p"/>
+              </m:rPr>
+              <w:rPr>
+                <w:rFonts w:ascii="Cambria Math" w:hAnsi="Cambria Math"/>
+              </w:rPr>
+              <m:t>y</m:t>
+            </m:r>
+          </m:e>
+        </m:acc>
+        <m:r>
+          <m:rPr>
+            <m:sty m:val="p"/>
+          </m:rPr>
+          <w:rPr>
+            <w:rFonts w:ascii="Cambria Math" w:hAnsi="Cambria Math"/>
+          </w:rPr>
+          <m:t>=</m:t>
+        </m:r>
+        <m:sSub>
+          <m:sSubPr>
+            <m:ctrlPr>
+              <w:rPr>
+                <w:rFonts w:ascii="Cambria Math" w:hAnsi="Cambria Math"/>
+              </w:rPr>
+            </m:ctrlPr>
+          </m:sSubPr>
+          <m:e>
+            <m:r>
+              <m:rPr>
+                <m:sty m:val="p"/>
+              </m:rPr>
+              <w:rPr>
+                <w:rFonts w:ascii="Cambria Math" w:hAnsi="Cambria Math"/>
+              </w:rPr>
+              <m:t>W</m:t>
+            </m:r>
+          </m:e>
+          <m:sub>
+            <m:r>
+              <m:rPr>
+                <m:nor/>
+              </m:rPr>
+              <w:rPr>
+                <w:rFonts w:ascii="Cambria Math" w:hAnsi="Cambria Math"/>
+              </w:rPr>
+              <m:t>out</m:t>
+            </m:r>
+          </m:sub>
+        </m:sSub>
+        <m:r>
+          <m:rPr>
+            <m:sty m:val="p"/>
+          </m:rPr>
+          <w:rPr>
+            <w:rFonts w:ascii="Cambria Math" w:hAnsi="Cambria Math"/>
+          </w:rPr>
+          <m:t>h+</m:t>
+        </m:r>
+        <m:sSub>
+          <m:sSubPr>
+            <m:ctrlPr>
+              <w:rPr>
+                <w:rFonts w:ascii="Cambria Math" w:hAnsi="Cambria Math"/>
+              </w:rPr>
+            </m:ctrlPr>
+          </m:sSubPr>
+          <m:e>
+            <m:r>
+              <m:rPr>
+                <m:sty m:val="p"/>
+              </m:rPr>
+              <w:rPr>
+                <w:rFonts w:ascii="Cambria Math" w:hAnsi="Cambria Math"/>
+              </w:rPr>
+              <m:t>b</m:t>
+            </m:r>
+          </m:e>
+          <m:sub>
+            <m:r>
+              <m:rPr>
+                <m:nor/>
+              </m:rPr>
+              <w:rPr>
+                <w:rFonts w:ascii="Cambria Math" w:hAnsi="Cambria Math"/>
+              </w:rPr>
+              <m:t>out</m:t>
+            </m:r>
+          </m:sub>
+        </m:sSub>
+      </m:oMath>
+      <w:r>
+        <w:tab/>
+      </w:r>
+      <w:r>
+        <w:t xml:space="preserve"> (</w:t>
+      </w:r>
+      <w:r>
+        <w:fldChar w:fldCharType="begin"/>
+      </w:r>
+      <w:r>
+        <w:instrText xml:space="preserve"> STYLEREF  \s 1-līm-numurēts-virsraksts </w:instrText>
+      </w:r>
+      <w:r>
+        <w:fldChar w:fldCharType="separate"/>
+      </w:r>
+      <w:r>
+        <w:rPr>
+          <w:noProof/>
+        </w:rPr>
+        <w:t>5</w:t>
+      </w:r>
+      <w:r>
+        <w:fldChar w:fldCharType="end"/>
+      </w:r>
+      <w:r>
+        <w:t>.</w:t>
+      </w:r>
+      <w:r>
+        <w:fldChar w:fldCharType="begin"/>
+      </w:r>
+      <w:r>
+        <w:instrText xml:space="preserve"> SEQ Vienādojums \* ARABIC \s 1 </w:instrText>
+      </w:r>
+      <w:r>
+        <w:fldChar w:fldCharType="separate"/>
+      </w:r>
+      <w:r>
+        <w:rPr>
+          <w:noProof/>
+        </w:rPr>
+        <w:t>5</w:t>
+      </w:r>
+      <w:r>
+        <w:fldChar w:fldCharType="end"/>
+      </w:r>
+      <w:r>
+        <w:t>)</w:t>
+      </w:r>
+    </w:p>
+    <w:p>
+      <w:pPr>
+        <w:pStyle w:val="3-lm-virsraksts"/>
+      </w:pPr>
+      <w:r>
+        <w:t>Aktivizācijas funkcijas</w:t>
+      </w:r>
+    </w:p>
+    <w:p>
+      <w:pPr>
+        <w:pStyle w:val="Teksts"/>
+      </w:pPr>
+      <w:r>
+        <w:t>Aktivācijas funkcija piešķir tīkliem nelinearitāti, lai uztvertu sarežģīt</w:t>
+      </w:r>
+      <w:r>
+        <w:t>a</w:t>
+      </w:r>
+      <w:r>
+        <w:t>s</w:t>
+      </w:r>
+      <w:r>
+        <w:t xml:space="preserve"> </w:t>
+      </w:r>
+      <w:r>
+        <w:t>atkarības dat</w:t>
+      </w:r>
+      <w:r>
+        <w:t>os</w:t>
+      </w:r>
+      <w:r>
+        <w:t>, savukārt tradicionālajiem lineārajiem modeļiem ir ierobežotas aproksimācijas iespējas</w:t>
+      </w:r>
+      <w:sdt>
+        <w:sdtPr>
+          <w:id w:val="35317983"/>
+          <w:citation/>
+        </w:sdtPr>
+        <w:sdtContent>
+          <w:r>
+            <w:fldChar w:fldCharType="begin"/>
+          </w:r>
+          <w:r>
+            <w:instrText xml:space="preserve"> CITATION Zha03 \l 2057 </w:instrText>
+          </w:r>
+          <w:r>
+            <w:fldChar w:fldCharType="separate"/>
+          </w:r>
+          <w:r>
+            <w:rPr>
+              <w:noProof/>
+            </w:rPr>
+            <w:t xml:space="preserve"> (Zhang, 2003)</w:t>
+          </w:r>
+          <w:r>
+            <w:fldChar w:fldCharType="end"/>
+          </w:r>
+        </w:sdtContent>
+      </w:sdt>
+      <w:r>
+        <w:t>:</w:t>
+      </w:r>
+    </w:p>
+    <w:p>
+      <w:pPr>
+        <w:pStyle w:val="Uzsk-aizzmes"/>
+      </w:pPr>
+      <w:r>
+        <w:t xml:space="preserve">Sigmoīds: </w:t>
+      </w:r>
+      <m:oMath>
+        <m:r>
+          <w:rPr>
+            <w:rFonts w:ascii="Cambria Math" w:hAnsi="Cambria Math"/>
+          </w:rPr>
+          <m:t>σ</m:t>
+        </m:r>
+        <m:d>
+          <m:dPr>
+            <m:ctrlPr>
+              <w:rPr>
+                <w:rFonts w:ascii="Cambria Math" w:hAnsi="Cambria Math"/>
+                <w:i/>
+              </w:rPr>
+            </m:ctrlPr>
+          </m:dPr>
+          <m:e>
+            <m:r>
+              <w:rPr>
+                <w:rFonts w:ascii="Cambria Math" w:hAnsi="Cambria Math"/>
+              </w:rPr>
+              <m:t>z</m:t>
+            </m:r>
+          </m:e>
+        </m:d>
+        <m:r>
+          <w:rPr>
+            <w:rFonts w:ascii="Cambria Math" w:hAnsi="Cambria Math"/>
+          </w:rPr>
+          <m:t>=</m:t>
+        </m:r>
+        <m:f>
+          <m:fPr>
+            <m:ctrlPr>
+              <w:rPr>
+                <w:rFonts w:ascii="Cambria Math" w:hAnsi="Cambria Math"/>
+              </w:rPr>
+            </m:ctrlPr>
+          </m:fPr>
+          <m:num>
+            <m:r>
+              <w:rPr>
+                <w:rFonts w:ascii="Cambria Math" w:hAnsi="Cambria Math"/>
+              </w:rPr>
+              <m:t>1</m:t>
+            </m:r>
+            <m:ctrlPr>
+              <w:rPr>
+                <w:rFonts w:ascii="Cambria Math" w:hAnsi="Cambria Math"/>
+                <w:i/>
+              </w:rPr>
+            </m:ctrlPr>
+          </m:num>
+          <m:den>
+            <m:r>
+              <w:rPr>
+                <w:rFonts w:ascii="Cambria Math" w:hAnsi="Cambria Math"/>
+              </w:rPr>
+              <m:t>1+</m:t>
+            </m:r>
+            <m:sSup>
+              <m:sSupPr>
+                <m:ctrlPr>
+                  <w:rPr>
+                    <w:rFonts w:ascii="Cambria Math" w:hAnsi="Cambria Math"/>
+                    <w:i/>
+                  </w:rPr>
+                </m:ctrlPr>
+              </m:sSupPr>
+              <m:e>
+                <m:r>
+                  <w:rPr>
+                    <w:rFonts w:ascii="Cambria Math" w:hAnsi="Cambria Math"/>
+                  </w:rPr>
+                  <m:t>e</m:t>
+                </m:r>
+              </m:e>
+              <m:sup>
+                <m:r>
+                  <w:rPr>
+                    <w:rFonts w:ascii="Cambria Math" w:hAnsi="Cambria Math"/>
+                  </w:rPr>
+                  <m:t>-z</m:t>
+                </m:r>
+              </m:sup>
+            </m:sSup>
+            <m:ctrlPr>
+              <w:rPr>
+                <w:rFonts w:ascii="Cambria Math" w:hAnsi="Cambria Math"/>
+                <w:i/>
+              </w:rPr>
+            </m:ctrlPr>
+          </m:den>
+        </m:f>
+      </m:oMath>
+      <w:r>
+        <w:t xml:space="preserve"> </w:t>
+      </w:r>
+      <w:r>
+        <w:t>— sākotnēji bija populārs, to raksturoja gradienta vājināšanās</w:t>
+      </w:r>
+      <w:r>
+        <w:t xml:space="preserve"> </w:t>
+      </w:r>
+      <w:sdt>
+        <w:sdtPr>
+          <w:id w:val="213705159"/>
+          <w:citation/>
+        </w:sdtPr>
+        <w:sdtContent>
+          <w:r>
+            <w:fldChar w:fldCharType="begin"/>
+          </w:r>
+          <w:r>
+            <w:instrText xml:space="preserve"> CITATION Filali2022SupplyChainLSTM \l 2057 </w:instrText>
+          </w:r>
+          <w:r>
+            <w:fldChar w:fldCharType="separate"/>
+          </w:r>
+          <w:r>
+            <w:rPr>
+              <w:noProof/>
+            </w:rPr>
+            <w:t>(Filali, et al., 2022)</w:t>
+          </w:r>
+          <w:r>
+            <w:fldChar w:fldCharType="end"/>
+          </w:r>
+        </w:sdtContent>
+      </w:sdt>
+      <w:r>
+        <w:t xml:space="preserve">. </w:t>
+      </w:r>
+    </w:p>
+    <w:p>
+      <w:pPr>
+        <w:pStyle w:val="Uzsk-aizzmes"/>
+      </w:pPr>
+      <w:r>
+        <w:t>tanh:</w:t>
+      </w:r>
+      <w:r>
+        <w:t xml:space="preserve"> </w:t>
+      </w:r>
+      <m:oMath>
+        <m:func>
+          <m:funcPr>
+            <m:ctrlPr>
+              <w:rPr>
+                <w:rFonts w:ascii="Cambria Math" w:hAnsi="Cambria Math"/>
+              </w:rPr>
+            </m:ctrlPr>
+          </m:funcPr>
+          <m:fName>
+            <m:r>
+              <m:rPr>
+                <m:sty m:val="p"/>
+              </m:rPr>
+              <w:rPr>
+                <w:rFonts w:ascii="Cambria Math" w:hAnsi="Cambria Math"/>
+              </w:rPr>
+              <m:t>tanh</m:t>
+            </m:r>
+            <m:ctrlPr>
+              <w:rPr>
+                <w:rFonts w:ascii="Cambria Math" w:hAnsi="Cambria Math"/>
+                <w:i/>
+              </w:rPr>
+            </m:ctrlPr>
+          </m:fName>
+          <m:e>
+            <m:d>
+              <m:dPr>
+                <m:ctrlPr>
+                  <w:rPr>
+                    <w:rFonts w:ascii="Cambria Math" w:hAnsi="Cambria Math"/>
+                    <w:i/>
+                  </w:rPr>
+                </m:ctrlPr>
+              </m:dPr>
+              <m:e>
+                <m:r>
+                  <w:rPr>
+                    <w:rFonts w:ascii="Cambria Math" w:hAnsi="Cambria Math"/>
+                  </w:rPr>
+                  <m:t>z</m:t>
+                </m:r>
+              </m:e>
+            </m:d>
+          </m:e>
+        </m:func>
+      </m:oMath>
+      <w:r>
+        <w:t xml:space="preserve"> </w:t>
+      </w:r>
+      <w:r>
+        <w:t>ir hiperboliskā pieskares funkcija, ko bieži izmanto slēptajos slāņos</w:t>
+      </w:r>
+      <w:r>
+        <w:t xml:space="preserve"> </w:t>
+      </w:r>
+      <w:sdt>
+        <w:sdtPr>
+          <w:id w:val="1492905443"/>
+          <w:citation/>
+        </w:sdtPr>
+        <w:sdtContent>
+          <w:r>
+            <w:fldChar w:fldCharType="begin"/>
+          </w:r>
+          <w:r>
+            <w:instrText xml:space="preserve"> CITATION Min11 \l 2057 </w:instrText>
+          </w:r>
+          <w:r>
+            <w:fldChar w:fldCharType="separate"/>
+          </w:r>
+          <w:r>
+            <w:rPr>
+              <w:noProof/>
+            </w:rPr>
+            <w:t>(Minnett, Smith, Lennon, &amp; Hecht-Nielsen, 2011)</w:t>
+          </w:r>
+          <w:r>
+            <w:fldChar w:fldCharType="end"/>
+          </w:r>
+        </w:sdtContent>
+      </w:sdt>
+      <w:r>
+        <w:t xml:space="preserve">. </w:t>
+      </w:r>
+    </w:p>
+    <w:p>
+      <w:pPr>
+        <w:pStyle w:val="Uzsk-aizzmes"/>
+      </w:pPr>
+      <w:r>
+        <w:t>ReLU:</w:t>
+      </w:r>
+      <w:r>
+        <w:t xml:space="preserve"> </w:t>
+      </w:r>
+      <m:oMath>
+        <m:func>
+          <m:funcPr>
+            <m:ctrlPr>
+              <w:rPr>
+                <w:rFonts w:ascii="Cambria Math" w:hAnsi="Cambria Math"/>
+              </w:rPr>
+            </m:ctrlPr>
+          </m:funcPr>
+          <m:fName>
+            <m:r>
+              <m:rPr>
+                <m:sty m:val="p"/>
+              </m:rPr>
+              <w:rPr>
+                <w:rFonts w:ascii="Cambria Math" w:hAnsi="Cambria Math"/>
+              </w:rPr>
+              <m:t>max</m:t>
+            </m:r>
+            <m:ctrlPr>
+              <w:rPr>
+                <w:rFonts w:ascii="Cambria Math" w:hAnsi="Cambria Math"/>
+                <w:i/>
+              </w:rPr>
+            </m:ctrlPr>
+          </m:fName>
+          <m:e>
+            <m:d>
+              <m:dPr>
+                <m:ctrlPr>
+                  <w:rPr>
+                    <w:rFonts w:ascii="Cambria Math" w:hAnsi="Cambria Math"/>
+                    <w:i/>
+                  </w:rPr>
+                </m:ctrlPr>
+              </m:dPr>
+              <m:e>
+                <m:r>
+                  <w:rPr>
+                    <w:rFonts w:ascii="Cambria Math" w:hAnsi="Cambria Math"/>
+                  </w:rPr>
+                  <m:t>0,z</m:t>
+                </m:r>
+              </m:e>
+            </m:d>
+          </m:e>
+        </m:func>
+      </m:oMath>
+      <w:r>
+        <w:t xml:space="preserve"> ir vienkārša aktivizācijas funkcija, ko bieži izmanto dziļu tīklu ātrai apmācībai</w:t>
+      </w:r>
+      <w:sdt>
+        <w:sdtPr>
+          <w:id w:val="-678195628"/>
+          <w:citation/>
+        </w:sdtPr>
+        <w:sdtContent>
+          <w:r>
+            <w:fldChar w:fldCharType="begin"/>
+          </w:r>
+          <w:r>
+            <w:instrText xml:space="preserve"> CITATION Sirisha2022ProfitPrediction \l 1062 </w:instrText>
+          </w:r>
+          <w:r>
+            <w:fldChar w:fldCharType="separate"/>
+          </w:r>
+          <w:r>
+            <w:rPr>
+              <w:noProof/>
+            </w:rPr>
+            <w:t xml:space="preserve"> (Sirisha, Belavagi, &amp; Attigeri, 2022)</w:t>
+          </w:r>
+          <w:r>
+            <w:fldChar w:fldCharType="end"/>
+          </w:r>
+        </w:sdtContent>
+      </w:sdt>
+      <w:r>
+        <w:t>.</w:t>
+      </w:r>
+    </w:p>
+    <w:p>
+      <w:pPr>
+        <w:pStyle w:val="Teksts"/>
+        <w:rPr>
+          <w:lang w:val="ru-RU"/>
+        </w:rPr>
+      </w:pPr>
+      <w:r>
+        <w:t xml:space="preserve">Rekurentās arhitektūrās (tostarp LSTM) nelinearitātes ir sastopamas šūnā (izmantojot sigmoīdu un (tanh)), bet regresijas izejā parasti tiek izmantota arī lineāra </w:t>
+      </w:r>
+      <w:r>
+        <w:lastRenderedPageBreak/>
+        <w:t>(pilnībā savienota vai blīva) transformācija</w:t>
+      </w:r>
+      <w:r>
+        <w:t xml:space="preserve"> </w:t>
+      </w:r>
+      <w:sdt>
+        <w:sdtPr>
+          <w:id w:val="-555778953"/>
+          <w:citation/>
+        </w:sdtPr>
+        <w:sdtContent>
+          <w:r>
+            <w:fldChar w:fldCharType="begin"/>
+          </w:r>
+          <w:r>
+            <w:instrText xml:space="preserve">CITATION SBS2023RetailSalesForecasting \l 1062 </w:instrText>
+          </w:r>
+          <w:r>
+            <w:fldChar w:fldCharType="separate"/>
+          </w:r>
+          <w:r>
+            <w:rPr>
+              <w:noProof/>
+            </w:rPr>
+            <w:t>(Suresh &amp; Suresh, 2023)</w:t>
+          </w:r>
+          <w:r>
+            <w:fldChar w:fldCharType="end"/>
+          </w:r>
+        </w:sdtContent>
+      </w:sdt>
+      <w:r>
+        <w:t xml:space="preserve"> </w:t>
+      </w:r>
+      <w:sdt>
+        <w:sdtPr>
+          <w:id w:val="530148263"/>
+          <w:citation/>
+        </w:sdtPr>
+        <w:sdtContent>
+          <w:r>
+            <w:fldChar w:fldCharType="begin"/>
+          </w:r>
+          <w:r>
+            <w:instrText xml:space="preserve"> CITATION Sirisha2022ProfitPrediction \l 1062 </w:instrText>
+          </w:r>
+          <w:r>
+            <w:fldChar w:fldCharType="separate"/>
+          </w:r>
+          <w:r>
+            <w:rPr>
+              <w:noProof/>
+            </w:rPr>
+            <w:t xml:space="preserve"> (Sirisha, Belavagi, &amp; Attigeri, 2022)</w:t>
+          </w:r>
+          <w:r>
+            <w:fldChar w:fldCharType="end"/>
+          </w:r>
+        </w:sdtContent>
+      </w:sdt>
+      <w:r>
+        <w:t>.</w:t>
+      </w:r>
+    </w:p>
+    <w:p>
+      <w:pPr>
+        <w:pStyle w:val="3-lm-virsraksts"/>
+        <w:rPr>
+          <w:lang w:val="ru-RU"/>
+        </w:rPr>
+      </w:pPr>
+      <w:r>
+        <w:rPr>
+          <w:lang w:val="ru-RU"/>
+        </w:rPr>
+        <w:t>Tīkla apmācība</w:t>
+      </w:r>
+    </w:p>
+    <w:p>
+      <w:pPr>
+        <w:pStyle w:val="Teksts"/>
+      </w:pPr>
+      <w:r>
+        <w:t xml:space="preserve">Tīkls tiek apmācīts, minimizējot zaudējumu funkciju, kas apraksta neatbilstību starp prognozēm un faktisko vērtību. </w:t>
+      </w:r>
+      <w:r>
+        <w:rPr>
+          <w:i/>
+          <w:iCs/>
+        </w:rPr>
+        <w:t>N</w:t>
+      </w:r>
+      <w:r>
+        <w:t xml:space="preserve"> paraugiem funkciju var uzrakstīt šādi:</w:t>
+      </w:r>
+    </w:p>
+    <w:p>
+      <w:pPr>
+        <w:pStyle w:val="Teksts"/>
+        <w:tabs>
+          <w:tab w:val="center" w:pos="4395"/>
+          <w:tab w:val="right" w:pos="8222"/>
+        </w:tabs>
+        <w:ind w:firstLine="0"/>
+      </w:pPr>
+      <w:r>
+        <w:tab/>
+      </w:r>
+      <m:oMath>
+        <m:r>
+          <m:rPr>
+            <m:scr m:val="script"/>
+            <m:sty m:val="p"/>
+          </m:rPr>
+          <w:rPr>
+            <w:rFonts w:ascii="Cambria Math" w:hAnsi="Cambria Math"/>
+          </w:rPr>
+          <m:t>L=</m:t>
+        </m:r>
+        <m:f>
+          <m:fPr>
+            <m:ctrlPr>
+              <w:rPr>
+                <w:rFonts w:ascii="Cambria Math" w:hAnsi="Cambria Math"/>
+              </w:rPr>
+            </m:ctrlPr>
+          </m:fPr>
+          <m:num>
+            <m:r>
+              <m:rPr>
+                <m:sty m:val="p"/>
+              </m:rPr>
+              <w:rPr>
+                <w:rFonts w:ascii="Cambria Math" w:hAnsi="Cambria Math"/>
+              </w:rPr>
+              <m:t>1</m:t>
+            </m:r>
+          </m:num>
+          <m:den>
+            <m:r>
+              <w:rPr>
+                <w:rFonts w:ascii="Cambria Math" w:hAnsi="Cambria Math"/>
+              </w:rPr>
+              <m:t>N</m:t>
+            </m:r>
+          </m:den>
+        </m:f>
+        <m:nary>
+          <m:naryPr>
+            <m:chr m:val="∑"/>
+            <m:ctrlPr>
+              <w:rPr>
+                <w:rFonts w:ascii="Cambria Math" w:hAnsi="Cambria Math"/>
+              </w:rPr>
+            </m:ctrlPr>
+          </m:naryPr>
+          <m:sub>
+            <m:r>
+              <w:rPr>
+                <w:rFonts w:ascii="Cambria Math" w:hAnsi="Cambria Math"/>
+              </w:rPr>
+              <m:t>i</m:t>
+            </m:r>
+            <m:r>
+              <m:rPr>
+                <m:sty m:val="p"/>
+              </m:rPr>
+              <w:rPr>
+                <w:rFonts w:ascii="Cambria Math" w:hAnsi="Cambria Math"/>
+              </w:rPr>
+              <m:t>=1</m:t>
+            </m:r>
+          </m:sub>
+          <m:sup>
+            <m:r>
+              <w:rPr>
+                <w:rFonts w:ascii="Cambria Math" w:hAnsi="Cambria Math"/>
+              </w:rPr>
+              <m:t>N</m:t>
+            </m:r>
+          </m:sup>
+          <m:e>
+            <m:r>
+              <w:rPr>
+                <w:rFonts w:ascii="Cambria Math" w:hAnsi="Cambria Math"/>
+              </w:rPr>
+              <m:t>L</m:t>
+            </m:r>
+            <m:d>
+              <m:dPr>
+                <m:ctrlPr>
+                  <w:rPr>
+                    <w:rFonts w:ascii="Cambria Math" w:hAnsi="Cambria Math"/>
+                  </w:rPr>
+                </m:ctrlPr>
+              </m:dPr>
+              <m:e>
+                <m:sSub>
+                  <m:sSubPr>
+                    <m:ctrlPr>
+                      <w:rPr>
+                        <w:rFonts w:ascii="Cambria Math" w:hAnsi="Cambria Math"/>
+                      </w:rPr>
+                    </m:ctrlPr>
+                  </m:sSubPr>
+                  <m:e>
+                    <m:r>
+                      <w:rPr>
+                        <w:rFonts w:ascii="Cambria Math" w:hAnsi="Cambria Math"/>
+                      </w:rPr>
+                      <m:t>x</m:t>
+                    </m:r>
+                  </m:e>
+                  <m:sub>
+                    <m:r>
+                      <w:rPr>
+                        <w:rFonts w:ascii="Cambria Math" w:hAnsi="Cambria Math"/>
+                      </w:rPr>
+                      <m:t>i</m:t>
+                    </m:r>
+                  </m:sub>
+                </m:sSub>
+                <m:r>
+                  <m:rPr>
+                    <m:sty m:val="p"/>
+                  </m:rPr>
+                  <w:rPr>
+                    <w:rFonts w:ascii="Cambria Math" w:hAnsi="Cambria Math"/>
+                  </w:rPr>
+                  <m:t>,θ</m:t>
+                </m:r>
+              </m:e>
+            </m:d>
+          </m:e>
+        </m:nary>
+        <m:r>
+          <m:rPr>
+            <m:sty m:val="p"/>
+          </m:rPr>
+          <w:rPr>
+            <w:rFonts w:ascii="Cambria Math" w:hAnsi="Cambria Math"/>
+          </w:rPr>
+          <m:t>,</m:t>
+        </m:r>
+      </m:oMath>
+      <w:r>
+        <w:tab/>
+      </w:r>
+      <w:r>
+        <w:t xml:space="preserve"> (</w:t>
+      </w:r>
+      <w:r>
+        <w:fldChar w:fldCharType="begin"/>
+      </w:r>
+      <w:r>
+        <w:instrText xml:space="preserve"> STYLEREF  \s 1-līm-numurēts-virsraksts </w:instrText>
+      </w:r>
+      <w:r>
+        <w:fldChar w:fldCharType="separate"/>
+      </w:r>
+      <w:r>
+        <w:rPr>
+          <w:noProof/>
+        </w:rPr>
+        <w:t>5</w:t>
+      </w:r>
+      <w:r>
+        <w:fldChar w:fldCharType="end"/>
+      </w:r>
+      <w:r>
+        <w:t>.</w:t>
+      </w:r>
+      <w:r>
+        <w:fldChar w:fldCharType="begin"/>
+      </w:r>
+      <w:r>
+        <w:instrText xml:space="preserve"> SEQ Vienādojums \* ARABIC \s 1 </w:instrText>
+      </w:r>
+      <w:r>
+        <w:fldChar w:fldCharType="separate"/>
+      </w:r>
+      <w:r>
+        <w:rPr>
+          <w:noProof/>
+        </w:rPr>
+        <w:t>6</w:t>
+      </w:r>
+      <w:r>
+        <w:fldChar w:fldCharType="end"/>
+      </w:r>
+      <w:r>
+        <w:t>)</w:t>
+      </w:r>
+    </w:p>
+    <w:p>
+      <w:pPr>
+        <w:pStyle w:val="Teksts"/>
+      </w:pPr>
+      <w:r>
+        <w:t xml:space="preserve">kur </w:t>
+      </w:r>
+      <m:oMath>
+        <m:r>
+          <w:rPr>
+            <w:rFonts w:ascii="Cambria Math" w:hAnsi="Cambria Math"/>
+          </w:rPr>
+          <m:t>θ</m:t>
+        </m:r>
+      </m:oMath>
+      <w:r>
+        <w:t xml:space="preserve"> ir tīkla parametri. </w:t>
+      </w:r>
+    </w:p>
+    <w:p>
+      <w:pPr>
+        <w:pStyle w:val="Teksts"/>
+      </w:pPr>
+      <w:r>
+        <w:t>Šīs funkcijas gradienti tiek aprēķināti apmācības laikā un izmantoti svaru atjaunināšanai. Neironu tīklos to parasti panāk ar atpakaļizplatīšanas</w:t>
+      </w:r>
+      <w:r>
+        <w:t xml:space="preserve"> (</w:t>
+      </w:r>
+      <w:r>
+        <w:rPr>
+          <w:i/>
+          <w:iCs/>
+        </w:rPr>
+        <w:t>backprop</w:t>
+      </w:r>
+      <w:r>
+        <w:rPr>
+          <w:i/>
+          <w:iCs/>
+        </w:rPr>
+        <w:t>a</w:t>
+      </w:r>
+      <w:r>
+        <w:rPr>
+          <w:i/>
+          <w:iCs/>
+        </w:rPr>
+        <w:t>gation</w:t>
+      </w:r>
+      <w:r>
+        <w:t>)</w:t>
+      </w:r>
+      <w:r>
+        <w:t xml:space="preserve"> algoritmu, kas aprēķina zaudējumu funkcijas gradientus no tīkla svariem</w:t>
+      </w:r>
+      <w:r>
+        <w:t xml:space="preserve"> </w:t>
+      </w:r>
+      <w:sdt>
+        <w:sdtPr>
+          <w:id w:val="-297299779"/>
+          <w:citation/>
+        </w:sdtPr>
+        <w:sdtContent>
+          <w:r>
+            <w:fldChar w:fldCharType="begin"/>
+          </w:r>
+          <w:r>
+            <w:instrText xml:space="preserve"> CITATION JiC24 \l 1062 </w:instrText>
+          </w:r>
+          <w:r>
+            <w:fldChar w:fldCharType="separate"/>
+          </w:r>
+          <w:r>
+            <w:rPr>
+              <w:noProof/>
+            </w:rPr>
+            <w:t>(Ji, 2024)</w:t>
+          </w:r>
+          <w:r>
+            <w:fldChar w:fldCharType="end"/>
+          </w:r>
+        </w:sdtContent>
+      </w:sdt>
+      <w:sdt>
+        <w:sdtPr>
+          <w:id w:val="1465230448"/>
+          <w:citation/>
+        </w:sdtPr>
+        <w:sdtContent>
+          <w:r>
+            <w:fldChar w:fldCharType="begin"/>
+          </w:r>
+          <w:r>
+            <w:instrText xml:space="preserve"> CITATION Min11 \l 1062 </w:instrText>
+          </w:r>
+          <w:r>
+            <w:fldChar w:fldCharType="separate"/>
+          </w:r>
+          <w:r>
+            <w:rPr>
+              <w:noProof/>
+            </w:rPr>
+            <w:t xml:space="preserve"> (Minnett, Smith, Lennon, &amp; Hecht-Nielsen, 2011)</w:t>
+          </w:r>
+          <w:r>
+            <w:fldChar w:fldCharType="end"/>
+          </w:r>
+        </w:sdtContent>
+      </w:sdt>
+      <w:r>
+        <w:t>.</w:t>
+      </w:r>
+    </w:p>
+    <w:p>
+      <w:pPr>
+        <w:pStyle w:val="Teksts"/>
+      </w:pPr>
+      <w:r>
+        <w:t>Regresijas problēmās kā zaudējumu funkcija bieži tiek izmantota vidējā kvadrātiskā kļūda (MSE). Piemēram, to var uzrakstīt šādi</w:t>
+      </w:r>
+      <w:r>
+        <w:t xml:space="preserve"> </w:t>
+      </w:r>
+      <w:sdt>
+        <w:sdtPr>
+          <w:id w:val="-2056005193"/>
+          <w:citation/>
+        </w:sdtPr>
+        <w:sdtContent>
+          <w:r>
+            <w:fldChar w:fldCharType="begin"/>
+          </w:r>
+          <w:r>
+            <w:instrText xml:space="preserve"> CITATION Min11 \l 1062 </w:instrText>
+          </w:r>
+          <w:r>
+            <w:fldChar w:fldCharType="separate"/>
+          </w:r>
+          <w:r>
+            <w:rPr>
+              <w:noProof/>
+            </w:rPr>
+            <w:t>(Minnett, Smith, Lennon, &amp; Hecht-Nielsen, 2011)</w:t>
+          </w:r>
+          <w:r>
+            <w:fldChar w:fldCharType="end"/>
+          </w:r>
+        </w:sdtContent>
+      </w:sdt>
+      <w:r>
+        <w:t>:</w:t>
+      </w:r>
+    </w:p>
+    <w:p>
+      <w:pPr>
+        <w:pStyle w:val="Teksts"/>
+        <w:tabs>
+          <w:tab w:val="center" w:pos="4395"/>
+          <w:tab w:val="right" w:pos="8222"/>
+        </w:tabs>
+        <w:ind w:firstLine="0"/>
+      </w:pPr>
+      <w:r>
+        <w:tab/>
+      </w:r>
+      <m:oMath>
+        <m:r>
+          <m:rPr>
+            <m:sty m:val="p"/>
+          </m:rPr>
+          <w:rPr>
+            <w:rFonts w:ascii="Cambria Math" w:hAnsi="Cambria Math"/>
+          </w:rPr>
+          <m:t>ε</m:t>
+        </m:r>
+        <m:d>
+          <m:dPr>
+            <m:ctrlPr>
+              <w:rPr>
+                <w:rFonts w:ascii="Cambria Math" w:hAnsi="Cambria Math"/>
+              </w:rPr>
+            </m:ctrlPr>
+          </m:dPr>
+          <m:e>
+            <m:r>
+              <w:rPr>
+                <w:rFonts w:ascii="Cambria Math" w:hAnsi="Cambria Math"/>
+              </w:rPr>
+              <m:t>u</m:t>
+            </m:r>
+            <m:r>
+              <m:rPr>
+                <m:sty m:val="p"/>
+              </m:rPr>
+              <w:rPr>
+                <w:rFonts w:ascii="Cambria Math" w:hAnsi="Cambria Math"/>
+              </w:rPr>
+              <m:t>,</m:t>
+            </m:r>
+            <m:r>
+              <w:rPr>
+                <w:rFonts w:ascii="Cambria Math" w:hAnsi="Cambria Math"/>
+              </w:rPr>
+              <m:t>v</m:t>
+            </m:r>
+          </m:e>
+        </m:d>
+        <m:r>
+          <m:rPr>
+            <m:sty m:val="p"/>
+          </m:rPr>
+          <w:rPr>
+            <w:rFonts w:ascii="Cambria Math" w:hAnsi="Cambria Math"/>
+          </w:rPr>
+          <m:t>=</m:t>
+        </m:r>
+        <m:f>
+          <m:fPr>
+            <m:ctrlPr>
+              <w:rPr>
+                <w:rFonts w:ascii="Cambria Math" w:hAnsi="Cambria Math"/>
+              </w:rPr>
+            </m:ctrlPr>
+          </m:fPr>
+          <m:num>
+            <m:r>
+              <m:rPr>
+                <m:sty m:val="p"/>
+              </m:rPr>
+              <w:rPr>
+                <w:rFonts w:ascii="Cambria Math" w:hAnsi="Cambria Math"/>
+              </w:rPr>
+              <m:t>1</m:t>
+            </m:r>
+          </m:num>
+          <m:den>
+            <m:r>
+              <w:rPr>
+                <w:rFonts w:ascii="Cambria Math" w:hAnsi="Cambria Math"/>
+              </w:rPr>
+              <m:t>T</m:t>
+            </m:r>
+          </m:den>
+        </m:f>
+        <m:nary>
+          <m:naryPr>
+            <m:chr m:val="∑"/>
+            <m:ctrlPr>
+              <w:rPr>
+                <w:rFonts w:ascii="Cambria Math" w:hAnsi="Cambria Math"/>
+              </w:rPr>
+            </m:ctrlPr>
+          </m:naryPr>
+          <m:sub>
+            <m:r>
+              <w:rPr>
+                <w:rFonts w:ascii="Cambria Math" w:hAnsi="Cambria Math"/>
+              </w:rPr>
+              <m:t>t</m:t>
+            </m:r>
+            <m:r>
+              <m:rPr>
+                <m:sty m:val="p"/>
+              </m:rPr>
+              <w:rPr>
+                <w:rFonts w:ascii="Cambria Math" w:hAnsi="Cambria Math"/>
+              </w:rPr>
+              <m:t>=1</m:t>
+            </m:r>
+          </m:sub>
+          <m:sup>
+            <m:r>
+              <w:rPr>
+                <w:rFonts w:ascii="Cambria Math" w:hAnsi="Cambria Math"/>
+              </w:rPr>
+              <m:t>T</m:t>
+            </m:r>
+          </m:sup>
+          <m:e>
+            <m:sSup>
+              <m:sSupPr>
+                <m:ctrlPr>
+                  <w:rPr>
+                    <w:rFonts w:ascii="Cambria Math" w:hAnsi="Cambria Math"/>
+                  </w:rPr>
+                </m:ctrlPr>
+              </m:sSupPr>
+              <m:e>
+                <m:d>
+                  <m:dPr>
+                    <m:ctrlPr>
+                      <w:rPr>
+                        <w:rFonts w:ascii="Cambria Math" w:hAnsi="Cambria Math"/>
+                      </w:rPr>
+                    </m:ctrlPr>
+                  </m:dPr>
+                  <m:e>
+                    <m:sSub>
+                      <m:sSubPr>
+                        <m:ctrlPr>
+                          <w:rPr>
+                            <w:rFonts w:ascii="Cambria Math" w:hAnsi="Cambria Math"/>
+                          </w:rPr>
+                        </m:ctrlPr>
+                      </m:sSubPr>
+                      <m:e>
+                        <m:r>
+                          <w:rPr>
+                            <w:rFonts w:ascii="Cambria Math" w:hAnsi="Cambria Math"/>
+                          </w:rPr>
+                          <m:t>y</m:t>
+                        </m:r>
+                      </m:e>
+                      <m:sub>
+                        <m:r>
+                          <w:rPr>
+                            <w:rFonts w:ascii="Cambria Math" w:hAnsi="Cambria Math"/>
+                          </w:rPr>
+                          <m:t>t</m:t>
+                        </m:r>
+                      </m:sub>
+                    </m:sSub>
+                    <m:r>
+                      <m:rPr>
+                        <m:sty m:val="p"/>
+                      </m:rPr>
+                      <w:rPr>
+                        <w:rFonts w:ascii="Cambria Math" w:hAnsi="Cambria Math"/>
+                      </w:rPr>
+                      <m:t>-</m:t>
+                    </m:r>
+                    <m:acc>
+                      <m:accPr>
+                        <m:ctrlPr>
+                          <w:rPr>
+                            <w:rFonts w:ascii="Cambria Math" w:hAnsi="Cambria Math"/>
+                          </w:rPr>
+                        </m:ctrlPr>
+                      </m:accPr>
+                      <m:e>
+                        <m:sSub>
+                          <m:sSubPr>
+                            <m:ctrlPr>
+                              <w:rPr>
+                                <w:rFonts w:ascii="Cambria Math" w:hAnsi="Cambria Math"/>
+                              </w:rPr>
+                            </m:ctrlPr>
+                          </m:sSubPr>
+                          <m:e>
+                            <m:r>
+                              <w:rPr>
+                                <w:rFonts w:ascii="Cambria Math" w:hAnsi="Cambria Math"/>
+                              </w:rPr>
+                              <m:t>y</m:t>
+                            </m:r>
+                          </m:e>
+                          <m:sub>
+                            <m:r>
+                              <w:rPr>
+                                <w:rFonts w:ascii="Cambria Math" w:hAnsi="Cambria Math"/>
+                              </w:rPr>
+                              <m:t>t</m:t>
+                            </m:r>
+                          </m:sub>
+                        </m:sSub>
+                      </m:e>
+                    </m:acc>
+                  </m:e>
+                </m:d>
+              </m:e>
+              <m:sup>
+                <m:r>
+                  <m:rPr>
+                    <m:sty m:val="p"/>
+                  </m:rPr>
+                  <w:rPr>
+                    <w:rFonts w:ascii="Cambria Math" w:hAnsi="Cambria Math"/>
+                  </w:rPr>
+                  <m:t>2</m:t>
+                </m:r>
+              </m:sup>
+            </m:sSup>
+          </m:e>
+        </m:nary>
+        <m:r>
+          <m:rPr>
+            <m:sty m:val="p"/>
+          </m:rPr>
+          <w:rPr>
+            <w:rFonts w:ascii="Cambria Math" w:hAnsi="Cambria Math"/>
+          </w:rPr>
+          <m:t>,</m:t>
+        </m:r>
+      </m:oMath>
+      <w:r>
+        <w:tab/>
+      </w:r>
+      <w:r>
+        <w:t xml:space="preserve"> (</w:t>
+      </w:r>
+      <w:r>
+        <w:fldChar w:fldCharType="begin"/>
+      </w:r>
+      <w:r>
+        <w:instrText xml:space="preserve"> STYLEREF  \s 1-līm-numurēts-virsraksts </w:instrText>
+      </w:r>
+      <w:r>
+        <w:fldChar w:fldCharType="separate"/>
+      </w:r>
+      <w:r>
+        <w:rPr>
+          <w:noProof/>
+        </w:rPr>
+        <w:t>5</w:t>
+      </w:r>
+      <w:r>
+        <w:fldChar w:fldCharType="end"/>
+      </w:r>
+      <w:r>
+        <w:t>.</w:t>
+      </w:r>
+      <w:r>
+        <w:fldChar w:fldCharType="begin"/>
+      </w:r>
+      <w:r>
+        <w:instrText xml:space="preserve"> SEQ Vienādojums \* ARABIC \s 1 </w:instrText>
+      </w:r>
+      <w:r>
+        <w:fldChar w:fldCharType="separate"/>
+      </w:r>
+      <w:r>
+        <w:rPr>
+          <w:noProof/>
+        </w:rPr>
+        <w:t>7</w:t>
+      </w:r>
+      <w:r>
+        <w:fldChar w:fldCharType="end"/>
+      </w:r>
+      <w:r>
+        <w:t>)</w:t>
+      </w:r>
+    </w:p>
+    <w:p>
+      <w:pPr>
+        <w:pStyle w:val="Teksts"/>
+        <w:tabs>
+          <w:tab w:val="left" w:pos="1418"/>
+        </w:tabs>
+      </w:pPr>
+      <w:r>
+        <w:t xml:space="preserve">kur </w:t>
+      </w:r>
+      <w:r>
+        <w:tab/>
+      </w:r>
+      <m:oMath>
+        <m:r>
+          <w:rPr>
+            <w:rFonts w:ascii="Cambria Math" w:hAnsi="Cambria Math"/>
+          </w:rPr>
+          <m:t>T</m:t>
+        </m:r>
+      </m:oMath>
+      <w:r>
+        <w:t xml:space="preserve"> ir apmācības piemēru skaits, </w:t>
+      </w:r>
+    </w:p>
+    <w:p>
+      <w:pPr>
+        <w:pStyle w:val="Teksts"/>
+        <w:tabs>
+          <w:tab w:val="left" w:pos="1418"/>
+        </w:tabs>
+      </w:pPr>
+      <w:r>
+        <w:tab/>
+      </w:r>
+      <m:oMath>
+        <m:sSub>
+          <m:sSubPr>
+            <m:ctrlPr>
+              <w:rPr>
+                <w:rFonts w:ascii="Cambria Math" w:hAnsi="Cambria Math"/>
+              </w:rPr>
+            </m:ctrlPr>
+          </m:sSubPr>
+          <m:e>
+            <m:r>
+              <w:rPr>
+                <w:rFonts w:ascii="Cambria Math" w:hAnsi="Cambria Math"/>
+              </w:rPr>
+              <m:t>y</m:t>
+            </m:r>
+          </m:e>
+          <m:sub>
+            <m:r>
+              <w:rPr>
+                <w:rFonts w:ascii="Cambria Math" w:hAnsi="Cambria Math"/>
+              </w:rPr>
+              <m:t>t</m:t>
+            </m:r>
+          </m:sub>
+        </m:sSub>
+      </m:oMath>
+      <w:r>
+        <w:t xml:space="preserve"> ir pareizā vērtība</w:t>
+      </w:r>
+      <w:r>
+        <w:t>,</w:t>
+      </w:r>
+    </w:p>
+    <w:p>
+      <w:pPr>
+        <w:pStyle w:val="Teksts"/>
+        <w:tabs>
+          <w:tab w:val="left" w:pos="1418"/>
+        </w:tabs>
+      </w:pPr>
+      <w:r>
+        <w:tab/>
+      </w:r>
+      <m:oMath>
+        <m:acc>
+          <m:accPr>
+            <m:ctrlPr>
+              <w:rPr>
+                <w:rFonts w:ascii="Cambria Math" w:hAnsi="Cambria Math"/>
+              </w:rPr>
+            </m:ctrlPr>
+          </m:accPr>
+          <m:e>
+            <m:sSub>
+              <m:sSubPr>
+                <m:ctrlPr>
+                  <w:rPr>
+                    <w:rFonts w:ascii="Cambria Math" w:hAnsi="Cambria Math"/>
+                  </w:rPr>
+                </m:ctrlPr>
+              </m:sSubPr>
+              <m:e>
+                <m:r>
+                  <w:rPr>
+                    <w:rFonts w:ascii="Cambria Math" w:hAnsi="Cambria Math"/>
+                  </w:rPr>
+                  <m:t>y</m:t>
+                </m:r>
+              </m:e>
+              <m:sub>
+                <m:r>
+                  <w:rPr>
+                    <w:rFonts w:ascii="Cambria Math" w:hAnsi="Cambria Math"/>
+                  </w:rPr>
+                  <m:t>t</m:t>
+                </m:r>
+              </m:sub>
+            </m:sSub>
+          </m:e>
+        </m:acc>
+      </m:oMath>
+      <w:r>
+        <w:t xml:space="preserve"> ir tīkla prognoze.</w:t>
+      </w:r>
+    </w:p>
+    <w:p>
+      <w:pPr>
+        <w:pStyle w:val="3-lm-virsraksts"/>
+      </w:pPr>
+      <w:r>
+        <w:t>Optimizācija: SGD un adaptīvie optimizētāji</w:t>
+      </w:r>
+    </w:p>
+    <w:p>
+      <w:pPr>
+        <w:pStyle w:val="Teksts"/>
+      </w:pPr>
+      <w:r>
+        <w:t xml:space="preserve">Pēc gradientu aprēķināšanas tīkla parametrus atjaunina optimizētājs, kas izmanto dažādas metodes. Piemēram, tās, kas balstītas uz stohastisko gradientu. Tos nosaka mācīšanās ātrums </w:t>
+      </w:r>
+      <w:sdt>
+        <w:sdtPr>
+          <w:id w:val="1904405384"/>
+          <w:citation/>
+        </w:sdtPr>
+        <w:sdtContent>
+          <w:r>
+            <w:fldChar w:fldCharType="begin"/>
+          </w:r>
+          <w:r>
+            <w:instrText xml:space="preserve"> CITATION JiC24 \l 1062 </w:instrText>
+          </w:r>
+          <w:r>
+            <w:fldChar w:fldCharType="separate"/>
+          </w:r>
+          <w:r>
+            <w:rPr>
+              <w:noProof/>
+            </w:rPr>
+            <w:t>(Ji, 2024)</w:t>
+          </w:r>
+          <w:r>
+            <w:fldChar w:fldCharType="end"/>
+          </w:r>
+        </w:sdtContent>
+      </w:sdt>
+      <w:r>
+        <w:t>.</w:t>
+      </w:r>
+    </w:p>
+    <w:p>
+      <w:pPr>
+        <w:pStyle w:val="Teksts"/>
+      </w:pPr>
+      <w:r>
+        <w:t>SGD (</w:t>
+      </w:r>
+      <w:r>
+        <w:rPr>
+          <w:i/>
+          <w:iCs/>
+        </w:rPr>
+        <w:t>stochastic gradient descent</w:t>
+      </w:r>
+      <w:r>
+        <w:t xml:space="preserve">) izmanto gradientus, kas aprēķināti nejauši izvēlētai mini partijai, nevis visam datu kopumam, lai atjauninātu svarus. Momentum-SGD izmanto inerciālos gradientus, lai izlīdzinātu svārstības. RMSprop izmanto eksponenciāli sarūkošu vidējo kvadrātisko gradientu. </w:t>
+      </w:r>
+      <w:r>
+        <w:t xml:space="preserve">Adam </w:t>
+      </w:r>
+      <w:r>
+        <w:t xml:space="preserve">apvieno impulsa un RMSprop ideju, izmantojot gradienta pirmā un otrā momenta aplēses </w:t>
+      </w:r>
+      <w:sdt>
+        <w:sdtPr>
+          <w:id w:val="-1548527382"/>
+          <w:citation/>
+        </w:sdtPr>
+        <w:sdtContent>
+          <w:r>
+            <w:fldChar w:fldCharType="begin"/>
+          </w:r>
+          <w:r>
+            <w:instrText xml:space="preserve"> CITATION JiC24 \l 1062 </w:instrText>
+          </w:r>
+          <w:r>
+            <w:fldChar w:fldCharType="separate"/>
+          </w:r>
+          <w:r>
+            <w:rPr>
+              <w:noProof/>
+            </w:rPr>
+            <w:t>(Ji, 2024)</w:t>
+          </w:r>
+          <w:r>
+            <w:fldChar w:fldCharType="end"/>
+          </w:r>
+        </w:sdtContent>
+      </w:sdt>
+      <w:r>
+        <w:t>.</w:t>
+      </w:r>
+    </w:p>
+    <w:p>
+      <w:pPr>
+        <w:pStyle w:val="Teksts"/>
+      </w:pPr>
+      <w:r>
+        <w:t>Eksperimentā izvēlētā konkrētā optimizētāja un zaudējumu funkcijas pamatojums ir apspriests tālāk ieviešanas sadaļā.</w:t>
+      </w:r>
+    </w:p>
+    <w:p>
+      <w:pPr>
+        <w:pStyle w:val="3-lm-virsraksts"/>
+        <w:rPr>
+          <w:lang w:val="ru-RU"/>
+        </w:rPr>
+      </w:pPr>
+      <w:r>
+        <w:lastRenderedPageBreak/>
+        <w:t>Iezīmju</w:t>
+      </w:r>
+      <w:r>
+        <w:t xml:space="preserve"> (</w:t>
+      </w:r>
+      <w:r>
+        <w:rPr>
+          <w:i/>
+          <w:iCs/>
+        </w:rPr>
+        <w:t>features</w:t>
+      </w:r>
+      <w:r>
+        <w:t>)</w:t>
+      </w:r>
+      <w:r>
+        <w:t xml:space="preserve"> standartizācija un normalizācija</w:t>
+      </w:r>
+    </w:p>
+    <w:p>
+      <w:pPr>
+        <w:pStyle w:val="Teksts"/>
+        <w:rPr>
+          <w:lang w:val="ru-RU"/>
+        </w:rPr>
+      </w:pPr>
+      <w:r>
+        <w:t>Pastāv divi līdzīgi jēdzieni</w:t>
+      </w:r>
+      <w:r>
+        <w:t xml:space="preserve"> </w:t>
+      </w:r>
+      <w:commentRangeStart w:id="128"/>
+      <w:sdt>
+        <w:sdtPr>
+          <w:id w:val="1445189478"/>
+          <w:citation/>
+        </w:sdtPr>
+        <w:sdtContent>
+          <w:r>
+            <w:fldChar w:fldCharType="begin"/>
+          </w:r>
+          <w:r>
+            <w:rPr>
+              <w:lang w:val="ru-RU"/>
+            </w:rPr>
+            <w:instrText xml:space="preserve"> </w:instrText>
+          </w:r>
+          <w:r>
+            <w:rPr>
+              <w:lang w:val="it-IT"/>
+            </w:rPr>
+            <w:instrText>CITATION</w:instrText>
+          </w:r>
+          <w:r>
+            <w:rPr>
+              <w:lang w:val="ru-RU"/>
+            </w:rPr>
+            <w:instrText xml:space="preserve"> </w:instrText>
+          </w:r>
+          <w:r>
+            <w:rPr>
+              <w:lang w:val="it-IT"/>
+            </w:rPr>
+            <w:instrText>Bor</w:instrText>
+          </w:r>
+          <w:r>
+            <w:rPr>
+              <w:lang w:val="ru-RU"/>
+            </w:rPr>
+            <w:instrText>25 \</w:instrText>
+          </w:r>
+          <w:r>
+            <w:rPr>
+              <w:lang w:val="it-IT"/>
+            </w:rPr>
+            <w:instrText>l</w:instrText>
+          </w:r>
+          <w:r>
+            <w:rPr>
+              <w:lang w:val="ru-RU"/>
+            </w:rPr>
+            <w:instrText xml:space="preserve"> 2057 </w:instrText>
+          </w:r>
+          <w:r>
+            <w:fldChar w:fldCharType="separate"/>
+          </w:r>
+          <w:r>
+            <w:rPr>
+              <w:noProof/>
+              <w:lang w:val="ru-RU"/>
+            </w:rPr>
+            <w:t>(</w:t>
+          </w:r>
+          <w:r>
+            <w:rPr>
+              <w:noProof/>
+              <w:lang w:val="it-IT"/>
+            </w:rPr>
+            <w:t>Borrohou</w:t>
+          </w:r>
+          <w:r>
+            <w:rPr>
+              <w:noProof/>
+              <w:lang w:val="ru-RU"/>
+            </w:rPr>
+            <w:t xml:space="preserve">, </w:t>
+          </w:r>
+          <w:r>
+            <w:rPr>
+              <w:noProof/>
+              <w:lang w:val="it-IT"/>
+            </w:rPr>
+            <w:t>Fissoune</w:t>
+          </w:r>
+          <w:r>
+            <w:rPr>
+              <w:noProof/>
+              <w:lang w:val="ru-RU"/>
+            </w:rPr>
+            <w:t xml:space="preserve">, &amp; </w:t>
+          </w:r>
+          <w:r>
+            <w:rPr>
+              <w:noProof/>
+              <w:lang w:val="it-IT"/>
+            </w:rPr>
+            <w:t>Badir</w:t>
+          </w:r>
+          <w:r>
+            <w:rPr>
+              <w:noProof/>
+              <w:lang w:val="ru-RU"/>
+            </w:rPr>
+            <w:t>, 2025)</w:t>
+          </w:r>
+          <w:r>
+            <w:fldChar w:fldCharType="end"/>
+          </w:r>
+        </w:sdtContent>
+      </w:sdt>
+      <w:commentRangeEnd w:id="128"/>
+      <w:r>
+        <w:rPr>
+          <w:rStyle w:val="CommentReference"/>
+          <w:sz w:val="24"/>
+          <w:szCs w:val="24"/>
+        </w:rPr>
+        <w:commentReference w:id="128"/>
+      </w:r>
+      <w:r>
+        <w:t xml:space="preserve"> </w:t>
+      </w:r>
+      <w:sdt>
+        <w:sdtPr>
+          <w:id w:val="1656331536"/>
+          <w:citation/>
+        </w:sdtPr>
+        <w:sdtContent>
+          <w:r>
+            <w:fldChar w:fldCharType="begin"/>
+          </w:r>
+          <w:r>
+            <w:instrText xml:space="preserve"> CITATION Elm25 \l 1062 </w:instrText>
+          </w:r>
+          <w:r>
+            <w:fldChar w:fldCharType="separate"/>
+          </w:r>
+          <w:r>
+            <w:rPr>
+              <w:noProof/>
+            </w:rPr>
+            <w:t>(Elmotawakkil, Enneya, Bhagat, Ouda, &amp; Kumar, 2025)</w:t>
+          </w:r>
+          <w:r>
+            <w:fldChar w:fldCharType="end"/>
+          </w:r>
+        </w:sdtContent>
+      </w:sdt>
+      <w:r>
+        <w:t>:</w:t>
+      </w:r>
+    </w:p>
+    <w:p>
+      <w:pPr>
+        <w:pStyle w:val="Uzsk-aizzmes"/>
+        <w:rPr>
+          <w:lang w:val="it-IT"/>
+        </w:rPr>
+      </w:pPr>
+      <w:r>
+        <w:t xml:space="preserve">Normalizācija un standartizācija ir skaitlisku </w:t>
+      </w:r>
+      <w:r>
+        <w:t>ie</w:t>
+      </w:r>
+      <w:r>
+        <w:t>zīmju mērogošana</w:t>
+      </w:r>
+      <w:r>
+        <w:t>s metodes</w:t>
+      </w:r>
+      <w:r>
+        <w:t>.</w:t>
+      </w:r>
+    </w:p>
+    <w:p>
+      <w:pPr>
+        <w:pStyle w:val="Uzsk-aizzmes"/>
+        <w:rPr>
+          <w:lang w:val="it-IT"/>
+        </w:rPr>
+      </w:pPr>
+      <w:r>
+        <w:t xml:space="preserve">Kategoriska </w:t>
+      </w:r>
+      <w:r>
+        <w:t>ie</w:t>
+      </w:r>
+      <w:r>
+        <w:t>zīmju kodēšana ir kategorisko mainīgo pārveidošana skaitliskā formā turpmākai izmantošanai modelī</w:t>
+      </w:r>
+      <w:r>
+        <w:t>.</w:t>
+      </w:r>
+    </w:p>
+    <w:p>
+      <w:pPr>
+        <w:pStyle w:val="Teksts"/>
+      </w:pPr>
+      <w:r>
+        <w:t xml:space="preserve">Abi soļi var atrasties vienā un tajā pašā </w:t>
+      </w:r>
+      <w:r>
+        <w:t>risinājumā</w:t>
+      </w:r>
+      <w:r>
+        <w:t>, taču tie risina dažādas problēmas.</w:t>
+      </w:r>
+      <w:r>
+        <w:t xml:space="preserve"> </w:t>
+      </w:r>
+      <w:r>
+        <w:t xml:space="preserve">Normalizācija bieži tiek saprasta kā </w:t>
+      </w:r>
+      <w:r>
+        <w:rPr>
+          <w:i/>
+          <w:iCs/>
+        </w:rPr>
+        <w:t>min-max</w:t>
+      </w:r>
+      <w:r>
+        <w:t xml:space="preserve"> mērogošana diapazonā [0,1]:</w:t>
+      </w:r>
+    </w:p>
+    <w:p>
+      <w:pPr>
+        <w:pStyle w:val="Teksts"/>
+        <w:tabs>
+          <w:tab w:val="center" w:pos="4395"/>
+          <w:tab w:val="right" w:pos="8222"/>
+        </w:tabs>
+        <w:ind w:firstLine="0"/>
+      </w:pPr>
+      <w:r>
+        <w:tab/>
+      </w:r>
+      <m:oMath>
+        <m:sSup>
+          <m:sSupPr>
+            <m:ctrlPr>
+              <w:rPr>
+                <w:rFonts w:ascii="Cambria Math" w:hAnsi="Cambria Math"/>
+              </w:rPr>
+            </m:ctrlPr>
+          </m:sSupPr>
+          <m:e>
+            <m:r>
+              <w:rPr>
+                <w:rFonts w:ascii="Cambria Math" w:hAnsi="Cambria Math"/>
+              </w:rPr>
+              <m:t>x</m:t>
+            </m:r>
+          </m:e>
+          <m:sup>
+            <m:r>
+              <m:rPr>
+                <m:sty m:val="p"/>
+              </m:rPr>
+              <w:rPr>
+                <w:rFonts w:ascii="Cambria Math" w:hAnsi="Cambria Math"/>
+              </w:rPr>
+              <m:t>'</m:t>
+            </m:r>
+          </m:sup>
+        </m:sSup>
+        <m:r>
+          <m:rPr>
+            <m:sty m:val="p"/>
+          </m:rPr>
+          <w:rPr>
+            <w:rFonts w:ascii="Cambria Math" w:hAnsi="Cambria Math"/>
+          </w:rPr>
+          <m:t>=</m:t>
+        </m:r>
+        <m:f>
+          <m:fPr>
+            <m:ctrlPr>
+              <w:rPr>
+                <w:rFonts w:ascii="Cambria Math" w:hAnsi="Cambria Math"/>
+              </w:rPr>
+            </m:ctrlPr>
+          </m:fPr>
+          <m:num>
+            <m:r>
+              <w:rPr>
+                <w:rFonts w:ascii="Cambria Math" w:hAnsi="Cambria Math"/>
+              </w:rPr>
+              <m:t>x</m:t>
+            </m:r>
+            <m:r>
+              <m:rPr>
+                <m:sty m:val="p"/>
+              </m:rPr>
+              <w:rPr>
+                <w:rFonts w:ascii="Cambria Math" w:hAnsi="Cambria Math"/>
+              </w:rPr>
+              <m:t>-</m:t>
+            </m:r>
+            <m:func>
+              <m:funcPr>
+                <m:ctrlPr>
+                  <w:rPr>
+                    <w:rFonts w:ascii="Cambria Math" w:hAnsi="Cambria Math"/>
+                  </w:rPr>
+                </m:ctrlPr>
+              </m:funcPr>
+              <m:fName>
+                <m:r>
+                  <m:rPr>
+                    <m:sty m:val="p"/>
+                  </m:rPr>
+                  <w:rPr>
+                    <w:rFonts w:ascii="Cambria Math" w:hAnsi="Cambria Math"/>
+                  </w:rPr>
+                  <m:t>min</m:t>
+                </m:r>
+              </m:fName>
+              <m:e>
+                <m:d>
+                  <m:dPr>
+                    <m:ctrlPr>
+                      <w:rPr>
+                        <w:rFonts w:ascii="Cambria Math" w:hAnsi="Cambria Math"/>
+                      </w:rPr>
+                    </m:ctrlPr>
+                  </m:dPr>
+                  <m:e>
+                    <m:r>
+                      <w:rPr>
+                        <w:rFonts w:ascii="Cambria Math" w:hAnsi="Cambria Math"/>
+                      </w:rPr>
+                      <m:t>x</m:t>
+                    </m:r>
+                  </m:e>
+                </m:d>
+              </m:e>
+            </m:func>
+          </m:num>
+          <m:den>
+            <m:func>
+              <m:funcPr>
+                <m:ctrlPr>
+                  <w:rPr>
+                    <w:rFonts w:ascii="Cambria Math" w:hAnsi="Cambria Math"/>
+                  </w:rPr>
+                </m:ctrlPr>
+              </m:funcPr>
+              <m:fName>
+                <m:r>
+                  <m:rPr>
+                    <m:sty m:val="p"/>
+                  </m:rPr>
+                  <w:rPr>
+                    <w:rFonts w:ascii="Cambria Math" w:hAnsi="Cambria Math"/>
+                  </w:rPr>
+                  <m:t>max</m:t>
+                </m:r>
+              </m:fName>
+              <m:e>
+                <m:d>
+                  <m:dPr>
+                    <m:ctrlPr>
+                      <w:rPr>
+                        <w:rFonts w:ascii="Cambria Math" w:hAnsi="Cambria Math"/>
+                      </w:rPr>
+                    </m:ctrlPr>
+                  </m:dPr>
+                  <m:e>
+                    <m:r>
+                      <w:rPr>
+                        <w:rFonts w:ascii="Cambria Math" w:hAnsi="Cambria Math"/>
+                      </w:rPr>
+                      <m:t>x</m:t>
+                    </m:r>
+                  </m:e>
+                </m:d>
+              </m:e>
+            </m:func>
+            <m:r>
+              <m:rPr>
+                <m:sty m:val="p"/>
+              </m:rPr>
+              <w:rPr>
+                <w:rFonts w:ascii="Cambria Math" w:hAnsi="Cambria Math"/>
+              </w:rPr>
+              <m:t>-</m:t>
+            </m:r>
+            <m:func>
+              <m:funcPr>
+                <m:ctrlPr>
+                  <w:rPr>
+                    <w:rFonts w:ascii="Cambria Math" w:hAnsi="Cambria Math"/>
+                  </w:rPr>
+                </m:ctrlPr>
+              </m:funcPr>
+              <m:fName>
+                <m:r>
+                  <m:rPr>
+                    <m:sty m:val="p"/>
+                  </m:rPr>
+                  <w:rPr>
+                    <w:rFonts w:ascii="Cambria Math" w:hAnsi="Cambria Math"/>
+                  </w:rPr>
+                  <m:t>min</m:t>
+                </m:r>
+              </m:fName>
+              <m:e>
+                <m:d>
+                  <m:dPr>
+                    <m:ctrlPr>
+                      <w:rPr>
+                        <w:rFonts w:ascii="Cambria Math" w:hAnsi="Cambria Math"/>
+                      </w:rPr>
+                    </m:ctrlPr>
+                  </m:dPr>
+                  <m:e>
+                    <m:r>
+                      <w:rPr>
+                        <w:rFonts w:ascii="Cambria Math" w:hAnsi="Cambria Math"/>
+                      </w:rPr>
+                      <m:t>x</m:t>
+                    </m:r>
+                  </m:e>
+                </m:d>
+              </m:e>
+            </m:func>
+          </m:den>
+        </m:f>
+      </m:oMath>
+      <w:r>
+        <w:tab/>
+      </w:r>
+      <w:r>
+        <w:t>(</w:t>
+      </w:r>
+      <w:r>
+        <w:fldChar w:fldCharType="begin"/>
+      </w:r>
+      <w:r>
+        <w:instrText xml:space="preserve"> STYLEREF  \s 1-līm-numurēts-virsraksts </w:instrText>
+      </w:r>
+      <w:r>
+        <w:fldChar w:fldCharType="separate"/>
+      </w:r>
+      <w:r>
+        <w:rPr>
+          <w:noProof/>
+        </w:rPr>
+        <w:t>5</w:t>
+      </w:r>
+      <w:r>
+        <w:fldChar w:fldCharType="end"/>
+      </w:r>
+      <w:r>
+        <w:t>.</w:t>
+      </w:r>
+      <w:r>
+        <w:fldChar w:fldCharType="begin"/>
+      </w:r>
+      <w:r>
+        <w:instrText xml:space="preserve"> SEQ Vienādojums \* ARABIC \s 1 </w:instrText>
+      </w:r>
+      <w:r>
+        <w:fldChar w:fldCharType="separate"/>
+      </w:r>
+      <w:r>
+        <w:rPr>
+          <w:noProof/>
+        </w:rPr>
+        <w:t>8</w:t>
+      </w:r>
+      <w:r>
+        <w:fldChar w:fldCharType="end"/>
+      </w:r>
+      <w:r>
+        <w:t>)</w:t>
+      </w:r>
+    </w:p>
+    <w:p>
+      <w:pPr>
+        <w:pStyle w:val="Teksts"/>
+      </w:pPr>
+      <w:r>
+        <w:t>Šo normalizācijas veidu izmanto, lai pazīmju vērtības novestu līdz kopējam mērogam</w:t>
+      </w:r>
+      <w:sdt>
+        <w:sdtPr>
+          <w:id w:val="-1461641142"/>
+          <w:citation/>
+        </w:sdtPr>
+        <w:sdtContent>
+          <w:r>
+            <w:fldChar w:fldCharType="begin"/>
+          </w:r>
+          <w:r>
+            <w:instrText xml:space="preserve"> CITATION Odu22 \l 1062 </w:instrText>
+          </w:r>
+          <w:r>
+            <w:fldChar w:fldCharType="separate"/>
+          </w:r>
+          <w:r>
+            <w:rPr>
+              <w:noProof/>
+            </w:rPr>
+            <w:t xml:space="preserve"> (Odukoya, u.c., 2022)</w:t>
+          </w:r>
+          <w:r>
+            <w:fldChar w:fldCharType="end"/>
+          </w:r>
+        </w:sdtContent>
+      </w:sdt>
+      <w:r>
+        <w:t xml:space="preserve"> </w:t>
+      </w:r>
+      <w:sdt>
+        <w:sdtPr>
+          <w:id w:val="-724142183"/>
+          <w:citation/>
+        </w:sdtPr>
+        <w:sdtContent>
+          <w:r>
+            <w:fldChar w:fldCharType="begin"/>
+          </w:r>
+          <w:r>
+            <w:instrText xml:space="preserve"> CITATION Bor25 \l 1062 </w:instrText>
+          </w:r>
+          <w:r>
+            <w:fldChar w:fldCharType="separate"/>
+          </w:r>
+          <w:r>
+            <w:rPr>
+              <w:noProof/>
+            </w:rPr>
+            <w:t>(Borrohou, Fissoune, &amp; Badir, 2025)</w:t>
+          </w:r>
+          <w:r>
+            <w:fldChar w:fldCharType="end"/>
+          </w:r>
+        </w:sdtContent>
+      </w:sdt>
+      <w:r>
+        <w:t>.</w:t>
+      </w:r>
+      <w:r>
+        <w:t xml:space="preserve"> </w:t>
+      </w:r>
+      <w:r>
+        <w:t xml:space="preserve">Normalizācija ir ērta, ja pazīmes ir jānovieto vienā diapazonā, bet min-max mērogošana ir jutīga pret novirzēm, jo ​​tā balstās uz novērotajiem pazīmes minimumiem un maksimumiem </w:t>
+      </w:r>
+      <w:sdt>
+        <w:sdtPr>
+          <w:id w:val="-1842143188"/>
+          <w:citation/>
+        </w:sdtPr>
+        <w:sdtContent>
+          <w:r>
+            <w:fldChar w:fldCharType="begin"/>
+          </w:r>
+          <w:r>
+            <w:instrText xml:space="preserve"> CITATION Raj25 \l 1062 </w:instrText>
+          </w:r>
+          <w:r>
+            <w:fldChar w:fldCharType="separate"/>
+          </w:r>
+          <w:r>
+            <w:rPr>
+              <w:noProof/>
+            </w:rPr>
+            <w:t>(Rajesh, Kuppuri, Peter, Reddy, &amp; Sonia, 2025)</w:t>
+          </w:r>
+          <w:r>
+            <w:fldChar w:fldCharType="end"/>
+          </w:r>
+        </w:sdtContent>
+      </w:sdt>
+      <w:r>
+        <w:t>.</w:t>
+      </w:r>
+    </w:p>
+    <w:p>
+      <w:pPr>
+        <w:pStyle w:val="Teksts"/>
+      </w:pPr>
+      <w:r>
+        <w:t>Standartizācija</w:t>
+      </w:r>
+      <w:r>
+        <w:t xml:space="preserve"> </w:t>
+      </w:r>
+      <w:r>
+        <w:t xml:space="preserve">samazina pazīmi līdz vidējam rādītājam </w:t>
+      </w:r>
+      <w:r>
+        <w:t>(</w:t>
+      </w:r>
+      <w:r>
+        <w:t>nullei</w:t>
+      </w:r>
+      <w:r>
+        <w:t>)</w:t>
+      </w:r>
+      <w:r>
+        <w:t xml:space="preserve"> un standartnovirzei </w:t>
+      </w:r>
+      <w:r>
+        <w:t>(</w:t>
+      </w:r>
+      <w:r>
+        <w:t>vienai</w:t>
+      </w:r>
+      <w:r>
+        <w:t>)</w:t>
+      </w:r>
+      <w:r>
+        <w:t xml:space="preserve"> </w:t>
+      </w:r>
+      <w:sdt>
+        <w:sdtPr>
+          <w:id w:val="974338651"/>
+          <w:citation/>
+        </w:sdtPr>
+        <w:sdtContent>
+          <w:r>
+            <w:fldChar w:fldCharType="begin"/>
+          </w:r>
+          <w:r>
+            <w:instrText xml:space="preserve"> CITATION Elm25 \l 1062 </w:instrText>
+          </w:r>
+          <w:r>
+            <w:fldChar w:fldCharType="separate"/>
+          </w:r>
+          <w:r>
+            <w:rPr>
+              <w:noProof/>
+            </w:rPr>
+            <w:t>(Elmotawakkil, Enneya, Bhagat, Ouda, &amp; Kumar, 2025)</w:t>
+          </w:r>
+          <w:r>
+            <w:fldChar w:fldCharType="end"/>
+          </w:r>
+        </w:sdtContent>
+      </w:sdt>
+      <w:r>
+        <w:t xml:space="preserve"> </w:t>
+      </w:r>
+      <w:sdt>
+        <w:sdtPr>
+          <w:id w:val="-1779787580"/>
+          <w:citation/>
+        </w:sdtPr>
+        <w:sdtContent>
+          <w:r>
+            <w:fldChar w:fldCharType="begin"/>
+          </w:r>
+          <w:r>
+            <w:instrText xml:space="preserve"> CITATION Raj25 \l 1062 </w:instrText>
+          </w:r>
+          <w:r>
+            <w:fldChar w:fldCharType="separate"/>
+          </w:r>
+          <w:r>
+            <w:rPr>
+              <w:noProof/>
+            </w:rPr>
+            <w:t>(Rajesh, Kuppuri, Peter, Reddy, &amp; Sonia, 2025)</w:t>
+          </w:r>
+          <w:r>
+            <w:fldChar w:fldCharType="end"/>
+          </w:r>
+        </w:sdtContent>
+      </w:sdt>
+      <w:r>
+        <w:t>:</w:t>
+      </w:r>
+    </w:p>
+    <w:p>
+      <w:pPr>
+        <w:pStyle w:val="Teksts"/>
+        <w:tabs>
+          <w:tab w:val="center" w:pos="4395"/>
+          <w:tab w:val="right" w:pos="8222"/>
+        </w:tabs>
+        <w:ind w:firstLine="0"/>
+      </w:pPr>
+      <w:r>
+        <w:tab/>
+      </w:r>
+      <m:oMath>
+        <m:sSup>
+          <m:sSupPr>
+            <m:ctrlPr>
+              <w:rPr>
+                <w:rFonts w:ascii="Cambria Math" w:hAnsi="Cambria Math"/>
+              </w:rPr>
+            </m:ctrlPr>
+          </m:sSupPr>
+          <m:e>
+            <m:r>
+              <w:rPr>
+                <w:rFonts w:ascii="Cambria Math" w:hAnsi="Cambria Math"/>
+              </w:rPr>
+              <m:t>x</m:t>
+            </m:r>
+          </m:e>
+          <m:sup>
+            <m:r>
+              <m:rPr>
+                <m:sty m:val="p"/>
+              </m:rPr>
+              <w:rPr>
+                <w:rFonts w:ascii="Cambria Math" w:hAnsi="Cambria Math"/>
+              </w:rPr>
+              <m:t>'</m:t>
+            </m:r>
+          </m:sup>
+        </m:sSup>
+        <m:r>
+          <m:rPr>
+            <m:sty m:val="p"/>
+          </m:rPr>
+          <w:rPr>
+            <w:rFonts w:ascii="Cambria Math" w:hAnsi="Cambria Math"/>
+          </w:rPr>
+          <m:t>=</m:t>
+        </m:r>
+        <m:f>
+          <m:fPr>
+            <m:ctrlPr>
+              <w:rPr>
+                <w:rFonts w:ascii="Cambria Math" w:hAnsi="Cambria Math"/>
+              </w:rPr>
+            </m:ctrlPr>
+          </m:fPr>
+          <m:num>
+            <m:r>
+              <w:rPr>
+                <w:rFonts w:ascii="Cambria Math" w:hAnsi="Cambria Math"/>
+              </w:rPr>
+              <m:t>x</m:t>
+            </m:r>
+            <m:r>
+              <m:rPr>
+                <m:sty m:val="p"/>
+              </m:rPr>
+              <w:rPr>
+                <w:rFonts w:ascii="Cambria Math" w:hAnsi="Cambria Math"/>
+              </w:rPr>
+              <m:t>-</m:t>
+            </m:r>
+            <m:r>
+              <m:rPr>
+                <m:sty m:val="p"/>
+              </m:rPr>
+              <w:rPr>
+                <w:rFonts w:ascii="Cambria Math" w:hAnsi="Cambria Math"/>
+              </w:rPr>
+              <m:t>μ</m:t>
+            </m:r>
+          </m:num>
+          <m:den>
+            <m:r>
+              <m:rPr>
+                <m:sty m:val="p"/>
+              </m:rPr>
+              <w:rPr>
+                <w:rFonts w:ascii="Cambria Math" w:hAnsi="Cambria Math"/>
+              </w:rPr>
+              <m:t>σ</m:t>
+            </m:r>
+          </m:den>
+        </m:f>
+        <m:r>
+          <m:rPr>
+            <m:sty m:val="p"/>
+          </m:rPr>
+          <w:rPr>
+            <w:rFonts w:ascii="Cambria Math" w:hAnsi="Cambria Math"/>
+          </w:rPr>
+          <m:t>,</m:t>
+        </m:r>
+      </m:oMath>
+      <w:r>
+        <w:t xml:space="preserve"> </w:t>
+      </w:r>
+      <w:r>
+        <w:tab/>
+        <w:t>(</w:t>
+      </w:r>
+      <w:r>
+        <w:fldChar w:fldCharType="begin"/>
+      </w:r>
+      <w:r>
+        <w:instrText xml:space="preserve"> STYLEREF  \s 1-līm-numurēts-virsraksts </w:instrText>
+      </w:r>
+      <w:r>
+        <w:fldChar w:fldCharType="separate"/>
+      </w:r>
+      <w:r>
+        <w:rPr>
+          <w:noProof/>
+        </w:rPr>
+        <w:t>5</w:t>
+      </w:r>
+      <w:r>
+        <w:fldChar w:fldCharType="end"/>
+      </w:r>
+      <w:r>
+        <w:t>.</w:t>
+      </w:r>
+      <w:r>
+        <w:fldChar w:fldCharType="begin"/>
+      </w:r>
+      <w:r>
+        <w:instrText xml:space="preserve"> SEQ Vienādojums \* ARABIC \s 1 </w:instrText>
+      </w:r>
+      <w:r>
+        <w:fldChar w:fldCharType="separate"/>
+      </w:r>
+      <w:r>
+        <w:rPr>
+          <w:noProof/>
+        </w:rPr>
+        <w:t>9</w:t>
+      </w:r>
+      <w:r>
+        <w:fldChar w:fldCharType="end"/>
+      </w:r>
+      <w:r>
+        <w:t>)</w:t>
+      </w:r>
+    </w:p>
+    <w:p>
+      <w:pPr>
+        <w:pStyle w:val="Teksts"/>
+        <w:tabs>
+          <w:tab w:val="left" w:pos="1134"/>
+        </w:tabs>
+      </w:pPr>
+      <w:r>
+        <w:t>k</w:t>
+      </w:r>
+      <w:r>
+        <w:t>ur</w:t>
+      </w:r>
+      <w:r>
+        <w:tab/>
+      </w:r>
+      <w:r>
+        <w:t xml:space="preserve"> </w:t>
+      </w:r>
+      <m:oMath>
+        <m:r>
+          <w:rPr>
+            <w:rFonts w:ascii="Cambria Math" w:hAnsi="Cambria Math"/>
+          </w:rPr>
+          <m:t>μ</m:t>
+        </m:r>
+      </m:oMath>
+      <w:r>
+        <w:t xml:space="preserve"> ir apmācības datu vidējais rādītājs</w:t>
+      </w:r>
+      <w:r>
+        <w:t xml:space="preserve">, </w:t>
+      </w:r>
+    </w:p>
+    <w:p>
+      <w:pPr>
+        <w:pStyle w:val="Teksts"/>
+        <w:tabs>
+          <w:tab w:val="left" w:pos="1134"/>
+        </w:tabs>
+      </w:pPr>
+      <w:r>
+        <w:rPr>
+          <w:iCs/>
+        </w:rPr>
+        <w:tab/>
+      </w:r>
+      <m:oMath>
+        <m:r>
+          <w:rPr>
+            <w:rFonts w:ascii="Cambria Math" w:hAnsi="Cambria Math"/>
+          </w:rPr>
+          <m:t>σ</m:t>
+        </m:r>
+      </m:oMath>
+      <w:r>
+        <w:t xml:space="preserve"> ir standartnovirze</w:t>
+      </w:r>
+      <w:r>
+        <w:t>.</w:t>
+      </w:r>
+    </w:p>
+    <w:p>
+      <w:pPr>
+        <w:pStyle w:val="Teksts"/>
+        <w:rPr>
+          <w:lang w:val="ru-RU"/>
+        </w:rPr>
+      </w:pPr>
+      <w:r>
+        <w:t xml:space="preserve">Standartnovirze </w:t>
+      </w:r>
+      <m:oMath>
+        <m:r>
+          <w:rPr>
+            <w:rFonts w:ascii="Cambria Math" w:hAnsi="Cambria Math"/>
+          </w:rPr>
+          <m:t>σ</m:t>
+        </m:r>
+      </m:oMath>
+      <w:r>
+        <w:t xml:space="preserve"> </w:t>
+      </w:r>
+      <w:r>
+        <w:t>parāda</w:t>
+      </w:r>
+      <w:r>
+        <w:t xml:space="preserve"> vērtību izkliedi ap vidējo vērtību: jo lielāka </w:t>
+      </w:r>
+      <m:oMath>
+        <m:r>
+          <w:rPr>
+            <w:rFonts w:ascii="Cambria Math" w:hAnsi="Cambria Math"/>
+          </w:rPr>
+          <m:t>σ</m:t>
+        </m:r>
+      </m:oMath>
+      <w:r>
+        <w:t>, jo mainīgāka ir pazīme</w:t>
+      </w:r>
+      <w:r>
+        <w:t xml:space="preserve"> </w:t>
+      </w:r>
+      <w:sdt>
+        <w:sdtPr>
+          <w:id w:val="1206444457"/>
+          <w:citation/>
+        </w:sdtPr>
+        <w:sdtContent>
+          <w:r>
+            <w:fldChar w:fldCharType="begin"/>
+          </w:r>
+          <w:r>
+            <w:instrText xml:space="preserve"> CITATION Hu2023ContrastiveLearning \l 1062 </w:instrText>
+          </w:r>
+          <w:r>
+            <w:fldChar w:fldCharType="separate"/>
+          </w:r>
+          <w:r>
+            <w:rPr>
+              <w:noProof/>
+            </w:rPr>
+            <w:t>(Hu, Hu, Li, &amp; Du, 2023)</w:t>
+          </w:r>
+          <w:r>
+            <w:fldChar w:fldCharType="end"/>
+          </w:r>
+        </w:sdtContent>
+      </w:sdt>
+      <w:r>
+        <w:t>.</w:t>
+      </w:r>
+      <w:r>
+        <w:t xml:space="preserve"> </w:t>
+      </w:r>
+      <w:r>
+        <w:t xml:space="preserve">Praktiski standartizācija padara </w:t>
+      </w:r>
+      <w:commentRangeStart w:id="129"/>
+      <w:r>
+        <w:t>ie</w:t>
+      </w:r>
+      <w:r>
+        <w:t xml:space="preserve">zīmju </w:t>
+      </w:r>
+      <w:commentRangeEnd w:id="129"/>
+      <w:r>
+        <w:rPr>
+          <w:rStyle w:val="CommentReference"/>
+          <w:sz w:val="24"/>
+          <w:szCs w:val="24"/>
+        </w:rPr>
+        <w:commentReference w:id="129"/>
+      </w:r>
+      <w:r>
+        <w:t xml:space="preserve">skalas salīdzināmas, palīdz nodrošināt, ka </w:t>
+      </w:r>
+      <w:r>
+        <w:t>ie</w:t>
+      </w:r>
+      <w:r>
+        <w:t xml:space="preserve">zīmes vienlīdzīgāk veicina modeli, un atvieglo optimizāciju ar gradientu metodēm </w:t>
+      </w:r>
+      <w:sdt>
+        <w:sdtPr>
+          <w:id w:val="1998683940"/>
+          <w:citation/>
+        </w:sdtPr>
+        <w:sdtContent>
+          <w:r>
+            <w:fldChar w:fldCharType="begin"/>
+          </w:r>
+          <w:r>
+            <w:instrText xml:space="preserve"> CITATION Dic20 \l 1062 </w:instrText>
+          </w:r>
+          <w:r>
+            <w:fldChar w:fldCharType="separate"/>
+          </w:r>
+          <w:r>
+            <w:rPr>
+              <w:noProof/>
+            </w:rPr>
+            <w:t>(Dick, Owen, &amp; Whigham, 2020)</w:t>
+          </w:r>
+          <w:r>
+            <w:fldChar w:fldCharType="end"/>
+          </w:r>
+        </w:sdtContent>
+      </w:sdt>
+      <w:r>
+        <w:t>.</w:t>
+      </w:r>
+    </w:p>
+    <w:p>
+      <w:pPr>
+        <w:pStyle w:val="3-lm-virsraksts"/>
+      </w:pPr>
+      <w:r>
+        <w:t>LSTM realizācija</w:t>
+      </w:r>
+    </w:p>
+    <w:p>
+      <w:pPr>
+        <w:pStyle w:val="Teksts"/>
+      </w:pPr>
+      <w:r>
+        <w:t>Realizācijas tika nolemts</w:t>
+      </w:r>
+      <w:r>
+        <w:t xml:space="preserve"> izmanto</w:t>
+      </w:r>
+      <w:r>
+        <w:t>t tieši</w:t>
+      </w:r>
+      <w:r>
+        <w:t xml:space="preserve"> standartizāciju. Standartizācijas funkcija aprēķina</w:t>
+      </w:r>
+      <w:r>
+        <w:t xml:space="preserve"> </w:t>
+      </w:r>
+      <m:oMath>
+        <m:r>
+          <w:rPr>
+            <w:rFonts w:ascii="Cambria Math" w:hAnsi="Cambria Math"/>
+          </w:rPr>
+          <m:t>μ</m:t>
+        </m:r>
+      </m:oMath>
+      <w:r>
+        <w:rPr>
+          <w:iCs/>
+        </w:rPr>
+        <w:t xml:space="preserve"> un </w:t>
+      </w:r>
+      <m:oMath>
+        <m:r>
+          <w:rPr>
+            <w:rFonts w:ascii="Cambria Math" w:hAnsi="Cambria Math"/>
+          </w:rPr>
+          <m:t>σ</m:t>
+        </m:r>
+      </m:oMath>
+      <w:r>
+        <w:t xml:space="preserve"> un atgriež pārveidoto vērtību</w:t>
+      </w:r>
+      <w:r>
+        <w:t xml:space="preserve"> </w:t>
+      </w:r>
+      <m:oMath>
+        <m:d>
+          <m:dPr>
+            <m:ctrlPr>
+              <w:rPr>
+                <w:rFonts w:ascii="Cambria Math" w:hAnsi="Cambria Math"/>
+                <w:i/>
+              </w:rPr>
+            </m:ctrlPr>
+          </m:dPr>
+          <m:e>
+            <m:r>
+              <w:rPr>
+                <w:rFonts w:ascii="Cambria Math" w:hAnsi="Cambria Math"/>
+              </w:rPr>
+              <m:t>x-</m:t>
+            </m:r>
+            <m:r>
+              <w:rPr>
+                <w:rFonts w:ascii="Cambria Math" w:hAnsi="Cambria Math"/>
+              </w:rPr>
+              <m:t>μ</m:t>
+            </m:r>
+          </m:e>
+        </m:d>
+        <m:r>
+          <m:rPr>
+            <m:lit/>
+          </m:rPr>
+          <w:rPr>
+            <w:rFonts w:ascii="Cambria Math" w:hAnsi="Cambria Math"/>
+          </w:rPr>
+          <m:t>/</m:t>
+        </m:r>
+        <m:r>
+          <w:rPr>
+            <w:rFonts w:ascii="Cambria Math" w:hAnsi="Cambria Math"/>
+          </w:rPr>
+          <m:t>σ</m:t>
+        </m:r>
+      </m:oMath>
+      <w:r>
+        <w:t xml:space="preserve">, kur </w:t>
+      </w:r>
+      <m:oMath>
+        <m:r>
+          <w:rPr>
+            <w:rFonts w:ascii="Cambria Math" w:hAnsi="Cambria Math"/>
+          </w:rPr>
+          <m:t>μ</m:t>
+        </m:r>
+      </m:oMath>
+      <w:r>
+        <w:rPr>
+          <w:iCs/>
+        </w:rPr>
+        <w:t xml:space="preserve"> un </w:t>
+      </w:r>
+      <m:oMath>
+        <m:r>
+          <w:rPr>
+            <w:rFonts w:ascii="Cambria Math" w:hAnsi="Cambria Math"/>
+          </w:rPr>
+          <m:t>σ</m:t>
+        </m:r>
+      </m:oMath>
+      <w:r>
+        <w:t xml:space="preserve"> tiek aprēķināti pa asīm (</w:t>
+      </w:r>
+      <w:r>
+        <w:rPr>
+          <w:i/>
+          <w:iCs/>
+        </w:rPr>
+        <w:t>samples, timesteps</w:t>
+      </w:r>
+      <w:r>
+        <w:t xml:space="preserve">) — tas ir, gan </w:t>
+      </w:r>
+      <w:r>
+        <w:rPr>
+          <w:i/>
+          <w:iCs/>
+        </w:rPr>
+        <w:t>samples</w:t>
+      </w:r>
+      <w:r>
+        <w:t xml:space="preserve"> (šī implementācijā – materiālu grupas)</w:t>
+      </w:r>
+      <w:r>
+        <w:t xml:space="preserve">, gan </w:t>
+      </w:r>
+      <w:r>
+        <w:rPr>
+          <w:i/>
+          <w:iCs/>
+        </w:rPr>
+        <w:t>timesteps</w:t>
+      </w:r>
+      <w:r>
+        <w:rPr>
+          <w:i/>
+          <w:iCs/>
+        </w:rPr>
+        <w:t xml:space="preserve"> </w:t>
+      </w:r>
+      <w:r>
+        <w:t xml:space="preserve">(šī implementācijā – periodi) </w:t>
+      </w:r>
+      <w:r>
+        <w:t xml:space="preserve">tiek "sakļauti", un pēc tam katrai </w:t>
+      </w:r>
+      <w:r>
+        <w:t>ie</w:t>
+      </w:r>
+      <w:r>
+        <w:t xml:space="preserve">zīmei tiek ņemta vidējā vērtība/standartnovirze. Tas atbilst laika rindas problēmai, kur viena </w:t>
+      </w:r>
+      <w:r>
+        <w:lastRenderedPageBreak/>
+        <w:t xml:space="preserve">un tā pati </w:t>
+      </w:r>
+      <w:r>
+        <w:t>ie</w:t>
+      </w:r>
+      <w:r>
+        <w:t>zīme rodas dažādos laika punktos.</w:t>
+      </w:r>
+      <w:r>
+        <w:t xml:space="preserve"> I</w:t>
+      </w:r>
+      <w:r>
+        <w:t>r nodrošināta arī dalīšanas ar nulli aizsardzība: ja standartnovirze ir nulle, tā tiek aizstāta ar 1</w:t>
+      </w:r>
+      <w:r>
+        <w:t>.</w:t>
+      </w:r>
+      <w:r>
+        <w:t>0.</w:t>
+      </w:r>
+    </w:p>
+    <w:p>
+      <w:pPr>
+        <w:pStyle w:val="Teksts"/>
+      </w:pPr>
+      <w:r>
+        <w:t xml:space="preserve">Ne tikai ievades </w:t>
+      </w:r>
+      <w:r>
+        <w:rPr>
+          <w:i/>
+          <w:iCs/>
+        </w:rPr>
+        <w:t>x</w:t>
+      </w:r>
+      <w:r>
+        <w:t xml:space="preserve">, bet arī mērķa mainīgais </w:t>
+      </w:r>
+      <w:r>
+        <w:rPr>
+          <w:i/>
+          <w:iCs/>
+        </w:rPr>
+        <w:t>y</w:t>
+      </w:r>
+      <w:r>
+        <w:t xml:space="preserve"> tiek standartizēti atsevišķi, pēc tam prognoze tiek atgriezta sākotnējā mērogā, izmantojot apgriezto transformāciju</w:t>
+      </w:r>
+      <w:r>
+        <w:t xml:space="preserve"> – </w:t>
+      </w:r>
+      <w:r>
+        <w:t>reizināšan</w:t>
+      </w:r>
+      <w:r>
+        <w:t xml:space="preserve">a </w:t>
+      </w:r>
+      <w:r>
+        <w:t xml:space="preserve">ar </w:t>
+      </w:r>
+      <m:oMath>
+        <m:r>
+          <w:rPr>
+            <w:rFonts w:ascii="Cambria Math" w:hAnsi="Cambria Math"/>
+          </w:rPr>
+          <m:t>μ</m:t>
+        </m:r>
+      </m:oMath>
+      <w:r>
+        <w:rPr>
+          <w:iCs/>
+        </w:rPr>
+        <w:t xml:space="preserve"> un </w:t>
+      </w:r>
+      <m:oMath>
+        <m:r>
+          <w:rPr>
+            <w:rFonts w:ascii="Cambria Math" w:hAnsi="Cambria Math"/>
+          </w:rPr>
+          <m:t>σ</m:t>
+        </m:r>
+      </m:oMath>
+      <w:r>
+        <w:t xml:space="preserve"> saskaitīšanu.</w:t>
+      </w:r>
+      <w:r>
+        <w:t xml:space="preserve"> </w:t>
+      </w:r>
+    </w:p>
+    <w:p>
+      <w:pPr>
+        <w:pStyle w:val="Teksts"/>
+      </w:pPr>
+      <w:r>
+        <w:t>Laika rindu literatūrā viena no sintētisko datu ģenerēšanas pieejām ietver trokšņa, piemēram, Gausa trokšņa, pievienošanu sākotnējam signālam, trokšņa skalu izvēloties, pamatojoties uz pazīmes/sērijas standartnovirzi (Hu et al., 2023). Šajā rakstā LSTM eksperimentā palielināšana netiek izmantota; iespējamos cauruļvada uzlabojumus, tostarp uzlabotu datu palielināšanu, var sīkāk apspriest 6. nodaļā (Hu et al., 2023).</w:t>
+      </w:r>
+    </w:p>
+    <w:p>
+      <w:pPr>
+        <w:pStyle w:val="Teksts"/>
+      </w:pPr>
+    </w:p>
+    <w:p>
+      <w:pPr>
+        <w:pStyle w:val="Teksts"/>
+      </w:pPr>
+    </w:p>
+    <w:p>
+      <w:pPr>
+        <w:pStyle w:val="Teksts"/>
+      </w:pPr>
+    </w:p>
+    <w:p>
+      <w:pPr>
+        <w:pStyle w:val="Teksts"/>
+        <w:tabs>
+          <w:tab w:val="left" w:pos="1134"/>
+        </w:tabs>
+      </w:pPr>
+    </w:p>
+    <w:p>
+      <w:pPr>
+        <w:pStyle w:val="Teksts"/>
+        <w:tabs>
+          <w:tab w:val="center" w:pos="4395"/>
+          <w:tab w:val="right" w:pos="8222"/>
+        </w:tabs>
+        <w:ind w:firstLine="0"/>
+      </w:pPr>
+    </w:p>
+    <w:p>
+      <w:pPr>
+        <w:pStyle w:val="Teksts"/>
+      </w:pPr>
+    </w:p>
+    <w:p>
+      <w:pPr>
+        <w:pStyle w:val="Teksts"/>
+      </w:pPr>
+    </w:p>
+    <w:p>
+      <w:pPr>
+        <w:pStyle w:val="Teksts"/>
+        <w:tabs>
+          <w:tab w:val="center" w:pos="4395"/>
+          <w:tab w:val="right" w:pos="8222"/>
+        </w:tabs>
+        <w:ind w:firstLine="0"/>
+      </w:pPr>
+    </w:p>
+    <w:p>
+      <w:pPr>
+        <w:pStyle w:val="Teksts"/>
+        <w:tabs>
+          <w:tab w:val="center" w:pos="4395"/>
+          <w:tab w:val="right" w:pos="8222"/>
+        </w:tabs>
+        <w:ind w:firstLine="0"/>
+      </w:pPr>
+    </w:p>
+    <w:p>
+      <w:pPr>
+        <w:pStyle w:val="Teksts"/>
+        <w:tabs>
+          <w:tab w:val="center" w:pos="4395"/>
+          <w:tab w:val="right" w:pos="8222"/>
+        </w:tabs>
+        <w:ind w:firstLine="0"/>
+      </w:pPr>
+    </w:p>
+    <w:p>
+      <w:pPr>
+        <w:pStyle w:val="Teksts"/>
+        <w:tabs>
+          <w:tab w:val="center" w:pos="4253"/>
+          <w:tab w:val="right" w:pos="8222"/>
+        </w:tabs>
+        <w:jc w:val="right"/>
+      </w:pPr>
+    </w:p>
+    <w:p>
+      <w:pPr>
+        <w:pStyle w:val="Teksts"/>
+        <w:tabs>
+          <w:tab w:val="center" w:pos="4253"/>
+          <w:tab w:val="right" w:pos="8222"/>
+        </w:tabs>
+        <w:jc w:val="right"/>
+      </w:pPr>
+    </w:p>
+    <w:p>
+      <w:pPr>
+        <w:pStyle w:val="Uzsk-aizzmes"/>
+        <w:numPr>
+          <w:ilvl w:val="0"/>
+          <w:numId w:val="0"/>
+        </w:numPr>
+        <w:ind w:left="567" w:hanging="283"/>
+      </w:pPr>
+    </w:p>
+    <w:p>
+      <w:pPr>
         <w:pStyle w:val="2-lm-virsraksts"/>
       </w:pPr>
       <w:r>
-        <w:lastRenderedPageBreak/>
         <w:t>Validācijas rezultāti vēsturiskajos mēnešos</w:t>
       </w:r>
     </w:p>
@@ -14636,12 +18169,12 @@
       <w:pPr>
         <w:pStyle w:val="1-lm-nenumurts-virsraksts"/>
       </w:pPr>
-      <w:bookmarkStart w:id="124" w:name="_Toc225535011"/>
+      <w:bookmarkStart w:id="130" w:name="_Toc225535011"/>
       <w:r>
         <w:lastRenderedPageBreak/>
         <w:t>Rezultāti un secinājumi</w:t>
       </w:r>
-      <w:bookmarkEnd w:id="124"/>
+      <w:bookmarkEnd w:id="130"/>
     </w:p>
     <w:p>
       <w:pPr>
@@ -14814,14 +18347,14 @@
       <w:pPr>
         <w:pStyle w:val="1-lm-nenumurts-virsraksts"/>
       </w:pPr>
-      <w:bookmarkStart w:id="125" w:name="_Toc88602609"/>
-      <w:bookmarkStart w:id="126" w:name="_Toc225535012"/>
+      <w:bookmarkStart w:id="131" w:name="_Toc88602609"/>
+      <w:bookmarkStart w:id="132" w:name="_Toc225535012"/>
       <w:r>
         <w:lastRenderedPageBreak/>
         <w:t>Izmantotie informācijas avoti</w:t>
       </w:r>
-      <w:bookmarkEnd w:id="125"/>
-      <w:bookmarkEnd w:id="126"/>
+      <w:bookmarkEnd w:id="131"/>
+      <w:bookmarkEnd w:id="132"/>
       <w:r>
         <w:fldChar w:fldCharType="begin"/>
       </w:r>
@@ -15378,13 +18911,13 @@
       <w:pPr>
         <w:pStyle w:val="Pielikumi-virsraksts"/>
       </w:pPr>
-      <w:bookmarkStart w:id="127" w:name="_Toc88602610"/>
-      <w:bookmarkStart w:id="128" w:name="_Toc225535013"/>
+      <w:bookmarkStart w:id="133" w:name="_Toc88602610"/>
+      <w:bookmarkStart w:id="134" w:name="_Toc225535013"/>
       <w:r>
         <w:t>Pielikumi</w:t>
       </w:r>
-      <w:bookmarkEnd w:id="127"/>
-      <w:bookmarkEnd w:id="128"/>
+      <w:bookmarkEnd w:id="133"/>
+      <w:bookmarkEnd w:id="134"/>
     </w:p>
     <w:p>
       <w:r>
@@ -22821,7 +26354,7 @@
       </w:pPr>
     </w:p>
   </w:comment>
-  <w:comment w:id="123" w:author="Deniss" w:date="2026-04-15T21:39:00Z" w:initials="D">
+  <w:comment w:id="123" w:author="Deniss" w:date="2026-04-15T21:45:00Z" w:initials="D">
     <w:p>
       <w:pPr>
         <w:pStyle w:val="CommentText"/>
@@ -22833,7 +26366,151 @@
         <w:annotationRef/>
       </w:r>
       <w:r>
+        <w:t>A feedforward neural network can be viewed as a function that tranforms an input feature vector \(x\) to a numerical prediction \(\hat{y}\), and is commonly used in regression and function approximation tasks (Minnett et al., 2011). In such models, the output is formed as an affine combination of hidden units with nonlinear activation functions, such as the hyperbolic tangent, which enables modeling of complex nonlinear relationships between inputs and outputs (Minnett et al., 2011).</w:t>
+      </w:r>
+    </w:p>
+  </w:comment>
+  <w:comment w:id="124" w:author="Deniss" w:date="2026-04-15T21:39:00Z" w:initials="D">
+    <w:p>
+      <w:pPr>
+        <w:pStyle w:val="CommentText"/>
+      </w:pPr>
+      <w:r>
+        <w:rPr>
+          <w:rStyle w:val="CommentReference"/>
+        </w:rPr>
+        <w:annotationRef/>
+      </w:r>
+      <w:r>
         <w:t>https://www.akadterm.lv/term.php?term=feedforward+neural+network&amp;list=feedforward+neural+network&amp;lang=EN</w:t>
+      </w:r>
+    </w:p>
+  </w:comment>
+  <w:comment w:id="125" w:author="Deniss" w:date="2026-04-15T22:12:00Z" w:initials="D">
+    <w:p>
+      <w:pPr>
+        <w:pStyle w:val="CommentText"/>
+      </w:pPr>
+      <w:r>
+        <w:rPr>
+          <w:rStyle w:val="CommentReference"/>
+        </w:rPr>
+        <w:annotationRef/>
+      </w:r>
+      <w:r>
+        <w:t>An artificial neuron in a fully connected layer computes a weighted sum of its inputs with an added bias term, followed by the application of a nonlinear activation function. This operation can be expressed as (Chiang &amp; Fu, 1992):</w:t>
+      </w:r>
+    </w:p>
+  </w:comment>
+  <w:comment w:id="126" w:author="Deniss" w:date="2026-04-15T22:30:00Z" w:initials="D">
+    <w:p>
+      <w:pPr>
+        <w:pStyle w:val="CommentText"/>
+      </w:pPr>
+      <w:r>
+        <w:rPr>
+          <w:rStyle w:val="CommentReference"/>
+        </w:rPr>
+        <w:annotationRef/>
+      </w:r>
+      <w:r>
+        <w:t>For a layer consisting of multiple neurons, this computation can be written in matrix form as:</w:t>
+      </w:r>
+    </w:p>
+  </w:comment>
+  <w:comment w:id="127" w:author="Deniss" w:date="2026-04-15T22:30:00Z" w:initials="D">
+    <w:p>
+      <w:pPr>
+        <w:pStyle w:val="CommentText"/>
+      </w:pPr>
+      <w:r>
+        <w:rPr>
+          <w:rStyle w:val="CommentReference"/>
+        </w:rPr>
+        <w:annotationRef/>
+      </w:r>
+      <w:r>
+        <w:t>In multilayer perceptrons, neurons are organized into input, hidden, and output layers, and the network learns by adjusting weights to minimize the error between predicted and desired outputs (Ramchoun et al., 2019). For regression tasks, the output layer is commonly defined as a linear transformation of the last hidden representation, allowing the network to produce continuous-valued predictions (Chiang &amp; Fu, 1992). In this case, the predicted output can be written as formula 3, where the network parameters are optimized to minimize the discrepancy between \( \hat{y} \) and the true target \( y \) (Ramchoun et al., 2019).:</w:t>
+      </w:r>
+    </w:p>
+  </w:comment>
+  <w:comment w:id="128" w:author="Deniss" w:date="2026-04-17T16:08:00Z" w:initials="D">
+    <w:p>
+      <w:pPr>
+        <w:pStyle w:val="CommentText"/>
+      </w:pPr>
+      <w:r>
+        <w:rPr>
+          <w:rStyle w:val="CommentReference"/>
+        </w:rPr>
+        <w:annotationRef/>
+      </w:r>
+      <w:r>
+        <w:rPr>
+          <w:noProof/>
+        </w:rPr>
+        <w:t>atrast v</w:t>
+      </w:r>
+      <w:r>
+        <w:rPr>
+          <w:noProof/>
+        </w:rPr>
+        <w:t xml:space="preserve">isus </w:t>
+      </w:r>
+      <w:r>
+        <w:rPr>
+          <w:noProof/>
+        </w:rPr>
+        <w:t>avotus, kur tie ir uzrakstīti ar v</w:t>
+      </w:r>
+      <w:r>
+        <w:rPr>
+          <w:noProof/>
+        </w:rPr>
+        <w:t xml:space="preserve">ārdiem, </w:t>
+      </w:r>
+      <w:r>
+        <w:rPr>
+          <w:noProof/>
+        </w:rPr>
+        <w:t xml:space="preserve">nevis kā </w:t>
+      </w:r>
+      <w:r>
+        <w:rPr>
+          <w:noProof/>
+        </w:rPr>
+        <w:t>insert</w:t>
+      </w:r>
+    </w:p>
+  </w:comment>
+  <w:comment w:id="129" w:author="Deniss" w:date="2026-04-17T16:11:00Z" w:initials="D">
+    <w:p>
+      <w:pPr>
+        <w:pStyle w:val="CommentText"/>
+      </w:pPr>
+      <w:r>
+        <w:rPr>
+          <w:rStyle w:val="CommentReference"/>
+        </w:rPr>
+        <w:annotationRef/>
+      </w:r>
+      <w:r>
+        <w:rPr>
+          <w:noProof/>
+        </w:rPr>
+        <w:t>pa</w:t>
+      </w:r>
+      <w:r>
+        <w:rPr>
+          <w:noProof/>
+        </w:rPr>
+        <w:t>zīmji -&gt; iezīmji visur pārba</w:t>
+      </w:r>
+      <w:r>
+        <w:rPr>
+          <w:noProof/>
+        </w:rPr>
+        <w:t>udīt</w:t>
       </w:r>
     </w:p>
   </w:comment>
@@ -22943,7 +26620,13 @@
   <w15:commentEx w15:paraId="104072A3" w15:done="0"/>
   <w15:commentEx w15:paraId="02ADCB51" w15:done="0"/>
   <w15:commentEx w15:paraId="20D1B378" w15:done="0"/>
+  <w15:commentEx w15:paraId="6FEE31EE" w15:done="0"/>
   <w15:commentEx w15:paraId="7518D5BB" w15:done="0"/>
+  <w15:commentEx w15:paraId="54041CE2" w15:done="0"/>
+  <w15:commentEx w15:paraId="5BB86212" w15:done="0"/>
+  <w15:commentEx w15:paraId="06196FAB" w15:done="0"/>
+  <w15:commentEx w15:paraId="11357A3C" w15:done="0"/>
+  <w15:commentEx w15:paraId="2C43CE4E" w15:done="0"/>
 </w15:commentsEx>
 </file>
 
@@ -23050,7 +26733,13 @@
   <w16cex:commentExtensible w16cex:durableId="4CF59650" w16cex:dateUtc="2026-04-13T13:18:00Z"/>
   <w16cex:commentExtensible w16cex:durableId="5AF05793" w16cex:dateUtc="2026-04-13T13:19:00Z"/>
   <w16cex:commentExtensible w16cex:durableId="2C82A7FC" w16cex:dateUtc="2026-04-10T14:12:00Z"/>
+  <w16cex:commentExtensible w16cex:durableId="1B512BEA" w16cex:dateUtc="2026-04-15T18:45:00Z"/>
   <w16cex:commentExtensible w16cex:durableId="563F4FA0" w16cex:dateUtc="2026-04-15T18:39:00Z"/>
+  <w16cex:commentExtensible w16cex:durableId="3CE4A1FC" w16cex:dateUtc="2026-04-15T19:12:00Z"/>
+  <w16cex:commentExtensible w16cex:durableId="52CF89F4" w16cex:dateUtc="2026-04-15T19:30:00Z"/>
+  <w16cex:commentExtensible w16cex:durableId="353F1965" w16cex:dateUtc="2026-04-15T19:30:00Z"/>
+  <w16cex:commentExtensible w16cex:durableId="03C60A12" w16cex:dateUtc="2026-04-17T13:08:00Z"/>
+  <w16cex:commentExtensible w16cex:durableId="03FF88AE" w16cex:dateUtc="2026-04-17T13:11:00Z"/>
 </w16cex:commentsExtensible>
 </file>
 
@@ -23157,7 +26846,13 @@
   <w16cid:commentId w16cid:paraId="104072A3" w16cid:durableId="4CF59650"/>
   <w16cid:commentId w16cid:paraId="02ADCB51" w16cid:durableId="5AF05793"/>
   <w16cid:commentId w16cid:paraId="20D1B378" w16cid:durableId="2C82A7FC"/>
+  <w16cid:commentId w16cid:paraId="6FEE31EE" w16cid:durableId="1B512BEA"/>
   <w16cid:commentId w16cid:paraId="7518D5BB" w16cid:durableId="563F4FA0"/>
+  <w16cid:commentId w16cid:paraId="54041CE2" w16cid:durableId="3CE4A1FC"/>
+  <w16cid:commentId w16cid:paraId="5BB86212" w16cid:durableId="52CF89F4"/>
+  <w16cid:commentId w16cid:paraId="06196FAB" w16cid:durableId="353F1965"/>
+  <w16cid:commentId w16cid:paraId="11357A3C" w16cid:durableId="03C60A12"/>
+  <w16cid:commentId w16cid:paraId="2C43CE4E" w16cid:durableId="03FF88AE"/>
 </w16cid:commentsIds>
 </file>
 
@@ -33311,7 +37006,6 @@
     <w:rsid w:val="005E78D3"/>
     <w:rsid w:val="0063583C"/>
     <w:rsid w:val="00687643"/>
-    <w:rsid w:val="006C4F64"/>
     <w:rsid w:val="006C7BD9"/>
     <w:rsid w:val="0070464B"/>
     <w:rsid w:val="007172EC"/>
@@ -33320,18 +37014,23 @@
     <w:rsid w:val="008A10C8"/>
     <w:rsid w:val="008C285C"/>
     <w:rsid w:val="00903C5C"/>
+    <w:rsid w:val="00942F17"/>
     <w:rsid w:val="00B003D8"/>
+    <w:rsid w:val="00B62A4C"/>
     <w:rsid w:val="00B83BC5"/>
     <w:rsid w:val="00BE55BF"/>
     <w:rsid w:val="00BF37F9"/>
     <w:rsid w:val="00C37405"/>
     <w:rsid w:val="00C448B1"/>
     <w:rsid w:val="00C63617"/>
+    <w:rsid w:val="00CA5316"/>
     <w:rsid w:val="00CB1DE6"/>
     <w:rsid w:val="00D05816"/>
     <w:rsid w:val="00D7095D"/>
     <w:rsid w:val="00D8221B"/>
+    <w:rsid w:val="00DE24C2"/>
     <w:rsid w:val="00E55A00"/>
+    <w:rsid w:val="00ED6C9D"/>
     <w:rsid w:val="00F425CE"/>
     <w:rsid w:val="00FD387C"/>
   </w:rsids>
@@ -33789,7 +37488,7 @@
     <w:basedOn w:val="DefaultParagraphFont"/>
     <w:uiPriority w:val="99"/>
     <w:semiHidden/>
-    <w:rsid w:val="008C285C"/>
+    <w:rsid w:val="00CA5316"/>
     <w:rPr>
       <w:color w:val="666666"/>
     </w:rPr>
@@ -34139,32 +37838,6 @@
     <b:RefOrder>1</b:RefOrder>
   </b:Source>
   <b:Source>
-    <b:Tag>SBS2023RetailSalesForecasting</b:Tag>
-    <b:SourceType>ConferenceProceedings</b:SourceType>
-    <b:Author>
-      <b:Author>
-        <b:NameList>
-          <b:Person>
-            <b:Last>B S</b:Last>
-            <b:First>S.</b:First>
-          </b:Person>
-          <b:Person>
-            <b:Last>Suresh</b:Last>
-            <b:First>M.</b:First>
-          </b:Person>
-        </b:NameList>
-      </b:Author>
-    </b:Author>
-    <b:Title>A Comprehensive Analysis of Retail Sales Forecasting Using Machine Learning and Deep Learning Methods</b:Title>
-    <b:BookTitle>2023 International Conference on Data Science and Network Security (ICDSNS)</b:BookTitle>
-    <b:City>Tiptur, India</b:City>
-    <b:Year>2023</b:Year>
-    <b:Pages>1-5</b:Pages>
-    <b:DOI>10.1109/ICDSNS58469.2023.10245887</b:DOI>
-    <b:URL>https://doi.org/10.1109/ICDSNS58469.2023.10245887</b:URL>
-    <b:RefOrder>5</b:RefOrder>
-  </b:Source>
-  <b:Source>
     <b:Tag>Bender2024AdvancesDemandForecasting</b:Tag>
     <b:SourceType>ElectronicSource</b:SourceType>
     <b:Author>
@@ -34305,7 +37978,7 @@
     <b:Year>2001</b:Year>
     <b:DOI>10.1016/S0925-5273(00)00109-2</b:DOI>
     <b:URL>https://doi.org/10.1016/S0925-5273(00)00109-2</b:URL>
-    <b:RefOrder>18</b:RefOrder>
+    <b:RefOrder>27</b:RefOrder>
   </b:Source>
   <b:Source>
     <b:Tag>Lee2012HybridAISalesForecasting</b:Tag>
@@ -34335,7 +38008,7 @@
     <b:Pages>188-196</b:Pages>
     <b:DOI>10.1002/hfm.20272</b:DOI>
     <b:URL>https://doi.org/10.1002/hfm.20272</b:URL>
-    <b:RefOrder>19</b:RefOrder>
+    <b:RefOrder>28</b:RefOrder>
   </b:Source>
   <b:Source>
     <b:Tag>MullerNavarra2015SalesForecastingPRNN</b:Tag>
@@ -34391,7 +38064,7 @@
     <b:Pages>1-7</b:Pages>
     <b:DOI>10.1109/IACIS65746.2025.11211065</b:DOI>
     <b:URL>https://doi.org/10.1109/IACIS65746.2025.11211065</b:URL>
-    <b:RefOrder>20</b:RefOrder>
+    <b:RefOrder>29</b:RefOrder>
   </b:Source>
   <b:Source>
     <b:Tag>Pongdatu2018SeasonalTimeSeries</b:Tag>
@@ -34483,7 +38156,7 @@
     <b:Pages>e14724</b:Pages>
     <b:DOI>10.1590/1806-9649-2025v32e14724</b:DOI>
     <b:URL>https://doi.org/10.1590/1806-9649-2025v32e14724</b:URL>
-    <b:RefOrder>21</b:RefOrder>
+    <b:RefOrder>30</b:RefOrder>
   </b:Source>
   <b:Source>
     <b:Tag>Sirisha2022ProfitPrediction</b:Tag>
@@ -34733,11 +38406,344 @@
     <b:URL>https://www.statsmodels.org/dev/generated/statsmodels.tsa.statespace.sarimax.SARIMAX.html#statsmodels.tsa.statespace.sarimax.SARIMAX</b:URL>
     <b:RefOrder>17</b:RefOrder>
   </b:Source>
+  <b:Source>
+    <b:Tag>Min11</b:Tag>
+    <b:SourceType>JournalArticle</b:SourceType>
+    <b:Guid>{4CAE69E9-6492-42A2-AFB3-C1988104BDC3}</b:Guid>
+    <b:Title>Neural network tomography: Network replication from output surface geometry</b:Title>
+    <b:Year>2011</b:Year>
+    <b:JournalName>Neural Networks</b:JournalName>
+    <b:Pages>484–492</b:Pages>
+    <b:Author>
+      <b:Author>
+        <b:NameList>
+          <b:Person>
+            <b:Last>Minnett</b:Last>
+            <b:First>R. C. J.</b:First>
+          </b:Person>
+          <b:Person>
+            <b:Last>Smith</b:Last>
+            <b:First>A. T.</b:First>
+          </b:Person>
+          <b:Person>
+            <b:Last>Lennon</b:Last>
+            <b:First>W. C.</b:First>
+          </b:Person>
+          <b:Person>
+            <b:Last>Hecht-Nielsen</b:Last>
+            <b:First>R.</b:First>
+          </b:Person>
+        </b:NameList>
+      </b:Author>
+    </b:Author>
+    <b:Volume>24</b:Volume>
+    <b:DOI>10.1016/j.neunet.2011.01.006</b:DOI>
+    <b:RefOrder>18</b:RefOrder>
+  </b:Source>
+  <b:Source>
+    <b:Tag>Chi92</b:Tag>
+    <b:SourceType>ConferenceProceedings</b:SourceType>
+    <b:Guid>{D9B2D718-BCB5-42EB-B0D9-A40C1E18A850}</b:Guid>
+    <b:Title>A Variant of Second-Order Multilayer Perceptron and Its Application to Function Approximations</b:Title>
+    <b:Year>1992</b:Year>
+    <b:Pages>III-887–III-892</b:Pages>
+    <b:ConferenceName>Proceedings of the IEEE Conference (leave generic if unsure)</b:ConferenceName>
+    <b:Publisher>IEEE</b:Publisher>
+    <b:Author>
+      <b:Author>
+        <b:NameList>
+          <b:Person>
+            <b:Last>Chiang</b:Last>
+            <b:First>C.-C</b:First>
+          </b:Person>
+          <b:Person>
+            <b:Last>Fu</b:Last>
+            <b:First>H.-C</b:First>
+          </b:Person>
+        </b:NameList>
+      </b:Author>
+    </b:Author>
+    <b:DOI>10.1109/IJCNN.1992.227087</b:DOI>
+    <b:RefOrder>19</b:RefOrder>
+  </b:Source>
+  <b:Source>
+    <b:Tag>Ram19</b:Tag>
+    <b:SourceType>JournalArticle</b:SourceType>
+    <b:Guid>{7AE7ECB6-2B53-4B0A-9C6E-73A2E03B1699}</b:Guid>
+    <b:Title>Multilayer Perceptron: Architecture Optimization and Training</b:Title>
+    <b:Pages>26–30</b:Pages>
+    <b:Year>2019</b:Year>
+    <b:JournalName>International Journal of Interactive Multimedia and Artificial Intelligence</b:JournalName>
+    <b:Author>
+      <b:Author>
+        <b:NameList>
+          <b:Person>
+            <b:Last>Ramchoun</b:Last>
+            <b:First>H.</b:First>
+          </b:Person>
+          <b:Person>
+            <b:Last>Idrissi</b:Last>
+            <b:First>M. A. J.</b:First>
+          </b:Person>
+          <b:Person>
+            <b:Last>Ghanou</b:Last>
+            <b:First>Y.</b:First>
+          </b:Person>
+          <b:Person>
+            <b:Last>Ettaouil</b:Last>
+            <b:First>M.</b:First>
+          </b:Person>
+        </b:NameList>
+      </b:Author>
+    </b:Author>
+    <b:Volume>5</b:Volume>
+    <b:Issue>1</b:Issue>
+    <b:DOI>10.9781/ijimai.2019.02.002</b:DOI>
+    <b:RefOrder>20</b:RefOrder>
+  </b:Source>
+  <b:Source>
+    <b:Tag>SBS2023RetailSalesForecasting</b:Tag>
+    <b:SourceType>ConferenceProceedings</b:SourceType>
+    <b:Author>
+      <b:Author>
+        <b:NameList>
+          <b:Person>
+            <b:Last>Suresh</b:Last>
+            <b:First>B.S.</b:First>
+          </b:Person>
+          <b:Person>
+            <b:Last>Suresh</b:Last>
+            <b:First>M.</b:First>
+          </b:Person>
+        </b:NameList>
+      </b:Author>
+    </b:Author>
+    <b:Title>A Comprehensive Analysis of Retail Sales Forecasting Using Machine Learning and Deep Learning Methods</b:Title>
+    <b:BookTitle>2023 International Conference on Data Science and Network Security (ICDSNS)</b:BookTitle>
+    <b:City>Tiptur, India</b:City>
+    <b:Year>2023</b:Year>
+    <b:Pages>1-5</b:Pages>
+    <b:DOI>10.1109/ICDSNS58469.2023.10245887</b:DOI>
+    <b:URL>https://doi.org/10.1109/ICDSNS58469.2023.10245887</b:URL>
+    <b:Guid>{002AABC9-64BE-4690-9E95-914DF2A77338}</b:Guid>
+    <b:RefOrder>5</b:RefOrder>
+  </b:Source>
+  <b:Source>
+    <b:Tag>JiC24</b:Tag>
+    <b:SourceType>ConferenceProceedings</b:SourceType>
+    <b:Guid>{270E2249-B568-476C-B805-8E155DD0BAD1}</b:Guid>
+    <b:Title>A Survey of Neural Network Optimization Algorithms</b:Title>
+    <b:Year>2024</b:Year>
+    <b:Pages>409–415</b:Pages>
+    <b:Author>
+      <b:Author>
+        <b:NameList>
+          <b:Person>
+            <b:Last>Ji</b:Last>
+            <b:First>Chengwei</b:First>
+          </b:Person>
+        </b:NameList>
+      </b:Author>
+    </b:Author>
+    <b:ConferenceName>2024 IEEE 4th International Conference on Data Science and Computer Application (ICDSCA)</b:ConferenceName>
+    <b:Publisher>IEEE</b:Publisher>
+    <b:DOI>10.1109/ICDSCA63855.2024.10859435</b:DOI>
+    <b:RefOrder>21</b:RefOrder>
+  </b:Source>
+  <b:Source>
+    <b:Tag>Bor25</b:Tag>
+    <b:SourceType>JournalArticle</b:SourceType>
+    <b:Guid>{B8C976B4-14FE-40A9-AC99-790A2D7CEE45}</b:Guid>
+    <b:Title>The role of data transformation in modern analytics: A comprehensive survey</b:Title>
+    <b:Pages>10.1016/j.cola.2025.101329</b:Pages>
+    <b:Year>2025</b:Year>
+    <b:Author>
+      <b:Author>
+        <b:NameList>
+          <b:Person>
+            <b:Last>Borrohou</b:Last>
+            <b:First>Sanae</b:First>
+          </b:Person>
+          <b:Person>
+            <b:Last>Fissoune</b:Last>
+            <b:First>Rachida</b:First>
+          </b:Person>
+          <b:Person>
+            <b:Last>Badir</b:Last>
+            <b:First>Hassan</b:First>
+          </b:Person>
+        </b:NameList>
+      </b:Author>
+    </b:Author>
+    <b:JournalName>Journal of Computer Languages</b:JournalName>
+    <b:RefOrder>22</b:RefOrder>
+  </b:Source>
+  <b:Source>
+    <b:Tag>Elm25</b:Tag>
+    <b:SourceType>JournalArticle</b:SourceType>
+    <b:Guid>{0A5E0BE6-324D-4A91-A77F-9A970C51A0D1}</b:Guid>
+    <b:Title>Advanced machine learning models for robust prediction of water quality index and classification</b:Title>
+    <b:JournalName>Journal of Hydroinformatics</b:JournalName>
+    <b:Year>2025</b:Year>
+    <b:Author>
+      <b:Author>
+        <b:NameList>
+          <b:Person>
+            <b:Last>Elmotawakkil</b:Last>
+            <b:First>Abdessamad </b:First>
+          </b:Person>
+          <b:Person>
+            <b:Last>Enneya</b:Last>
+            <b:First>Nourddine </b:First>
+          </b:Person>
+          <b:Person>
+            <b:Last>Bhagat</b:Last>
+            <b:Middle>Kumar </b:Middle>
+            <b:First>Suraj </b:First>
+          </b:Person>
+          <b:Person>
+            <b:Last>Ouda</b:Last>
+            <b:Middle>Mohamed </b:Middle>
+            <b:First>Mohamed </b:First>
+          </b:Person>
+          <b:Person>
+            <b:Last>Kumar</b:Last>
+            <b:First>Vikram </b:First>
+          </b:Person>
+        </b:NameList>
+      </b:Author>
+    </b:Author>
+    <b:Volume>27</b:Volume>
+    <b:Issue>2</b:Issue>
+    <b:DOI>0.2166/hydro.2025.290</b:DOI>
+    <b:RefOrder>23</b:RefOrder>
+  </b:Source>
+  <b:Source>
+    <b:Tag>Odu22</b:Tag>
+    <b:SourceType>JournalArticle</b:SourceType>
+    <b:Guid>{812A0E51-D8ED-4BB8-B60F-9F397EB7554E}</b:Guid>
+    <b:Title>Development and Comparison of Three Data Models for Predicting Diabetes Mellitus Using Risk Factors in a Nigerian Population</b:Title>
+    <b:JournalName>Healthc Inform Research</b:JournalName>
+    <b:Year>2022</b:Year>
+    <b:Pages>58-67</b:Pages>
+    <b:Author>
+      <b:Author>
+        <b:NameList>
+          <b:Person>
+            <b:Last>Odukoya</b:Last>
+            <b:First>Oluwakemi </b:First>
+          </b:Person>
+          <b:Person>
+            <b:Last>Nwaneri</b:Last>
+            <b:First>Solomon </b:First>
+          </b:Person>
+          <b:Person>
+            <b:Last>Odeniyi</b:Last>
+            <b:First>Ifedayo </b:First>
+          </b:Person>
+          <b:Person>
+            <b:Last>Akodu</b:Last>
+            <b:First>Babatunde </b:First>
+          </b:Person>
+          <b:Person>
+            <b:Last>Oluwole</b:Last>
+            <b:First>Esther </b:First>
+          </b:Person>
+          <b:Person>
+            <b:Last>Olorunfemi</b:Last>
+            <b:First>Gbenga </b:First>
+          </b:Person>
+          <b:Person>
+            <b:Last>Popoola</b:Last>
+            <b:First>Oluwatoyin </b:First>
+          </b:Person>
+          <b:Person>
+            <b:Last>Osuntoki</b:Last>
+            <b:First>Akinniyi </b:First>
+          </b:Person>
+        </b:NameList>
+      </b:Author>
+    </b:Author>
+    <b:DOI>10.4258/hir.2022.28.1.58</b:DOI>
+    <b:RefOrder>24</b:RefOrder>
+  </b:Source>
+  <b:Source>
+    <b:Tag>Raj25</b:Tag>
+    <b:SourceType>ConferenceProceedings</b:SourceType>
+    <b:Guid>{742856D7-1216-4FF1-A645-C47C8EB35B66}</b:Guid>
+    <b:Title>Enhancing Obesity Prediction: Evaluating the Role of Data Preprocessing in Machine Learning Models</b:Title>
+    <b:Year>2025</b:Year>
+    <b:Author>
+      <b:Author>
+        <b:NameList>
+          <b:Person>
+            <b:Last>Rajesh</b:Last>
+            <b:Middle>Dhayalan </b:Middle>
+            <b:First>Rohit </b:First>
+          </b:Person>
+          <b:Person>
+            <b:Last>Kuppuri</b:Last>
+            <b:Middle>Nanda Kumar </b:Middle>
+            <b:First>Yashwanth </b:First>
+          </b:Person>
+          <b:Person>
+            <b:Last>Peter</b:Last>
+            <b:Middle>Rhea </b:Middle>
+            <b:First>P. </b:First>
+          </b:Person>
+          <b:Person>
+            <b:Last>Reddy</b:Last>
+            <b:Middle>Soma Sekhar </b:Middle>
+            <b:First>A. </b:First>
+          </b:Person>
+          <b:Person>
+            <b:Last> Sonia</b:Last>
+            <b:Middle>Jeba</b:Middle>
+            <b:First>Dr.J.</b:First>
+          </b:Person>
+        </b:NameList>
+      </b:Author>
+    </b:Author>
+    <b:ConferenceName>International Conference on Computational Robotics, Testing and Engineering Evaluation</b:ConferenceName>
+    <b:DOI>10.1109/ICCRTEE64519.2025.11053002</b:DOI>
+    <b:RefOrder>25</b:RefOrder>
+  </b:Source>
+  <b:Source>
+    <b:Tag>Dic20</b:Tag>
+    <b:SourceType>JournalArticle</b:SourceType>
+    <b:Guid>{2C65EAD7-A88D-40DE-B250-DCF55B32D6C0}</b:Guid>
+    <b:Title>Feature Standardisation and Coefficient Optimisation for Effective Symbolic Regression</b:Title>
+    <b:Pages>306–314</b:Pages>
+    <b:Year>2020</b:Year>
+    <b:Publisher>ACM</b:Publisher>
+    <b:JournalName>Genetic and Evolutionary Computation Conference</b:JournalName>
+    <b:Author>
+      <b:Author>
+        <b:NameList>
+          <b:Person>
+            <b:Last>Dick</b:Last>
+            <b:First>Grant </b:First>
+          </b:Person>
+          <b:Person>
+            <b:Last>Owen</b:Last>
+            <b:First>Caitlin A. </b:First>
+          </b:Person>
+          <b:Person>
+            <b:Last> Whigham</b:Last>
+            <b:Middle>A.</b:Middle>
+            <b:First>Peter </b:First>
+          </b:Person>
+        </b:NameList>
+      </b:Author>
+    </b:Author>
+    <b:DOI>10.1145/3377930.3390237</b:DOI>
+    <b:RefOrder>26</b:RefOrder>
+  </b:Source>
 </b:Sources>
 </file>
 
 <file path=customXml/itemProps1.xml><?xml version="1.0" encoding="utf-8"?>
-<ds:datastoreItem xmlns:ds="http://schemas.openxmlformats.org/officeDocument/2006/customXml" ds:itemID="{9A5AF265-F193-4EBB-8371-203CAE05B550}">
+<ds:datastoreItem xmlns:ds="http://schemas.openxmlformats.org/officeDocument/2006/customXml" ds:itemID="{D18CBB63-CB7E-40E0-9D12-62AC6AB8878E}">
   <ds:schemaRefs>
     <ds:schemaRef ds:uri="http://schemas.openxmlformats.org/officeDocument/2006/bibliography"/>
   </ds:schemaRefs>

--- a/Deniss Grabovskis 231RDB217.docx
+++ b/Deniss Grabovskis 231RDB217.docx
@@ -1305,6 +1305,7 @@
         <w:pStyle w:val="Teksts"/>
         <w:rPr>
           <w:strike/>
+          <w:lang w:val="en-GB"/>
         </w:rPr>
       </w:pPr>
     </w:p>
@@ -15726,9 +15727,6 @@
     <w:p>
       <w:pPr>
         <w:pStyle w:val="Teksts"/>
-        <w:rPr>
-          <w:lang w:val="ru-RU"/>
-        </w:rPr>
       </w:pPr>
       <w:r>
         <w:t xml:space="preserve">Rekurentās arhitektūrās (tostarp LSTM) nelinearitātes ir sastopamas šūnā (izmantojot sigmoīdu un (tanh)), bet regresijas izejā parasti tiek izmantota arī lineāra </w:t>
@@ -15982,8 +15980,6 @@
       </m:oMath>
       <w:r>
         <w:tab/>
-      </w:r>
-      <w:r>
         <w:t xml:space="preserve"> (</w:t>
       </w:r>
       <w:r>
@@ -16427,8 +16423,6 @@
       </m:oMath>
       <w:r>
         <w:tab/>
-      </w:r>
-      <w:r>
         <w:t xml:space="preserve"> (</w:t>
       </w:r>
       <w:r>
@@ -16897,7 +16891,7 @@
       <w:pPr>
         <w:pStyle w:val="Uzsk-aizzmes"/>
         <w:rPr>
-          <w:lang w:val="it-IT"/>
+          <w:lang w:val="ru-RU"/>
         </w:rPr>
       </w:pPr>
       <w:r>
@@ -16920,7 +16914,7 @@
       <w:pPr>
         <w:pStyle w:val="Uzsk-aizzmes"/>
         <w:rPr>
-          <w:lang w:val="it-IT"/>
+          <w:lang w:val="ru-RU"/>
         </w:rPr>
       </w:pPr>
       <w:r>
@@ -17173,8 +17167,6 @@
       </m:oMath>
       <w:r>
         <w:tab/>
-      </w:r>
-      <w:r>
         <w:t>(</w:t>
       </w:r>
       <w:r>
@@ -17489,16 +17481,7 @@
               <w:rPr>
                 <w:rFonts w:ascii="Cambria Math" w:hAnsi="Cambria Math"/>
               </w:rPr>
-              <m:t>-</m:t>
-            </m:r>
-            <m:r>
-              <m:rPr>
-                <m:sty m:val="p"/>
-              </m:rPr>
-              <w:rPr>
-                <w:rFonts w:ascii="Cambria Math" w:hAnsi="Cambria Math"/>
-              </w:rPr>
-              <m:t>μ</m:t>
+              <m:t>-μ</m:t>
             </m:r>
           </m:num>
           <m:den>
@@ -17638,9 +17621,6 @@
     <w:p>
       <w:pPr>
         <w:pStyle w:val="Teksts"/>
-        <w:rPr>
-          <w:lang w:val="ru-RU"/>
-        </w:rPr>
       </w:pPr>
       <w:r>
         <w:t xml:space="preserve">Standartnovirze </w:t>
@@ -17770,6 +17750,9 @@
       <w:pPr>
         <w:pStyle w:val="3-lm-virsraksts"/>
       </w:pPr>
+      <w:r>
+        <w:t xml:space="preserve">Standartizācija </w:t>
+      </w:r>
       <w:r>
         <w:t>LSTM realizācija</w:t>
       </w:r>
@@ -17836,13 +17819,7 @@
               <w:rPr>
                 <w:rFonts w:ascii="Cambria Math" w:hAnsi="Cambria Math"/>
               </w:rPr>
-              <m:t>x-</m:t>
-            </m:r>
-            <m:r>
-              <w:rPr>
-                <w:rFonts w:ascii="Cambria Math" w:hAnsi="Cambria Math"/>
-              </w:rPr>
-              <m:t>μ</m:t>
+              <m:t>x-μ</m:t>
             </m:r>
           </m:e>
         </m:d>
@@ -18035,31 +18012,189 @@
         <w:pStyle w:val="Teksts"/>
       </w:pPr>
       <w:r>
-        <w:t>Laika rindu literatūrā viena no sintētisko datu ģenerēšanas pieejām ietver trokšņa, piemēram, Gausa trokšņa, pievienošanu sākotnējam signālam, trokšņa skalu izvēloties, pamatojoties uz pazīmes/sērijas standartnovirzi (Hu et al., 2023). Šajā rakstā LSTM eksperimentā palielināšana netiek izmantota; iespējamos cauruļvada uzlabojumus, tostarp uzlabotu datu palielināšanu, var sīkāk apspriest 6. nodaļā (Hu et al., 2023).</w:t>
+        <w:t xml:space="preserve">Svarīgi piezīmēt, ka </w:t>
+      </w:r>
+      <w:r>
+        <w:t>l</w:t>
+      </w:r>
+      <w:r>
+        <w:t xml:space="preserve">aika rindu literatūrā viena no sintētisko datu ģenerēšanas pieejām ietver trokšņa, piemēram, Gausa trokšņa, pievienošanu sākotnējam </w:t>
+      </w:r>
+      <w:r>
+        <w:t>dat</w:t>
+      </w:r>
+      <w:r>
+        <w:t>ie</w:t>
+      </w:r>
+      <w:r>
+        <w:t>m</w:t>
+      </w:r>
+      <w:r>
+        <w:t xml:space="preserve">, trokšņa skalu izvēloties, pamatojoties </w:t>
+      </w:r>
+      <w:r>
+        <w:t xml:space="preserve">to pašu </w:t>
+      </w:r>
+      <w:r>
+        <w:t xml:space="preserve">standartnovirzi </w:t>
+      </w:r>
+      <w:sdt>
+        <w:sdtPr>
+          <w:id w:val="-693760068"/>
+          <w:citation/>
+        </w:sdtPr>
+        <w:sdtContent>
+          <w:r>
+            <w:fldChar w:fldCharType="begin"/>
+          </w:r>
+          <w:r>
+            <w:instrText xml:space="preserve"> CITATION Hu2023ContrastiveLearning \l 1062 </w:instrText>
+          </w:r>
+          <w:r>
+            <w:fldChar w:fldCharType="separate"/>
+          </w:r>
+          <w:r>
+            <w:rPr>
+              <w:noProof/>
+            </w:rPr>
+            <w:t>(Hu, Hu, Li, &amp; Du, 2023)</w:t>
+          </w:r>
+          <w:r>
+            <w:fldChar w:fldCharType="end"/>
+          </w:r>
+        </w:sdtContent>
+      </w:sdt>
+      <w:r>
+        <w:t xml:space="preserve">. </w:t>
+      </w:r>
+      <w:commentRangeStart w:id="130"/>
+      <w:r>
+        <w:t>To teorētiski varētu izmantot šī darba</w:t>
+      </w:r>
+      <w:commentRangeEnd w:id="130"/>
+      <w:r>
+        <w:rPr>
+          <w:rStyle w:val="CommentReference"/>
+          <w:sz w:val="24"/>
+          <w:szCs w:val="24"/>
+        </w:rPr>
+        <w:commentReference w:id="130"/>
+      </w:r>
+      <w:r>
+        <w:t>.</w:t>
+      </w:r>
+    </w:p>
+    <w:p>
+      <w:pPr>
+        <w:pStyle w:val="3-lm-virsraksts"/>
+        <w:rPr>
+          <w:lang w:val="ru-RU"/>
+        </w:rPr>
+      </w:pPr>
+      <w:commentRangeStart w:id="131"/>
+      <w:r>
+        <w:t xml:space="preserve">Rekurenti </w:t>
+      </w:r>
+      <w:commentRangeEnd w:id="131"/>
+      <w:r>
+        <w:rPr>
+          <w:rStyle w:val="CommentReference"/>
+          <w:sz w:val="24"/>
+          <w:szCs w:val="24"/>
+        </w:rPr>
+        <w:commentReference w:id="131"/>
+      </w:r>
+      <w:r>
+        <w:t>tīkli un LSTM atšķirība</w:t>
       </w:r>
     </w:p>
     <w:p>
       <w:pPr>
         <w:pStyle w:val="Teksts"/>
       </w:pPr>
-    </w:p>
-    <w:p>
-      <w:pPr>
-        <w:pStyle w:val="Teksts"/>
-      </w:pPr>
-    </w:p>
-    <w:p>
-      <w:pPr>
-        <w:pStyle w:val="Teksts"/>
-      </w:pPr>
-    </w:p>
-    <w:p>
-      <w:pPr>
-        <w:pStyle w:val="Teksts"/>
-        <w:tabs>
-          <w:tab w:val="left" w:pos="1134"/>
-        </w:tabs>
-      </w:pPr>
+      <w:r>
+        <w:t xml:space="preserve">Tipisks pilnībā savienots tīkls sagaida fiksētu ievades </w:t>
+      </w:r>
+      <w:r>
+        <w:t>ierzīmju</w:t>
+      </w:r>
+      <w:r>
+        <w:t xml:space="preserve"> skaitu. Rekurenti neironu tīkli (RNN) ievieš slēptu stāvokli </w:t>
+      </w:r>
+      <m:oMath>
+        <m:sSub>
+          <m:sSubPr>
+            <m:ctrlPr>
+              <w:rPr>
+                <w:rFonts w:ascii="Cambria Math" w:hAnsi="Cambria Math"/>
+              </w:rPr>
+            </m:ctrlPr>
+          </m:sSubPr>
+          <m:e>
+            <m:r>
+              <m:rPr>
+                <m:sty m:val="p"/>
+              </m:rPr>
+              <w:rPr>
+                <w:rFonts w:ascii="Cambria Math" w:hAnsi="Cambria Math"/>
+              </w:rPr>
+              <m:t>h</m:t>
+            </m:r>
+          </m:e>
+          <m:sub>
+            <m:r>
+              <m:rPr>
+                <m:sty m:val="p"/>
+              </m:rPr>
+              <w:rPr>
+                <w:rFonts w:ascii="Cambria Math" w:hAnsi="Cambria Math"/>
+              </w:rPr>
+              <m:t>t</m:t>
+            </m:r>
+          </m:sub>
+        </m:sSub>
+      </m:oMath>
+      <w:r>
+        <w:t xml:space="preserve">, kas tiek atjaunināts soli pa solim un pārnes informāciju no pagātnes uz nākotni. Tas ir </w:t>
+      </w:r>
+      <w:r>
+        <w:t>noderīgi izmantot priekš</w:t>
+      </w:r>
+      <w:r>
+        <w:t xml:space="preserve"> laika rindām, kur dati tiek parādīti kā secība laika gaitā</w:t>
+      </w:r>
+      <w:r>
+        <w:t xml:space="preserve"> </w:t>
+      </w:r>
+      <w:sdt>
+        <w:sdtPr>
+          <w:id w:val="176466709"/>
+          <w:citation/>
+        </w:sdtPr>
+        <w:sdtContent>
+          <w:r>
+            <w:fldChar w:fldCharType="begin"/>
+          </w:r>
+          <w:r>
+            <w:instrText xml:space="preserve"> CITATION Yunita2025NeuralNetworkArchitectures \l 1062 </w:instrText>
+          </w:r>
+          <w:r>
+            <w:fldChar w:fldCharType="separate"/>
+          </w:r>
+          <w:r>
+            <w:rPr>
+              <w:noProof/>
+            </w:rPr>
+            <w:t>(Yunita, u.c., 2025)</w:t>
+          </w:r>
+          <w:r>
+            <w:fldChar w:fldCharType="end"/>
+          </w:r>
+        </w:sdtContent>
+      </w:sdt>
+      <w:r>
+        <w:t xml:space="preserve">. </w:t>
+      </w:r>
     </w:p>
     <w:p>
       <w:pPr>
@@ -18070,16 +18205,957 @@
         </w:tabs>
         <w:ind w:firstLine="0"/>
       </w:pPr>
+      <w:r>
+        <w:tab/>
+      </w:r>
+      <m:oMath>
+        <m:sSub>
+          <m:sSubPr>
+            <m:ctrlPr>
+              <w:rPr>
+                <w:rFonts w:ascii="Cambria Math" w:hAnsi="Cambria Math"/>
+              </w:rPr>
+            </m:ctrlPr>
+          </m:sSubPr>
+          <m:e>
+            <m:r>
+              <w:rPr>
+                <w:rFonts w:ascii="Cambria Math" w:hAnsi="Cambria Math"/>
+              </w:rPr>
+              <m:t>h</m:t>
+            </m:r>
+          </m:e>
+          <m:sub>
+            <m:r>
+              <w:rPr>
+                <w:rFonts w:ascii="Cambria Math" w:hAnsi="Cambria Math"/>
+              </w:rPr>
+              <m:t>t</m:t>
+            </m:r>
+          </m:sub>
+        </m:sSub>
+        <m:r>
+          <m:rPr>
+            <m:sty m:val="p"/>
+          </m:rPr>
+          <w:rPr>
+            <w:rFonts w:ascii="Cambria Math" w:hAnsi="Cambria Math"/>
+          </w:rPr>
+          <m:t>=</m:t>
+        </m:r>
+        <m:r>
+          <w:rPr>
+            <w:rFonts w:ascii="Cambria Math" w:hAnsi="Cambria Math"/>
+          </w:rPr>
+          <m:t>f</m:t>
+        </m:r>
+        <m:d>
+          <m:dPr>
+            <m:ctrlPr>
+              <w:rPr>
+                <w:rFonts w:ascii="Cambria Math" w:hAnsi="Cambria Math"/>
+              </w:rPr>
+            </m:ctrlPr>
+          </m:dPr>
+          <m:e>
+            <m:sSub>
+              <m:sSubPr>
+                <m:ctrlPr>
+                  <w:rPr>
+                    <w:rFonts w:ascii="Cambria Math" w:hAnsi="Cambria Math"/>
+                  </w:rPr>
+                </m:ctrlPr>
+              </m:sSubPr>
+              <m:e>
+                <m:r>
+                  <w:rPr>
+                    <w:rFonts w:ascii="Cambria Math" w:hAnsi="Cambria Math"/>
+                  </w:rPr>
+                  <m:t>x</m:t>
+                </m:r>
+              </m:e>
+              <m:sub>
+                <m:r>
+                  <w:rPr>
+                    <w:rFonts w:ascii="Cambria Math" w:hAnsi="Cambria Math"/>
+                  </w:rPr>
+                  <m:t>t</m:t>
+                </m:r>
+              </m:sub>
+            </m:sSub>
+            <m:r>
+              <m:rPr>
+                <m:sty m:val="p"/>
+              </m:rPr>
+              <w:rPr>
+                <w:rFonts w:ascii="Cambria Math" w:hAnsi="Cambria Math"/>
+              </w:rPr>
+              <m:t>,</m:t>
+            </m:r>
+            <m:sSub>
+              <m:sSubPr>
+                <m:ctrlPr>
+                  <w:rPr>
+                    <w:rFonts w:ascii="Cambria Math" w:hAnsi="Cambria Math"/>
+                  </w:rPr>
+                </m:ctrlPr>
+              </m:sSubPr>
+              <m:e>
+                <m:r>
+                  <w:rPr>
+                    <w:rFonts w:ascii="Cambria Math" w:hAnsi="Cambria Math"/>
+                  </w:rPr>
+                  <m:t>h</m:t>
+                </m:r>
+              </m:e>
+              <m:sub>
+                <m:r>
+                  <w:rPr>
+                    <w:rFonts w:ascii="Cambria Math" w:hAnsi="Cambria Math"/>
+                  </w:rPr>
+                  <m:t>t</m:t>
+                </m:r>
+                <m:r>
+                  <m:rPr>
+                    <m:sty m:val="p"/>
+                  </m:rPr>
+                  <w:rPr>
+                    <w:rFonts w:ascii="Cambria Math" w:hAnsi="Cambria Math"/>
+                  </w:rPr>
+                  <m:t>-1</m:t>
+                </m:r>
+              </m:sub>
+            </m:sSub>
+          </m:e>
+        </m:d>
+        <m:r>
+          <m:rPr>
+            <m:sty m:val="p"/>
+          </m:rPr>
+          <w:rPr>
+            <w:rFonts w:ascii="Cambria Math" w:hAnsi="Cambria Math"/>
+          </w:rPr>
+          <m:t>,  </m:t>
+        </m:r>
+        <m:acc>
+          <m:accPr>
+            <m:ctrlPr>
+              <w:rPr>
+                <w:rFonts w:ascii="Cambria Math" w:hAnsi="Cambria Math"/>
+              </w:rPr>
+            </m:ctrlPr>
+          </m:accPr>
+          <m:e>
+            <m:sSub>
+              <m:sSubPr>
+                <m:ctrlPr>
+                  <w:rPr>
+                    <w:rFonts w:ascii="Cambria Math" w:hAnsi="Cambria Math"/>
+                  </w:rPr>
+                </m:ctrlPr>
+              </m:sSubPr>
+              <m:e>
+                <m:r>
+                  <w:rPr>
+                    <w:rFonts w:ascii="Cambria Math" w:hAnsi="Cambria Math"/>
+                  </w:rPr>
+                  <m:t>y</m:t>
+                </m:r>
+              </m:e>
+              <m:sub>
+                <m:r>
+                  <w:rPr>
+                    <w:rFonts w:ascii="Cambria Math" w:hAnsi="Cambria Math"/>
+                  </w:rPr>
+                  <m:t>t</m:t>
+                </m:r>
+              </m:sub>
+            </m:sSub>
+          </m:e>
+        </m:acc>
+        <m:r>
+          <m:rPr>
+            <m:sty m:val="p"/>
+          </m:rPr>
+          <w:rPr>
+            <w:rFonts w:ascii="Cambria Math" w:hAnsi="Cambria Math"/>
+          </w:rPr>
+          <m:t>=</m:t>
+        </m:r>
+        <m:r>
+          <w:rPr>
+            <w:rFonts w:ascii="Cambria Math" w:hAnsi="Cambria Math"/>
+          </w:rPr>
+          <m:t>g</m:t>
+        </m:r>
+        <m:d>
+          <m:dPr>
+            <m:ctrlPr>
+              <w:rPr>
+                <w:rFonts w:ascii="Cambria Math" w:hAnsi="Cambria Math"/>
+              </w:rPr>
+            </m:ctrlPr>
+          </m:dPr>
+          <m:e>
+            <m:sSub>
+              <m:sSubPr>
+                <m:ctrlPr>
+                  <w:rPr>
+                    <w:rFonts w:ascii="Cambria Math" w:hAnsi="Cambria Math"/>
+                  </w:rPr>
+                </m:ctrlPr>
+              </m:sSubPr>
+              <m:e>
+                <m:r>
+                  <w:rPr>
+                    <w:rFonts w:ascii="Cambria Math" w:hAnsi="Cambria Math"/>
+                  </w:rPr>
+                  <m:t>h</m:t>
+                </m:r>
+              </m:e>
+              <m:sub>
+                <m:r>
+                  <w:rPr>
+                    <w:rFonts w:ascii="Cambria Math" w:hAnsi="Cambria Math"/>
+                  </w:rPr>
+                  <m:t>t</m:t>
+                </m:r>
+              </m:sub>
+            </m:sSub>
+          </m:e>
+        </m:d>
+      </m:oMath>
+      <w:r>
+        <w:tab/>
+        <w:t>(</w:t>
+      </w:r>
+      <w:r>
+        <w:fldChar w:fldCharType="begin"/>
+      </w:r>
+      <w:r>
+        <w:instrText xml:space="preserve"> STYLEREF  \s 1-līm-numurēts-virsraksts </w:instrText>
+      </w:r>
+      <w:r>
+        <w:fldChar w:fldCharType="separate"/>
+      </w:r>
+      <w:r>
+        <w:rPr>
+          <w:noProof/>
+        </w:rPr>
+        <w:t>5</w:t>
+      </w:r>
+      <w:r>
+        <w:fldChar w:fldCharType="end"/>
+      </w:r>
+      <w:r>
+        <w:t>.</w:t>
+      </w:r>
+      <w:r>
+        <w:fldChar w:fldCharType="begin"/>
+      </w:r>
+      <w:r>
+        <w:instrText xml:space="preserve"> SEQ Vienādojums \* ARABIC \s 1 </w:instrText>
+      </w:r>
+      <w:r>
+        <w:fldChar w:fldCharType="separate"/>
+      </w:r>
+      <w:r>
+        <w:rPr>
+          <w:noProof/>
+        </w:rPr>
+        <w:t>10</w:t>
+      </w:r>
+      <w:r>
+        <w:fldChar w:fldCharType="end"/>
+      </w:r>
+      <w:r>
+        <w:t>)</w:t>
+      </w:r>
     </w:p>
     <w:p>
       <w:pPr>
         <w:pStyle w:val="Teksts"/>
       </w:pPr>
+      <w:r>
+        <w:t>Vienkāršu RNN trūkums ir tāds, ka tiem ir grūtības apgūt liela attāluma atkarības izzūdošo gradientu dēļ atpakaļizplatīšanās laikā (</w:t>
+      </w:r>
+      <w:r>
+        <w:rPr>
+          <w:i/>
+          <w:iCs/>
+        </w:rPr>
+        <w:t>backpropagation through time</w:t>
+      </w:r>
+      <w:r>
+        <w:t>)</w:t>
+      </w:r>
+      <w:r>
+        <w:t xml:space="preserve"> </w:t>
+      </w:r>
+      <w:sdt>
+        <w:sdtPr>
+          <w:id w:val="1162900398"/>
+          <w:citation/>
+        </w:sdtPr>
+        <w:sdtContent>
+          <w:r>
+            <w:fldChar w:fldCharType="begin"/>
+          </w:r>
+          <w:r>
+            <w:instrText xml:space="preserve"> CITATION Filali2022SupplyChainLSTM \l 1062 </w:instrText>
+          </w:r>
+          <w:r>
+            <w:fldChar w:fldCharType="separate"/>
+          </w:r>
+          <w:r>
+            <w:rPr>
+              <w:noProof/>
+            </w:rPr>
+            <w:t>(Filali, u.c., 2022)</w:t>
+          </w:r>
+          <w:r>
+            <w:fldChar w:fldCharType="end"/>
+          </w:r>
+        </w:sdtContent>
+      </w:sdt>
+      <w:r>
+        <w:t>.</w:t>
+      </w:r>
+      <w:r>
+        <w:t xml:space="preserve"> </w:t>
+      </w:r>
+      <w:r>
+        <w:t xml:space="preserve">Līdz ar to pastāv </w:t>
+      </w:r>
+      <w:r>
+        <w:t>RNN attīstība</w:t>
+      </w:r>
+      <w:r>
+        <w:t xml:space="preserve"> saukta par </w:t>
+      </w:r>
+      <w:r>
+        <w:t>LSTM (</w:t>
+      </w:r>
+      <w:r>
+        <w:rPr>
+          <w:i/>
+          <w:iCs/>
+        </w:rPr>
+        <w:t>Long Short-Term Memory</w:t>
+      </w:r>
+      <w:r>
+        <w:t xml:space="preserve"> jeb īstermiņa atmiņa), kur šūnā tiek ieviests atsevišķs "atmiņas stāvoklis" </w:t>
+      </w:r>
+      <m:oMath>
+        <m:sSub>
+          <m:sSubPr>
+            <m:ctrlPr>
+              <w:rPr>
+                <w:rFonts w:ascii="Cambria Math" w:hAnsi="Cambria Math"/>
+              </w:rPr>
+            </m:ctrlPr>
+          </m:sSubPr>
+          <m:e>
+            <m:r>
+              <w:rPr>
+                <w:rFonts w:ascii="Cambria Math" w:hAnsi="Cambria Math"/>
+              </w:rPr>
+              <m:t>c</m:t>
+            </m:r>
+          </m:e>
+          <m:sub>
+            <m:r>
+              <w:rPr>
+                <w:rFonts w:ascii="Cambria Math" w:hAnsi="Cambria Math"/>
+              </w:rPr>
+              <m:t>t</m:t>
+            </m:r>
+          </m:sub>
+        </m:sSub>
+      </m:oMath>
+      <w:r>
+        <w:t xml:space="preserve"> un "vārtu" (</w:t>
+      </w:r>
+      <w:r>
+        <w:rPr>
+          <w:i/>
+          <w:iCs/>
+        </w:rPr>
+        <w:t>gates</w:t>
+      </w:r>
+      <w:r>
+        <w:t xml:space="preserve">) kopums. Šie vārti kontrolē, kas tiek aizmirsts, kas tiek ierakstīts un kas tiek izvadīts </w:t>
+      </w:r>
+      <w:sdt>
+        <w:sdtPr>
+          <w:id w:val="-1421486689"/>
+          <w:citation/>
+        </w:sdtPr>
+        <w:sdtContent>
+          <w:r>
+            <w:fldChar w:fldCharType="begin"/>
+          </w:r>
+          <w:r>
+            <w:instrText xml:space="preserve"> CITATION Yunita2025NeuralNetworkArchitectures \l 1062 </w:instrText>
+          </w:r>
+          <w:r>
+            <w:fldChar w:fldCharType="separate"/>
+          </w:r>
+          <w:r>
+            <w:rPr>
+              <w:noProof/>
+            </w:rPr>
+            <w:t>(Yunita, u.c., 2025)</w:t>
+          </w:r>
+          <w:r>
+            <w:fldChar w:fldCharType="end"/>
+          </w:r>
+        </w:sdtContent>
+      </w:sdt>
+      <w:r>
+        <w:t xml:space="preserve"> </w:t>
+      </w:r>
+      <w:sdt>
+        <w:sdtPr>
+          <w:id w:val="481122510"/>
+          <w:citation/>
+        </w:sdtPr>
+        <w:sdtContent>
+          <w:r>
+            <w:fldChar w:fldCharType="begin"/>
+          </w:r>
+          <w:r>
+            <w:instrText xml:space="preserve"> CITATION Filali2022SupplyChainLSTM \l 1062 </w:instrText>
+          </w:r>
+          <w:r>
+            <w:fldChar w:fldCharType="separate"/>
+          </w:r>
+          <w:r>
+            <w:rPr>
+              <w:noProof/>
+            </w:rPr>
+            <w:t>(Filali, u.c., 2022)</w:t>
+          </w:r>
+          <w:r>
+            <w:fldChar w:fldCharType="end"/>
+          </w:r>
+        </w:sdtContent>
+      </w:sdt>
+      <w:r>
+        <w:t>.</w:t>
+      </w:r>
+      <w:r>
+        <w:t xml:space="preserve"> Līdz ar to LSTM ir raksturīga ar:</w:t>
+      </w:r>
     </w:p>
     <w:p>
       <w:pPr>
         <w:pStyle w:val="Teksts"/>
       </w:pPr>
+      <w:r>
+        <w:rPr>
+          <w:i/>
+          <w:iCs/>
+        </w:rPr>
+        <w:t>forget gate</w:t>
+      </w:r>
+      <w:r>
+        <w:t xml:space="preserve"> </w:t>
+      </w:r>
+      <m:oMath>
+        <m:sSub>
+          <m:sSubPr>
+            <m:ctrlPr>
+              <w:rPr>
+                <w:rFonts w:ascii="Cambria Math" w:hAnsi="Cambria Math"/>
+              </w:rPr>
+            </m:ctrlPr>
+          </m:sSubPr>
+          <m:e>
+            <m:r>
+              <m:rPr>
+                <m:sty m:val="p"/>
+              </m:rPr>
+              <w:rPr>
+                <w:rFonts w:ascii="Cambria Math" w:hAnsi="Cambria Math"/>
+              </w:rPr>
+              <m:t>f</m:t>
+            </m:r>
+          </m:e>
+          <m:sub>
+            <m:r>
+              <m:rPr>
+                <m:sty m:val="p"/>
+              </m:rPr>
+              <w:rPr>
+                <w:rFonts w:ascii="Cambria Math" w:hAnsi="Cambria Math"/>
+              </w:rPr>
+              <m:t>t</m:t>
+            </m:r>
+          </m:sub>
+        </m:sSub>
+      </m:oMath>
+      <w:r>
+        <w:t xml:space="preserve"> — cik daudz informācijas no </w:t>
+      </w:r>
+      <m:oMath>
+        <m:sSub>
+          <m:sSubPr>
+            <m:ctrlPr>
+              <w:rPr>
+                <w:rFonts w:ascii="Cambria Math" w:hAnsi="Cambria Math"/>
+              </w:rPr>
+            </m:ctrlPr>
+          </m:sSubPr>
+          <m:e>
+            <m:r>
+              <m:rPr>
+                <m:sty m:val="p"/>
+              </m:rPr>
+              <w:rPr>
+                <w:rFonts w:ascii="Cambria Math" w:hAnsi="Cambria Math"/>
+              </w:rPr>
+              <m:t>c</m:t>
+            </m:r>
+          </m:e>
+          <m:sub>
+            <m:r>
+              <m:rPr>
+                <m:sty m:val="p"/>
+              </m:rPr>
+              <w:rPr>
+                <w:rFonts w:ascii="Cambria Math" w:hAnsi="Cambria Math"/>
+              </w:rPr>
+              <m:t>t-1</m:t>
+            </m:r>
+          </m:sub>
+        </m:sSub>
+      </m:oMath>
+      <w:r>
+        <w:t xml:space="preserve"> paturēt, </w:t>
+      </w:r>
+    </w:p>
+    <w:p>
+      <w:pPr>
+        <w:pStyle w:val="Teksts"/>
+      </w:pPr>
+      <w:r>
+        <w:rPr>
+          <w:i/>
+          <w:iCs/>
+        </w:rPr>
+        <w:t>input gate</w:t>
+      </w:r>
+      <w:r>
+        <w:t xml:space="preserve"> </w:t>
+      </w:r>
+      <m:oMath>
+        <m:r>
+          <m:rPr>
+            <m:sty m:val="p"/>
+          </m:rPr>
+          <w:rPr>
+            <w:rFonts w:ascii="Cambria Math" w:hAnsi="Cambria Math"/>
+          </w:rPr>
+          <m:t>i_t</m:t>
+        </m:r>
+      </m:oMath>
+      <w:r>
+        <w:t xml:space="preserve"> — cik daudz jaunas informācijas ierakstīt, </w:t>
+      </w:r>
+    </w:p>
+    <w:p>
+      <w:pPr>
+        <w:pStyle w:val="Teksts"/>
+      </w:pPr>
+      <w:r>
+        <w:rPr>
+          <w:i/>
+          <w:iCs/>
+        </w:rPr>
+        <w:t>candidate</w:t>
+      </w:r>
+      <w:r>
+        <w:t xml:space="preserve"> </w:t>
+      </w:r>
+      <m:oMath>
+        <m:acc>
+          <m:accPr>
+            <m:chr m:val="̃"/>
+            <m:ctrlPr>
+              <w:rPr>
+                <w:rFonts w:ascii="Cambria Math" w:hAnsi="Cambria Math"/>
+              </w:rPr>
+            </m:ctrlPr>
+          </m:accPr>
+          <m:e>
+            <m:sSub>
+              <m:sSubPr>
+                <m:ctrlPr>
+                  <w:rPr>
+                    <w:rFonts w:ascii="Cambria Math" w:hAnsi="Cambria Math"/>
+                  </w:rPr>
+                </m:ctrlPr>
+              </m:sSubPr>
+              <m:e>
+                <m:r>
+                  <m:rPr>
+                    <m:sty m:val="p"/>
+                  </m:rPr>
+                  <w:rPr>
+                    <w:rFonts w:ascii="Cambria Math" w:hAnsi="Cambria Math"/>
+                  </w:rPr>
+                  <m:t>c</m:t>
+                </m:r>
+              </m:e>
+              <m:sub>
+                <m:r>
+                  <m:rPr>
+                    <m:sty m:val="p"/>
+                  </m:rPr>
+                  <w:rPr>
+                    <w:rFonts w:ascii="Cambria Math" w:hAnsi="Cambria Math"/>
+                  </w:rPr>
+                  <m:t>t</m:t>
+                </m:r>
+              </m:sub>
+            </m:sSub>
+          </m:e>
+        </m:acc>
+      </m:oMath>
+      <w:r>
+        <w:t xml:space="preserve"> — kandidāti ierakstīšanai atmiņā, </w:t>
+      </w:r>
+    </w:p>
+    <w:p>
+      <w:pPr>
+        <w:pStyle w:val="Teksts"/>
+      </w:pPr>
+      <w:r>
+        <w:rPr>
+          <w:i/>
+          <w:iCs/>
+        </w:rPr>
+        <w:t>output gate</w:t>
+      </w:r>
+      <w:r>
+        <w:t xml:space="preserve"> </w:t>
+      </w:r>
+      <m:oMath>
+        <m:sSub>
+          <m:sSubPr>
+            <m:ctrlPr>
+              <w:rPr>
+                <w:rFonts w:ascii="Cambria Math" w:hAnsi="Cambria Math"/>
+              </w:rPr>
+            </m:ctrlPr>
+          </m:sSubPr>
+          <m:e>
+            <m:r>
+              <m:rPr>
+                <m:sty m:val="p"/>
+              </m:rPr>
+              <w:rPr>
+                <w:rFonts w:ascii="Cambria Math" w:hAnsi="Cambria Math"/>
+              </w:rPr>
+              <m:t>o</m:t>
+            </m:r>
+          </m:e>
+          <m:sub>
+            <m:r>
+              <m:rPr>
+                <m:sty m:val="p"/>
+              </m:rPr>
+              <w:rPr>
+                <w:rFonts w:ascii="Cambria Math" w:hAnsi="Cambria Math"/>
+              </w:rPr>
+              <m:t>t</m:t>
+            </m:r>
+          </m:sub>
+        </m:sSub>
+      </m:oMath>
+      <w:r>
+        <w:t xml:space="preserve"> — kāda atmiņas stāvokļa daļa tiks izvadīta </w:t>
+      </w:r>
+      <m:oMath>
+        <m:r>
+          <m:rPr>
+            <m:sty m:val="p"/>
+          </m:rPr>
+          <w:rPr>
+            <w:rFonts w:ascii="Cambria Math" w:hAnsi="Cambria Math"/>
+          </w:rPr>
+          <m:t>h_t</m:t>
+        </m:r>
+      </m:oMath>
+      <w:r>
+        <w:t>.</w:t>
+      </w:r>
+    </w:p>
+    <w:p>
+      <w:pPr>
+        <w:pStyle w:val="Teksts"/>
+      </w:pPr>
+      <w:r>
+        <w:t>LSTM galvenā iezīme ir atmiņas pārvaldības mehānismu apmācība, kas var labāk apmācīt secību modelēšanu nekā RNN</w:t>
+      </w:r>
+      <w:r>
+        <w:t xml:space="preserve"> </w:t>
+      </w:r>
+      <w:sdt>
+        <w:sdtPr>
+          <w:id w:val="-1483689791"/>
+          <w:citation/>
+        </w:sdtPr>
+        <w:sdtContent>
+          <w:r>
+            <w:fldChar w:fldCharType="begin"/>
+          </w:r>
+          <w:r>
+            <w:instrText xml:space="preserve"> CITATION Filali2022SupplyChainLSTM \l 1062 </w:instrText>
+          </w:r>
+          <w:r>
+            <w:fldChar w:fldCharType="separate"/>
+          </w:r>
+          <w:r>
+            <w:rPr>
+              <w:noProof/>
+            </w:rPr>
+            <w:t>(Filali, u.c., 2022)</w:t>
+          </w:r>
+          <w:r>
+            <w:fldChar w:fldCharType="end"/>
+          </w:r>
+        </w:sdtContent>
+      </w:sdt>
+      <w:r>
+        <w:t>.</w:t>
+      </w:r>
+      <w:r>
+        <w:t xml:space="preserve"> </w:t>
+      </w:r>
+      <w:r>
+        <w:t xml:space="preserve">Prognozēšanas uzdevumā ikmēneša pārdošanas apjomus ietekmē nesenie novērojumi, nesenā dinamika (pieaugums/samazinājums) un produktu pieejamība (piegādes). Izmantojot LSTM, kā ievadi var ievadīt vērtību un pazīmju secību, kas ļauj modelim, prognozējot nākamo </w:t>
+      </w:r>
+      <w:r>
+        <w:lastRenderedPageBreak/>
+        <w:t>mēnešu, ņemt vērā vairāku iepriekšējo mēnešu kontekstu</w:t>
+      </w:r>
+      <w:r>
+        <w:t xml:space="preserve"> </w:t>
+      </w:r>
+      <w:sdt>
+        <w:sdtPr>
+          <w:id w:val="170764282"/>
+          <w:citation/>
+        </w:sdtPr>
+        <w:sdtContent>
+          <w:r>
+            <w:fldChar w:fldCharType="begin"/>
+          </w:r>
+          <w:r>
+            <w:instrText xml:space="preserve"> CITATION Yunita2025NeuralNetworkArchitectures \l 1062 </w:instrText>
+          </w:r>
+          <w:r>
+            <w:fldChar w:fldCharType="separate"/>
+          </w:r>
+          <w:r>
+            <w:rPr>
+              <w:noProof/>
+            </w:rPr>
+            <w:t>(Yunita, u.c., 2025)</w:t>
+          </w:r>
+          <w:r>
+            <w:fldChar w:fldCharType="end"/>
+          </w:r>
+        </w:sdtContent>
+      </w:sdt>
+      <w:r>
+        <w:t xml:space="preserve"> </w:t>
+      </w:r>
+      <w:sdt>
+        <w:sdtPr>
+          <w:id w:val="1968927123"/>
+          <w:citation/>
+        </w:sdtPr>
+        <w:sdtContent>
+          <w:r>
+            <w:fldChar w:fldCharType="begin"/>
+          </w:r>
+          <w:r>
+            <w:instrText xml:space="preserve"> CITATION Filali2022SupplyChainLSTM \l 1062 </w:instrText>
+          </w:r>
+          <w:r>
+            <w:fldChar w:fldCharType="separate"/>
+          </w:r>
+          <w:r>
+            <w:rPr>
+              <w:noProof/>
+            </w:rPr>
+            <w:t>(Filali, u.c., 2022)</w:t>
+          </w:r>
+          <w:r>
+            <w:fldChar w:fldCharType="end"/>
+          </w:r>
+        </w:sdtContent>
+      </w:sdt>
+      <w:r>
+        <w:t>.</w:t>
+      </w:r>
+    </w:p>
+    <w:p>
+      <w:pPr>
+        <w:pStyle w:val="3-lm-virsraksts"/>
+      </w:pPr>
+      <w:commentRangeStart w:id="132"/>
+      <w:commentRangeStart w:id="133"/>
+      <w:r>
+        <w:t xml:space="preserve">Datu </w:t>
+      </w:r>
+      <w:commentRangeEnd w:id="133"/>
+      <w:r>
+        <w:rPr>
+          <w:rStyle w:val="CommentReference"/>
+          <w:sz w:val="24"/>
+          <w:szCs w:val="24"/>
+        </w:rPr>
+        <w:commentReference w:id="133"/>
+      </w:r>
+      <w:r>
+        <w:t>sagatavošana</w:t>
+      </w:r>
+      <w:commentRangeEnd w:id="132"/>
+      <w:r>
+        <w:rPr>
+          <w:rStyle w:val="CommentReference"/>
+          <w:sz w:val="24"/>
+          <w:szCs w:val="24"/>
+        </w:rPr>
+        <w:commentReference w:id="132"/>
+      </w:r>
+    </w:p>
+    <w:p>
+      <w:pPr>
+        <w:pStyle w:val="Teksts"/>
+        <w:rPr>
+          <w:lang w:val="ru-RU"/>
+        </w:rPr>
+      </w:pPr>
+      <w:r>
+        <w:t>Lai izmantotu LSTM kā "nākamā mēneša prognozes" modeli, sākotnējā secība tiek pārveidota par (X, y) pāru kopu, izmantojot slīdošo logu</w:t>
+      </w:r>
+      <w:r>
+        <w:t xml:space="preserve"> </w:t>
+      </w:r>
+      <w:r>
+        <w:t>(</w:t>
+      </w:r>
+      <w:r>
+        <w:rPr>
+          <w:i/>
+          <w:iCs/>
+        </w:rPr>
+        <w:t>sliding window</w:t>
+      </w:r>
+      <w:r>
+        <w:t>)</w:t>
+      </w:r>
+      <w:r>
+        <w:t xml:space="preserve">. Kodā šī ir funkcija </w:t>
+      </w:r>
+      <w:r>
+        <w:rPr>
+          <w:i/>
+          <w:iCs/>
+        </w:rPr>
+        <w:t>build_samples</w:t>
+      </w:r>
+      <w:r>
+        <w:t xml:space="preserve">, kas: </w:t>
+      </w:r>
+    </w:p>
+    <w:p>
+      <w:pPr>
+        <w:pStyle w:val="Uzsk-cipars-ar-punktu"/>
+        <w:numPr>
+          <w:ilvl w:val="0"/>
+          <w:numId w:val="49"/>
+        </w:numPr>
+        <w:rPr>
+          <w:lang w:val="en-GB"/>
+        </w:rPr>
+      </w:pPr>
+      <w:r>
+        <w:t xml:space="preserve">katrai grupai ņem apmācības perioda </w:t>
+      </w:r>
+      <w:r>
+        <w:rPr>
+          <w:i/>
+          <w:iCs/>
+        </w:rPr>
+        <w:t>train_start:train_end</w:t>
+      </w:r>
+      <w:r>
+        <w:t xml:space="preserve"> segmentu, </w:t>
+      </w:r>
+    </w:p>
+    <w:p>
+      <w:pPr>
+        <w:pStyle w:val="Uzsk-cipars-ar-punktu"/>
+        <w:numPr>
+          <w:ilvl w:val="0"/>
+          <w:numId w:val="49"/>
+        </w:numPr>
+      </w:pPr>
+      <w:r>
+        <w:t xml:space="preserve">izveido logus ar garumu </w:t>
+      </w:r>
+      <w:r>
+        <w:rPr>
+          <w:i/>
+          <w:iCs/>
+        </w:rPr>
+        <w:t>TIMESTEP_COUNT</w:t>
+      </w:r>
+      <w:r>
+        <w:rPr>
+          <w:i/>
+          <w:iCs/>
+        </w:rPr>
+        <w:t>=3</w:t>
+      </w:r>
+      <w:r>
+        <w:t xml:space="preserve"> </w:t>
+      </w:r>
+      <w:r>
+        <w:t>(fiksēts realizācijā)</w:t>
+      </w:r>
+      <w:r>
+        <w:t xml:space="preserve">, </w:t>
+      </w:r>
+    </w:p>
+    <w:p>
+      <w:pPr>
+        <w:pStyle w:val="Uzsk-cipars-ar-punktu"/>
+        <w:numPr>
+          <w:ilvl w:val="0"/>
+          <w:numId w:val="49"/>
+        </w:numPr>
+      </w:pPr>
+      <w:r>
+        <w:t xml:space="preserve">katram logam piešķir mērķa vērtību — nākamā mēneša pārdošanas apjomus. </w:t>
+      </w:r>
+    </w:p>
+    <w:p>
+      <w:pPr>
+        <w:pStyle w:val="Teksts"/>
+        <w:rPr>
+          <w:lang w:val="ru-RU"/>
+        </w:rPr>
+      </w:pPr>
+      <w:r>
+        <w:t>Tas ir, ja loga garums ir 3 mēneši, tad apmācība tiek balstīta uz šādu shēmu:</w:t>
+      </w:r>
     </w:p>
     <w:p>
       <w:pPr>
@@ -18090,6 +19166,877 @@
         </w:tabs>
         <w:ind w:firstLine="0"/>
       </w:pPr>
+      <w:r>
+        <w:rPr>
+          <w:lang w:val="ru-RU"/>
+        </w:rPr>
+        <w:tab/>
+      </w:r>
+      <m:oMath>
+        <m:r>
+          <w:rPr>
+            <w:rFonts w:ascii="Cambria Math" w:hAnsi="Cambria Math"/>
+            <w:lang w:val="en-GB"/>
+          </w:rPr>
+          <m:t>X=</m:t>
+        </m:r>
+        <m:d>
+          <m:dPr>
+            <m:begChr m:val="["/>
+            <m:endChr m:val="]"/>
+            <m:ctrlPr>
+              <w:rPr>
+                <w:rFonts w:ascii="Cambria Math" w:hAnsi="Cambria Math"/>
+                <w:i/>
+                <w:lang w:val="en-GB"/>
+              </w:rPr>
+            </m:ctrlPr>
+          </m:dPr>
+          <m:e>
+            <m:r>
+              <w:rPr>
+                <w:rFonts w:ascii="Cambria Math" w:hAnsi="Cambria Math"/>
+                <w:lang w:val="en-GB"/>
+              </w:rPr>
+              <m:t>t-2,</m:t>
+            </m:r>
+            <m:r>
+              <w:rPr>
+                <w:rFonts w:ascii="Cambria Math" w:hAnsi="Cambria Math"/>
+                <w:lang w:val="en-GB"/>
+              </w:rPr>
+              <m:t xml:space="preserve">  </m:t>
+            </m:r>
+            <m:r>
+              <w:rPr>
+                <w:rFonts w:ascii="Cambria Math" w:hAnsi="Cambria Math"/>
+                <w:lang w:val="en-GB"/>
+              </w:rPr>
+              <m:t>t-1,</m:t>
+            </m:r>
+            <m:r>
+              <w:rPr>
+                <w:rFonts w:ascii="Cambria Math" w:hAnsi="Cambria Math"/>
+                <w:lang w:val="en-GB"/>
+              </w:rPr>
+              <m:t xml:space="preserve">  </m:t>
+            </m:r>
+            <m:r>
+              <w:rPr>
+                <w:rFonts w:ascii="Cambria Math" w:hAnsi="Cambria Math"/>
+                <w:lang w:val="en-GB"/>
+              </w:rPr>
+              <m:t>t</m:t>
+            </m:r>
+          </m:e>
+        </m:d>
+        <m:r>
+          <w:rPr>
+            <w:rFonts w:ascii="Cambria Math" w:hAnsi="Cambria Math"/>
+            <w:lang w:val="en-GB"/>
+          </w:rPr>
+          <m:t>,</m:t>
+        </m:r>
+        <m:r>
+          <m:rPr>
+            <m:sty m:val="p"/>
+          </m:rPr>
+          <w:rPr>
+            <w:rFonts w:ascii="Cambria Math" w:hAnsi="Cambria Math"/>
+            <w:lang w:val="en-GB"/>
+          </w:rPr>
+          <m:t> </m:t>
+        </m:r>
+        <m:r>
+          <w:rPr>
+            <w:rFonts w:ascii="Cambria Math" w:hAnsi="Cambria Math"/>
+            <w:lang w:val="en-GB"/>
+          </w:rPr>
+          <m:t>y=</m:t>
+        </m:r>
+        <m:d>
+          <m:dPr>
+            <m:begChr m:val="["/>
+            <m:endChr m:val="]"/>
+            <m:ctrlPr>
+              <w:rPr>
+                <w:rFonts w:ascii="Cambria Math" w:hAnsi="Cambria Math"/>
+                <w:i/>
+                <w:lang w:val="en-GB"/>
+              </w:rPr>
+            </m:ctrlPr>
+          </m:dPr>
+          <m:e>
+            <m:r>
+              <w:rPr>
+                <w:rFonts w:ascii="Cambria Math" w:hAnsi="Cambria Math"/>
+                <w:lang w:val="en-GB"/>
+              </w:rPr>
+              <m:t>t+1</m:t>
+            </m:r>
+          </m:e>
+        </m:d>
+      </m:oMath>
+      <w:r>
+        <w:tab/>
+        <w:t>(</w:t>
+      </w:r>
+      <w:r>
+        <w:fldChar w:fldCharType="begin"/>
+      </w:r>
+      <w:r>
+        <w:instrText xml:space="preserve"> STYLEREF  \s 1-līm-numurēts-virsraksts </w:instrText>
+      </w:r>
+      <w:r>
+        <w:fldChar w:fldCharType="separate"/>
+      </w:r>
+      <w:r>
+        <w:rPr>
+          <w:noProof/>
+        </w:rPr>
+        <w:t>5</w:t>
+      </w:r>
+      <w:r>
+        <w:fldChar w:fldCharType="end"/>
+      </w:r>
+      <w:r>
+        <w:t>.</w:t>
+      </w:r>
+      <w:r>
+        <w:fldChar w:fldCharType="begin"/>
+      </w:r>
+      <w:r>
+        <w:instrText xml:space="preserve"> SEQ Vienādojums \* ARABIC \s 1 </w:instrText>
+      </w:r>
+      <w:r>
+        <w:fldChar w:fldCharType="separate"/>
+      </w:r>
+      <w:r>
+        <w:rPr>
+          <w:noProof/>
+        </w:rPr>
+        <w:t>11</w:t>
+      </w:r>
+      <w:r>
+        <w:fldChar w:fldCharType="end"/>
+      </w:r>
+      <w:r>
+        <w:t>)</w:t>
+      </w:r>
+    </w:p>
+    <w:p>
+      <w:pPr>
+        <w:pStyle w:val="Teksts"/>
+      </w:pPr>
+      <w:r>
+        <w:t xml:space="preserve">LSTM ievade nav "trīs </w:t>
+      </w:r>
+      <w:r>
+        <w:t>ie</w:t>
+      </w:r>
+      <w:r>
+        <w:t xml:space="preserve">zīmes", bet gan "trīs laika soļi", un katrs solis satur skaitlisku </w:t>
+      </w:r>
+      <w:r>
+        <w:t>ie</w:t>
+      </w:r>
+      <w:r>
+        <w:t xml:space="preserve">zīmju kopu. </w:t>
+      </w:r>
+      <w:r>
+        <w:rPr>
+          <w:i/>
+          <w:iCs/>
+        </w:rPr>
+        <w:t>Tenzoru</w:t>
+      </w:r>
+      <w:r>
+        <w:t xml:space="preserve"> izteiksmē ievades dati</w:t>
+      </w:r>
+      <w:r>
+        <w:t xml:space="preserve"> </w:t>
+      </w:r>
+      <w:r>
+        <w:t>izskatās</w:t>
+      </w:r>
+      <w:r>
+        <w:t xml:space="preserve"> kā (batch, timestep, feature).</w:t>
+      </w:r>
+      <w:r>
+        <w:t xml:space="preserve"> </w:t>
+      </w:r>
+      <w:r>
+        <w:t xml:space="preserve">Tas ir tieši atspoguļots modeļa LSTM slāņa parametrā </w:t>
+      </w:r>
+      <w:r>
+        <w:rPr>
+          <w:i/>
+          <w:iCs/>
+        </w:rPr>
+        <w:t>batch_first=True</w:t>
+      </w:r>
+      <w:r>
+        <w:t>.</w:t>
+      </w:r>
+    </w:p>
+    <w:p>
+      <w:pPr>
+        <w:pStyle w:val="Teksts"/>
+      </w:pPr>
+      <w:r>
+        <w:t xml:space="preserve">Katrai izlases grupai tiek aprēķinātas šādas skaitliskās pazīmes (visas no tām ir iekļautas modelī kā ievades </w:t>
+      </w:r>
+      <w:r>
+        <w:t>ie</w:t>
+      </w:r>
+      <w:r>
+        <w:t>zīmes):</w:t>
+      </w:r>
+    </w:p>
+    <w:p>
+      <w:pPr>
+        <w:pStyle w:val="Uzsk-cipars-ar-punktu"/>
+        <w:numPr>
+          <w:ilvl w:val="0"/>
+          <w:numId w:val="48"/>
+        </w:numPr>
+      </w:pPr>
+      <w:r>
+        <w:rPr>
+          <w:i/>
+          <w:iCs/>
+        </w:rPr>
+        <w:t>sale_m3</w:t>
+      </w:r>
+      <w:r>
+        <w:t xml:space="preserve"> — mēneša pārdošanas apjoms (</w:t>
+      </w:r>
+      <w:r>
+        <w:t xml:space="preserve">arī </w:t>
+      </w:r>
+      <w:r>
+        <w:t xml:space="preserve">mērķa </w:t>
+      </w:r>
+      <w:r>
+        <w:t>atribūts</w:t>
+      </w:r>
+      <w:r>
+        <w:t xml:space="preserve">), </w:t>
+      </w:r>
+    </w:p>
+    <w:p>
+      <w:pPr>
+        <w:pStyle w:val="Uzsk-cipars-ar-punktu"/>
+        <w:numPr>
+          <w:ilvl w:val="0"/>
+          <w:numId w:val="48"/>
+        </w:numPr>
+      </w:pPr>
+      <w:r>
+        <w:rPr>
+          <w:i/>
+          <w:iCs/>
+        </w:rPr>
+        <w:t>received_m3</w:t>
+      </w:r>
+      <w:r>
+        <w:t xml:space="preserve"> — mēneša piegādes, </w:t>
+      </w:r>
+    </w:p>
+    <w:p>
+      <w:pPr>
+        <w:pStyle w:val="Uzsk-cipars-ar-punktu"/>
+      </w:pPr>
+      <w:r>
+        <w:rPr>
+          <w:i/>
+          <w:iCs/>
+        </w:rPr>
+        <w:t>delta_sale_m3</w:t>
+      </w:r>
+      <w:r>
+        <w:t xml:space="preserve"> — pārdošanas apjoma starpība salīdzinājumā ar iepriekšējo mēnesi, </w:t>
+      </w:r>
+    </w:p>
+    <w:p>
+      <w:pPr>
+        <w:pStyle w:val="Uzsk-cipars-ar-punktu"/>
+      </w:pPr>
+      <w:r>
+        <w:rPr>
+          <w:i/>
+          <w:iCs/>
+        </w:rPr>
+        <w:t>delta_received_m3</w:t>
+      </w:r>
+      <w:r>
+        <w:t xml:space="preserve"> — piegāžu apjoma starpība salīdzinājumā ar iepriekšējo mēnesi, </w:t>
+      </w:r>
+    </w:p>
+    <w:p>
+      <w:pPr>
+        <w:pStyle w:val="Uzsk-cipars-ar-punktu"/>
+      </w:pPr>
+      <w:r>
+        <w:rPr>
+          <w:i/>
+          <w:iCs/>
+        </w:rPr>
+        <w:t>rolling_sales_mean_2</w:t>
+      </w:r>
+      <w:r>
+        <w:t xml:space="preserve"> — divu mēnešu pārdošanas apjoma slīdošais vidējais rādītājs</w:t>
+      </w:r>
+      <w:r>
+        <w:t xml:space="preserve"> </w:t>
+      </w:r>
+      <w:r>
+        <w:t>(katram mēnesim aprēķināts kā pēdējo 2 mēnešu vidējais)</w:t>
+      </w:r>
+      <w:r>
+        <w:t xml:space="preserve">, </w:t>
+      </w:r>
+    </w:p>
+    <w:p>
+      <w:pPr>
+        <w:pStyle w:val="Uzsk-cipars-ar-punktu"/>
+      </w:pPr>
+      <w:r>
+        <w:rPr>
+          <w:i/>
+          <w:iCs/>
+        </w:rPr>
+        <w:t>rolling_sales_mean_3</w:t>
+      </w:r>
+      <w:r>
+        <w:t xml:space="preserve"> — trīs mēnešu pārdošanas apjoma slīdošais vidējais rādītājs.</w:t>
+      </w:r>
+    </w:p>
+    <w:p>
+      <w:pPr>
+        <w:pStyle w:val="Teksts"/>
+        <w:rPr>
+          <w:lang w:val="ru-RU"/>
+        </w:rPr>
+      </w:pPr>
+      <w:r>
+        <w:t>Atšķirības (delta_*) tiek pievienotas, lai palīdzētu modelim ņemt vērā izmaiņas sērijā laika gaitā, savukārt slīdošie vidējie sniedz izlīdzinātu tās līmeņa novērtējumu īsā laika periodā</w:t>
+      </w:r>
+      <w:r>
+        <w:t>.</w:t>
+      </w:r>
+    </w:p>
+    <w:p>
+      <w:pPr>
+        <w:pStyle w:val="Teksts"/>
+        <w:rPr>
+          <w:lang w:val="ru-RU"/>
+        </w:rPr>
+      </w:pPr>
+      <w:commentRangeStart w:id="134"/>
+      <w:r>
+        <w:t xml:space="preserve">Eksperimentā </w:t>
+      </w:r>
+      <w:commentRangeEnd w:id="134"/>
+      <w:r>
+        <w:rPr>
+          <w:rStyle w:val="CommentReference"/>
+          <w:sz w:val="24"/>
+          <w:szCs w:val="24"/>
+        </w:rPr>
+        <w:commentReference w:id="134"/>
+      </w:r>
+      <w:r>
+        <w:t xml:space="preserve">viens LSTM modelis tiek apmācīts uz kopīga logu kopas, kas savākta no visām grupām. To var redzēt </w:t>
+      </w:r>
+      <w:r>
+        <w:rPr>
+          <w:i/>
+          <w:iCs/>
+        </w:rPr>
+        <w:t>build_samples</w:t>
+      </w:r>
+      <w:r>
+        <w:t xml:space="preserve"> metodē, kas ģenerē </w:t>
+      </w:r>
+      <w:r>
+        <w:rPr>
+          <w:i/>
+          <w:iCs/>
+        </w:rPr>
+        <w:t>x</w:t>
+      </w:r>
+      <w:r>
+        <w:t xml:space="preserve"> un </w:t>
+      </w:r>
+      <w:r>
+        <w:rPr>
+          <w:i/>
+          <w:iCs/>
+        </w:rPr>
+        <w:t>y</w:t>
+      </w:r>
+      <w:r>
+        <w:t xml:space="preserve"> vērtības visām grupām vienlaikus, pēc kā </w:t>
+      </w:r>
+      <w:r>
+        <w:rPr>
+          <w:i/>
+          <w:iCs/>
+        </w:rPr>
+        <w:t>train_model</w:t>
+      </w:r>
+      <w:r>
+        <w:t xml:space="preserve"> funkcija apmāca vienu modeli </w:t>
+      </w:r>
+      <w:r>
+        <w:lastRenderedPageBreak/>
+        <w:t xml:space="preserve">uz šīs apvienotās kopas. Šīs pieejas ideja ir tāda, ka, ja atsevišķas laika rindas ir īsas, atsevišķa modeļa apmācība katrai grupai var novest pie nepietiekama apmācības piemēru skaita, savukārt apvienotā </w:t>
+      </w:r>
+      <w:r>
+        <w:t>(</w:t>
+      </w:r>
+      <w:r>
+        <w:rPr>
+          <w:i/>
+          <w:iCs/>
+        </w:rPr>
+        <w:t>pooled</w:t>
+      </w:r>
+      <w:r>
+        <w:t xml:space="preserve">) </w:t>
+      </w:r>
+      <w:r>
+        <w:t xml:space="preserve">pieeja ļauj izmantot informāciju no visām </w:t>
+      </w:r>
+      <w:r>
+        <w:t>rindām</w:t>
+      </w:r>
+      <w:r>
+        <w:t xml:space="preserve"> un </w:t>
+      </w:r>
+      <w:r>
+        <w:t>atrast</w:t>
+      </w:r>
+      <w:r>
+        <w:t xml:space="preserve"> </w:t>
+      </w:r>
+      <w:r>
+        <w:t>kopējas atkarības</w:t>
+      </w:r>
+      <w:r>
+        <w:t xml:space="preserve"> </w:t>
+      </w:r>
+      <w:sdt>
+        <w:sdtPr>
+          <w:id w:val="-1385642827"/>
+          <w:citation/>
+        </w:sdtPr>
+        <w:sdtContent>
+          <w:r>
+            <w:fldChar w:fldCharType="begin"/>
+          </w:r>
+          <w:r>
+            <w:instrText xml:space="preserve"> CITATION Ban20 \l 1049 </w:instrText>
+          </w:r>
+          <w:r>
+            <w:fldChar w:fldCharType="separate"/>
+          </w:r>
+          <w:r>
+            <w:rPr>
+              <w:noProof/>
+            </w:rPr>
+            <w:t>(Bandara, Bergmeir, &amp; Smyl, 2020)</w:t>
+          </w:r>
+          <w:r>
+            <w:fldChar w:fldCharType="end"/>
+          </w:r>
+        </w:sdtContent>
+      </w:sdt>
+      <w:r>
+        <w:t xml:space="preserve">. </w:t>
+      </w:r>
+      <w:r>
+        <w:t>Tomēr, izmantojot šo pieeju, modeli nevar atstāt pilnībā bez informācijas par to, kam pieder laika rinda.</w:t>
+      </w:r>
+      <w:r>
+        <w:t xml:space="preserve"> Apmācība uz </w:t>
+      </w:r>
+      <w:r>
+        <w:rPr>
+          <w:i/>
+          <w:iCs/>
+        </w:rPr>
+        <w:t>heterogēnu</w:t>
+      </w:r>
+      <w:r>
+        <w:t xml:space="preserve"> laika rindu kopas, kas apvienotas vienā kopā, var izraisīt precizitātes samazināšanos, jo modelis nespēs atšķirt šīs grupas un nebūs pietiekami pielāgots konkrētām </w:t>
+      </w:r>
+      <w:r>
+        <w:t>rindām</w:t>
+      </w:r>
+      <w:r>
+        <w:t xml:space="preserve"> </w:t>
+      </w:r>
+      <w:sdt>
+        <w:sdtPr>
+          <w:id w:val="1908797813"/>
+          <w:citation/>
+        </w:sdtPr>
+        <w:sdtContent>
+          <w:r>
+            <w:fldChar w:fldCharType="begin"/>
+          </w:r>
+          <w:r>
+            <w:instrText xml:space="preserve"> CITATION Ban20 \l 1049 </w:instrText>
+          </w:r>
+          <w:r>
+            <w:fldChar w:fldCharType="separate"/>
+          </w:r>
+          <w:r>
+            <w:rPr>
+              <w:noProof/>
+            </w:rPr>
+            <w:t>(Bandara, Bergmeir, &amp; Smyl, 2020)</w:t>
+          </w:r>
+          <w:r>
+            <w:fldChar w:fldCharType="end"/>
+          </w:r>
+        </w:sdtContent>
+      </w:sdt>
+      <w:sdt>
+        <w:sdtPr>
+          <w:id w:val="2073625071"/>
+          <w:citation/>
+        </w:sdtPr>
+        <w:sdtContent>
+          <w:r>
+            <w:fldChar w:fldCharType="begin"/>
+          </w:r>
+          <w:r>
+            <w:instrText xml:space="preserve"> CITATION Abb25 \l 1062 </w:instrText>
+          </w:r>
+          <w:r>
+            <w:fldChar w:fldCharType="separate"/>
+          </w:r>
+          <w:r>
+            <w:rPr>
+              <w:noProof/>
+            </w:rPr>
+            <w:t xml:space="preserve"> (Abbasimehr, Abri, Oskouei, &amp; Noshad, 2025)</w:t>
+          </w:r>
+          <w:r>
+            <w:fldChar w:fldCharType="end"/>
+          </w:r>
+        </w:sdtContent>
+      </w:sdt>
+      <w:r>
+        <w:t xml:space="preserve">. Un tad, tā vietā, lai identificētu individuālas attiecības, tas identificētu vidējās atkarības un kļūtu mazāk efektīvs atsevišķu grupu prognozēšanā. Lai atrisinātu šo problēmu, bija nepieciešams kaut kādā veidā iemācīt modelim atšķirt grupas, piemēram, izmantojot klasterizāciju vai papildu </w:t>
+      </w:r>
+      <w:r>
+        <w:t>ie</w:t>
+      </w:r>
+      <w:r>
+        <w:t xml:space="preserve">zīmes </w:t>
+      </w:r>
+      <w:r>
+        <w:rPr>
+          <w:noProof/>
+        </w:rPr>
+        <w:t>(Abbasimehr, Abri, Oskouei, &amp; Noshad, 2025)</w:t>
+      </w:r>
+      <w:r>
+        <w:t>.</w:t>
+      </w:r>
+    </w:p>
+    <w:p>
+      <w:pPr>
+        <w:pStyle w:val="Teksts"/>
+      </w:pPr>
+      <w:r>
+        <w:t xml:space="preserve">Šajā pētījumā mēs izvēlējāmies izmantot pieeju ar papildu </w:t>
+      </w:r>
+      <w:r>
+        <w:t>iezīmem</w:t>
+      </w:r>
+      <w:r>
+        <w:t>. Ir trīs iespējamās ieviešanas.</w:t>
+      </w:r>
+    </w:p>
+    <w:p>
+      <w:pPr>
+        <w:pStyle w:val="Uzsk-cipars-ar-punktu"/>
+        <w:numPr>
+          <w:ilvl w:val="0"/>
+          <w:numId w:val="51"/>
+        </w:numPr>
+      </w:pPr>
+      <w:r>
+        <w:t>Izmantojot kategoriju kodēšanu – grupām tiek piešķirts vesels skaitlis (0…G-1). Problēma ir tā, ka, ja šāds skaitlis tiek tieši ievadīts tīklā kā parasta skaitliska ievade, modelis to var interpretēt kā kārtas vērtību (7. grupa ir lielāka par 3. grupu), pat ja kategorijām nav dabiskas secības</w:t>
+      </w:r>
+      <w:sdt>
+        <w:sdtPr>
+          <w:id w:val="-986549914"/>
+          <w:citation/>
+        </w:sdtPr>
+        <w:sdtContent>
+          <w:r>
+            <w:fldChar w:fldCharType="begin"/>
+          </w:r>
+          <w:r>
+            <w:instrText xml:space="preserve"> CITATION Bor25 \l 1062 </w:instrText>
+          </w:r>
+          <w:r>
+            <w:fldChar w:fldCharType="separate"/>
+          </w:r>
+          <w:r>
+            <w:rPr>
+              <w:noProof/>
+            </w:rPr>
+            <w:t xml:space="preserve"> (Borrohou, Fissoune, &amp; Badir, 2025)</w:t>
+          </w:r>
+          <w:r>
+            <w:fldChar w:fldCharType="end"/>
+          </w:r>
+        </w:sdtContent>
+      </w:sdt>
+      <w:r>
+        <w:t>.</w:t>
+      </w:r>
+    </w:p>
+    <w:p>
+      <w:pPr>
+        <w:pStyle w:val="Uzsk-cipars-ar-punktu"/>
+        <w:numPr>
+          <w:ilvl w:val="0"/>
+          <w:numId w:val="51"/>
+        </w:numPr>
+      </w:pPr>
+      <w:r>
+        <w:t>Vienreizēja</w:t>
+      </w:r>
+      <w:r>
+        <w:t xml:space="preserve"> (</w:t>
+      </w:r>
+      <w:r>
+        <w:rPr>
+          <w:i/>
+          <w:iCs/>
+        </w:rPr>
+        <w:t>o</w:t>
+      </w:r>
+      <w:r>
+        <w:rPr>
+          <w:i/>
+          <w:iCs/>
+        </w:rPr>
+        <w:t>ne-hot</w:t>
+      </w:r>
+      <w:r>
+        <w:t>)</w:t>
+      </w:r>
+      <w:r>
+        <w:t xml:space="preserve"> kodēšana – katru grupu attēlo garuma vektors </w:t>
+      </w:r>
+      <w:r>
+        <w:rPr>
+          <w:i/>
+          <w:iCs/>
+        </w:rPr>
+        <w:t>G</w:t>
+      </w:r>
+      <w:r>
+        <w:t xml:space="preserve">, kur viens elements ir 1, bet pārējie ir 0. Tas novērš viltus "kārtas" īpašību, bet palielina dimensiju un padara ievadi retu </w:t>
+      </w:r>
+      <w:sdt>
+        <w:sdtPr>
+          <w:id w:val="1310285700"/>
+          <w:citation/>
+        </w:sdtPr>
+        <w:sdtContent>
+          <w:r>
+            <w:fldChar w:fldCharType="begin"/>
+          </w:r>
+          <w:r>
+            <w:instrText xml:space="preserve"> CITATION Bor25 \l 1062 </w:instrText>
+          </w:r>
+          <w:r>
+            <w:fldChar w:fldCharType="separate"/>
+          </w:r>
+          <w:r>
+            <w:rPr>
+              <w:noProof/>
+            </w:rPr>
+            <w:t xml:space="preserve"> (Borrohou, Fissoune, &amp; Badir, 2025)</w:t>
+          </w:r>
+          <w:r>
+            <w:fldChar w:fldCharType="end"/>
+          </w:r>
+        </w:sdtContent>
+      </w:sdt>
+      <w:r>
+        <w:t>.</w:t>
+      </w:r>
+    </w:p>
+    <w:p>
+      <w:pPr>
+        <w:pStyle w:val="Uzsk-cipars-ar-punktu"/>
+        <w:numPr>
+          <w:ilvl w:val="0"/>
+          <w:numId w:val="51"/>
+        </w:numPr>
+      </w:pPr>
+      <w:r>
+        <w:t>Izmantojot iegulšanas</w:t>
+      </w:r>
+      <w:r>
+        <w:t xml:space="preserve"> (</w:t>
+      </w:r>
+      <w:r>
+        <w:rPr>
+          <w:i/>
+          <w:iCs/>
+        </w:rPr>
+        <w:t>e</w:t>
+      </w:r>
+      <w:r>
+        <w:rPr>
+          <w:i/>
+          <w:iCs/>
+        </w:rPr>
+        <w:t>medding</w:t>
+      </w:r>
+      <w:r>
+        <w:t>)</w:t>
+      </w:r>
+      <w:r>
+        <w:t xml:space="preserve"> slāni, kurā tiek glabāta katras grupas parametru vai svaru tabula</w:t>
+      </w:r>
+      <w:r>
+        <w:t xml:space="preserve"> </w:t>
+      </w:r>
+      <w:sdt>
+        <w:sdtPr>
+          <w:id w:val="-687834502"/>
+          <w:citation/>
+        </w:sdtPr>
+        <w:sdtContent>
+          <w:r>
+            <w:fldChar w:fldCharType="begin"/>
+          </w:r>
+          <w:r>
+            <w:instrText xml:space="preserve"> CITATION San26 \l 1062 </w:instrText>
+          </w:r>
+          <w:r>
+            <w:fldChar w:fldCharType="separate"/>
+          </w:r>
+          <w:r>
+            <w:rPr>
+              <w:noProof/>
+            </w:rPr>
+            <w:t>(Santis, Giordano, &amp; Mellia, 2026)</w:t>
+          </w:r>
+          <w:r>
+            <w:fldChar w:fldCharType="end"/>
+          </w:r>
+        </w:sdtContent>
+      </w:sdt>
+      <w:r>
+        <w:t>.</w:t>
+      </w:r>
+    </w:p>
+    <w:p>
+      <w:pPr>
+        <w:pStyle w:val="Teksts"/>
+      </w:pPr>
+      <w:r>
+        <w:t>Tika izvēlēta trešā pieeja</w:t>
+      </w:r>
+      <w:r>
+        <w:t xml:space="preserve">. </w:t>
+      </w:r>
+      <w:r>
+        <w:t>Iegulšanas slānis pārveido kategoriskas vērtības vektor</w:t>
+      </w:r>
+      <w:r>
+        <w:t>os</w:t>
+      </w:r>
+      <w:r>
+        <w:t xml:space="preserve"> (tabula </w:t>
+      </w:r>
+      <w:r>
+        <w:rPr>
+          <w:i/>
+          <w:iCs/>
+        </w:rPr>
+        <w:t>Gx4</w:t>
+      </w:r>
+      <w:r>
+        <w:t xml:space="preserve">, jo realizācijā </w:t>
+      </w:r>
+      <w:r>
+        <w:rPr>
+          <w:i/>
+          <w:iCs/>
+        </w:rPr>
+        <w:t>GROUP_EMBEDDING_COUNT=4</w:t>
+      </w:r>
+      <w:r>
+        <w:rPr>
+          <w:i/>
+          <w:iCs/>
+        </w:rPr>
+        <w:t>)</w:t>
+      </w:r>
+      <w:r>
+        <w:t xml:space="preserve">, kuros katrai kategorijai atbilst apmācāms vektors ar mazāku dimensiju nekā </w:t>
+      </w:r>
+      <w:r>
+        <w:rPr>
+          <w:i/>
+          <w:iCs/>
+        </w:rPr>
+        <w:t>one-hot</w:t>
+      </w:r>
+      <w:r>
+        <w:t xml:space="preserve"> kodējumā. Šie vektori tiek iemācīti apmācības laikā kopā ar pārējiem tīkla parametriem un ļauj apstrādāt augstas kardinalitātes kategorijas. </w:t>
+      </w:r>
+      <w:r>
+        <w:t>Š</w:t>
+      </w:r>
+      <w:r>
+        <w:t xml:space="preserve">āda reprezentācija </w:t>
+      </w:r>
+      <w:r>
+        <w:t xml:space="preserve">arī </w:t>
+      </w:r>
+      <w:r>
+        <w:t xml:space="preserve">var atspoguļot līdzības starp kategorijām, jo līdzīgām kategorijām </w:t>
+      </w:r>
+      <w:r>
+        <w:t xml:space="preserve">ar laiku </w:t>
+      </w:r>
+      <w:r>
+        <w:t>veidojas līdzīgi vektori</w:t>
+      </w:r>
+      <w:r>
+        <w:t>.</w:t>
+      </w:r>
+    </w:p>
+    <w:p>
+      <w:pPr>
+        <w:pStyle w:val="Uzsk-cipars-ar-punktu"/>
+        <w:numPr>
+          <w:ilvl w:val="0"/>
+          <w:numId w:val="0"/>
+        </w:numPr>
+        <w:ind w:left="720" w:hanging="360"/>
+      </w:pPr>
+    </w:p>
+    <w:p>
+      <w:pPr>
+        <w:pStyle w:val="Teksts"/>
+      </w:pPr>
     </w:p>
     <w:p>
       <w:pPr>
@@ -18114,11 +20061,119 @@
     <w:p>
       <w:pPr>
         <w:pStyle w:val="Teksts"/>
+      </w:pPr>
+    </w:p>
+    <w:p>
+      <w:pPr>
+        <w:pStyle w:val="Teksts"/>
+      </w:pPr>
+    </w:p>
+    <w:p>
+      <w:pPr>
+        <w:pStyle w:val="Teksts"/>
         <w:tabs>
-          <w:tab w:val="center" w:pos="4253"/>
+          <w:tab w:val="center" w:pos="4395"/>
           <w:tab w:val="right" w:pos="8222"/>
         </w:tabs>
-        <w:jc w:val="right"/>
+        <w:ind w:firstLine="0"/>
+      </w:pPr>
+    </w:p>
+    <w:p>
+      <w:pPr>
+        <w:pStyle w:val="Teksts"/>
+        <w:tabs>
+          <w:tab w:val="center" w:pos="4395"/>
+          <w:tab w:val="right" w:pos="8222"/>
+        </w:tabs>
+        <w:ind w:firstLine="0"/>
+      </w:pPr>
+    </w:p>
+    <w:p>
+      <w:pPr>
+        <w:pStyle w:val="Teksts"/>
+      </w:pPr>
+    </w:p>
+    <w:p>
+      <w:pPr>
+        <w:pStyle w:val="Teksts"/>
+      </w:pPr>
+    </w:p>
+    <w:p>
+      <w:pPr>
+        <w:pStyle w:val="Teksts"/>
+      </w:pPr>
+    </w:p>
+    <w:p>
+      <w:pPr>
+        <w:pStyle w:val="Teksts"/>
+      </w:pPr>
+    </w:p>
+    <w:p>
+      <w:pPr>
+        <w:pStyle w:val="Teksts"/>
+      </w:pPr>
+    </w:p>
+    <w:p>
+      <w:pPr>
+        <w:pStyle w:val="Teksts"/>
+      </w:pPr>
+    </w:p>
+    <w:p>
+      <w:pPr>
+        <w:pStyle w:val="Teksts"/>
+        <w:tabs>
+          <w:tab w:val="left" w:pos="1134"/>
+        </w:tabs>
+      </w:pPr>
+    </w:p>
+    <w:p>
+      <w:pPr>
+        <w:pStyle w:val="Teksts"/>
+        <w:tabs>
+          <w:tab w:val="center" w:pos="4395"/>
+          <w:tab w:val="right" w:pos="8222"/>
+        </w:tabs>
+        <w:ind w:firstLine="0"/>
+      </w:pPr>
+    </w:p>
+    <w:p>
+      <w:pPr>
+        <w:pStyle w:val="Teksts"/>
+      </w:pPr>
+    </w:p>
+    <w:p>
+      <w:pPr>
+        <w:pStyle w:val="Teksts"/>
+      </w:pPr>
+    </w:p>
+    <w:p>
+      <w:pPr>
+        <w:pStyle w:val="Teksts"/>
+        <w:tabs>
+          <w:tab w:val="center" w:pos="4395"/>
+          <w:tab w:val="right" w:pos="8222"/>
+        </w:tabs>
+        <w:ind w:firstLine="0"/>
+      </w:pPr>
+    </w:p>
+    <w:p>
+      <w:pPr>
+        <w:pStyle w:val="Teksts"/>
+        <w:tabs>
+          <w:tab w:val="center" w:pos="4395"/>
+          <w:tab w:val="right" w:pos="8222"/>
+        </w:tabs>
+        <w:ind w:firstLine="0"/>
+      </w:pPr>
+    </w:p>
+    <w:p>
+      <w:pPr>
+        <w:pStyle w:val="Teksts"/>
+        <w:tabs>
+          <w:tab w:val="center" w:pos="4395"/>
+          <w:tab w:val="right" w:pos="8222"/>
+        </w:tabs>
+        <w:ind w:firstLine="0"/>
       </w:pPr>
     </w:p>
     <w:p>
@@ -18133,6 +20188,16 @@
     </w:p>
     <w:p>
       <w:pPr>
+        <w:pStyle w:val="Teksts"/>
+        <w:tabs>
+          <w:tab w:val="center" w:pos="4253"/>
+          <w:tab w:val="right" w:pos="8222"/>
+        </w:tabs>
+        <w:jc w:val="right"/>
+      </w:pPr>
+    </w:p>
+    <w:p>
+      <w:pPr>
         <w:pStyle w:val="Uzsk-aizzmes"/>
         <w:numPr>
           <w:ilvl w:val="0"/>
@@ -18169,12 +20234,12 @@
       <w:pPr>
         <w:pStyle w:val="1-lm-nenumurts-virsraksts"/>
       </w:pPr>
-      <w:bookmarkStart w:id="130" w:name="_Toc225535011"/>
+      <w:bookmarkStart w:id="135" w:name="_Toc225535011"/>
       <w:r>
         <w:lastRenderedPageBreak/>
         <w:t>Rezultāti un secinājumi</w:t>
       </w:r>
-      <w:bookmarkEnd w:id="130"/>
+      <w:bookmarkEnd w:id="135"/>
     </w:p>
     <w:p>
       <w:pPr>
@@ -18347,14 +20412,14 @@
       <w:pPr>
         <w:pStyle w:val="1-lm-nenumurts-virsraksts"/>
       </w:pPr>
-      <w:bookmarkStart w:id="131" w:name="_Toc88602609"/>
-      <w:bookmarkStart w:id="132" w:name="_Toc225535012"/>
+      <w:bookmarkStart w:id="136" w:name="_Toc88602609"/>
+      <w:bookmarkStart w:id="137" w:name="_Toc225535012"/>
       <w:r>
         <w:lastRenderedPageBreak/>
         <w:t>Izmantotie informācijas avoti</w:t>
       </w:r>
-      <w:bookmarkEnd w:id="131"/>
-      <w:bookmarkEnd w:id="132"/>
+      <w:bookmarkEnd w:id="136"/>
+      <w:bookmarkEnd w:id="137"/>
       <w:r>
         <w:fldChar w:fldCharType="begin"/>
       </w:r>
@@ -18911,13 +20976,13 @@
       <w:pPr>
         <w:pStyle w:val="Pielikumi-virsraksts"/>
       </w:pPr>
-      <w:bookmarkStart w:id="133" w:name="_Toc88602610"/>
-      <w:bookmarkStart w:id="134" w:name="_Toc225535013"/>
+      <w:bookmarkStart w:id="138" w:name="_Toc88602610"/>
+      <w:bookmarkStart w:id="139" w:name="_Toc225535013"/>
       <w:r>
         <w:t>Pielikumi</w:t>
       </w:r>
-      <w:bookmarkEnd w:id="133"/>
-      <w:bookmarkEnd w:id="134"/>
+      <w:bookmarkEnd w:id="138"/>
+      <w:bookmarkEnd w:id="139"/>
     </w:p>
     <w:p>
       <w:r>
@@ -26449,37 +28514,7 @@
         <w:rPr>
           <w:noProof/>
         </w:rPr>
-        <w:t>atrast v</w:t>
-      </w:r>
-      <w:r>
-        <w:rPr>
-          <w:noProof/>
-        </w:rPr>
-        <w:t xml:space="preserve">isus </w:t>
-      </w:r>
-      <w:r>
-        <w:rPr>
-          <w:noProof/>
-        </w:rPr>
-        <w:t>avotus, kur tie ir uzrakstīti ar v</w:t>
-      </w:r>
-      <w:r>
-        <w:rPr>
-          <w:noProof/>
-        </w:rPr>
-        <w:t xml:space="preserve">ārdiem, </w:t>
-      </w:r>
-      <w:r>
-        <w:rPr>
-          <w:noProof/>
-        </w:rPr>
-        <w:t xml:space="preserve">nevis kā </w:t>
-      </w:r>
-      <w:r>
-        <w:rPr>
-          <w:noProof/>
-        </w:rPr>
-        <w:t>insert</w:t>
+        <w:t>atrast visus avotus, kur tie ir uzrakstīti ar vārdiem, nevis kā insert</w:t>
       </w:r>
     </w:p>
   </w:comment>
@@ -26498,19 +28533,444 @@
         <w:rPr>
           <w:noProof/>
         </w:rPr>
-        <w:t>pa</w:t>
+        <w:t>pazīmji -&gt; iezīmji visur pārbaudīt</w:t>
+      </w:r>
+    </w:p>
+  </w:comment>
+  <w:comment w:id="130" w:author="Deniss" w:date="2026-04-17T16:44:00Z" w:initials="D">
+    <w:p>
+      <w:pPr>
+        <w:pStyle w:val="CommentText"/>
+      </w:pPr>
+      <w:r>
+        <w:rPr>
+          <w:rStyle w:val="CommentReference"/>
+        </w:rPr>
+        <w:annotationRef/>
       </w:r>
       <w:r>
         <w:rPr>
           <w:noProof/>
         </w:rPr>
-        <w:t>zīmji -&gt; iezīmji visur pārba</w:t>
-      </w:r>
-      <w:r>
+        <w:t xml:space="preserve">beigās replacot ar referenci uz sadaļu </w:t>
+      </w:r>
+    </w:p>
+  </w:comment>
+  <w:comment w:id="131" w:author="Deniss" w:date="2026-04-18T11:55:00Z" w:initials="D">
+    <w:p>
+      <w:pPr>
+        <w:pStyle w:val="CommentText"/>
+      </w:pPr>
+      <w:r>
+        <w:rPr>
+          <w:rStyle w:val="CommentReference"/>
+        </w:rPr>
+        <w:annotationRef/>
+      </w:r>
+      <w:r>
+        <w:t>Рекуррентные сети и отличие LSTM</w:t>
+      </w:r>
+    </w:p>
+    <w:p>
+      <w:pPr>
+        <w:pStyle w:val="CommentText"/>
+      </w:pPr>
+    </w:p>
+    <w:p>
+      <w:pPr>
+        <w:pStyle w:val="CommentText"/>
+      </w:pPr>
+      <w:r>
+        <w:t>Обычная полносвязная сеть ожидает фиксированное количество входных признаков. Рекуррентные нейронные сети (RNN) вводят скрытое состояние (h_t), которое обновляется шаг за шагом и переносит информацию из прошлого в будущее. Это удобно использовать для временных рядов, где данные выглядят как последовательность во времени.  (Yunita et al., 2025).</w:t>
+      </w:r>
+    </w:p>
+    <w:p>
+      <w:pPr>
+        <w:pStyle w:val="CommentText"/>
+      </w:pPr>
+    </w:p>
+    <w:p>
+      <w:pPr>
+        <w:pStyle w:val="CommentText"/>
+      </w:pPr>
+      <w:r>
+        <w:t>[ h_t = f(x_t, h_{t-1}), \qquad \hat{y}_t = g(h_t). ]</w:t>
+      </w:r>
+    </w:p>
+    <w:p>
+      <w:pPr>
+        <w:pStyle w:val="CommentText"/>
+      </w:pPr>
+    </w:p>
+    <w:p>
+      <w:pPr>
+        <w:pStyle w:val="CommentText"/>
+      </w:pPr>
+      <w:r>
+        <w:t>Недостаток простых RNN в том, что им сложнее запоминать дальние зависимости из-за затухающих градиентов при обратном распространении по времени (BPTT) (El Filali et al., 2022).</w:t>
+      </w:r>
+    </w:p>
+    <w:p>
+      <w:pPr>
+        <w:pStyle w:val="CommentText"/>
+      </w:pPr>
+    </w:p>
+    <w:p>
+      <w:pPr>
+        <w:pStyle w:val="CommentText"/>
+      </w:pPr>
+      <w:r>
+        <w:t>Идея LSTM</w:t>
+      </w:r>
+    </w:p>
+    <w:p>
+      <w:pPr>
+        <w:pStyle w:val="CommentText"/>
+      </w:pPr>
+    </w:p>
+    <w:p>
+      <w:pPr>
+        <w:pStyle w:val="CommentText"/>
+      </w:pPr>
+      <w:r>
+        <w:t>LSTM (Long Short-Term Memory) — развитие RNN, где внутри ячейки появляется отдельное «состояние памяти» (c_t) и набор «врат» (gates), которые управляют тем, что забывается, что записывается и что выдаётся наружу (Yunita et al., 2025; El Filali et al., 2022).</w:t>
+      </w:r>
+    </w:p>
+    <w:p>
+      <w:pPr>
+        <w:pStyle w:val="CommentText"/>
+      </w:pPr>
+    </w:p>
+    <w:p>
+      <w:pPr>
+        <w:pStyle w:val="CommentText"/>
+      </w:pPr>
+      <w:r>
+        <w:t>Типичная формулировка включает (El Filali et al., 2022):</w:t>
+      </w:r>
+    </w:p>
+    <w:p>
+      <w:pPr>
+        <w:pStyle w:val="CommentText"/>
+      </w:pPr>
+    </w:p>
+    <w:p>
+      <w:pPr>
+        <w:pStyle w:val="CommentText"/>
+      </w:pPr>
+      <w:r>
+        <w:t>forget gate (f_t) — сколько информации из (c_{t-1}) сохранить,</w:t>
+      </w:r>
+    </w:p>
+    <w:p>
+      <w:pPr>
+        <w:pStyle w:val="CommentText"/>
+      </w:pPr>
+      <w:r>
+        <w:t>input gate (i_t) — сколько новой информации записать,</w:t>
+      </w:r>
+    </w:p>
+    <w:p>
+      <w:pPr>
+        <w:pStyle w:val="CommentText"/>
+      </w:pPr>
+      <w:r>
+        <w:t>candidate (\tilde{c}_t) — кандидаты на запись в память,</w:t>
+      </w:r>
+    </w:p>
+    <w:p>
+      <w:pPr>
+        <w:pStyle w:val="CommentText"/>
+      </w:pPr>
+      <w:r>
+        <w:t>output gate (o_t) — какая часть состояния памяти попадёт в выход (h_t).</w:t>
+      </w:r>
+    </w:p>
+    <w:p>
+      <w:pPr>
+        <w:pStyle w:val="CommentText"/>
+      </w:pPr>
+    </w:p>
+    <w:p>
+      <w:pPr>
+        <w:pStyle w:val="CommentText"/>
+      </w:pPr>
+      <w:r>
+        <w:t>Смысл LSTM в том, что она обучает механизмы управления памятью, что может лучше обучить моделирование последовательностей по сравнению с RNN (El Filali et al., 2022). В задаче прогнозирования на месячные продажи влияют и последние наблюдения, и недавняя динамика (рост/падение), и доступность товара (поставки). С LSTM можно подавать на вход последовательность значений и признаков, поэтому модель может учитывать контекст нескольких прошлых месяцев при прогнозе следующего (El Filali et al., 2022; Yunita et al., 2025).</w:t>
+      </w:r>
+    </w:p>
+  </w:comment>
+  <w:comment w:id="133" w:author="Deniss" w:date="2026-04-18T12:47:00Z" w:initials="D">
+    <w:p>
+      <w:pPr>
+        <w:pStyle w:val="CommentText"/>
+      </w:pPr>
+      <w:r>
+        <w:rPr>
+          <w:rStyle w:val="CommentReference"/>
+        </w:rPr>
+        <w:annotationRef/>
+      </w:r>
+      <w:r>
+        <w:t>Преобразование временного ряда в обучающие примеры</w:t>
+      </w:r>
+    </w:p>
+    <w:p>
+      <w:pPr>
+        <w:pStyle w:val="CommentText"/>
+      </w:pPr>
+      <w:r>
+        <w:t>Чтобы применять LSTM как модель «прогноз следующего месяца», исходная последовательность преобразуется в набор пар ((X, y)) с помощью скользящего окна (sliding window). В коде это функция build_samples, которая:</w:t>
+      </w:r>
+    </w:p>
+    <w:p>
+      <w:pPr>
+        <w:pStyle w:val="CommentText"/>
+      </w:pPr>
+      <w:r>
+        <w:t>берёт для каждой группы отрезок обучающего периода train_start:train_end,</w:t>
+      </w:r>
+      <w:r>
+        <w:br/>
+        <w:t>формирует окна длины TIMESTEP_COUNT,</w:t>
+      </w:r>
+      <w:r>
+        <w:br/>
+        <w:t>ставит в соответствие каждому окну целевое значение — продажи следующего месяца.</w:t>
+      </w:r>
+    </w:p>
+    <w:p>
+      <w:pPr>
+        <w:pStyle w:val="CommentText"/>
+      </w:pPr>
+      <w:r>
+        <w:t>То есть, если окно длины 3 месяца, то обучение строится по схеме:</w:t>
+      </w:r>
+    </w:p>
+    <w:p>
+      <w:pPr>
+        <w:pStyle w:val="CommentText"/>
+      </w:pPr>
+      <w:r>
+        <w:t>[ X = [t-2,, t-1,, t] \quad \rightarrow \quad y = [t+1]. ]</w:t>
+      </w:r>
+    </w:p>
+    <w:p>
+      <w:pPr>
+        <w:pStyle w:val="CommentText"/>
+      </w:pPr>
+      <w:r>
+        <w:t>В реализации длина окна фиксирована: TIMESTEP_COUNT = 3.</w:t>
+      </w:r>
+    </w:p>
+    <w:p>
+      <w:pPr>
+        <w:pStyle w:val="CommentText"/>
+      </w:pPr>
+      <w:r>
+        <w:t>Здесь принципиально важно подчеркнуть: вход LSTM — это не «три признака», а «три временных шага», и на каждом шаге есть набор числовых признаков. В терминах тензоров вход имеет структуру:</w:t>
+      </w:r>
+    </w:p>
+    <w:p>
+      <w:pPr>
+        <w:pStyle w:val="CommentText"/>
+      </w:pPr>
+      <w:r>
+        <w:t>[ (\text{batch},, \text{timestep},, \text{feature}). ]</w:t>
+      </w:r>
+    </w:p>
+    <w:p>
+      <w:pPr>
+        <w:pStyle w:val="CommentText"/>
+      </w:pPr>
+      <w:r>
+        <w:t>Это прямо отражено в параметре batch_first=True у LSTM-слоя в модели.</w:t>
+      </w:r>
+    </w:p>
+    <w:p>
+      <w:pPr>
+        <w:pStyle w:val="CommentText"/>
+      </w:pPr>
+      <w:r>
+        <w:t>Используемые признаки</w:t>
+      </w:r>
+    </w:p>
+    <w:p>
+      <w:pPr>
+        <w:pStyle w:val="CommentText"/>
+      </w:pPr>
+      <w:r>
+        <w:t>В выборке для каждой группы рассчитываются следующие числовые признаки (все они попадают в модель как входные признаки):</w:t>
+      </w:r>
+    </w:p>
+    <w:p>
+      <w:pPr>
+        <w:pStyle w:val="CommentText"/>
+      </w:pPr>
+      <w:r>
+        <w:t>sale_m3 — продажи за месяц (целевой ряд),</w:t>
+      </w:r>
+      <w:r>
+        <w:br/>
+        <w:t>received_m3 — поставки за месяц,</w:t>
+      </w:r>
+      <w:r>
+        <w:br/>
+        <w:t>delta_sale_m3 — разность продаж с прошлым месяцем,</w:t>
+      </w:r>
+      <w:r>
+        <w:br/>
+        <w:t>delta_received_m3 — разность поставок с прошлым месяцем,</w:t>
+      </w:r>
+      <w:r>
+        <w:br/>
+        <w:t>rolling_sales_mean_2 — скользящее среднее продаж за 2 месяца,</w:t>
+      </w:r>
+      <w:r>
+        <w:br/>
+        <w:t>rolling_sales_mean_3 — скользящее среднее продаж за 3 месяца.</w:t>
+      </w:r>
+    </w:p>
+    <w:p>
+      <w:pPr>
+        <w:pStyle w:val="CommentText"/>
+      </w:pPr>
+      <w:r>
+        <w:t xml:space="preserve">Разности (delta_*) добавляются для того, чтобы модели было проще учитывать изменение ряда во времени, а скользящие средние дают сглаженную оценку его уровня на коротком горизонте (Sirisha et al., 2022; Suresh &amp; Suresh, 2023). </w:t>
+      </w:r>
+    </w:p>
+    <w:p>
+      <w:pPr>
+        <w:pStyle w:val="CommentText"/>
+      </w:pPr>
+    </w:p>
+  </w:comment>
+  <w:comment w:id="132" w:author="Deniss" w:date="2026-04-18T13:36:00Z" w:initials="D">
+    <w:p>
+      <w:pPr>
+        <w:pStyle w:val="CommentText"/>
         <w:rPr>
           <w:noProof/>
-        </w:rPr>
-        <w:t>udīt</w:t>
+          <w:lang w:val="en-GB"/>
+        </w:rPr>
+      </w:pPr>
+      <w:r>
+        <w:rPr>
+          <w:rStyle w:val="CommentReference"/>
+        </w:rPr>
+        <w:annotationRef/>
+      </w:r>
+      <w:r>
+        <w:rPr>
+          <w:noProof/>
+          <w:lang w:val="en-GB"/>
+        </w:rPr>
+        <w:t>e</w:t>
+      </w:r>
+      <w:r>
+        <w:rPr>
+          <w:noProof/>
+          <w:lang w:val="en-GB"/>
+        </w:rPr>
+        <w:t>nsure n</w:t>
+      </w:r>
+      <w:r>
+        <w:rPr>
+          <w:noProof/>
+          <w:lang w:val="en-GB"/>
+        </w:rPr>
+        <w:t>owhere in</w:t>
+      </w:r>
+      <w:r>
+        <w:rPr>
+          <w:noProof/>
+          <w:lang w:val="en-GB"/>
+        </w:rPr>
+        <w:t xml:space="preserve"> text does it say somet</w:t>
+      </w:r>
+      <w:r>
+        <w:rPr>
+          <w:noProof/>
+          <w:lang w:val="en-GB"/>
+        </w:rPr>
+        <w:t>h</w:t>
+      </w:r>
+      <w:r>
+        <w:rPr>
+          <w:noProof/>
+          <w:lang w:val="en-GB"/>
+        </w:rPr>
+        <w:t xml:space="preserve">ing similar to chatgpt talking to </w:t>
+      </w:r>
+      <w:r>
+        <w:rPr>
+          <w:noProof/>
+          <w:lang w:val="en-GB"/>
+        </w:rPr>
+        <w:t xml:space="preserve">the author </w:t>
+      </w:r>
+      <w:r>
+        <w:rPr>
+          <w:noProof/>
+          <w:lang w:val="en-GB"/>
+        </w:rPr>
+        <w:t>, like:</w:t>
+      </w:r>
+    </w:p>
+    <w:p>
+      <w:pPr>
+        <w:pStyle w:val="CommentText"/>
+        <w:rPr>
+          <w:lang w:val="ru-RU"/>
+        </w:rPr>
+      </w:pPr>
+      <w:r>
+        <w:rPr>
+          <w:noProof/>
+          <w:lang w:val="ru-RU"/>
+        </w:rPr>
+        <w:t xml:space="preserve">&gt; </w:t>
+      </w:r>
+      <w:r>
+        <w:rPr>
+          <w:noProof/>
+        </w:rPr>
+        <w:t>Твоя интуиция в вопросе «почему embeddings — это</w:t>
+      </w:r>
+      <w:r>
+        <w:rPr>
+          <w:noProof/>
+        </w:rPr>
+        <w:t>...</w:t>
+      </w:r>
+    </w:p>
+  </w:comment>
+  <w:comment w:id="134" w:author="Deniss" w:date="2026-04-18T13:32:00Z" w:initials="D">
+    <w:p>
+      <w:pPr>
+        <w:pStyle w:val="CommentText"/>
+      </w:pPr>
+      <w:r>
+        <w:rPr>
+          <w:rStyle w:val="CommentReference"/>
+        </w:rPr>
+        <w:annotationRef/>
+      </w:r>
+      <w:r>
+        <w:t>В эксперименте обучается одна LSTM-модель на общий набор окон, собранных из всех групп. Это можно наблюдать в методе build_samples, который формирует x и y сразу по всем группам, после чего функция train_model обучает одну модель на этом объединённом наборе. Идея такого подхода заключается в том, что при малой длине отдельных временных рядов обучение отдельной модели на каждую группу может привести к недостаточному количеству обучающих примеров, тогда как объединённый (pooled) подход позволяет использовать информацию всех рядов и выявлять общие закономерности (Bandara et al., 2020).</w:t>
+      </w:r>
+    </w:p>
+    <w:p>
+      <w:pPr>
+        <w:pStyle w:val="CommentText"/>
+      </w:pPr>
+    </w:p>
+    <w:p>
+      <w:pPr>
+        <w:pStyle w:val="CommentText"/>
+      </w:pPr>
+      <w:r>
+        <w:t>Однако при таком подходе модель нельзя оставлять полностью без информации о том, кому принадлежит временный ряд. При обучении на наборе разнородных временных рядов, объедененных в один сет, возможно снижение точности, поскольку модель не сможет различить эти группы - она окажется недостаточно адаптированной к конкретным сериям (Bandara et al., 2020; Abbasimehr et al., 2025). И тогда вместо отдельных, она выяви усреднённые зависимости и будет хуже прогнозировать отдельный группы. Чтобы решить эту проблему, нужно было как-то научить модель различать группы, например, через кластеризацию или через дополнительные признаки (Abbasimehr et al., 2025).</w:t>
       </w:r>
     </w:p>
   </w:comment>
@@ -26627,6 +29087,11 @@
   <w15:commentEx w15:paraId="06196FAB" w15:done="0"/>
   <w15:commentEx w15:paraId="11357A3C" w15:done="0"/>
   <w15:commentEx w15:paraId="2C43CE4E" w15:done="0"/>
+  <w15:commentEx w15:paraId="33DAD0EE" w15:done="0"/>
+  <w15:commentEx w15:paraId="77A9C5F6" w15:done="0"/>
+  <w15:commentEx w15:paraId="4D603B1C" w15:done="0"/>
+  <w15:commentEx w15:paraId="16AE505C" w15:done="0"/>
+  <w15:commentEx w15:paraId="20A3F0A7" w15:done="0"/>
 </w15:commentsEx>
 </file>
 
@@ -26740,6 +29205,11 @@
   <w16cex:commentExtensible w16cex:durableId="353F1965" w16cex:dateUtc="2026-04-15T19:30:00Z"/>
   <w16cex:commentExtensible w16cex:durableId="03C60A12" w16cex:dateUtc="2026-04-17T13:08:00Z"/>
   <w16cex:commentExtensible w16cex:durableId="03FF88AE" w16cex:dateUtc="2026-04-17T13:11:00Z"/>
+  <w16cex:commentExtensible w16cex:durableId="3A306151" w16cex:dateUtc="2026-04-17T13:44:00Z"/>
+  <w16cex:commentExtensible w16cex:durableId="161BD9B7" w16cex:dateUtc="2026-04-18T08:55:00Z"/>
+  <w16cex:commentExtensible w16cex:durableId="5A6B6D5D" w16cex:dateUtc="2026-04-18T09:47:00Z"/>
+  <w16cex:commentExtensible w16cex:durableId="5359CF5B" w16cex:dateUtc="2026-04-18T10:36:00Z"/>
+  <w16cex:commentExtensible w16cex:durableId="3845BB17" w16cex:dateUtc="2026-04-18T10:32:00Z"/>
 </w16cex:commentsExtensible>
 </file>
 
@@ -26853,6 +29323,11 @@
   <w16cid:commentId w16cid:paraId="06196FAB" w16cid:durableId="353F1965"/>
   <w16cid:commentId w16cid:paraId="11357A3C" w16cid:durableId="03C60A12"/>
   <w16cid:commentId w16cid:paraId="2C43CE4E" w16cid:durableId="03FF88AE"/>
+  <w16cid:commentId w16cid:paraId="33DAD0EE" w16cid:durableId="3A306151"/>
+  <w16cid:commentId w16cid:paraId="77A9C5F6" w16cid:durableId="161BD9B7"/>
+  <w16cid:commentId w16cid:paraId="4D603B1C" w16cid:durableId="5A6B6D5D"/>
+  <w16cid:commentId w16cid:paraId="16AE505C" w16cid:durableId="5359CF5B"/>
+  <w16cid:commentId w16cid:paraId="20A3F0A7" w16cid:durableId="3845BB17"/>
 </w16cid:commentsIds>
 </file>
 
@@ -30648,6 +33123,27 @@
   </w:num>
   <w:num w:numId="47" w16cid:durableId="535969338">
     <w:abstractNumId w:val="28"/>
+  </w:num>
+  <w:num w:numId="48" w16cid:durableId="1010451416">
+    <w:abstractNumId w:val="24"/>
+    <w:lvlOverride w:ilvl="0">
+      <w:startOverride w:val="1"/>
+    </w:lvlOverride>
+  </w:num>
+  <w:num w:numId="49" w16cid:durableId="143813488">
+    <w:abstractNumId w:val="24"/>
+    <w:lvlOverride w:ilvl="0">
+      <w:startOverride w:val="1"/>
+    </w:lvlOverride>
+  </w:num>
+  <w:num w:numId="50" w16cid:durableId="1745684788">
+    <w:abstractNumId w:val="24"/>
+  </w:num>
+  <w:num w:numId="51" w16cid:durableId="17393249">
+    <w:abstractNumId w:val="24"/>
+    <w:lvlOverride w:ilvl="0">
+      <w:startOverride w:val="1"/>
+    </w:lvlOverride>
   </w:num>
 </w:numbering>
 </file>
@@ -31805,7 +34301,6 @@
       <w:numPr>
         <w:numId w:val="6"/>
       </w:numPr>
-      <w:ind w:left="567"/>
       <w:contextualSpacing w:val="0"/>
     </w:pPr>
   </w:style>
@@ -36922,6 +39417,7 @@
     <w:sig w:usb0="00000287" w:usb1="00000800" w:usb2="00000000" w:usb3="00000000" w:csb0="0000009F" w:csb1="00000000"/>
   </w:font>
   <w:font w:name="MS Mincho">
+    <w:altName w:val="ＭＳ 明朝"/>
     <w:panose1 w:val="02020609040205080304"/>
     <w:charset w:val="80"/>
     <w:family w:val="modern"/>
@@ -36993,6 +39489,7 @@
     <w:rsid w:val="000D7113"/>
     <w:rsid w:val="001479B5"/>
     <w:rsid w:val="001548F8"/>
+    <w:rsid w:val="00172FB8"/>
     <w:rsid w:val="002203B8"/>
     <w:rsid w:val="00220E7B"/>
     <w:rsid w:val="00227D8C"/>
@@ -37009,6 +39506,7 @@
     <w:rsid w:val="006C7BD9"/>
     <w:rsid w:val="0070464B"/>
     <w:rsid w:val="007172EC"/>
+    <w:rsid w:val="0073281C"/>
     <w:rsid w:val="0080198C"/>
     <w:rsid w:val="008319B5"/>
     <w:rsid w:val="008A10C8"/>
@@ -37018,6 +39516,8 @@
     <w:rsid w:val="00B003D8"/>
     <w:rsid w:val="00B62A4C"/>
     <w:rsid w:val="00B83BC5"/>
+    <w:rsid w:val="00BA098C"/>
+    <w:rsid w:val="00BA442B"/>
     <w:rsid w:val="00BE55BF"/>
     <w:rsid w:val="00BF37F9"/>
     <w:rsid w:val="00C37405"/>
@@ -37028,7 +39528,6 @@
     <w:rsid w:val="00D05816"/>
     <w:rsid w:val="00D7095D"/>
     <w:rsid w:val="00D8221B"/>
-    <w:rsid w:val="00DE24C2"/>
     <w:rsid w:val="00E55A00"/>
     <w:rsid w:val="00ED6C9D"/>
     <w:rsid w:val="00F425CE"/>
@@ -37488,7 +39987,7 @@
     <w:basedOn w:val="DefaultParagraphFont"/>
     <w:uiPriority w:val="99"/>
     <w:semiHidden/>
-    <w:rsid w:val="00CA5316"/>
+    <w:rsid w:val="0073281C"/>
     <w:rPr>
       <w:color w:val="666666"/>
     </w:rPr>
@@ -37978,7 +40477,7 @@
     <b:Year>2001</b:Year>
     <b:DOI>10.1016/S0925-5273(00)00109-2</b:DOI>
     <b:URL>https://doi.org/10.1016/S0925-5273(00)00109-2</b:URL>
-    <b:RefOrder>27</b:RefOrder>
+    <b:RefOrder>30</b:RefOrder>
   </b:Source>
   <b:Source>
     <b:Tag>Lee2012HybridAISalesForecasting</b:Tag>
@@ -38008,7 +40507,7 @@
     <b:Pages>188-196</b:Pages>
     <b:DOI>10.1002/hfm.20272</b:DOI>
     <b:URL>https://doi.org/10.1002/hfm.20272</b:URL>
-    <b:RefOrder>28</b:RefOrder>
+    <b:RefOrder>31</b:RefOrder>
   </b:Source>
   <b:Source>
     <b:Tag>MullerNavarra2015SalesForecastingPRNN</b:Tag>
@@ -38064,7 +40563,7 @@
     <b:Pages>1-7</b:Pages>
     <b:DOI>10.1109/IACIS65746.2025.11211065</b:DOI>
     <b:URL>https://doi.org/10.1109/IACIS65746.2025.11211065</b:URL>
-    <b:RefOrder>29</b:RefOrder>
+    <b:RefOrder>32</b:RefOrder>
   </b:Source>
   <b:Source>
     <b:Tag>Pongdatu2018SeasonalTimeSeries</b:Tag>
@@ -38156,7 +40655,7 @@
     <b:Pages>e14724</b:Pages>
     <b:DOI>10.1590/1806-9649-2025v32e14724</b:DOI>
     <b:URL>https://doi.org/10.1590/1806-9649-2025v32e14724</b:URL>
-    <b:RefOrder>30</b:RefOrder>
+    <b:RefOrder>33</b:RefOrder>
   </b:Source>
   <b:Source>
     <b:Tag>Sirisha2022ProfitPrediction</b:Tag>
@@ -38739,11 +41238,104 @@
     <b:DOI>10.1145/3377930.3390237</b:DOI>
     <b:RefOrder>26</b:RefOrder>
   </b:Source>
+  <b:Source>
+    <b:Tag>Ban20</b:Tag>
+    <b:SourceType>JournalArticle</b:SourceType>
+    <b:Guid>{578300FC-AF68-4028-BCED-873687A7524F}</b:Guid>
+    <b:Title>Forecasting across time series databases using recurrent neural networks on groups of similar series: A clustering approach</b:Title>
+    <b:JournalName>Expert Systems With Applications</b:JournalName>
+    <b:Year>2020</b:Year>
+    <b:Author>
+      <b:Author>
+        <b:NameList>
+          <b:Person>
+            <b:Last>Bandara</b:Last>
+            <b:First>Kasun</b:First>
+          </b:Person>
+          <b:Person>
+            <b:Last>Bergmeir</b:Last>
+            <b:First>Christoph</b:First>
+          </b:Person>
+          <b:Person>
+            <b:Last>Smyl</b:Last>
+            <b:First>Slawek</b:First>
+          </b:Person>
+        </b:NameList>
+      </b:Author>
+    </b:Author>
+    <b:Volume>140</b:Volume>
+    <b:DOI>10.1016/j.eswa.2019.112896</b:DOI>
+    <b:RefOrder>27</b:RefOrder>
+  </b:Source>
+  <b:Source>
+    <b:Tag>Abb25</b:Tag>
+    <b:SourceType>JournalArticle</b:SourceType>
+    <b:Guid>{B3822E9B-35C8-4E65-9886-0688AF7C7AF6}</b:Guid>
+    <b:JournalName>Neurocomputing</b:JournalName>
+    <b:Year>2025</b:Year>
+    <b:Author>
+      <b:Author>
+        <b:NameList>
+          <b:Person>
+            <b:Last>Abbasimehr</b:Last>
+            <b:First>Hossein </b:First>
+          </b:Person>
+          <b:Person>
+            <b:Last>Abri</b:Last>
+            <b:First>Alireza </b:First>
+          </b:Person>
+          <b:Person>
+            <b:Last>Oskouei</b:Last>
+            <b:Middle>Golzari </b:Middle>
+            <b:First>Amin </b:First>
+          </b:Person>
+          <b:Person>
+            <b:Last>Noshad</b:Last>
+            <b:First>Ali </b:First>
+          </b:Person>
+        </b:NameList>
+      </b:Author>
+    </b:Author>
+    <b:Volume>653</b:Volume>
+    <b:DOI>10.1016/j.neucom.2025.131183</b:DOI>
+    <b:Title>Multi-view clustering for localized global time series forecasting</b:Title>
+    <b:RefOrder>28</b:RefOrder>
+  </b:Source>
+  <b:Source>
+    <b:Tag>San26</b:Tag>
+    <b:SourceType>JournalArticle</b:SourceType>
+    <b:Guid>{ACF58F86-6703-4649-AD42-BD7F0D1EE045}</b:Guid>
+    <b:Title>GLEm-Net: Unified framework for data reduction with categorical and numerical features</b:Title>
+    <b:JournalName>Knowledge-Based Systems</b:JournalName>
+    <b:Year>2026</b:Year>
+    <b:Author>
+      <b:Author>
+        <b:NameList>
+          <b:Person>
+            <b:Last>Santis</b:Last>
+            <b:Middle>De </b:Middle>
+            <b:First>Francesco </b:First>
+          </b:Person>
+          <b:Person>
+            <b:Last>Giordano</b:Last>
+            <b:First>Danilo </b:First>
+          </b:Person>
+          <b:Person>
+            <b:Last>Mellia</b:Last>
+            <b:First>Marco </b:First>
+          </b:Person>
+        </b:NameList>
+      </b:Author>
+    </b:Author>
+    <b:Volume>334</b:Volume>
+    <b:DOI>10.1016/j.knosys.2025.115049</b:DOI>
+    <b:RefOrder>29</b:RefOrder>
+  </b:Source>
 </b:Sources>
 </file>
 
 <file path=customXml/itemProps1.xml><?xml version="1.0" encoding="utf-8"?>
-<ds:datastoreItem xmlns:ds="http://schemas.openxmlformats.org/officeDocument/2006/customXml" ds:itemID="{D18CBB63-CB7E-40E0-9D12-62AC6AB8878E}">
+<ds:datastoreItem xmlns:ds="http://schemas.openxmlformats.org/officeDocument/2006/customXml" ds:itemID="{8209F098-B1EA-4CEE-83DC-3A0CED357C2D}">
   <ds:schemaRefs>
     <ds:schemaRef ds:uri="http://schemas.openxmlformats.org/officeDocument/2006/bibliography"/>
   </ds:schemaRefs>

--- a/Deniss Grabovskis 231RDB217.docx
+++ b/Deniss Grabovskis 231RDB217.docx
@@ -13194,14 +13194,7 @@
             <w:rFonts w:ascii="Cambria Math" w:hAnsi="Cambria Math"/>
             <w:lang w:val="it-IT"/>
           </w:rPr>
-          <m:t>AIC</m:t>
-        </m:r>
-        <m:r>
-          <w:rPr>
-            <w:rFonts w:ascii="Cambria Math" w:hAnsi="Cambria Math"/>
-            <w:lang w:val="it-IT"/>
-          </w:rPr>
-          <m:t>=-2</m:t>
+          <m:t>AIC=-2</m:t>
         </m:r>
         <m:func>
           <m:funcPr>
@@ -13229,14 +13222,7 @@
                 <w:rFonts w:ascii="Cambria Math" w:hAnsi="Cambria Math"/>
                 <w:lang w:val="it-IT"/>
               </w:rPr>
-              <m:t>L</m:t>
-            </m:r>
-            <m:r>
-              <w:rPr>
-                <w:rFonts w:ascii="Cambria Math" w:hAnsi="Cambria Math"/>
-                <w:lang w:val="it-IT"/>
-              </w:rPr>
-              <m:t>(</m:t>
+              <m:t>L(</m:t>
             </m:r>
             <m:acc>
               <m:accPr>
@@ -13264,14 +13250,7 @@
                 <w:rFonts w:ascii="Cambria Math" w:hAnsi="Cambria Math"/>
                 <w:lang w:val="it-IT"/>
               </w:rPr>
-              <m:t>)+2</m:t>
-            </m:r>
-            <m:r>
-              <w:rPr>
-                <w:rFonts w:ascii="Cambria Math" w:hAnsi="Cambria Math"/>
-                <w:lang w:val="it-IT"/>
-              </w:rPr>
-              <m:t>K</m:t>
+              <m:t>)+2K</m:t>
             </m:r>
           </m:e>
         </m:func>
@@ -20614,9 +20593,6 @@
     <w:p>
       <w:pPr>
         <w:pStyle w:val="Teksts"/>
-        <w:rPr>
-          <w:lang w:val="ru-RU"/>
-        </w:rPr>
       </w:pPr>
       <w:r>
         <w:t>Tika izvēlēta trešā pieeja</w:t>
@@ -20809,7 +20785,7 @@
       <w:pPr>
         <w:pStyle w:val="Teksts"/>
         <w:rPr>
-          <w:lang w:val="ru-RU"/>
+          <w:lang w:val="en-GB"/>
         </w:rPr>
       </w:pPr>
       <w:r>
@@ -20875,10 +20851,7 @@
         <w:t>nn.LSTM(input_size=feature_count, hidden_size=16, batch_first=True)</w:t>
       </w:r>
       <w:r>
-        <w:t>. M</w:t>
-      </w:r>
-      <w:r>
-        <w:t>odelei ir</w:t>
+        <w:t>. Modelei ir</w:t>
       </w:r>
       <w:r>
         <w:t xml:space="preserve"> viens slānis. T</w:t>
@@ -20967,9 +20940,6 @@
     <w:p>
       <w:pPr>
         <w:pStyle w:val="Teksts"/>
-        <w:rPr>
-          <w:lang w:val="ru-RU"/>
-        </w:rPr>
       </w:pPr>
       <w:commentRangeStart w:id="135"/>
       <w:r>
@@ -21062,13 +21032,7 @@
         <w:t xml:space="preserve"> </w:t>
       </w:r>
       <w:r>
-        <w:t>Pēc tam</w:t>
-      </w:r>
-      <w:r>
-        <w:t xml:space="preserve"> </w:t>
-      </w:r>
-      <w:r>
-        <w:t>tiek inicializēts Adam optimizētājs (kas</w:t>
+        <w:t>Pēc tam tiek inicializēts Adam optimizētājs (kas</w:t>
       </w:r>
       <w:r>
         <w:t>, ka jau bija teikts,</w:t>
@@ -21161,9 +21125,6 @@
     <w:p>
       <w:pPr>
         <w:pStyle w:val="Teksts"/>
-        <w:rPr>
-          <w:lang w:val="ru-RU"/>
-        </w:rPr>
       </w:pPr>
       <w:r>
         <w:t xml:space="preserve">Pēc apmācības pabeigšanas tiek izpildīta funkcija </w:t>
@@ -22033,30 +21994,781 @@
       <w:pPr>
         <w:pStyle w:val="2-lm-virsraksts"/>
       </w:pPr>
+      <w:commentRangeStart w:id="136"/>
       <w:r>
         <w:t>Metožu salīdzinājums un starpsecinājumi</w:t>
       </w:r>
+      <w:commentRangeEnd w:id="136"/>
+      <w:r>
+        <w:rPr>
+          <w:rStyle w:val="CommentReference"/>
+          <w:sz w:val="28"/>
+          <w:szCs w:val="28"/>
+        </w:rPr>
+        <w:commentReference w:id="136"/>
+      </w:r>
     </w:p>
     <w:p>
       <w:pPr>
         <w:pStyle w:val="Teksts"/>
       </w:pPr>
+      <w:commentRangeStart w:id="137"/>
+      <w:r>
+        <w:t>1. lstm is NOT better, naive is the best</w:t>
+      </w:r>
+      <w:commentRangeEnd w:id="137"/>
+      <w:r>
+        <w:rPr>
+          <w:rStyle w:val="CommentReference"/>
+          <w:sz w:val="24"/>
+          <w:szCs w:val="24"/>
+        </w:rPr>
+        <w:commentReference w:id="137"/>
+      </w:r>
     </w:p>
     <w:p>
       <w:pPr>
         <w:pStyle w:val="Teksts"/>
       </w:pPr>
+      <w:r>
+        <w:t xml:space="preserve">  on this limited dataset, no stable superiority of LSTM over classical baselines was observed; </w:t>
+      </w:r>
+    </w:p>
+    <w:p>
+      <w:pPr>
+        <w:pStyle w:val="Teksts"/>
+      </w:pPr>
+      <w:r>
+        <w:t xml:space="preserve">  SES was more competitive than expected; </w:t>
+      </w:r>
+    </w:p>
+    <w:p>
+      <w:pPr>
+        <w:pStyle w:val="Teksts"/>
+      </w:pPr>
+      <w:r>
+        <w:t xml:space="preserve">  none of the tested methods showed a consistent practical advantage over the naive baseline; </w:t>
+      </w:r>
+    </w:p>
+    <w:p>
+      <w:pPr>
+        <w:pStyle w:val="Teksts"/>
+        <w:rPr>
+          <w:lang w:val="en-GB"/>
+        </w:rPr>
+      </w:pPr>
+      <w:r>
+        <w:t>  therefore, for the current company data, the hypothesis that LSTM gives a better monthly demand forecast is not confirmed</w:t>
+      </w:r>
+    </w:p>
+    <w:p>
+      <w:pPr>
+        <w:pStyle w:val="1-lm-numurts-virsraksts"/>
+        <w:rPr>
+          <w:lang w:val="en-GB"/>
+        </w:rPr>
+      </w:pPr>
+      <w:commentRangeStart w:id="138"/>
+      <w:r>
+        <w:rPr>
+          <w:lang w:val="en-GB"/>
+        </w:rPr>
+        <w:lastRenderedPageBreak/>
+        <w:t>Sintētisk</w:t>
+      </w:r>
+      <w:r>
+        <w:rPr>
+          <w:lang w:val="en-GB"/>
+        </w:rPr>
+        <w:t>ā</w:t>
+      </w:r>
+      <w:r>
+        <w:rPr>
+          <w:lang w:val="en-GB"/>
+        </w:rPr>
+        <w:t xml:space="preserve"> datu palielināšana</w:t>
+      </w:r>
+      <w:commentRangeEnd w:id="138"/>
+      <w:r>
+        <w:rPr>
+          <w:rStyle w:val="CommentReference"/>
+          <w:sz w:val="28"/>
+          <w:szCs w:val="28"/>
+          <w:lang w:val="en-GB"/>
+        </w:rPr>
+        <w:commentReference w:id="138"/>
+      </w:r>
+    </w:p>
+    <w:p>
+      <w:pPr>
+        <w:pStyle w:val="Teksts"/>
+      </w:pPr>
+      <w:r>
+        <w:t xml:space="preserve">Sākotnējais eksperiments, kas tika veikts 5. sadaļā, pilnībā neapstiprināja LSTM modeļa pārākumu. </w:t>
+      </w:r>
+      <w:r>
+        <w:t>Tas nav dēļ tā</w:t>
+      </w:r>
+      <w:r>
+        <w:t xml:space="preserve">, ka neironu pieeja nav piemērota pieprasījuma prognozēšanai, bet gan </w:t>
+      </w:r>
+      <w:r>
+        <w:t xml:space="preserve">dēļ tas, kas jau bija iepriekš teikts: </w:t>
+      </w:r>
+      <w:r>
+        <w:t xml:space="preserve">pašreizējais datu kopums ir pārāk nepilnīgs un vāji sezonāls, lai šāds modelis varētu pilnībā parādīt sevi. Citiem vārdiem sakot, tā neveiksme galvenokārt tiek attiecināta uz </w:t>
+      </w:r>
+      <w:r>
+        <w:t>datu</w:t>
+      </w:r>
+      <w:r>
+        <w:t xml:space="preserve"> specifiku. Laika rindu papildināšanas pētījumi norāda, ka dziļās mācīšanās metodes ir jutīgas pret apmācības kopas lielumu. Prognozēšanā papildināšana ir pierādījusi savu noderīgāku rezultātu, ja pieejamie dati ir ierobežoti. Tiek arī uzsvērts, ka laika rindu papildināšana nav universāls risinājums, jo katram datu kopumam ir sava struktūra, un papildināšanas metodes ir jāizvērtē, ņemot vērā konkrēto uzdevumu un datus</w:t>
+      </w:r>
+      <w:r>
+        <w:t xml:space="preserve"> </w:t>
+      </w:r>
+      <w:sdt>
+        <w:sdtPr>
+          <w:id w:val="-2102866279"/>
+          <w:citation/>
+        </w:sdtPr>
+        <w:sdtContent>
+          <w:r>
+            <w:fldChar w:fldCharType="begin"/>
+          </w:r>
+          <w:r>
+            <w:instrText xml:space="preserve"> CITATION Wen21 \l 1062 </w:instrText>
+          </w:r>
+          <w:r>
+            <w:fldChar w:fldCharType="separate"/>
+          </w:r>
+          <w:r>
+            <w:rPr>
+              <w:noProof/>
+            </w:rPr>
+            <w:t>(Wen, u.c., 2021)</w:t>
+          </w:r>
+          <w:r>
+            <w:fldChar w:fldCharType="end"/>
+          </w:r>
+        </w:sdtContent>
+      </w:sdt>
+      <w:r>
+        <w:t>. Tāpēc šajā nodaļā autors nemēģina pierādīt, ka sintētiskie dati kopumā uzlabo prognozēšanu, bet gan izvirza izaicinājumu uzlabot prognozēšanas kvalitāti, testējot dažādas izvēlētas papildināšanas procedūras pašreizējā datu kopā līdz šim veiktajā ieviešanā.</w:t>
+      </w:r>
+    </w:p>
+    <w:p>
+      <w:pPr>
+        <w:pStyle w:val="Teksts"/>
+      </w:pPr>
+      <w:r>
+        <w:t xml:space="preserve">Tas, ka naivā prognoze bija spēcīgākais etalons </w:t>
+      </w:r>
+      <w:r>
+        <w:t>šī</w:t>
+      </w:r>
+      <w:r>
+        <w:t xml:space="preserve"> eksperimentā, ir svarīgi </w:t>
+      </w:r>
+      <w:r>
+        <w:t>zināt, spriežot par pašreizējo</w:t>
+      </w:r>
+      <w:r>
+        <w:t xml:space="preserve"> datu kopum</w:t>
+      </w:r>
+      <w:r>
+        <w:t>u</w:t>
+      </w:r>
+      <w:r>
+        <w:t>, taču to nevajadzētu vispārināt pārāk plaši. Liela mēroga mazumtirdzniecības pierādījumi liecina, ka naivās metodes parasti nav spēcīgākais prognozēšanas risinājums: M5 mazumtirdzniecības prognozēšanas konkurencē naivās metodes bija ievērojami mazāk precīzākas nekā citas etalona metodes, un sezonalitāte tika atzīta par kritisku faktoru prognožu precizitātes uzlabošanā</w:t>
+      </w:r>
+      <w:r>
+        <w:t xml:space="preserve"> </w:t>
+      </w:r>
+      <w:sdt>
+        <w:sdtPr>
+          <w:id w:val="-1282715431"/>
+          <w:citation/>
+        </w:sdtPr>
+        <w:sdtContent>
+          <w:r>
+            <w:fldChar w:fldCharType="begin"/>
+          </w:r>
+          <w:r>
+            <w:instrText xml:space="preserve"> CITATION Mak22 \l 1062 </w:instrText>
+          </w:r>
+          <w:r>
+            <w:fldChar w:fldCharType="separate"/>
+          </w:r>
+          <w:r>
+            <w:rPr>
+              <w:noProof/>
+            </w:rPr>
+            <w:t>(Makridakis, Spiliotis, &amp; Vassilios Assimakopoulos, 2022)</w:t>
+          </w:r>
+          <w:r>
+            <w:fldChar w:fldCharType="end"/>
+          </w:r>
+        </w:sdtContent>
+      </w:sdt>
+      <w:r>
+        <w:t>. Citos pielietotajos pārdošanas prognozēšanas apstākļos mašīnmācīšanās metodes ir pārspējušas noteiktos etalonus, ja bija pieejami bagātīgāki pieprasījuma modeļi vai papildu skaidrojošie mainīgie (piemēram, daudzveidīgāka periodiska pieprasījuma vēsture)</w:t>
+      </w:r>
+      <w:r>
+        <w:t xml:space="preserve"> </w:t>
+      </w:r>
+      <w:sdt>
+        <w:sdtPr>
+          <w:id w:val="-1555774182"/>
+          <w:citation/>
+        </w:sdtPr>
+        <w:sdtContent>
+          <w:r>
+            <w:fldChar w:fldCharType="begin"/>
+          </w:r>
+          <w:r>
+            <w:instrText xml:space="preserve"> CITATION Rib22 \l 1062 </w:instrText>
+          </w:r>
+          <w:r>
+            <w:fldChar w:fldCharType="separate"/>
+          </w:r>
+          <w:r>
+            <w:rPr>
+              <w:noProof/>
+            </w:rPr>
+            <w:t>(Ribeiro &amp; de Castro, 2022)</w:t>
+          </w:r>
+          <w:r>
+            <w:fldChar w:fldCharType="end"/>
+          </w:r>
+        </w:sdtContent>
+      </w:sdt>
+      <w:r>
+        <w:t>. Tāpēc naivās metodes dominance šajā darbā tiek attiecināta uz pieejamo uzņēmumu datu ierobežojumiem.</w:t>
+      </w:r>
+    </w:p>
+    <w:p>
+      <w:pPr>
+        <w:pStyle w:val="2-lm-virsraksts"/>
+      </w:pPr>
+      <w:r>
+        <w:t>Iespējamās palielināšanas pieejas</w:t>
+      </w:r>
+    </w:p>
+    <w:p>
+      <w:pPr>
+        <w:pStyle w:val="Teksts"/>
+      </w:pPr>
+      <w:r>
+        <w:t xml:space="preserve">Vienkāršākā ideja ir ģenerēt papildu vērtības no novēroto datu empīriskā sadalījuma, piemēram, izmantojot vidējo vērtību un standartnovirzi. Lai gan šādu risinājumu ir viegli ieviest, tas ir vājš kā uz prognozēšanu orientēta papildināšanas stratēģija. Laikrindu papildināšanas aptaujas apraksta Gausa trokšņa </w:t>
+      </w:r>
+      <w:r>
+        <w:t>pieeju</w:t>
+      </w:r>
+      <w:r>
+        <w:t xml:space="preserve"> kā vienu no </w:t>
+      </w:r>
+      <w:r>
+        <w:lastRenderedPageBreak/>
+        <w:t>vienkāršākajām papildināšanas metodēm, taču tās arī atzīmē, ka tā var novest pie negatīvas mācīšanās, jo tā nesaglabā laika atkarību, tādējādi var ģenerēt nederīgus laika rindu paraugus. Un, tā kā prognozēšanas modelim ir jāapgūst šī laika nepārtrauktība, tās trūkums novedīs pie sliktākām prognozēm</w:t>
+      </w:r>
+      <w:r>
+        <w:t xml:space="preserve"> </w:t>
+      </w:r>
+      <w:sdt>
+        <w:sdtPr>
+          <w:id w:val="2058505883"/>
+          <w:citation/>
+        </w:sdtPr>
+        <w:sdtContent>
+          <w:r>
+            <w:fldChar w:fldCharType="begin"/>
+          </w:r>
+          <w:r>
+            <w:instrText xml:space="preserve"> CITATION Igl23 \l 1062 </w:instrText>
+          </w:r>
+          <w:r>
+            <w:fldChar w:fldCharType="separate"/>
+          </w:r>
+          <w:r>
+            <w:rPr>
+              <w:noProof/>
+            </w:rPr>
+            <w:t>(Iglesias, Talavera, González-Prieto, Mozo, &amp; Gómez-Canaval , 2023)</w:t>
+          </w:r>
+          <w:r>
+            <w:fldChar w:fldCharType="end"/>
+          </w:r>
+        </w:sdtContent>
+      </w:sdt>
+      <w:r>
+        <w:t>. Šī iemesla dēļ tieša Gausa populācija, netika izvēlēta kā papildināšanas metode.</w:t>
+      </w:r>
+      <w:r>
+        <w:tab/>
+      </w:r>
+    </w:p>
+    <w:p>
+      <w:pPr>
+        <w:pStyle w:val="Teksts"/>
+      </w:pPr>
+      <w:r>
+        <w:t>Cits prognozēšanas pētījums ir parādījis, ka papildināšana, apvienojot sākotnējās sērijas vai palielinot to daļu izlasi</w:t>
+      </w:r>
+      <w:r>
+        <w:t xml:space="preserve"> </w:t>
+      </w:r>
+      <w:sdt>
+        <w:sdtPr>
+          <w:id w:val="-747034100"/>
+          <w:citation/>
+        </w:sdtPr>
+        <w:sdtContent>
+          <w:r>
+            <w:fldChar w:fldCharType="begin"/>
+          </w:r>
+          <w:r>
+            <w:instrText xml:space="preserve"> CITATION Sem23 \l 1062 </w:instrText>
+          </w:r>
+          <w:r>
+            <w:fldChar w:fldCharType="separate"/>
+          </w:r>
+          <w:r>
+            <w:rPr>
+              <w:noProof/>
+            </w:rPr>
+            <w:t>(Semenoglou, Spiliotis, &amp; Assimakopoulos, 2023)</w:t>
+          </w:r>
+          <w:r>
+            <w:fldChar w:fldCharType="end"/>
+          </w:r>
+        </w:sdtContent>
+      </w:sdt>
+      <w:r>
+        <w:t>, var uzlabot neironu prognozēšanas veiktspēju. Pārveidojot jau novērotos logus, eksperiments var palielināt apmācības piemēru skaitu, saglabājot spēcīgāku saikni ar sākotnējiem datiem, nekā nodrošinātu tikai uz sadalījumu balstīts ģenerators</w:t>
+      </w:r>
+      <w:r>
+        <w:t xml:space="preserve"> </w:t>
+      </w:r>
+      <w:r>
+        <w:t xml:space="preserve"> </w:t>
+      </w:r>
+      <w:sdt>
+        <w:sdtPr>
+          <w:id w:val="55216775"/>
+          <w:citation/>
+        </w:sdtPr>
+        <w:sdtContent>
+          <w:r>
+            <w:fldChar w:fldCharType="begin"/>
+          </w:r>
+          <w:r>
+            <w:instrText xml:space="preserve"> CITATION Sem23 \l 1062 </w:instrText>
+          </w:r>
+          <w:r>
+            <w:fldChar w:fldCharType="separate"/>
+          </w:r>
+          <w:r>
+            <w:rPr>
+              <w:noProof/>
+            </w:rPr>
+            <w:t>(Semenoglou, Spiliotis, &amp; Assimakopoulos, 2023)</w:t>
+          </w:r>
+          <w:r>
+            <w:fldChar w:fldCharType="end"/>
+          </w:r>
+        </w:sdtContent>
+      </w:sdt>
+      <w:r>
+        <w:t xml:space="preserve"> </w:t>
+      </w:r>
+      <w:sdt>
+        <w:sdtPr>
+          <w:id w:val="-1845773404"/>
+          <w:citation/>
+        </w:sdtPr>
+        <w:sdtContent>
+          <w:r>
+            <w:fldChar w:fldCharType="begin"/>
+          </w:r>
+          <w:r>
+            <w:instrText xml:space="preserve"> CITATION Wen21 \l 1062 </w:instrText>
+          </w:r>
+          <w:r>
+            <w:fldChar w:fldCharType="separate"/>
+          </w:r>
+          <w:r>
+            <w:rPr>
+              <w:noProof/>
+            </w:rPr>
+            <w:t>(Wen, u.c., 2021)</w:t>
+          </w:r>
+          <w:r>
+            <w:fldChar w:fldCharType="end"/>
+          </w:r>
+        </w:sdtContent>
+      </w:sdt>
+      <w:r>
+        <w:t xml:space="preserve">. </w:t>
+      </w:r>
+    </w:p>
+    <w:p>
+      <w:pPr>
+        <w:pStyle w:val="Teksts"/>
+      </w:pPr>
+      <w:r>
+        <w:t>Tika atrastas divas vienkāršas papildināšanas stratēģijas, kas šķita piemērotas šim darbam. Pirmā ir logu apvienošana: divi novērotie apmācības logi tiek apvienoti vienā sintētiskā apmācības paraugā, izmantojot izliektu svērto vidējo vērtību. Otrā ir lokālā loga izlase: daļa no novērotā loga tiek saglabāta un pēc tam ar interpolācijas palīdzību tiek izstiepta atpakaļ līdz sākotnējam garumam, uzsverot lokāl</w:t>
+      </w:r>
+      <w:r>
+        <w:t>as atkarības</w:t>
+      </w:r>
+      <w:r>
+        <w:t>, kas citādi varētu palikt nepietiekami pārstāvēti</w:t>
+      </w:r>
+      <w:r>
+        <w:t xml:space="preserve"> ar sākotnējiem datiem</w:t>
+      </w:r>
+      <w:r>
+        <w:t xml:space="preserve"> </w:t>
+      </w:r>
+      <w:sdt>
+        <w:sdtPr>
+          <w:id w:val="-1936895464"/>
+          <w:citation/>
+        </w:sdtPr>
+        <w:sdtContent>
+          <w:r>
+            <w:fldChar w:fldCharType="begin"/>
+          </w:r>
+          <w:r>
+            <w:instrText xml:space="preserve"> CITATION Sem23 \l 1062 </w:instrText>
+          </w:r>
+          <w:r>
+            <w:fldChar w:fldCharType="separate"/>
+          </w:r>
+          <w:r>
+            <w:rPr>
+              <w:noProof/>
+            </w:rPr>
+            <w:t>(Semenoglou, Spiliotis, &amp; Assimakopoulos, 2023)</w:t>
+          </w:r>
+          <w:r>
+            <w:fldChar w:fldCharType="end"/>
+          </w:r>
+        </w:sdtContent>
+      </w:sdt>
+      <w:r>
+        <w:t xml:space="preserve">. Sarežģītākiem </w:t>
+      </w:r>
+      <w:r>
+        <w:t>ģeneratoriem</w:t>
+      </w:r>
+      <w:r>
+        <w:t xml:space="preserve"> (</w:t>
+      </w:r>
+      <w:r>
+        <w:t>VAE vai GAN balstītiem</w:t>
+      </w:r>
+      <w:r>
+        <w:t>)</w:t>
+      </w:r>
+      <w:r>
+        <w:t>, ir nepieciešama papildu ģeneratīvs modelis</w:t>
+      </w:r>
+      <w:r>
+        <w:t xml:space="preserve"> </w:t>
+      </w:r>
+      <w:sdt>
+        <w:sdtPr>
+          <w:id w:val="1879196572"/>
+          <w:citation/>
+        </w:sdtPr>
+        <w:sdtContent>
+          <w:r>
+            <w:fldChar w:fldCharType="begin"/>
+          </w:r>
+          <w:r>
+            <w:instrText xml:space="preserve"> CITATION Dat21 \l 1062 </w:instrText>
+          </w:r>
+          <w:r>
+            <w:fldChar w:fldCharType="separate"/>
+          </w:r>
+          <w:r>
+            <w:rPr>
+              <w:noProof/>
+            </w:rPr>
+            <w:t>(Demir, Mincev, Kok, &amp; Paterakis, 2021)</w:t>
+          </w:r>
+          <w:r>
+            <w:fldChar w:fldCharType="end"/>
+          </w:r>
+        </w:sdtContent>
+      </w:sdt>
+      <w:r>
+        <w:t>. Tāpēc šobrīd pēdējie divi modeļi ir labāk uzskatāmi par nākotnes darbu.</w:t>
+      </w:r>
+    </w:p>
+    <w:p>
+      <w:pPr>
+        <w:pStyle w:val="Teksts"/>
+      </w:pPr>
+      <w:r>
+        <w:t>Praktiskai salīdzināšanai papildināšana jāpiemēro tikai LSTM apmācības datiem. Naivās, SES un ARIMA prognozes paliek nemainīgas un turpina kalpot kā fiksētas bāzes līnijas no iepriekšējās nodaļas. Datu papildināšanas literatūrā prognozēšanā tiek aplūkota neironu modeļu apmācības kopas bagātināšanas problēma. Ja mēs tradicionālajos modeļos ievietotu sintētiskos mēnešus, tas aizmiglotu atšķirību starp etalonu un LSTM un apgrūtinātu salīdzinājuma interpretāciju</w:t>
+      </w:r>
+      <w:r>
+        <w:t xml:space="preserve"> </w:t>
+      </w:r>
+      <w:sdt>
+        <w:sdtPr>
+          <w:id w:val="536094436"/>
+          <w:citation/>
+        </w:sdtPr>
+        <w:sdtContent>
+          <w:r>
+            <w:fldChar w:fldCharType="begin"/>
+          </w:r>
+          <w:r>
+            <w:instrText xml:space="preserve"> CITATION Wen21 \l 1062 </w:instrText>
+          </w:r>
+          <w:r>
+            <w:fldChar w:fldCharType="separate"/>
+          </w:r>
+          <w:r>
+            <w:rPr>
+              <w:noProof/>
+            </w:rPr>
+            <w:t>(Wen, u.c., 2021)</w:t>
+          </w:r>
+          <w:r>
+            <w:fldChar w:fldCharType="end"/>
+          </w:r>
+        </w:sdtContent>
+      </w:sdt>
+      <w:r>
+        <w:t>. Tātad jautājums nav par to, vai visas metodes kļūst labākas ar sintētiskiem datiem, bet gan par to, vai neironu modelis gūst labumu, paplašinot tā apmācības kopu.</w:t>
+      </w:r>
+    </w:p>
+    <w:p>
+      <w:pPr>
+        <w:pStyle w:val="Teksts"/>
+      </w:pPr>
+      <w:commentRangeStart w:id="139"/>
+      <w:r>
+        <w:t xml:space="preserve">Novērtēšanas </w:t>
+      </w:r>
+      <w:commentRangeEnd w:id="139"/>
+      <w:r>
+        <w:rPr>
+          <w:rStyle w:val="CommentReference"/>
+          <w:sz w:val="24"/>
+          <w:szCs w:val="24"/>
+        </w:rPr>
+        <w:commentReference w:id="139"/>
+      </w:r>
+      <w:r>
+        <w:t xml:space="preserve">protokols atspoguļo iepriekšējo nodaļu. Tiek saglabāti tie paši slīdošie vienu soli uz priekšu sadalījumi, un tie paši reālie testa mēneši paliek neskarti. Papildināšana tiks veikta tikai apmācības datiem pēc tam, kad reālie dati ir ielādēti un pārveidoti modelim gatavos logos, bet pirms modeļa pielāgošanas. Papildināšana tiks piemērota tikai iegūtajiem un sagatavotajiem datiem. Citiem vārdiem sakot, tiks </w:t>
+      </w:r>
+      <w:r>
+        <w:lastRenderedPageBreak/>
+        <w:t>saglabāta sākotnējā datu kopas (</w:t>
+      </w:r>
+      <w:r>
+        <w:rPr>
+          <w:i/>
+          <w:iCs/>
+        </w:rPr>
+        <w:t>SQLite</w:t>
+      </w:r>
+      <w:r>
+        <w:t xml:space="preserve"> datubāzes veidā) integritāte: mēs izvairāmies no tā piesārņošanas ar sintētiskiem novērojumiem.</w:t>
+      </w:r>
+    </w:p>
+    <w:p>
+      <w:pPr>
+        <w:pStyle w:val="3-lm-virsraksts"/>
+      </w:pPr>
+      <w:r>
+        <w:t>Trūkstošo mēnešu problēma</w:t>
+      </w:r>
+    </w:p>
+    <w:p>
+      <w:pPr>
+        <w:pStyle w:val="Teksts"/>
+      </w:pPr>
+      <w:r>
+        <w:t>Pēc literatūras izpētes par trūkstošo datu tēmu sākotnēji tika apsvērta datu imputācijas</w:t>
+      </w:r>
+      <w:r>
+        <w:t xml:space="preserve"> (</w:t>
+      </w:r>
+      <w:r>
+        <w:rPr>
+          <w:i/>
+          <w:iCs/>
+        </w:rPr>
+        <w:t>imputation</w:t>
+      </w:r>
+      <w:r>
+        <w:t>)</w:t>
+      </w:r>
+      <w:r>
+        <w:t xml:space="preserve"> ideja kā iespējama pieeja, lai rekonstruētu nepieejamos aprīļa, maija un jūnija novērojumus, saskaņojot tos ar vēlākiem mēnešiem (attiecīgi oktobri, septembri un augustu). Tomēr literatūrā uzsvērts, ka imputācijas metodes izvēle galvenokārt ir atkarīga no datu kopas specifikas. Imputācija maina slēptās attiecības dotajos datos un tādējādi var mainīt prognozēšanas veiktspēju</w:t>
+      </w:r>
+      <w:r>
+        <w:t xml:space="preserve"> </w:t>
+      </w:r>
+      <w:sdt>
+        <w:sdtPr>
+          <w:id w:val="1297029484"/>
+          <w:citation/>
+        </w:sdtPr>
+        <w:sdtContent>
+          <w:r>
+            <w:fldChar w:fldCharType="begin"/>
+          </w:r>
+          <w:r>
+            <w:instrText xml:space="preserve"> CITATION Rib22 \l 1062 </w:instrText>
+          </w:r>
+          <w:r>
+            <w:fldChar w:fldCharType="separate"/>
+          </w:r>
+          <w:r>
+            <w:rPr>
+              <w:noProof/>
+            </w:rPr>
+            <w:t>(Ribeiro &amp; de Castro, 2022)</w:t>
+          </w:r>
+          <w:r>
+            <w:fldChar w:fldCharType="end"/>
+          </w:r>
+        </w:sdtContent>
+      </w:sdt>
+      <w:r>
+        <w:t xml:space="preserve">. </w:t>
+      </w:r>
+      <w:r>
+        <w:t>Plašākā nozīmē nav vienas universāli labākās prognozēšanas metodes katrai situācijai; vispiemērotākā metode ir atkarīga no datu sarežģītības un īpašībām</w:t>
+      </w:r>
+      <w:r>
+        <w:t xml:space="preserve"> </w:t>
+      </w:r>
+      <w:sdt>
+        <w:sdtPr>
+          <w:id w:val="-992489568"/>
+          <w:citation/>
+        </w:sdtPr>
+        <w:sdtContent>
+          <w:r>
+            <w:fldChar w:fldCharType="begin"/>
+          </w:r>
+          <w:r>
+            <w:instrText xml:space="preserve"> CITATION Zha03 \l 2057 </w:instrText>
+          </w:r>
+          <w:r>
+            <w:fldChar w:fldCharType="separate"/>
+          </w:r>
+          <w:r>
+            <w:rPr>
+              <w:noProof/>
+            </w:rPr>
+            <w:t>(Zhang, 2003)</w:t>
+          </w:r>
+          <w:r>
+            <w:fldChar w:fldCharType="end"/>
+          </w:r>
+        </w:sdtContent>
+      </w:sdt>
+      <w:r>
+        <w:t>.</w:t>
+      </w:r>
+    </w:p>
+    <w:p>
+      <w:pPr>
+        <w:pStyle w:val="Teksts"/>
+      </w:pPr>
+      <w:r>
+        <w:t xml:space="preserve">Pašreizējie dati ir sarežģītāki, un nepilnības ir lielākas. Nepieejamie mēneši nav vienkāršas trūkstošās vērtības, bet gan veseli trūkstošie novērojumu segmenti. Šādu periodu imputācija balstītos uz spēcīgiem pieņēmumiem, piemēram, labu izpratni par sērijas laika struktūru, īpaši iespējamo tendenci un sezonalitāti, jo šīs īpašības parasti ietekmē imputācijas metodes izvēli </w:t>
+      </w:r>
+      <w:sdt>
+        <w:sdtPr>
+          <w:id w:val="-1865749334"/>
+          <w:citation/>
+        </w:sdtPr>
+        <w:sdtContent>
+          <w:r>
+            <w:fldChar w:fldCharType="begin"/>
+          </w:r>
+          <w:r>
+            <w:instrText xml:space="preserve"> CITATION Rib22 \l 1062 </w:instrText>
+          </w:r>
+          <w:r>
+            <w:fldChar w:fldCharType="separate"/>
+          </w:r>
+          <w:r>
+            <w:rPr>
+              <w:noProof/>
+            </w:rPr>
+            <w:t>(Ribeiro &amp; de Castro, 2022)</w:t>
+          </w:r>
+          <w:r>
+            <w:fldChar w:fldCharType="end"/>
+          </w:r>
+        </w:sdtContent>
+      </w:sdt>
+      <w:r>
+        <w:t>. Tas prasītu arī papildu zināšanas par uzņēmumam raksturīgajiem pārdošanas faktoriem, kas šajā pētījumā nav pieejamas.</w:t>
+      </w:r>
+    </w:p>
+    <w:p>
+      <w:pPr>
+        <w:pStyle w:val="Teksts"/>
+      </w:pPr>
+      <w:r>
+        <w:t xml:space="preserve">Tātad, pat ja </w:t>
+      </w:r>
+      <w:commentRangeStart w:id="140"/>
+      <w:r>
+        <w:t xml:space="preserve">mēs </w:t>
+      </w:r>
+      <w:commentRangeEnd w:id="140"/>
+      <w:r>
+        <w:rPr>
+          <w:rStyle w:val="CommentReference"/>
+          <w:sz w:val="24"/>
+          <w:szCs w:val="24"/>
+        </w:rPr>
+        <w:commentReference w:id="140"/>
+      </w:r>
+      <w:r>
+        <w:t>to izlaistu un imputācijas veikšanai (jeb vienkāršāk sakot, mēnešu kopēšanai) paļautos tikai uz sezonalitāti, kokmateriālu literatūra joprojām liecina par pretējo — pat ja tā liek domāt, ka sezonālā dinamika pastāv, tā joprojām ir ļoti specifiska tirgum un var mainīties laika gaitā (svārstīties). Šo iemeslu dēļ imputācija šajā pētījumā netiek izmantota.</w:t>
+      </w:r>
+    </w:p>
+    <w:p>
+      <w:pPr>
+        <w:pStyle w:val="Teksts"/>
+      </w:pPr>
+      <w:r>
+        <w:t xml:space="preserve">Python </w:t>
+      </w:r>
+      <w:r>
+        <w:t>implementācija</w:t>
+      </w:r>
+    </w:p>
+    <w:p>
+      <w:pPr>
+        <w:pStyle w:val="Teksts"/>
+      </w:pPr>
     </w:p>
     <w:p>
       <w:pPr>
         <w:pStyle w:val="1-lm-nenumurts-virsraksts"/>
       </w:pPr>
-      <w:bookmarkStart w:id="136" w:name="_Toc225535011"/>
+      <w:bookmarkStart w:id="141" w:name="_Toc225535011"/>
       <w:r>
         <w:lastRenderedPageBreak/>
         <w:t>Rezultāti un secinājumi</w:t>
       </w:r>
-      <w:bookmarkEnd w:id="136"/>
+      <w:bookmarkEnd w:id="141"/>
     </w:p>
     <w:p>
       <w:pPr>
@@ -22229,14 +22941,14 @@
       <w:pPr>
         <w:pStyle w:val="1-lm-nenumurts-virsraksts"/>
       </w:pPr>
-      <w:bookmarkStart w:id="137" w:name="_Toc88602609"/>
-      <w:bookmarkStart w:id="138" w:name="_Toc225535012"/>
+      <w:bookmarkStart w:id="142" w:name="_Toc88602609"/>
+      <w:bookmarkStart w:id="143" w:name="_Toc225535012"/>
       <w:r>
         <w:lastRenderedPageBreak/>
         <w:t>Izmantotie informācijas avoti</w:t>
       </w:r>
-      <w:bookmarkEnd w:id="137"/>
-      <w:bookmarkEnd w:id="138"/>
+      <w:bookmarkEnd w:id="142"/>
+      <w:bookmarkEnd w:id="143"/>
       <w:r>
         <w:fldChar w:fldCharType="begin"/>
       </w:r>
@@ -22793,13 +23505,13 @@
       <w:pPr>
         <w:pStyle w:val="Pielikumi-virsraksts"/>
       </w:pPr>
-      <w:bookmarkStart w:id="139" w:name="_Toc88602610"/>
-      <w:bookmarkStart w:id="140" w:name="_Toc225535013"/>
+      <w:bookmarkStart w:id="144" w:name="_Toc88602610"/>
+      <w:bookmarkStart w:id="145" w:name="_Toc225535013"/>
       <w:r>
         <w:t>Pielikumi</w:t>
       </w:r>
-      <w:bookmarkEnd w:id="139"/>
-      <w:bookmarkEnd w:id="140"/>
+      <w:bookmarkEnd w:id="144"/>
+      <w:bookmarkEnd w:id="145"/>
     </w:p>
     <w:p>
       <w:r>
@@ -39088,6 +39800,110 @@
       </w:pPr>
       <w:r>
         <w:t>Наконец запускается цикл обучения на фиксированное число эпох EPOCHS. Обучение идёт в режиме регрессии: вся система возвращает прогноз продаж следующего месяца.</w:t>
+      </w:r>
+    </w:p>
+  </w:comment>
+  <w:comment w:id="136" w:author="Deniss" w:date="2026-04-19T14:23:00Z" w:initials="D">
+    <w:p>
+      <w:pPr>
+        <w:pStyle w:val="CommentText"/>
+      </w:pPr>
+      <w:r>
+        <w:rPr>
+          <w:rStyle w:val="CommentReference"/>
+        </w:rPr>
+        <w:annotationRef/>
+      </w:r>
+      <w:r>
+        <w:t>https://chatgpt.com/g/g-p-6913449e1e888191b077ff416b30dc37-bakalaurs/c/69e3bfc5-ae04-83eb-8846-cd0d006192c1?tab=sources</w:t>
+      </w:r>
+    </w:p>
+  </w:comment>
+  <w:comment w:id="137" w:author="Deniss" w:date="2026-04-19T14:24:00Z" w:initials="D">
+    <w:p>
+      <w:pPr>
+        <w:pStyle w:val="CommentText"/>
+      </w:pPr>
+      <w:r>
+        <w:rPr>
+          <w:rStyle w:val="CommentReference"/>
+        </w:rPr>
+        <w:annotationRef/>
+      </w:r>
+      <w:r>
+        <w:t>One might argue, the comparison should be interpreted carefully as the inputs are not identical across all methods: the traditional models were trained only on the sales, while the LSTM model was given a richer feature set with sales, deliveries, first differences, and rolling means. Hovewer, one of the main ideas of this thesis is to prove (or disprove) that LSTM is superior not only by evaluating the accuracy of its prediction, but also by initially showing that it accepts a wider input range unlike traditional methods. ......</w:t>
+      </w:r>
+    </w:p>
+  </w:comment>
+  <w:comment w:id="138" w:author="Deniss" w:date="2026-04-19T15:39:00Z" w:initials="D">
+    <w:p>
+      <w:pPr>
+        <w:pStyle w:val="CommentText"/>
+      </w:pPr>
+      <w:r>
+        <w:rPr>
+          <w:rStyle w:val="CommentReference"/>
+        </w:rPr>
+        <w:annotationRef/>
+      </w:r>
+      <w:r>
+        <w:rPr>
+          <w:noProof/>
+        </w:rPr>
+        <w:t>sint</w:t>
+      </w:r>
+      <w:r>
+        <w:rPr>
+          <w:noProof/>
+        </w:rPr>
+        <w:t>ētiskā vai s</w:t>
+      </w:r>
+      <w:r>
+        <w:rPr>
+          <w:noProof/>
+        </w:rPr>
+        <w:t>intētisko?</w:t>
+      </w:r>
+    </w:p>
+  </w:comment>
+  <w:comment w:id="139" w:author="Deniss" w:date="2026-04-19T17:53:00Z" w:initials="D">
+    <w:p>
+      <w:pPr>
+        <w:pStyle w:val="CommentText"/>
+      </w:pPr>
+      <w:r>
+        <w:rPr>
+          <w:rStyle w:val="CommentReference"/>
+        </w:rPr>
+        <w:annotationRef/>
+      </w:r>
+      <w:r>
+        <w:t>The evaluation protocol mirrors the previous chapter. The same rolling one-step-ahead splits are preserved, and the same real test months remain untouched. Augmentation is going to be performed on the training data only, after the real data have been loaded and transformed into model-ready windows, but before model fitting. The augmentation is going to be applied only onto extracted and prepared data. In other words, the integrity of the original dataset (in the form of an SQLite database) is going to be preserved: we avoid contaminating it with synthetic observations.</w:t>
+      </w:r>
+    </w:p>
+  </w:comment>
+  <w:comment w:id="140" w:author="Deniss" w:date="2026-04-19T19:12:00Z" w:initials="D">
+    <w:p>
+      <w:pPr>
+        <w:pStyle w:val="CommentText"/>
+      </w:pPr>
+      <w:r>
+        <w:rPr>
+          <w:rStyle w:val="CommentReference"/>
+        </w:rPr>
+        <w:annotationRef/>
+      </w:r>
+      <w:r>
+        <w:rPr>
+          <w:noProof/>
+        </w:rPr>
+        <w:t xml:space="preserve">tas nav </w:t>
+      </w:r>
+      <w:r>
+        <w:rPr>
+          <w:noProof/>
+        </w:rPr>
+        <w:t>"es", bet tas ir "mēs". Tā drīkst?</w:t>
       </w:r>
     </w:p>
   </w:comment>
@@ -39210,6 +40026,11 @@
   <w15:commentEx w15:paraId="16AE505C" w15:done="0"/>
   <w15:commentEx w15:paraId="20A3F0A7" w15:done="0"/>
   <w15:commentEx w15:paraId="17F7E3BD" w15:done="0"/>
+  <w15:commentEx w15:paraId="73F09D04" w15:done="0"/>
+  <w15:commentEx w15:paraId="7E2FD3BC" w15:done="0"/>
+  <w15:commentEx w15:paraId="7FF355F1" w15:done="0"/>
+  <w15:commentEx w15:paraId="28155693" w15:done="0"/>
+  <w15:commentEx w15:paraId="09B8B4D4" w15:done="0"/>
 </w15:commentsEx>
 </file>
 
@@ -39329,6 +40150,11 @@
   <w16cex:commentExtensible w16cex:durableId="5359CF5B" w16cex:dateUtc="2026-04-18T10:36:00Z"/>
   <w16cex:commentExtensible w16cex:durableId="3845BB17" w16cex:dateUtc="2026-04-18T10:32:00Z"/>
   <w16cex:commentExtensible w16cex:durableId="35359DC7" w16cex:dateUtc="2026-04-18T15:44:00Z"/>
+  <w16cex:commentExtensible w16cex:durableId="4E97BB2D" w16cex:dateUtc="2026-04-19T11:23:00Z"/>
+  <w16cex:commentExtensible w16cex:durableId="5640ED0A" w16cex:dateUtc="2026-04-19T11:24:00Z"/>
+  <w16cex:commentExtensible w16cex:durableId="27D5D4CD" w16cex:dateUtc="2026-04-19T12:39:00Z"/>
+  <w16cex:commentExtensible w16cex:durableId="2D6672EF" w16cex:dateUtc="2026-04-19T14:53:00Z"/>
+  <w16cex:commentExtensible w16cex:durableId="12759E43" w16cex:dateUtc="2026-04-19T16:12:00Z"/>
 </w16cex:commentsExtensible>
 </file>
 
@@ -39448,6 +40274,11 @@
   <w16cid:commentId w16cid:paraId="16AE505C" w16cid:durableId="5359CF5B"/>
   <w16cid:commentId w16cid:paraId="20A3F0A7" w16cid:durableId="3845BB17"/>
   <w16cid:commentId w16cid:paraId="17F7E3BD" w16cid:durableId="35359DC7"/>
+  <w16cid:commentId w16cid:paraId="73F09D04" w16cid:durableId="4E97BB2D"/>
+  <w16cid:commentId w16cid:paraId="7E2FD3BC" w16cid:durableId="5640ED0A"/>
+  <w16cid:commentId w16cid:paraId="7FF355F1" w16cid:durableId="27D5D4CD"/>
+  <w16cid:commentId w16cid:paraId="28155693" w16cid:durableId="2D6672EF"/>
+  <w16cid:commentId w16cid:paraId="09B8B4D4" w16cid:durableId="12759E43"/>
 </w16cid:commentsIds>
 </file>
 
@@ -49552,6 +50383,7 @@
     <w:sig w:usb0="00000287" w:usb1="00000800" w:usb2="00000000" w:usb3="00000000" w:csb0="0000009F" w:csb1="00000000"/>
   </w:font>
   <w:font w:name="MS Mincho">
+    <w:altName w:val="ＭＳ 明朝"/>
     <w:panose1 w:val="02020609040205080304"/>
     <w:charset w:val="80"/>
     <w:family w:val="modern"/>
@@ -49649,6 +50481,8 @@
     <w:rsid w:val="008C285C"/>
     <w:rsid w:val="00903C5C"/>
     <w:rsid w:val="00942F17"/>
+    <w:rsid w:val="00951289"/>
+    <w:rsid w:val="00984AC2"/>
     <w:rsid w:val="00B003D8"/>
     <w:rsid w:val="00B62A4C"/>
     <w:rsid w:val="00B83BC5"/>
@@ -50614,7 +51448,7 @@
     <b:Year>2001</b:Year>
     <b:DOI>10.1016/S0925-5273(00)00109-2</b:DOI>
     <b:URL>https://doi.org/10.1016/S0925-5273(00)00109-2</b:URL>
-    <b:RefOrder>30</b:RefOrder>
+    <b:RefOrder>36</b:RefOrder>
   </b:Source>
   <b:Source>
     <b:Tag>Lee2012HybridAISalesForecasting</b:Tag>
@@ -50644,7 +51478,7 @@
     <b:Pages>188-196</b:Pages>
     <b:DOI>10.1002/hfm.20272</b:DOI>
     <b:URL>https://doi.org/10.1002/hfm.20272</b:URL>
-    <b:RefOrder>31</b:RefOrder>
+    <b:RefOrder>37</b:RefOrder>
   </b:Source>
   <b:Source>
     <b:Tag>MullerNavarra2015SalesForecastingPRNN</b:Tag>
@@ -50700,7 +51534,7 @@
     <b:Pages>1-7</b:Pages>
     <b:DOI>10.1109/IACIS65746.2025.11211065</b:DOI>
     <b:URL>https://doi.org/10.1109/IACIS65746.2025.11211065</b:URL>
-    <b:RefOrder>32</b:RefOrder>
+    <b:RefOrder>38</b:RefOrder>
   </b:Source>
   <b:Source>
     <b:Tag>Pongdatu2018SeasonalTimeSeries</b:Tag>
@@ -50792,7 +51626,7 @@
     <b:Pages>e14724</b:Pages>
     <b:DOI>10.1590/1806-9649-2025v32e14724</b:DOI>
     <b:URL>https://doi.org/10.1590/1806-9649-2025v32e14724</b:URL>
-    <b:RefOrder>33</b:RefOrder>
+    <b:RefOrder>39</b:RefOrder>
   </b:Source>
   <b:Source>
     <b:Tag>Sirisha2022ProfitPrediction</b:Tag>
@@ -51468,11 +52302,217 @@
     <b:DOI>10.1016/j.knosys.2025.115049</b:DOI>
     <b:RefOrder>29</b:RefOrder>
   </b:Source>
+  <b:Source>
+    <b:Tag>Wen21</b:Tag>
+    <b:SourceType>ConferenceProceedings</b:SourceType>
+    <b:Guid>{ADB64B4C-F47C-4488-B05F-273CD594A6C1}</b:Guid>
+    <b:Title>Time Series Data Augmentation for Deep Learning: A Survey</b:Title>
+    <b:Year>2021</b:Year>
+    <b:Pages>4653-4660</b:Pages>
+    <b:ConferenceName>Proceedings of the Thirtieth International Joint Conference on Artificial Intelligence</b:ConferenceName>
+    <b:City>Hangzhou</b:City>
+    <b:Author>
+      <b:Author>
+        <b:NameList>
+          <b:Person>
+            <b:Last>Wen</b:Last>
+            <b:First>Qingsong </b:First>
+          </b:Person>
+          <b:Person>
+            <b:Last>Sun</b:Last>
+            <b:First>Liang </b:First>
+          </b:Person>
+          <b:Person>
+            <b:Last>Yang</b:Last>
+            <b:First>Fan </b:First>
+          </b:Person>
+          <b:Person>
+            <b:Last>Song</b:Last>
+            <b:First>Xiaomin </b:First>
+          </b:Person>
+          <b:Person>
+            <b:Last>Gao</b:Last>
+            <b:First>Jingkun </b:First>
+          </b:Person>
+          <b:Person>
+            <b:Last>Wang</b:Last>
+            <b:First>Xue </b:First>
+          </b:Person>
+          <b:Person>
+            <b:Last>Xu</b:Last>
+            <b:First>Huan </b:First>
+          </b:Person>
+        </b:NameList>
+      </b:Author>
+    </b:Author>
+    <b:DOI>10.24963/ijcai.2021/631 </b:DOI>
+    <b:RefOrder>30</b:RefOrder>
+  </b:Source>
+  <b:Source>
+    <b:Tag>Mak22</b:Tag>
+    <b:SourceType>JournalArticle</b:SourceType>
+    <b:Guid>{6AA4FA09-F78C-48D6-82A2-C78F4E967E90}</b:Guid>
+    <b:Title>M5 accuracy competition: Results, findings, and conclusions</b:Title>
+    <b:Pages>1346–1364</b:Pages>
+    <b:Year>2022</b:Year>
+    <b:JournalName>International Journal of Forecasting</b:JournalName>
+    <b:Author>
+      <b:Author>
+        <b:NameList>
+          <b:Person>
+            <b:Last>Makridakis</b:Last>
+            <b:First>Spyros </b:First>
+          </b:Person>
+          <b:Person>
+            <b:Last>Spiliotis</b:Last>
+            <b:First>Evangelos </b:First>
+          </b:Person>
+          <b:Person>
+            <b:Last>Vassilios Assimakopoulos</b:Last>
+          </b:Person>
+        </b:NameList>
+      </b:Author>
+    </b:Author>
+    <b:Volume>38</b:Volume>
+    <b:Issue>4</b:Issue>
+    <b:DOI>10.1016/j.ijforecast.2021.11.013 </b:DOI>
+    <b:RefOrder>31</b:RefOrder>
+  </b:Source>
+  <b:Source>
+    <b:Tag>Rib22</b:Tag>
+    <b:SourceType>JournalArticle</b:SourceType>
+    <b:Guid>{427B9899-1B9F-4F56-A1FD-EC32B7D91910}</b:Guid>
+    <b:Title>Missing Data in Time Series: A Review of Imputation Methods and Case Study</b:Title>
+    <b:JournalName>Learning and Nonlinear Models</b:JournalName>
+    <b:Year>2022</b:Year>
+    <b:Pages>31–46</b:Pages>
+    <b:Author>
+      <b:Author>
+        <b:NameList>
+          <b:Person>
+            <b:Last>Ribeiro</b:Last>
+            <b:Middle>Mara </b:Middle>
+            <b:First>Silvana </b:First>
+          </b:Person>
+          <b:Person>
+            <b:Last>de Castro</b:Last>
+            <b:Middle>Leite </b:Middle>
+            <b:First>Cristiano </b:First>
+          </b:Person>
+        </b:NameList>
+      </b:Author>
+    </b:Author>
+    <b:Volume>20</b:Volume>
+    <b:Issue>1</b:Issue>
+    <b:DOI>10.21528/lnlm-vol20-no1-art3 </b:DOI>
+    <b:RefOrder>32</b:RefOrder>
+  </b:Source>
+  <b:Source>
+    <b:Tag>Igl23</b:Tag>
+    <b:SourceType>JournalArticle</b:SourceType>
+    <b:Guid>{C1E11715-E0E9-4306-B117-66E5093D6DCE}</b:Guid>
+    <b:Title>Data Augmentation techniques in time series domain: a survey and taxonomy</b:Title>
+    <b:JournalName>Neural Computing and Applications</b:JournalName>
+    <b:Year>2023</b:Year>
+    <b:Pages>10123–10145</b:Pages>
+    <b:Author>
+      <b:Author>
+        <b:NameList>
+          <b:Person>
+            <b:Last>Iglesias</b:Last>
+            <b:First>Guillermo </b:First>
+          </b:Person>
+          <b:Person>
+            <b:Last>Talavera</b:Last>
+            <b:First>Edgar </b:First>
+          </b:Person>
+          <b:Person>
+            <b:Last> González-Prieto</b:Last>
+            <b:First>Ángel </b:First>
+          </b:Person>
+          <b:Person>
+            <b:Last>Mozo</b:Last>
+            <b:First>Alberto </b:First>
+          </b:Person>
+          <b:Person>
+            <b:Last>Gómez-Canaval </b:Last>
+            <b:First>Sandra </b:First>
+          </b:Person>
+        </b:NameList>
+      </b:Author>
+    </b:Author>
+    <b:Volume>35</b:Volume>
+    <b:DOI>10.1007/s00521-023-08459-3 </b:DOI>
+    <b:RefOrder>33</b:RefOrder>
+  </b:Source>
+  <b:Source>
+    <b:Tag>Sem23</b:Tag>
+    <b:SourceType>JournalArticle</b:SourceType>
+    <b:Guid>{A683F25A-ED25-49A1-A7EB-602E32FA2FA1}</b:Guid>
+    <b:Title>Data augmentation for univariate time series forecasting with neural networks</b:Title>
+    <b:JournalName>Pattern Recognition</b:JournalName>
+    <b:Year>2023</b:Year>
+    <b:Author>
+      <b:Author>
+        <b:NameList>
+          <b:Person>
+            <b:Last>Semenoglou</b:Last>
+            <b:First>Artemios-Anargyros </b:First>
+          </b:Person>
+          <b:Person>
+            <b:Last>Spiliotis</b:Last>
+            <b:First>Evangelos </b:First>
+          </b:Person>
+          <b:Person>
+            <b:Last>Assimakopoulos</b:Last>
+            <b:First>Vassilios </b:First>
+          </b:Person>
+        </b:NameList>
+      </b:Author>
+    </b:Author>
+    <b:Volume>134</b:Volume>
+    <b:DOI>10.1016/j.patcog.2022.109132 </b:DOI>
+    <b:RefOrder>34</b:RefOrder>
+  </b:Source>
+  <b:Source>
+    <b:Tag>Dat21</b:Tag>
+    <b:SourceType>JournalArticle</b:SourceType>
+    <b:Guid>{0F16D3F4-7C1A-497F-8A87-36AC18940D26}</b:Guid>
+    <b:Title>Data augmentation for time series regression: Applying transformations, autoencoders and adversarial networks to electricity price forecasting</b:Title>
+    <b:JournalName>Applied Energy</b:JournalName>
+    <b:Year>2021</b:Year>
+    <b:Volume>304</b:Volume>
+    <b:DOI>10.1016/j.apenergy.2021.117695 </b:DOI>
+    <b:Author>
+      <b:Author>
+        <b:NameList>
+          <b:Person>
+            <b:Last>Demir</b:Last>
+            <b:First>Sumeyra </b:First>
+          </b:Person>
+          <b:Person>
+            <b:Last>Mincev</b:Last>
+            <b:First>Krystof </b:First>
+          </b:Person>
+          <b:Person>
+            <b:Last>Kok</b:Last>
+            <b:First>Koen </b:First>
+          </b:Person>
+          <b:Person>
+            <b:Last> Paterakis</b:Last>
+            <b:Middle>G.</b:Middle>
+            <b:First>Nikolaos </b:First>
+          </b:Person>
+        </b:NameList>
+      </b:Author>
+    </b:Author>
+    <b:RefOrder>35</b:RefOrder>
+  </b:Source>
 </b:Sources>
 </file>
 
 <file path=customXml/itemProps1.xml><?xml version="1.0" encoding="utf-8"?>
-<ds:datastoreItem xmlns:ds="http://schemas.openxmlformats.org/officeDocument/2006/customXml" ds:itemID="{8209F098-B1EA-4CEE-83DC-3A0CED357C2D}">
+<ds:datastoreItem xmlns:ds="http://schemas.openxmlformats.org/officeDocument/2006/customXml" ds:itemID="{2EC43CCD-2D00-46E3-96B2-7C42C15FEFB3}">
   <ds:schemaRefs>
     <ds:schemaRef ds:uri="http://schemas.openxmlformats.org/officeDocument/2006/bibliography"/>
   </ds:schemaRefs>

--- a/Deniss Grabovskis 231RDB217.docx
+++ b/Deniss Grabovskis 231RDB217.docx
@@ -13194,7 +13194,14 @@
             <w:rFonts w:ascii="Cambria Math" w:hAnsi="Cambria Math"/>
             <w:lang w:val="it-IT"/>
           </w:rPr>
-          <m:t>AIC=-2</m:t>
+          <m:t>AIC</m:t>
+        </m:r>
+        <m:r>
+          <w:rPr>
+            <w:rFonts w:ascii="Cambria Math" w:hAnsi="Cambria Math"/>
+            <w:lang w:val="en-GB"/>
+          </w:rPr>
+          <m:t>=-2</m:t>
         </m:r>
         <m:func>
           <m:funcPr>
@@ -13222,7 +13229,14 @@
                 <w:rFonts w:ascii="Cambria Math" w:hAnsi="Cambria Math"/>
                 <w:lang w:val="it-IT"/>
               </w:rPr>
-              <m:t>L(</m:t>
+              <m:t>L</m:t>
+            </m:r>
+            <m:r>
+              <w:rPr>
+                <w:rFonts w:ascii="Cambria Math" w:hAnsi="Cambria Math"/>
+                <w:lang w:val="en-GB"/>
+              </w:rPr>
+              <m:t>(</m:t>
             </m:r>
             <m:acc>
               <m:accPr>
@@ -13248,9 +13262,16 @@
             <m:r>
               <w:rPr>
                 <w:rFonts w:ascii="Cambria Math" w:hAnsi="Cambria Math"/>
+                <w:lang w:val="en-GB"/>
+              </w:rPr>
+              <m:t>)+2</m:t>
+            </m:r>
+            <m:r>
+              <w:rPr>
+                <w:rFonts w:ascii="Cambria Math" w:hAnsi="Cambria Math"/>
                 <w:lang w:val="it-IT"/>
               </w:rPr>
-              <m:t>)+2K</m:t>
+              <m:t>K</m:t>
             </m:r>
           </m:e>
         </m:func>
@@ -13259,19 +13280,19 @@
         <w:rPr>
           <w:i/>
           <w:iCs/>
-          <w:lang w:val="it-IT"/>
+          <w:lang w:val="en-GB"/>
         </w:rPr>
         <w:t>,</w:t>
       </w:r>
       <w:r>
         <w:rPr>
-          <w:lang w:val="it-IT"/>
+          <w:lang w:val="en-GB"/>
         </w:rPr>
         <w:tab/>
       </w:r>
       <w:r>
         <w:rPr>
-          <w:lang w:val="it-IT"/>
+          <w:lang w:val="en-GB"/>
         </w:rPr>
         <w:tab/>
       </w:r>
@@ -16073,7 +16094,13 @@
             <w:rPr>
               <w:noProof/>
             </w:rPr>
-            <w:t xml:space="preserve"> (Zhang, 2003)</w:t>
+            <w:t xml:space="preserve"> </w:t>
+          </w:r>
+          <w:r>
+            <w:rPr>
+              <w:noProof/>
+            </w:rPr>
+            <w:t>(Zhang, 2003)</w:t>
           </w:r>
           <w:r>
             <w:fldChar w:fldCharType="end"/>
@@ -16471,7 +16498,7 @@
             <w:rPr>
               <w:noProof/>
             </w:rPr>
-            <w:t xml:space="preserve"> (Sirisha, Belavagi, &amp; Attigeri, 2022)</w:t>
+            <w:t>(Sirisha, Belavagi, &amp; Attigeri, 2022)</w:t>
           </w:r>
           <w:r>
             <w:fldChar w:fldCharType="end"/>
@@ -19864,7 +19891,6 @@
         <m:r>
           <w:rPr>
             <w:rFonts w:ascii="Cambria Math" w:hAnsi="Cambria Math"/>
-            <w:lang w:val="en-GB"/>
           </w:rPr>
           <m:t>X=</m:t>
         </m:r>
@@ -19884,7 +19910,6 @@
             <m:r>
               <w:rPr>
                 <w:rFonts w:ascii="Cambria Math" w:hAnsi="Cambria Math"/>
-                <w:lang w:val="en-GB"/>
               </w:rPr>
               <m:t>t-2,  t-1,  t</m:t>
             </m:r>
@@ -19893,7 +19918,6 @@
         <m:r>
           <w:rPr>
             <w:rFonts w:ascii="Cambria Math" w:hAnsi="Cambria Math"/>
-            <w:lang w:val="en-GB"/>
           </w:rPr>
           <m:t>,</m:t>
         </m:r>
@@ -19910,7 +19934,6 @@
         <m:r>
           <w:rPr>
             <w:rFonts w:ascii="Cambria Math" w:hAnsi="Cambria Math"/>
-            <w:lang w:val="en-GB"/>
           </w:rPr>
           <m:t>y=</m:t>
         </m:r>
@@ -19930,7 +19953,6 @@
             <m:r>
               <w:rPr>
                 <w:rFonts w:ascii="Cambria Math" w:hAnsi="Cambria Math"/>
-                <w:lang w:val="en-GB"/>
               </w:rPr>
               <m:t>t+1</m:t>
             </m:r>
@@ -20519,7 +20541,7 @@
             <w:rPr>
               <w:noProof/>
             </w:rPr>
-            <w:t xml:space="preserve"> (Borrohou, Fissoune, &amp; Badir, 2025)</w:t>
+            <w:t>(Borrohou, Fissoune, &amp; Badir, 2025)</w:t>
           </w:r>
           <w:r>
             <w:fldChar w:fldCharType="end"/>
@@ -22417,7 +22439,7 @@
         <w:pStyle w:val="Teksts"/>
       </w:pPr>
       <w:r>
-        <w:t>Tika atrastas divas vienkāršas papildināšanas stratēģijas, kas šķita piemērotas šim darbam. Pirmā ir logu apvienošana: divi novērotie apmācības logi tiek apvienoti vienā sintētiskā apmācības paraugā, izmantojot izliektu svērto vidējo vērtību. Otrā ir lokālā loga izlase: daļa no novērotā loga tiek saglabāta un pēc tam ar interpolācijas palīdzību tiek izstiepta atpakaļ līdz sākotnējam garumam, uzsverot lokāl</w:t>
+        <w:t>Tika atrastas divas vienkāršas papildināšanas stratēģijas. Pirmā ir logu apvienošana: divi novērotie apmācības logi tiek apvienoti vienā sintētiskā apmācības paraugā, izmantojot izliektu svērto vidējo vērtību. Otrā ir lokālā loga izlase: daļa no novērotā loga tiek saglabāta un pēc tam ar interpolācijas palīdzību tiek izstiepta atpakaļ līdz sākotnējam garumam, uzsverot lokāl</w:t>
       </w:r>
       <w:r>
         <w:t>as atkarības</w:t>
@@ -22458,6 +22480,18 @@
         </w:sdtContent>
       </w:sdt>
       <w:r>
+        <w:t xml:space="preserve">. </w:t>
+      </w:r>
+      <w:r>
+        <w:t xml:space="preserve">Diemžēl, tā kā logi ir tikai 3 mēnešus gari, </w:t>
+      </w:r>
+      <w:r>
+        <w:t>iz</w:t>
+      </w:r>
+      <w:r>
+        <w:t>stiepšana ir gandrīz bezjēdzīga, jo nav iekšējas laika struktūras, ko varētu stiept. Tādējādi otrā metode šim darbam nav piemērota, atšķirībā no pirmās</w:t>
+      </w:r>
+      <w:r>
         <w:t xml:space="preserve">. Sarežģītākiem </w:t>
       </w:r>
       <w:r>
@@ -22566,11 +22600,11 @@
         <w:commentReference w:id="139"/>
       </w:r>
       <w:r>
-        <w:t xml:space="preserve">protokols atspoguļo iepriekšējo nodaļu. Tiek saglabāti tie paši slīdošie vienu soli uz priekšu sadalījumi, un tie paši reālie testa mēneši paliek neskarti. Papildināšana tiks veikta tikai apmācības datiem pēc tam, kad reālie dati ir ielādēti un pārveidoti modelim gatavos logos, bet pirms modeļa pielāgošanas. Papildināšana tiks piemērota tikai iegūtajiem un sagatavotajiem datiem. Citiem vārdiem sakot, tiks </w:t>
+        <w:t xml:space="preserve">protokols atspoguļo iepriekšējo nodaļu. Tiek saglabāti tie paši slīdošie vienu soli uz priekšu sadalījumi, un tie paši reālie testa mēneši paliek neskarti. </w:t>
       </w:r>
       <w:r>
         <w:lastRenderedPageBreak/>
-        <w:t>saglabāta sākotnējā datu kopas (</w:t>
+        <w:t>Papildināšana tiks veikta tikai apmācības datiem pēc tam, kad reālie dati ir ielādēti un pārveidoti modelim gatavos logos, bet pirms modeļa pielāgošanas. Papildināšana tiks piemērota tikai iegūtajiem un sagatavotajiem datiem. Citiem vārdiem sakot, tiks saglabāta sākotnējā datu kopas (</w:t>
       </w:r>
       <w:r>
         <w:rPr>
@@ -22745,30 +22779,1065 @@
     </w:p>
     <w:p>
       <w:pPr>
+        <w:pStyle w:val="2-lm-virsraksts"/>
+      </w:pPr>
+      <w:r>
+        <w:t xml:space="preserve">Python </w:t>
+      </w:r>
+      <w:r>
+        <w:t>implementācija</w:t>
+      </w:r>
+    </w:p>
+    <w:p>
+      <w:pPr>
         <w:pStyle w:val="Teksts"/>
       </w:pPr>
-      <w:r>
-        <w:t xml:space="preserve">Python </w:t>
+      <w:commentRangeStart w:id="141"/>
+      <w:r>
+        <w:t xml:space="preserve">Papildināšanas </w:t>
+      </w:r>
+      <w:commentRangeEnd w:id="141"/>
+      <w:r>
+        <w:rPr>
+          <w:rStyle w:val="CommentReference"/>
+          <w:sz w:val="24"/>
+          <w:szCs w:val="24"/>
+        </w:rPr>
+        <w:commentReference w:id="141"/>
+      </w:r>
+      <w:r>
+        <w:t xml:space="preserve">eksperiments tika </w:t>
+      </w:r>
+      <w:r>
+        <w:t>realizēts</w:t>
+      </w:r>
+      <w:r>
+        <w:t xml:space="preserve"> tieši esošajā LSTM prognozēšanas skriptā. Sākotnējā LSTM </w:t>
+      </w:r>
+      <w:r>
+        <w:t>implementācij</w:t>
+      </w:r>
+      <w:r>
+        <w:t>a</w:t>
+      </w:r>
+      <w:r>
+        <w:t xml:space="preserve"> vispirms ģenerēja slīdošos logus no grupētajām laika rindām, pēc tam standartizēja iegūtos </w:t>
+      </w:r>
+      <w:r>
+        <w:t>objektus</w:t>
+      </w:r>
+      <w:r>
+        <w:t xml:space="preserve">, apmācīja vienu </w:t>
+      </w:r>
+      <w:r>
+        <w:lastRenderedPageBreak/>
+        <w:t xml:space="preserve">apkopotu modeli visās grupās un </w:t>
+      </w:r>
+      <w:r>
+        <w:t xml:space="preserve">tad </w:t>
+      </w:r>
+      <w:r>
+        <w:t xml:space="preserve">prognozēja nākamo mēnesi katrai materiālu grupai. Modificētā </w:t>
       </w:r>
       <w:r>
         <w:t>implementācija</w:t>
       </w:r>
+      <w:r>
+        <w:t xml:space="preserve"> saglabā šo struktūru un maina tikai logu ģenerēšanas posmu — kad </w:t>
+      </w:r>
+      <w:r>
+        <w:t xml:space="preserve">datu </w:t>
+      </w:r>
+      <w:r>
+        <w:t>sintētik</w:t>
+      </w:r>
+      <w:r>
+        <w:t>a</w:t>
+      </w:r>
+      <w:r>
+        <w:t xml:space="preserve"> ir iespējota, katrs jaunizveidotais reālais logs tiek apvienots ar iepriekšējo tās pašas materiālu grupas reālo logu. Sintētiskais logs un mērķis tiek konstruēti kā divu blakus esošo logu un mērķu aritmētiskais vidējais. Tādējādi, ja divi secīgi apmācības paraugi tiek apzīmēti kā </w:t>
+      </w:r>
+      <w:r>
+        <w:rPr>
+          <w:i/>
+          <w:iCs/>
+        </w:rPr>
+        <w:t>(X</w:t>
+      </w:r>
+      <w:r>
+        <w:rPr>
+          <w:i/>
+          <w:iCs/>
+          <w:vertAlign w:val="subscript"/>
+        </w:rPr>
+        <w:t>1</w:t>
+      </w:r>
+      <w:r>
+        <w:rPr>
+          <w:i/>
+          <w:iCs/>
+        </w:rPr>
+        <w:t>, y</w:t>
+      </w:r>
+      <w:r>
+        <w:rPr>
+          <w:i/>
+          <w:iCs/>
+          <w:vertAlign w:val="subscript"/>
+        </w:rPr>
+        <w:t>1</w:t>
+      </w:r>
+      <w:r>
+        <w:rPr>
+          <w:i/>
+          <w:iCs/>
+        </w:rPr>
+        <w:t>)</w:t>
+      </w:r>
+      <w:r>
+        <w:t xml:space="preserve"> un </w:t>
+      </w:r>
+      <w:r>
+        <w:rPr>
+          <w:i/>
+          <w:iCs/>
+        </w:rPr>
+        <w:t>(X</w:t>
+      </w:r>
+      <w:r>
+        <w:rPr>
+          <w:i/>
+          <w:iCs/>
+          <w:vertAlign w:val="subscript"/>
+        </w:rPr>
+        <w:t>2</w:t>
+      </w:r>
+      <w:r>
+        <w:rPr>
+          <w:i/>
+          <w:iCs/>
+        </w:rPr>
+        <w:t>, y</w:t>
+      </w:r>
+      <w:r>
+        <w:rPr>
+          <w:i/>
+          <w:iCs/>
+          <w:vertAlign w:val="subscript"/>
+        </w:rPr>
+        <w:t>2</w:t>
+      </w:r>
+      <w:r>
+        <w:rPr>
+          <w:i/>
+          <w:iCs/>
+        </w:rPr>
+        <w:t>)</w:t>
+      </w:r>
+      <w:r>
+        <w:t xml:space="preserve">, tad papildu sintētiskais paraugs tiek definēts kā </w:t>
+      </w:r>
+      <w:r>
+        <w:rPr>
+          <w:i/>
+          <w:iCs/>
+        </w:rPr>
+        <w:t>((X</w:t>
+      </w:r>
+      <w:r>
+        <w:rPr>
+          <w:i/>
+          <w:iCs/>
+          <w:vertAlign w:val="subscript"/>
+        </w:rPr>
+        <w:t>1</w:t>
+      </w:r>
+      <w:r>
+        <w:rPr>
+          <w:i/>
+          <w:iCs/>
+        </w:rPr>
+        <w:t xml:space="preserve"> + X</w:t>
+      </w:r>
+      <w:r>
+        <w:rPr>
+          <w:i/>
+          <w:iCs/>
+          <w:vertAlign w:val="subscript"/>
+        </w:rPr>
+        <w:t>2</w:t>
+      </w:r>
+      <w:r>
+        <w:rPr>
+          <w:i/>
+          <w:iCs/>
+        </w:rPr>
+        <w:t>)/2, (y</w:t>
+      </w:r>
+      <w:r>
+        <w:rPr>
+          <w:i/>
+          <w:iCs/>
+          <w:vertAlign w:val="subscript"/>
+        </w:rPr>
+        <w:t>1</w:t>
+      </w:r>
+      <w:r>
+        <w:rPr>
+          <w:i/>
+          <w:iCs/>
+        </w:rPr>
+        <w:t xml:space="preserve"> + y</w:t>
+      </w:r>
+      <w:r>
+        <w:rPr>
+          <w:i/>
+          <w:iCs/>
+          <w:vertAlign w:val="subscript"/>
+        </w:rPr>
+        <w:t>2</w:t>
+      </w:r>
+      <w:r>
+        <w:rPr>
+          <w:i/>
+          <w:iCs/>
+        </w:rPr>
+        <w:t>)/2)</w:t>
+      </w:r>
+      <w:r>
+        <w:t>. Papildināšana</w:t>
+      </w:r>
+      <w:r>
+        <w:t xml:space="preserve"> </w:t>
+      </w:r>
+      <w:r>
+        <w:t>izolē vienu konkrētu izmaiņu — apmācības logu skaita palielināšanu —, nemainot modeli.</w:t>
+      </w:r>
+      <w:r>
+        <w:t xml:space="preserve"> </w:t>
+      </w:r>
+      <w:r>
+        <w:t>Vizuāli izmaiņas ir redzamas zemāk.</w:t>
+      </w:r>
+    </w:p>
+    <w:p>
+      <w:pPr>
+        <w:pStyle w:val="Attls"/>
+      </w:pPr>
+      <w:r>
+        <w:drawing>
+          <wp:inline distT="0" distB="0" distL="0" distR="0" wp14:anchorId="196D70F3" wp14:editId="7E364252">
+            <wp:extent cx="5271135" cy="2251710"/>
+            <wp:effectExtent l="0" t="0" r="5715" b="0"/>
+            <wp:docPr id="575649938" name="Picture 1"/>
+            <wp:cNvGraphicFramePr>
+              <a:graphicFrameLocks xmlns:a="http://schemas.openxmlformats.org/drawingml/2006/main" noChangeAspect="1"/>
+            </wp:cNvGraphicFramePr>
+            <a:graphic xmlns:a="http://schemas.openxmlformats.org/drawingml/2006/main">
+              <a:graphicData uri="http://schemas.openxmlformats.org/drawingml/2006/picture">
+                <pic:pic xmlns:pic="http://schemas.openxmlformats.org/drawingml/2006/picture">
+                  <pic:nvPicPr>
+                    <pic:cNvPr id="575649938" name=""/>
+                    <pic:cNvPicPr/>
+                  </pic:nvPicPr>
+                  <pic:blipFill>
+                    <a:blip r:embed="rId22"/>
+                    <a:stretch>
+                      <a:fillRect/>
+                    </a:stretch>
+                  </pic:blipFill>
+                  <pic:spPr>
+                    <a:xfrm>
+                      <a:off x="0" y="0"/>
+                      <a:ext cx="5271135" cy="2251710"/>
+                    </a:xfrm>
+                    <a:prstGeom prst="rect">
+                      <a:avLst/>
+                    </a:prstGeom>
+                  </pic:spPr>
+                </pic:pic>
+              </a:graphicData>
+            </a:graphic>
+          </wp:inline>
+        </w:drawing>
+      </w:r>
+    </w:p>
+    <w:p>
+      <w:pPr>
+        <w:pStyle w:val="Att-nos-ar-skaidrojumiem"/>
+      </w:pPr>
+      <w:r>
+        <w:fldChar w:fldCharType="begin"/>
+      </w:r>
+      <w:r>
+        <w:instrText xml:space="preserve"> STYLEREF  \s 1-līm-numurēts-virsraksts </w:instrText>
+      </w:r>
+      <w:r>
+        <w:fldChar w:fldCharType="separate"/>
+      </w:r>
+      <w:r>
+        <w:rPr>
+          <w:noProof/>
+        </w:rPr>
+        <w:t>6</w:t>
+      </w:r>
+      <w:r>
+        <w:fldChar w:fldCharType="end"/>
+      </w:r>
+      <w:r>
+        <w:t>.</w:t>
+      </w:r>
+      <w:r>
+        <w:fldChar w:fldCharType="begin"/>
+      </w:r>
+      <w:r>
+        <w:instrText xml:space="preserve"> SEQ ._att. \* ARABIC \s 1 </w:instrText>
+      </w:r>
+      <w:r>
+        <w:fldChar w:fldCharType="separate"/>
+      </w:r>
+      <w:r>
+        <w:rPr>
+          <w:noProof/>
+        </w:rPr>
+        <w:t>6</w:t>
+      </w:r>
+      <w:r>
+        <w:fldChar w:fldCharType="end"/>
+      </w:r>
+      <w:r>
+        <w:t xml:space="preserve">. att. </w:t>
+      </w:r>
+      <w:r>
+        <w:t>Izmaiņas, kas pievieno datu papildināšanu esošajai ieviešanai</w:t>
+      </w:r>
     </w:p>
     <w:p>
       <w:pPr>
         <w:pStyle w:val="Teksts"/>
       </w:pPr>
+      <w:r>
+        <w:t xml:space="preserve">Rezultāta piemēru var redzēt zemāk. Pilnu rezultātu var atrast </w:t>
+      </w:r>
+      <w:r>
+        <w:t>6</w:t>
+      </w:r>
+      <w:r>
+        <w:t>. pielikumā.</w:t>
+      </w:r>
+    </w:p>
+    <w:p>
+      <w:pPr>
+        <w:pStyle w:val="Tab-numurs"/>
+        <w:rPr>
+          <w:noProof/>
+        </w:rPr>
+      </w:pPr>
+      <w:r>
+        <w:tab/>
+      </w:r>
+      <w:r>
+        <w:rPr>
+          <w:noProof/>
+        </w:rPr>
+        <w:fldChar w:fldCharType="begin"/>
+      </w:r>
+      <w:r>
+        <w:rPr>
+          <w:noProof/>
+        </w:rPr>
+        <w:instrText xml:space="preserve"> STYLEREF  \s 1-līm-numurēts-virsraksts </w:instrText>
+      </w:r>
+      <w:r>
+        <w:rPr>
+          <w:noProof/>
+        </w:rPr>
+        <w:fldChar w:fldCharType="separate"/>
+      </w:r>
+      <w:r>
+        <w:rPr>
+          <w:noProof/>
+        </w:rPr>
+        <w:t>5</w:t>
+      </w:r>
+      <w:r>
+        <w:rPr>
+          <w:noProof/>
+        </w:rPr>
+        <w:fldChar w:fldCharType="end"/>
+      </w:r>
+      <w:r>
+        <w:rPr>
+          <w:noProof/>
+        </w:rPr>
+        <w:t>.</w:t>
+      </w:r>
+      <w:r>
+        <w:rPr>
+          <w:noProof/>
+        </w:rPr>
+        <w:fldChar w:fldCharType="begin"/>
+      </w:r>
+      <w:r>
+        <w:rPr>
+          <w:noProof/>
+        </w:rPr>
+        <w:instrText xml:space="preserve"> SEQ Tabula \* ARABIC \s 1 </w:instrText>
+      </w:r>
+      <w:r>
+        <w:rPr>
+          <w:noProof/>
+        </w:rPr>
+        <w:fldChar w:fldCharType="separate"/>
+      </w:r>
+      <w:r>
+        <w:rPr>
+          <w:noProof/>
+        </w:rPr>
+        <w:t>5</w:t>
+      </w:r>
+      <w:r>
+        <w:rPr>
+          <w:noProof/>
+        </w:rPr>
+        <w:fldChar w:fldCharType="end"/>
+      </w:r>
+      <w:r>
+        <w:rPr>
+          <w:noProof/>
+        </w:rPr>
+        <w:t>. tabula</w:t>
+      </w:r>
+    </w:p>
+    <w:p>
+      <w:pPr>
+        <w:pStyle w:val="Tab-virsraksts"/>
+      </w:pPr>
+      <w:r>
+        <w:t xml:space="preserve">LSTM </w:t>
+      </w:r>
+      <w:r>
+        <w:t xml:space="preserve">ar papildinātiem datiem </w:t>
+      </w:r>
+      <w:r>
+        <w:t>rezultāt</w:t>
+      </w:r>
+      <w:r>
+        <w:t>a piemērs</w:t>
+      </w:r>
+    </w:p>
+    <w:tbl>
+      <w:tblPr>
+        <w:tblStyle w:val="TableGrid"/>
+        <w:tblW w:w="8291" w:type="dxa"/>
+        <w:tblLook w:val="04A0" w:firstRow="1" w:lastRow="0" w:firstColumn="1" w:lastColumn="0" w:noHBand="0" w:noVBand="1"/>
+      </w:tblPr>
+      <w:tblGrid>
+        <w:gridCol w:w="1796"/>
+        <w:gridCol w:w="1319"/>
+        <w:gridCol w:w="841"/>
+        <w:gridCol w:w="1244"/>
+        <w:gridCol w:w="1145"/>
+        <w:gridCol w:w="1035"/>
+        <w:gridCol w:w="911"/>
+      </w:tblGrid>
+      <w:tr>
+        <w:trPr>
+          <w:trHeight w:val="300"/>
+        </w:trPr>
+        <w:tc>
+          <w:tcPr>
+            <w:tcW w:w="1798" w:type="dxa"/>
+            <w:noWrap/>
+            <w:hideMark/>
+          </w:tcPr>
+          <w:p>
+            <w:pPr>
+              <w:pStyle w:val="Tab-kolonnas-nosaukums"/>
+            </w:pPr>
+            <w:r>
+              <w:t>material_group</w:t>
+            </w:r>
+          </w:p>
+        </w:tc>
+        <w:tc>
+          <w:tcPr>
+            <w:tcW w:w="1320" w:type="dxa"/>
+            <w:noWrap/>
+            <w:hideMark/>
+          </w:tcPr>
+          <w:p>
+            <w:pPr>
+              <w:pStyle w:val="Tab-kolonnas-nosaukums"/>
+            </w:pPr>
+            <w:r>
+              <w:t>test_month</w:t>
+            </w:r>
+          </w:p>
+        </w:tc>
+        <w:tc>
+          <w:tcPr>
+            <w:tcW w:w="841" w:type="dxa"/>
+            <w:noWrap/>
+            <w:hideMark/>
+          </w:tcPr>
+          <w:p>
+            <w:pPr>
+              <w:pStyle w:val="Tab-kolonnas-nosaukums"/>
+            </w:pPr>
+            <w:r>
+              <w:t>actual</w:t>
+            </w:r>
+          </w:p>
+        </w:tc>
+        <w:tc>
+          <w:tcPr>
+            <w:tcW w:w="1244" w:type="dxa"/>
+            <w:noWrap/>
+            <w:hideMark/>
+          </w:tcPr>
+          <w:p>
+            <w:pPr>
+              <w:pStyle w:val="Tab-kolonnas-nosaukums"/>
+            </w:pPr>
+            <w:r>
+              <w:t>prediction</w:t>
+            </w:r>
+          </w:p>
+        </w:tc>
+        <w:tc>
+          <w:tcPr>
+            <w:tcW w:w="1143" w:type="dxa"/>
+            <w:noWrap/>
+            <w:hideMark/>
+          </w:tcPr>
+          <w:p>
+            <w:pPr>
+              <w:pStyle w:val="Tab-kolonnas-nosaukums"/>
+            </w:pPr>
+            <w:r>
+              <w:t>abs_error</w:t>
+            </w:r>
+          </w:p>
+        </w:tc>
+        <w:tc>
+          <w:tcPr>
+            <w:tcW w:w="1034" w:type="dxa"/>
+            <w:noWrap/>
+            <w:hideMark/>
+          </w:tcPr>
+          <w:p>
+            <w:pPr>
+              <w:pStyle w:val="Tab-kolonnas-nosaukums"/>
+            </w:pPr>
+            <w:r>
+              <w:t>sq_error</w:t>
+            </w:r>
+          </w:p>
+        </w:tc>
+        <w:tc>
+          <w:tcPr>
+            <w:tcW w:w="911" w:type="dxa"/>
+            <w:noWrap/>
+            <w:hideMark/>
+          </w:tcPr>
+          <w:p>
+            <w:pPr>
+              <w:pStyle w:val="Tab-kolonnas-nosaukums"/>
+            </w:pPr>
+            <w:r>
+              <w:t>ape</w:t>
+            </w:r>
+          </w:p>
+        </w:tc>
+      </w:tr>
+      <w:tr>
+        <w:trPr>
+          <w:trHeight w:val="300"/>
+        </w:trPr>
+        <w:tc>
+          <w:tcPr>
+            <w:tcW w:w="1798" w:type="dxa"/>
+            <w:noWrap/>
+            <w:hideMark/>
+          </w:tcPr>
+          <w:p>
+            <w:pPr>
+              <w:pStyle w:val="Tab-saturs"/>
+            </w:pPr>
+            <w:r>
+              <w:t>BUVNIEKS: NEĒVELĒTI</w:t>
+            </w:r>
+          </w:p>
+        </w:tc>
+        <w:tc>
+          <w:tcPr>
+            <w:tcW w:w="1320" w:type="dxa"/>
+            <w:noWrap/>
+            <w:hideMark/>
+          </w:tcPr>
+          <w:p>
+            <w:pPr>
+              <w:pStyle w:val="Tab-saturs"/>
+            </w:pPr>
+            <w:r>
+              <w:t>2026-01</w:t>
+            </w:r>
+          </w:p>
+        </w:tc>
+        <w:tc>
+          <w:tcPr>
+            <w:tcW w:w="841" w:type="dxa"/>
+            <w:noWrap/>
+            <w:hideMark/>
+          </w:tcPr>
+          <w:p>
+            <w:pPr>
+              <w:pStyle w:val="Tab-saturs"/>
+            </w:pPr>
+            <w:r>
+              <w:t>2.411</w:t>
+            </w:r>
+          </w:p>
+        </w:tc>
+        <w:tc>
+          <w:tcPr>
+            <w:tcW w:w="1244" w:type="dxa"/>
+            <w:noWrap/>
+            <w:hideMark/>
+          </w:tcPr>
+          <w:p>
+            <w:pPr>
+              <w:pStyle w:val="Tab-saturs"/>
+            </w:pPr>
+            <w:r>
+              <w:t>6.603</w:t>
+            </w:r>
+          </w:p>
+        </w:tc>
+        <w:tc>
+          <w:tcPr>
+            <w:tcW w:w="1143" w:type="dxa"/>
+            <w:noWrap/>
+            <w:hideMark/>
+          </w:tcPr>
+          <w:p>
+            <w:pPr>
+              <w:pStyle w:val="Tab-saturs"/>
+            </w:pPr>
+            <w:r>
+              <w:t>4.191</w:t>
+            </w:r>
+          </w:p>
+        </w:tc>
+        <w:tc>
+          <w:tcPr>
+            <w:tcW w:w="1034" w:type="dxa"/>
+            <w:noWrap/>
+            <w:hideMark/>
+          </w:tcPr>
+          <w:p>
+            <w:pPr>
+              <w:pStyle w:val="Tab-saturs"/>
+            </w:pPr>
+            <w:r>
+              <w:t>17.568</w:t>
+            </w:r>
+          </w:p>
+        </w:tc>
+        <w:tc>
+          <w:tcPr>
+            <w:tcW w:w="911" w:type="dxa"/>
+            <w:noWrap/>
+            <w:hideMark/>
+          </w:tcPr>
+          <w:p>
+            <w:pPr>
+              <w:pStyle w:val="Tab-saturs"/>
+            </w:pPr>
+            <w:r>
+              <w:t>1.738</w:t>
+            </w:r>
+          </w:p>
+        </w:tc>
+      </w:tr>
+      <w:tr>
+        <w:trPr>
+          <w:trHeight w:val="300"/>
+        </w:trPr>
+        <w:tc>
+          <w:tcPr>
+            <w:tcW w:w="1798" w:type="dxa"/>
+            <w:noWrap/>
+            <w:hideMark/>
+          </w:tcPr>
+          <w:p>
+            <w:pPr>
+              <w:pStyle w:val="Tab-saturs"/>
+            </w:pPr>
+            <w:r>
+              <w:t>BUVNIEKS: ĒVELĒTI</w:t>
+            </w:r>
+          </w:p>
+        </w:tc>
+        <w:tc>
+          <w:tcPr>
+            <w:tcW w:w="1320" w:type="dxa"/>
+            <w:noWrap/>
+            <w:hideMark/>
+          </w:tcPr>
+          <w:p>
+            <w:pPr>
+              <w:pStyle w:val="Tab-saturs"/>
+            </w:pPr>
+            <w:r>
+              <w:t>2026-01</w:t>
+            </w:r>
+          </w:p>
+        </w:tc>
+        <w:tc>
+          <w:tcPr>
+            <w:tcW w:w="841" w:type="dxa"/>
+            <w:noWrap/>
+            <w:hideMark/>
+          </w:tcPr>
+          <w:p>
+            <w:pPr>
+              <w:pStyle w:val="Tab-saturs"/>
+            </w:pPr>
+            <w:r>
+              <w:t>0.878</w:t>
+            </w:r>
+          </w:p>
+        </w:tc>
+        <w:tc>
+          <w:tcPr>
+            <w:tcW w:w="1244" w:type="dxa"/>
+            <w:noWrap/>
+            <w:hideMark/>
+          </w:tcPr>
+          <w:p>
+            <w:pPr>
+              <w:pStyle w:val="Tab-saturs"/>
+            </w:pPr>
+            <w:r>
+              <w:t>4.473</w:t>
+            </w:r>
+          </w:p>
+        </w:tc>
+        <w:tc>
+          <w:tcPr>
+            <w:tcW w:w="1143" w:type="dxa"/>
+            <w:noWrap/>
+            <w:hideMark/>
+          </w:tcPr>
+          <w:p>
+            <w:pPr>
+              <w:pStyle w:val="Tab-saturs"/>
+            </w:pPr>
+            <w:r>
+              <w:t>3.596</w:t>
+            </w:r>
+          </w:p>
+        </w:tc>
+        <w:tc>
+          <w:tcPr>
+            <w:tcW w:w="1034" w:type="dxa"/>
+            <w:noWrap/>
+            <w:hideMark/>
+          </w:tcPr>
+          <w:p>
+            <w:pPr>
+              <w:pStyle w:val="Tab-saturs"/>
+            </w:pPr>
+            <w:r>
+              <w:t>12.931</w:t>
+            </w:r>
+          </w:p>
+        </w:tc>
+        <w:tc>
+          <w:tcPr>
+            <w:tcW w:w="911" w:type="dxa"/>
+            <w:noWrap/>
+            <w:hideMark/>
+          </w:tcPr>
+          <w:p>
+            <w:pPr>
+              <w:pStyle w:val="Tab-saturs"/>
+            </w:pPr>
+            <w:r>
+              <w:t>4.098</w:t>
+            </w:r>
+          </w:p>
+        </w:tc>
+      </w:tr>
+      <w:tr>
+        <w:trPr>
+          <w:trHeight w:val="300"/>
+        </w:trPr>
+        <w:tc>
+          <w:tcPr>
+            <w:tcW w:w="8291" w:type="dxa"/>
+            <w:gridSpan w:val="7"/>
+            <w:noWrap/>
+            <w:hideMark/>
+          </w:tcPr>
+          <w:p>
+            <w:pPr>
+              <w:pStyle w:val="Tab-saturs"/>
+            </w:pPr>
+            <w:r>
+              <w:t>…</w:t>
+            </w:r>
+          </w:p>
+        </w:tc>
+      </w:tr>
+      <w:tr>
+        <w:trPr>
+          <w:trHeight w:val="300"/>
+        </w:trPr>
+        <w:tc>
+          <w:tcPr>
+            <w:tcW w:w="1798" w:type="dxa"/>
+            <w:noWrap/>
+            <w:hideMark/>
+          </w:tcPr>
+          <w:p>
+            <w:pPr>
+              <w:pStyle w:val="Tab-saturs"/>
+            </w:pPr>
+            <w:r>
+              <w:t>KARTEX: TERASES DĒĻI</w:t>
+            </w:r>
+          </w:p>
+        </w:tc>
+        <w:tc>
+          <w:tcPr>
+            <w:tcW w:w="1320" w:type="dxa"/>
+            <w:noWrap/>
+            <w:hideMark/>
+          </w:tcPr>
+          <w:p>
+            <w:pPr>
+              <w:pStyle w:val="Tab-saturs"/>
+            </w:pPr>
+            <w:r>
+              <w:t>2026-03</w:t>
+            </w:r>
+          </w:p>
+        </w:tc>
+        <w:tc>
+          <w:tcPr>
+            <w:tcW w:w="841" w:type="dxa"/>
+            <w:noWrap/>
+            <w:hideMark/>
+          </w:tcPr>
+          <w:p>
+            <w:pPr>
+              <w:pStyle w:val="Tab-saturs"/>
+            </w:pPr>
+            <w:r>
+              <w:t>1.579</w:t>
+            </w:r>
+          </w:p>
+        </w:tc>
+        <w:tc>
+          <w:tcPr>
+            <w:tcW w:w="1244" w:type="dxa"/>
+            <w:noWrap/>
+            <w:hideMark/>
+          </w:tcPr>
+          <w:p>
+            <w:pPr>
+              <w:pStyle w:val="Tab-saturs"/>
+            </w:pPr>
+            <w:r>
+              <w:t>4.202</w:t>
+            </w:r>
+          </w:p>
+        </w:tc>
+        <w:tc>
+          <w:tcPr>
+            <w:tcW w:w="1143" w:type="dxa"/>
+            <w:noWrap/>
+            <w:hideMark/>
+          </w:tcPr>
+          <w:p>
+            <w:pPr>
+              <w:pStyle w:val="Tab-saturs"/>
+            </w:pPr>
+            <w:r>
+              <w:t>2.624</w:t>
+            </w:r>
+          </w:p>
+        </w:tc>
+        <w:tc>
+          <w:tcPr>
+            <w:tcW w:w="1034" w:type="dxa"/>
+            <w:noWrap/>
+            <w:hideMark/>
+          </w:tcPr>
+          <w:p>
+            <w:pPr>
+              <w:pStyle w:val="Tab-saturs"/>
+            </w:pPr>
+            <w:r>
+              <w:t>6.885</w:t>
+            </w:r>
+          </w:p>
+        </w:tc>
+        <w:tc>
+          <w:tcPr>
+            <w:tcW w:w="911" w:type="dxa"/>
+            <w:noWrap/>
+            <w:hideMark/>
+          </w:tcPr>
+          <w:p>
+            <w:pPr>
+              <w:pStyle w:val="Tab-saturs"/>
+            </w:pPr>
+            <w:r>
+              <w:t>1.662</w:t>
+            </w:r>
+          </w:p>
+        </w:tc>
+      </w:tr>
+      <w:tr>
+        <w:trPr>
+          <w:trHeight w:val="300"/>
+        </w:trPr>
+        <w:tc>
+          <w:tcPr>
+            <w:tcW w:w="1798" w:type="dxa"/>
+            <w:noWrap/>
+            <w:hideMark/>
+          </w:tcPr>
+          <w:p>
+            <w:pPr>
+              <w:pStyle w:val="Tab-saturs"/>
+            </w:pPr>
+            <w:r>
+              <w:t>KARTEX: ŽOGA DĒĻI</w:t>
+            </w:r>
+          </w:p>
+        </w:tc>
+        <w:tc>
+          <w:tcPr>
+            <w:tcW w:w="1320" w:type="dxa"/>
+            <w:noWrap/>
+            <w:hideMark/>
+          </w:tcPr>
+          <w:p>
+            <w:pPr>
+              <w:pStyle w:val="Tab-saturs"/>
+            </w:pPr>
+            <w:r>
+              <w:t>2026-03</w:t>
+            </w:r>
+          </w:p>
+        </w:tc>
+        <w:tc>
+          <w:tcPr>
+            <w:tcW w:w="841" w:type="dxa"/>
+            <w:noWrap/>
+            <w:hideMark/>
+          </w:tcPr>
+          <w:p>
+            <w:pPr>
+              <w:pStyle w:val="Tab-saturs"/>
+            </w:pPr>
+            <w:r>
+              <w:t>1.27</w:t>
+            </w:r>
+          </w:p>
+        </w:tc>
+        <w:tc>
+          <w:tcPr>
+            <w:tcW w:w="1244" w:type="dxa"/>
+            <w:noWrap/>
+            <w:hideMark/>
+          </w:tcPr>
+          <w:p>
+            <w:pPr>
+              <w:pStyle w:val="Tab-saturs"/>
+            </w:pPr>
+            <w:r>
+              <w:t>0.091</w:t>
+            </w:r>
+          </w:p>
+        </w:tc>
+        <w:tc>
+          <w:tcPr>
+            <w:tcW w:w="1143" w:type="dxa"/>
+            <w:noWrap/>
+            <w:hideMark/>
+          </w:tcPr>
+          <w:p>
+            <w:pPr>
+              <w:pStyle w:val="Tab-saturs"/>
+            </w:pPr>
+            <w:r>
+              <w:t>1.179</w:t>
+            </w:r>
+          </w:p>
+        </w:tc>
+        <w:tc>
+          <w:tcPr>
+            <w:tcW w:w="1034" w:type="dxa"/>
+            <w:noWrap/>
+            <w:hideMark/>
+          </w:tcPr>
+          <w:p>
+            <w:pPr>
+              <w:pStyle w:val="Tab-saturs"/>
+            </w:pPr>
+            <w:r>
+              <w:t>1.39</w:t>
+            </w:r>
+          </w:p>
+        </w:tc>
+        <w:tc>
+          <w:tcPr>
+            <w:tcW w:w="911" w:type="dxa"/>
+            <w:noWrap/>
+            <w:hideMark/>
+          </w:tcPr>
+          <w:p>
+            <w:pPr>
+              <w:pStyle w:val="Tab-saturs"/>
+            </w:pPr>
+            <w:r>
+              <w:t>0.928</w:t>
+            </w:r>
+          </w:p>
+        </w:tc>
+      </w:tr>
+    </w:tbl>
+    <w:p>
+      <w:pPr>
+        <w:pStyle w:val="Teksts"/>
+      </w:pPr>
+    </w:p>
+    <w:p>
+      <w:pPr>
+        <w:pStyle w:val="Att-nos-bez-skaidrojumiem"/>
+      </w:pPr>
+    </w:p>
+    <w:p>
+      <w:pPr>
+        <w:pStyle w:val="Teksts"/>
+      </w:pPr>
     </w:p>
     <w:p>
       <w:pPr>
         <w:pStyle w:val="1-lm-nenumurts-virsraksts"/>
       </w:pPr>
-      <w:bookmarkStart w:id="141" w:name="_Toc225535011"/>
+      <w:bookmarkStart w:id="142" w:name="_Toc225535011"/>
       <w:r>
         <w:lastRenderedPageBreak/>
         <w:t>Rezultāti un secinājumi</w:t>
       </w:r>
-      <w:bookmarkEnd w:id="141"/>
+      <w:bookmarkEnd w:id="142"/>
     </w:p>
     <w:p>
       <w:pPr>
@@ -22929,7 +23998,7 @@
       <w:pPr>
         <w:pStyle w:val="Teksts"/>
         <w:sectPr>
-          <w:footerReference w:type="default" r:id="rId22"/>
+          <w:footerReference w:type="default" r:id="rId23"/>
           <w:pgSz w:w="11907" w:h="16840" w:code="9"/>
           <w:pgMar w:top="1440" w:right="1803" w:bottom="1440" w:left="1803" w:header="709" w:footer="709" w:gutter="0"/>
           <w:cols w:space="708"/>
@@ -22941,14 +24010,14 @@
       <w:pPr>
         <w:pStyle w:val="1-lm-nenumurts-virsraksts"/>
       </w:pPr>
-      <w:bookmarkStart w:id="142" w:name="_Toc88602609"/>
-      <w:bookmarkStart w:id="143" w:name="_Toc225535012"/>
+      <w:bookmarkStart w:id="143" w:name="_Toc88602609"/>
+      <w:bookmarkStart w:id="144" w:name="_Toc225535012"/>
       <w:r>
         <w:lastRenderedPageBreak/>
         <w:t>Izmantotie informācijas avoti</w:t>
       </w:r>
-      <w:bookmarkEnd w:id="142"/>
       <w:bookmarkEnd w:id="143"/>
+      <w:bookmarkEnd w:id="144"/>
       <w:r>
         <w:fldChar w:fldCharType="begin"/>
       </w:r>
@@ -23011,6 +24080,35 @@
               <w:r>
                 <w:fldChar w:fldCharType="separate"/>
               </w:r>
+              <w:r>
+                <w:rPr>
+                  <w:noProof/>
+                </w:rPr>
+                <w:t xml:space="preserve">Abbasimehr, H., Abri, A., Oskouei, A. G., &amp; Noshad, A. (2025). Multi-view clustering for localized global time series forecasting. </w:t>
+              </w:r>
+              <w:r>
+                <w:rPr>
+                  <w:i/>
+                  <w:iCs/>
+                  <w:noProof/>
+                </w:rPr>
+                <w:t>Neurocomputing, 653</w:t>
+              </w:r>
+              <w:r>
+                <w:rPr>
+                  <w:noProof/>
+                </w:rPr>
+                <w:t>. doi:10.1016/j.neucom.2025.131183</w:t>
+              </w:r>
+            </w:p>
+            <w:p>
+              <w:pPr>
+                <w:pStyle w:val="Bibliography"/>
+                <w:ind w:left="720" w:hanging="720"/>
+                <w:rPr>
+                  <w:noProof/>
+                </w:rPr>
+              </w:pPr>
               <w:r>
                 <w:rPr>
                   <w:noProof/>
@@ -23059,7 +24157,21 @@
                 <w:rPr>
                   <w:noProof/>
                 </w:rPr>
-                <w:t>B S, S., &amp; Suresh, M. (2023). A Comprehensive Analysis of Retail Sales Forecasting Using Machine Learning and Deep Learning Methods., (lpp. 1-5). Tiptur, India. doi:10.1109/ICDSNS58469.2023.10245887</w:t>
+                <w:t xml:space="preserve">Bandara, K., Bergmeir, C., &amp; Smyl, S. (2020). Forecasting across time series databases using recurrent neural networks on groups of similar series: A clustering approach. </w:t>
+              </w:r>
+              <w:r>
+                <w:rPr>
+                  <w:i/>
+                  <w:iCs/>
+                  <w:noProof/>
+                </w:rPr>
+                <w:t>Expert Systems With Applications, 140</w:t>
+              </w:r>
+              <w:r>
+                <w:rPr>
+                  <w:noProof/>
+                </w:rPr>
+                <w:t>. doi:10.1016/j.eswa.2019.112896</w:t>
               </w:r>
             </w:p>
             <w:p>
@@ -23089,6 +24201,152 @@
                 <w:rPr>
                   <w:noProof/>
                 </w:rPr>
+                <w:t xml:space="preserve">Borrohou, S., Fissoune, R., &amp; Badir, H. (2025). The role of data transformation in modern analytics: A comprehensive survey. </w:t>
+              </w:r>
+              <w:r>
+                <w:rPr>
+                  <w:i/>
+                  <w:iCs/>
+                  <w:noProof/>
+                </w:rPr>
+                <w:t>Journal of Computer Languages</w:t>
+              </w:r>
+              <w:r>
+                <w:rPr>
+                  <w:noProof/>
+                </w:rPr>
+                <w:t>, 10.1016/j.cola.2025.101329.</w:t>
+              </w:r>
+            </w:p>
+            <w:p>
+              <w:pPr>
+                <w:pStyle w:val="Bibliography"/>
+                <w:ind w:left="720" w:hanging="720"/>
+                <w:rPr>
+                  <w:noProof/>
+                </w:rPr>
+              </w:pPr>
+              <w:r>
+                <w:rPr>
+                  <w:noProof/>
+                </w:rPr>
+                <w:t xml:space="preserve">Chiang, C.-C., &amp; Fu, H.-C. (1992). A Variant of Second-Order Multilayer Perceptron and Its Application to Function Approximations. </w:t>
+              </w:r>
+              <w:r>
+                <w:rPr>
+                  <w:i/>
+                  <w:iCs/>
+                  <w:noProof/>
+                </w:rPr>
+                <w:t>Proceedings of the IEEE Conference (leave generic if unsure)</w:t>
+              </w:r>
+              <w:r>
+                <w:rPr>
+                  <w:noProof/>
+                </w:rPr>
+                <w:t xml:space="preserve"> (lpp. III-887–III-892). IEEE. doi:10.1109/IJCNN.1992.227087</w:t>
+              </w:r>
+            </w:p>
+            <w:p>
+              <w:pPr>
+                <w:pStyle w:val="Bibliography"/>
+                <w:ind w:left="720" w:hanging="720"/>
+                <w:rPr>
+                  <w:noProof/>
+                </w:rPr>
+              </w:pPr>
+              <w:r>
+                <w:rPr>
+                  <w:noProof/>
+                </w:rPr>
+                <w:t xml:space="preserve">Demir, S., Mincev, K., Kok, K., &amp; Paterakis, N. G. (2021). Data augmentation for time series regression: Applying transformations, autoencoders and adversarial networks to electricity price forecasting. </w:t>
+              </w:r>
+              <w:r>
+                <w:rPr>
+                  <w:i/>
+                  <w:iCs/>
+                  <w:noProof/>
+                </w:rPr>
+                <w:t>Applied Energy, 304</w:t>
+              </w:r>
+              <w:r>
+                <w:rPr>
+                  <w:noProof/>
+                </w:rPr>
+                <w:t xml:space="preserve">. doi:10.1016/j.apenergy.2021.117695 </w:t>
+              </w:r>
+            </w:p>
+            <w:p>
+              <w:pPr>
+                <w:pStyle w:val="Bibliography"/>
+                <w:ind w:left="720" w:hanging="720"/>
+                <w:rPr>
+                  <w:noProof/>
+                </w:rPr>
+              </w:pPr>
+              <w:r>
+                <w:rPr>
+                  <w:noProof/>
+                </w:rPr>
+                <w:lastRenderedPageBreak/>
+                <w:t xml:space="preserve">Deniss, G. (2026). </w:t>
+              </w:r>
+              <w:r>
+                <w:rPr>
+                  <w:i/>
+                  <w:iCs/>
+                  <w:noProof/>
+                </w:rPr>
+                <w:t>denissgrabovskis/bachelor</w:t>
+              </w:r>
+              <w:r>
+                <w:rPr>
+                  <w:noProof/>
+                </w:rPr>
+                <w:t>. Ielādēts no GitHub: https://github.com/denissgrabovskis/bachelor</w:t>
+              </w:r>
+            </w:p>
+            <w:p>
+              <w:pPr>
+                <w:pStyle w:val="Bibliography"/>
+                <w:ind w:left="720" w:hanging="720"/>
+                <w:rPr>
+                  <w:noProof/>
+                </w:rPr>
+              </w:pPr>
+              <w:r>
+                <w:rPr>
+                  <w:noProof/>
+                </w:rPr>
+                <w:t xml:space="preserve">Dick, G., Owen, C., &amp; Whigham, P. A. (2020). Feature Standardisation and Coefficient Optimisation for Effective Symbolic Regression. </w:t>
+              </w:r>
+              <w:r>
+                <w:rPr>
+                  <w:i/>
+                  <w:iCs/>
+                  <w:noProof/>
+                </w:rPr>
+                <w:t>Genetic and Evolutionary Computation Conference</w:t>
+              </w:r>
+              <w:r>
+                <w:rPr>
+                  <w:noProof/>
+                </w:rPr>
+                <w:t>, 306–314. doi:10.1145/3377930.3390237</w:t>
+              </w:r>
+            </w:p>
+            <w:p>
+              <w:pPr>
+                <w:pStyle w:val="Bibliography"/>
+                <w:ind w:left="720" w:hanging="720"/>
+                <w:rPr>
+                  <w:noProof/>
+                </w:rPr>
+              </w:pPr>
+              <w:r>
+                <w:rPr>
+                  <w:noProof/>
+                </w:rPr>
                 <w:t xml:space="preserve">Eglite, L., &amp; Birzniece, I. (2022). Retail Sales Forecasting Using Deep Learning: Systematic Literature Review. </w:t>
               </w:r>
               <w:r>
@@ -23104,6 +24362,35 @@
                   <w:noProof/>
                 </w:rPr>
                 <w:t>, 53-62. doi:10.7250/csimq.2022-30.03</w:t>
+              </w:r>
+            </w:p>
+            <w:p>
+              <w:pPr>
+                <w:pStyle w:val="Bibliography"/>
+                <w:ind w:left="720" w:hanging="720"/>
+                <w:rPr>
+                  <w:noProof/>
+                </w:rPr>
+              </w:pPr>
+              <w:r>
+                <w:rPr>
+                  <w:noProof/>
+                </w:rPr>
+                <w:t xml:space="preserve">Elmotawakkil, A., Enneya, N., Bhagat, S. K., Ouda, M. M., &amp; Kumar, V. (2025). Advanced machine learning models for robust prediction of water quality index and classification. </w:t>
+              </w:r>
+              <w:r>
+                <w:rPr>
+                  <w:i/>
+                  <w:iCs/>
+                  <w:noProof/>
+                </w:rPr>
+                <w:t>Journal of Hydroinformatics, 27</w:t>
+              </w:r>
+              <w:r>
+                <w:rPr>
+                  <w:noProof/>
+                </w:rPr>
+                <w:t>(2). doi:0.2166/hydro.2025.290</w:t>
               </w:r>
             </w:p>
             <w:p>
@@ -23177,7 +24464,6 @@
                 <w:rPr>
                   <w:noProof/>
                 </w:rPr>
-                <w:lastRenderedPageBreak/>
                 <w:t>Hu, J., Hu, Z., Li, T., &amp; Du, S. (2023). A contrastive learning based universal representation for time series forecasting. 86-98. doi:10.1016/j.ins.2023.03.143</w:t>
               </w:r>
             </w:p>
@@ -23193,6 +24479,65 @@
                 <w:rPr>
                   <w:noProof/>
                 </w:rPr>
+                <w:t xml:space="preserve">Iglesias, G., Talavera, E., González-Prieto, Á., Mozo, A., &amp; Gómez-Canaval , S. (2023). Data Augmentation techniques in time series domain: a survey and taxonomy. </w:t>
+              </w:r>
+              <w:r>
+                <w:rPr>
+                  <w:i/>
+                  <w:iCs/>
+                  <w:noProof/>
+                </w:rPr>
+                <w:t>Neural Computing and Applications, 35</w:t>
+              </w:r>
+              <w:r>
+                <w:rPr>
+                  <w:noProof/>
+                </w:rPr>
+                <w:t xml:space="preserve">, 10123–10145. doi:10.1007/s00521-023-08459-3 </w:t>
+              </w:r>
+            </w:p>
+            <w:p>
+              <w:pPr>
+                <w:pStyle w:val="Bibliography"/>
+                <w:ind w:left="720" w:hanging="720"/>
+                <w:rPr>
+                  <w:noProof/>
+                </w:rPr>
+              </w:pPr>
+              <w:r>
+                <w:rPr>
+                  <w:noProof/>
+                </w:rPr>
+                <w:t xml:space="preserve">Ji, C. (2024). A Survey of Neural Network Optimization Algorithms. </w:t>
+              </w:r>
+              <w:r>
+                <w:rPr>
+                  <w:i/>
+                  <w:iCs/>
+                  <w:noProof/>
+                </w:rPr>
+                <w:t>2024 IEEE 4th International Conference on Data Science and Computer Application (ICDSCA)</w:t>
+              </w:r>
+              <w:r>
+                <w:rPr>
+                  <w:noProof/>
+                </w:rPr>
+                <w:t xml:space="preserve"> (lpp. 409–415). IEEE. doi:10.1109/ICDSCA63855.2024.10859435</w:t>
+              </w:r>
+            </w:p>
+            <w:p>
+              <w:pPr>
+                <w:pStyle w:val="Bibliography"/>
+                <w:ind w:left="720" w:hanging="720"/>
+                <w:rPr>
+                  <w:noProof/>
+                </w:rPr>
+              </w:pPr>
+              <w:r>
+                <w:rPr>
+                  <w:noProof/>
+                </w:rPr>
+                <w:lastRenderedPageBreak/>
                 <w:t xml:space="preserve">Lee, W.-I., Shih, B.-Y., &amp; Chen, C.-Y. (2012). Retracted: A hybrid artificial intelligence sales-forecasting system in the convenience store industry. </w:t>
               </w:r>
               <w:r>
@@ -23251,6 +24596,64 @@
                 <w:rPr>
                   <w:noProof/>
                 </w:rPr>
+                <w:t xml:space="preserve">Makridakis, S., Spiliotis, E., &amp; Vassilios Assimakopoulos. (2022). M5 accuracy competition: Results, findings, and conclusions. </w:t>
+              </w:r>
+              <w:r>
+                <w:rPr>
+                  <w:i/>
+                  <w:iCs/>
+                  <w:noProof/>
+                </w:rPr>
+                <w:t>International Journal of Forecasting, 38</w:t>
+              </w:r>
+              <w:r>
+                <w:rPr>
+                  <w:noProof/>
+                </w:rPr>
+                <w:t xml:space="preserve">(4), 1346–1364. doi:10.1016/j.ijforecast.2021.11.013 </w:t>
+              </w:r>
+            </w:p>
+            <w:p>
+              <w:pPr>
+                <w:pStyle w:val="Bibliography"/>
+                <w:ind w:left="720" w:hanging="720"/>
+                <w:rPr>
+                  <w:noProof/>
+                </w:rPr>
+              </w:pPr>
+              <w:r>
+                <w:rPr>
+                  <w:noProof/>
+                </w:rPr>
+                <w:t xml:space="preserve">Minnett, R., Smith, A., Lennon, W., &amp; Hecht-Nielsen, R. (2011). Neural network tomography: Network replication from output surface geometry. </w:t>
+              </w:r>
+              <w:r>
+                <w:rPr>
+                  <w:i/>
+                  <w:iCs/>
+                  <w:noProof/>
+                </w:rPr>
+                <w:t>Neural Networks, 24</w:t>
+              </w:r>
+              <w:r>
+                <w:rPr>
+                  <w:noProof/>
+                </w:rPr>
+                <w:t>, 484–492. doi:10.1016/j.neunet.2011.01.006</w:t>
+              </w:r>
+            </w:p>
+            <w:p>
+              <w:pPr>
+                <w:pStyle w:val="Bibliography"/>
+                <w:ind w:left="720" w:hanging="720"/>
+                <w:rPr>
+                  <w:noProof/>
+                </w:rPr>
+              </w:pPr>
+              <w:r>
+                <w:rPr>
+                  <w:noProof/>
+                </w:rPr>
                 <w:t>Müller-Navarra, M., Lessmann, S., &amp; Voß, S. (2015). Sales Forecasting with Partial Recurrent Neural Networks: Empirical Insights and Benchmarking Results., (lpp. 1108-1116). Kauai, HI, USA. doi:10.1109/HICSS.2015.135</w:t>
               </w:r>
             </w:p>
@@ -23267,6 +24670,35 @@
                   <w:noProof/>
                 </w:rPr>
                 <w:t>Narayan, V., &amp; R, S. (2025). A Study on Supply Chain Management Prediction Based on Machine Learning and Deep Learning Approach., (lpp. 1-7). Hassan, India. doi:10.1109/IACIS65746.2025.11211065</w:t>
+              </w:r>
+            </w:p>
+            <w:p>
+              <w:pPr>
+                <w:pStyle w:val="Bibliography"/>
+                <w:ind w:left="720" w:hanging="720"/>
+                <w:rPr>
+                  <w:noProof/>
+                </w:rPr>
+              </w:pPr>
+              <w:r>
+                <w:rPr>
+                  <w:noProof/>
+                </w:rPr>
+                <w:t xml:space="preserve">Odukoya, O., Nwaneri, S., Odeniyi, I., Akodu, B., Oluwole, E., Olorunfemi, G., . . . Osuntoki, A. (2022). Development and Comparison of Three Data Models for Predicting Diabetes Mellitus Using Risk Factors in a Nigerian Population. </w:t>
+              </w:r>
+              <w:r>
+                <w:rPr>
+                  <w:i/>
+                  <w:iCs/>
+                  <w:noProof/>
+                </w:rPr>
+                <w:t>Healthc Inform Research</w:t>
+              </w:r>
+              <w:r>
+                <w:rPr>
+                  <w:noProof/>
+                </w:rPr>
+                <w:t>, 58-67. doi:10.4258/hir.2022.28.1.58</w:t>
               </w:r>
             </w:p>
             <w:p>
@@ -23325,6 +24757,102 @@
                 <w:rPr>
                   <w:noProof/>
                 </w:rPr>
+                <w:t xml:space="preserve">Rajesh, R. D., Kuppuri, Y. N., Peter, P. R., Reddy, A. S., &amp; Sonia, D. J. (2025). Enhancing Obesity Prediction: Evaluating the Role of Data Preprocessing in Machine Learning Models. </w:t>
+              </w:r>
+              <w:r>
+                <w:rPr>
+                  <w:i/>
+                  <w:iCs/>
+                  <w:noProof/>
+                </w:rPr>
+                <w:t xml:space="preserve">International Conference on Computational </w:t>
+              </w:r>
+              <w:r>
+                <w:rPr>
+                  <w:i/>
+                  <w:iCs/>
+                  <w:noProof/>
+                </w:rPr>
+                <w:lastRenderedPageBreak/>
+                <w:t>Robotics, Testing and Engineering Evaluation.</w:t>
+              </w:r>
+              <w:r>
+                <w:rPr>
+                  <w:noProof/>
+                </w:rPr>
+                <w:t xml:space="preserve"> doi:10.1109/ICCRTEE64519.2025.11053002</w:t>
+              </w:r>
+            </w:p>
+            <w:p>
+              <w:pPr>
+                <w:pStyle w:val="Bibliography"/>
+                <w:ind w:left="720" w:hanging="720"/>
+                <w:rPr>
+                  <w:noProof/>
+                </w:rPr>
+              </w:pPr>
+              <w:r>
+                <w:rPr>
+                  <w:noProof/>
+                </w:rPr>
+                <w:t xml:space="preserve">Ramchoun, H., Idrissi, M., Ghanou, Y., &amp; Ettaouil, M. (2019). Multilayer Perceptron: Architecture Optimization and Training. </w:t>
+              </w:r>
+              <w:r>
+                <w:rPr>
+                  <w:i/>
+                  <w:iCs/>
+                  <w:noProof/>
+                </w:rPr>
+                <w:t>International Journal of Interactive Multimedia and Artificial Intelligence, 5</w:t>
+              </w:r>
+              <w:r>
+                <w:rPr>
+                  <w:noProof/>
+                </w:rPr>
+                <w:t>(1), 26–30. doi:10.9781/ijimai.2019.02.002</w:t>
+              </w:r>
+            </w:p>
+            <w:p>
+              <w:pPr>
+                <w:pStyle w:val="Bibliography"/>
+                <w:ind w:left="720" w:hanging="720"/>
+                <w:rPr>
+                  <w:noProof/>
+                </w:rPr>
+              </w:pPr>
+              <w:r>
+                <w:rPr>
+                  <w:noProof/>
+                </w:rPr>
+                <w:t xml:space="preserve">Ribeiro, S. M., &amp; de Castro, C. L. (2022). Missing Data in Time Series: A Review of Imputation Methods and Case Study. </w:t>
+              </w:r>
+              <w:r>
+                <w:rPr>
+                  <w:i/>
+                  <w:iCs/>
+                  <w:noProof/>
+                </w:rPr>
+                <w:t>Learning and Nonlinear Models, 20</w:t>
+              </w:r>
+              <w:r>
+                <w:rPr>
+                  <w:noProof/>
+                </w:rPr>
+                <w:t xml:space="preserve">(1), 31–46. doi:10.21528/lnlm-vol20-no1-art3 </w:t>
+              </w:r>
+            </w:p>
+            <w:p>
+              <w:pPr>
+                <w:pStyle w:val="Bibliography"/>
+                <w:ind w:left="720" w:hanging="720"/>
+                <w:rPr>
+                  <w:noProof/>
+                </w:rPr>
+              </w:pPr>
+              <w:r>
+                <w:rPr>
+                  <w:noProof/>
+                </w:rPr>
                 <w:t xml:space="preserve">Rosenblad, A. (2021). Accuracy of automatic forecasting methods for univariate time series data: A case study predicting the results of the 2018 Swedish general election using decades-long data series. </w:t>
               </w:r>
               <w:r>
@@ -23340,6 +24868,64 @@
                   <w:noProof/>
                 </w:rPr>
                 <w:t>(3), 475-493. doi:10.1080/23737484.2021.1964407</w:t>
+              </w:r>
+            </w:p>
+            <w:p>
+              <w:pPr>
+                <w:pStyle w:val="Bibliography"/>
+                <w:ind w:left="720" w:hanging="720"/>
+                <w:rPr>
+                  <w:noProof/>
+                </w:rPr>
+              </w:pPr>
+              <w:r>
+                <w:rPr>
+                  <w:noProof/>
+                </w:rPr>
+                <w:t xml:space="preserve">Santis, F. D., Giordano, D., &amp; Mellia, M. (2026). GLEm-Net: Unified framework for data reduction with categorical and numerical features. </w:t>
+              </w:r>
+              <w:r>
+                <w:rPr>
+                  <w:i/>
+                  <w:iCs/>
+                  <w:noProof/>
+                </w:rPr>
+                <w:t>Knowledge-Based Systems, 334</w:t>
+              </w:r>
+              <w:r>
+                <w:rPr>
+                  <w:noProof/>
+                </w:rPr>
+                <w:t>. doi:10.1016/j.knosys.2025.115049</w:t>
+              </w:r>
+            </w:p>
+            <w:p>
+              <w:pPr>
+                <w:pStyle w:val="Bibliography"/>
+                <w:ind w:left="720" w:hanging="720"/>
+                <w:rPr>
+                  <w:noProof/>
+                </w:rPr>
+              </w:pPr>
+              <w:r>
+                <w:rPr>
+                  <w:noProof/>
+                </w:rPr>
+                <w:t xml:space="preserve">Semenoglou, A.-A., Spiliotis, E., &amp; Assimakopoulos, V. (2023). Data augmentation for univariate time series forecasting with neural networks. </w:t>
+              </w:r>
+              <w:r>
+                <w:rPr>
+                  <w:i/>
+                  <w:iCs/>
+                  <w:noProof/>
+                </w:rPr>
+                <w:t>Pattern Recognition, 134</w:t>
+              </w:r>
+              <w:r>
+                <w:rPr>
+                  <w:noProof/>
+                </w:rPr>
+                <w:t xml:space="preserve">. doi:10.1016/j.patcog.2022.109132 </w:t>
               </w:r>
             </w:p>
             <w:p>
@@ -23383,7 +24969,6 @@
                 <w:rPr>
                   <w:noProof/>
                 </w:rPr>
-                <w:lastRenderedPageBreak/>
                 <w:t xml:space="preserve">Sirisha, U., Belavagi, M., &amp; Attigeri, G. (2022). Profit Prediction Using ARIMA, SARIMA and LSTM Models in Time Series Forecasting: A Comparison. </w:t>
               </w:r>
               <w:r>
@@ -23428,6 +25013,51 @@
                   <w:noProof/>
                 </w:rPr>
                 <w:t>. Ielādēts no https://www.statsmodels.org: https://www.statsmodels.org/dev/generated/statsmodels.tsa.statespace.sarimax.SARIMAX.html#statsmodels.tsa.statespace.sarimax.SARIMAX</w:t>
+              </w:r>
+            </w:p>
+            <w:p>
+              <w:pPr>
+                <w:pStyle w:val="Bibliography"/>
+                <w:ind w:left="720" w:hanging="720"/>
+                <w:rPr>
+                  <w:noProof/>
+                </w:rPr>
+              </w:pPr>
+              <w:r>
+                <w:rPr>
+                  <w:noProof/>
+                </w:rPr>
+                <w:t>Suresh, B., &amp; Suresh, M. (2023). A Comprehensive Analysis of Retail Sales Forecasting Using Machine Learning and Deep Learning Methods., (lpp. 1-5). Tiptur, India. doi:10.1109/ICDSNS58469.2023.10245887</w:t>
+              </w:r>
+            </w:p>
+            <w:p>
+              <w:pPr>
+                <w:pStyle w:val="Bibliography"/>
+                <w:ind w:left="720" w:hanging="720"/>
+                <w:rPr>
+                  <w:noProof/>
+                </w:rPr>
+              </w:pPr>
+              <w:r>
+                <w:rPr>
+                  <w:noProof/>
+                </w:rPr>
+                <w:lastRenderedPageBreak/>
+                <w:t xml:space="preserve">Wen, Q., Sun, L., Yang, F., Song, X., Gao, J., Wang, X., &amp; Xu, H. (2021). Time Series Data Augmentation for Deep Learning: A Survey. </w:t>
+              </w:r>
+              <w:r>
+                <w:rPr>
+                  <w:i/>
+                  <w:iCs/>
+                  <w:noProof/>
+                </w:rPr>
+                <w:t>Proceedings of the Thirtieth International Joint Conference on Artificial Intelligence</w:t>
+              </w:r>
+              <w:r>
+                <w:rPr>
+                  <w:noProof/>
+                </w:rPr>
+                <w:t xml:space="preserve">, (lpp. 4653-4660). Hangzhou. doi:10.24963/ijcai.2021/631 </w:t>
               </w:r>
             </w:p>
             <w:p>
@@ -23505,13 +25135,13 @@
       <w:pPr>
         <w:pStyle w:val="Pielikumi-virsraksts"/>
       </w:pPr>
-      <w:bookmarkStart w:id="144" w:name="_Toc88602610"/>
-      <w:bookmarkStart w:id="145" w:name="_Toc225535013"/>
+      <w:bookmarkStart w:id="145" w:name="_Toc88602610"/>
+      <w:bookmarkStart w:id="146" w:name="_Toc225535013"/>
       <w:r>
         <w:t>Pielikumi</w:t>
       </w:r>
-      <w:bookmarkEnd w:id="144"/>
       <w:bookmarkEnd w:id="145"/>
+      <w:bookmarkEnd w:id="146"/>
     </w:p>
     <w:p>
       <w:r>
@@ -23563,7 +25193,7 @@
                     <pic:cNvPicPr/>
                   </pic:nvPicPr>
                   <pic:blipFill>
-                    <a:blip r:embed="rId23"/>
+                    <a:blip r:embed="rId24"/>
                     <a:stretch>
                       <a:fillRect/>
                     </a:stretch>
@@ -34679,17 +36309,2430 @@
         <w:pStyle w:val="Pielik-nosaukums"/>
       </w:pPr>
       <w:r>
-        <w:t>Pielikuma nosaukums</w:t>
-      </w:r>
-    </w:p>
-    <w:p>
-      <w:pPr>
-        <w:pStyle w:val="Teksts"/>
-      </w:pPr>
-      <w:r>
-        <w:t>Qwerty qwerty qwerty qwerty qwerty.  Asdfg asdfg asdfg asdfg asdfg asdfg. Qwerty qwerty qwerty qwerty qwerty.  Asdfg asdfg asdfg asdfg asdfg asdfg. Qwerty qwerty qwerty qwerty qwerty.</w:t>
-      </w:r>
-    </w:p>
+        <w:t>LSTM</w:t>
+      </w:r>
+      <w:r>
+        <w:t xml:space="preserve"> ar datu sintētiku</w:t>
+      </w:r>
+      <w:r>
+        <w:t xml:space="preserve"> rezultāt</w:t>
+      </w:r>
+      <w:r>
+        <w:t>s</w:t>
+      </w:r>
+    </w:p>
+    <w:tbl>
+      <w:tblPr>
+        <w:tblStyle w:val="TableGrid"/>
+        <w:tblW w:w="8291" w:type="dxa"/>
+        <w:tblLook w:val="04A0" w:firstRow="1" w:lastRow="0" w:firstColumn="1" w:lastColumn="0" w:noHBand="0" w:noVBand="1"/>
+      </w:tblPr>
+      <w:tblGrid>
+        <w:gridCol w:w="1935"/>
+        <w:gridCol w:w="1241"/>
+        <w:gridCol w:w="843"/>
+        <w:gridCol w:w="1300"/>
+        <w:gridCol w:w="1121"/>
+        <w:gridCol w:w="1014"/>
+        <w:gridCol w:w="837"/>
+      </w:tblGrid>
+      <w:tr>
+        <w:trPr>
+          <w:trHeight w:val="300"/>
+        </w:trPr>
+        <w:tc>
+          <w:tcPr>
+            <w:tcW w:w="1980" w:type="dxa"/>
+            <w:noWrap/>
+            <w:hideMark/>
+          </w:tcPr>
+          <w:p>
+            <w:pPr>
+              <w:pStyle w:val="Tab-kolonnas-nosaukums"/>
+            </w:pPr>
+            <w:r>
+              <w:t>material_group</w:t>
+            </w:r>
+          </w:p>
+        </w:tc>
+        <w:tc>
+          <w:tcPr>
+            <w:tcW w:w="1130" w:type="dxa"/>
+            <w:noWrap/>
+            <w:hideMark/>
+          </w:tcPr>
+          <w:p>
+            <w:pPr>
+              <w:pStyle w:val="Tab-kolonnas-nosaukums"/>
+            </w:pPr>
+            <w:r>
+              <w:t>test_month</w:t>
+            </w:r>
+          </w:p>
+        </w:tc>
+        <w:tc>
+          <w:tcPr>
+            <w:tcW w:w="859" w:type="dxa"/>
+            <w:noWrap/>
+            <w:hideMark/>
+          </w:tcPr>
+          <w:p>
+            <w:pPr>
+              <w:pStyle w:val="Tab-kolonnas-nosaukums"/>
+            </w:pPr>
+            <w:r>
+              <w:t>actual</w:t>
+            </w:r>
+          </w:p>
+        </w:tc>
+        <w:tc>
+          <w:tcPr>
+            <w:tcW w:w="1328" w:type="dxa"/>
+            <w:noWrap/>
+            <w:hideMark/>
+          </w:tcPr>
+          <w:p>
+            <w:pPr>
+              <w:pStyle w:val="Tab-kolonnas-nosaukums"/>
+            </w:pPr>
+            <w:r>
+              <w:t>prediction</w:t>
+            </w:r>
+          </w:p>
+        </w:tc>
+        <w:tc>
+          <w:tcPr>
+            <w:tcW w:w="1124" w:type="dxa"/>
+            <w:noWrap/>
+            <w:hideMark/>
+          </w:tcPr>
+          <w:p>
+            <w:pPr>
+              <w:pStyle w:val="Tab-kolonnas-nosaukums"/>
+            </w:pPr>
+            <w:r>
+              <w:t>abs_error</w:t>
+            </w:r>
+          </w:p>
+        </w:tc>
+        <w:tc>
+          <w:tcPr>
+            <w:tcW w:w="1017" w:type="dxa"/>
+            <w:noWrap/>
+            <w:hideMark/>
+          </w:tcPr>
+          <w:p>
+            <w:pPr>
+              <w:pStyle w:val="Tab-kolonnas-nosaukums"/>
+            </w:pPr>
+            <w:r>
+              <w:t>sq_error</w:t>
+            </w:r>
+          </w:p>
+        </w:tc>
+        <w:tc>
+          <w:tcPr>
+            <w:tcW w:w="853" w:type="dxa"/>
+            <w:noWrap/>
+            <w:hideMark/>
+          </w:tcPr>
+          <w:p>
+            <w:pPr>
+              <w:pStyle w:val="Tab-kolonnas-nosaukums"/>
+            </w:pPr>
+            <w:r>
+              <w:t>ape</w:t>
+            </w:r>
+          </w:p>
+        </w:tc>
+      </w:tr>
+      <w:tr>
+        <w:trPr>
+          <w:trHeight w:val="300"/>
+        </w:trPr>
+        <w:tc>
+          <w:tcPr>
+            <w:tcW w:w="1980" w:type="dxa"/>
+            <w:noWrap/>
+            <w:hideMark/>
+          </w:tcPr>
+          <w:p>
+            <w:pPr>
+              <w:pStyle w:val="Tab-saturs"/>
+            </w:pPr>
+            <w:r>
+              <w:t>BUVNIEKS: NEĒVELĒTI</w:t>
+            </w:r>
+          </w:p>
+        </w:tc>
+        <w:tc>
+          <w:tcPr>
+            <w:tcW w:w="1130" w:type="dxa"/>
+            <w:noWrap/>
+            <w:hideMark/>
+          </w:tcPr>
+          <w:p>
+            <w:pPr>
+              <w:pStyle w:val="Tab-saturs"/>
+            </w:pPr>
+            <w:r>
+              <w:t>2026-01</w:t>
+            </w:r>
+          </w:p>
+        </w:tc>
+        <w:tc>
+          <w:tcPr>
+            <w:tcW w:w="859" w:type="dxa"/>
+            <w:noWrap/>
+            <w:hideMark/>
+          </w:tcPr>
+          <w:p>
+            <w:pPr>
+              <w:pStyle w:val="Tab-saturs"/>
+            </w:pPr>
+            <w:r>
+              <w:t>2.411</w:t>
+            </w:r>
+          </w:p>
+        </w:tc>
+        <w:tc>
+          <w:tcPr>
+            <w:tcW w:w="1328" w:type="dxa"/>
+            <w:noWrap/>
+            <w:hideMark/>
+          </w:tcPr>
+          <w:p>
+            <w:pPr>
+              <w:pStyle w:val="Tab-saturs"/>
+            </w:pPr>
+            <w:r>
+              <w:t>6.603</w:t>
+            </w:r>
+          </w:p>
+        </w:tc>
+        <w:tc>
+          <w:tcPr>
+            <w:tcW w:w="1124" w:type="dxa"/>
+            <w:noWrap/>
+            <w:hideMark/>
+          </w:tcPr>
+          <w:p>
+            <w:pPr>
+              <w:pStyle w:val="Tab-saturs"/>
+            </w:pPr>
+            <w:r>
+              <w:t>4.191</w:t>
+            </w:r>
+          </w:p>
+        </w:tc>
+        <w:tc>
+          <w:tcPr>
+            <w:tcW w:w="1017" w:type="dxa"/>
+            <w:noWrap/>
+            <w:hideMark/>
+          </w:tcPr>
+          <w:p>
+            <w:pPr>
+              <w:pStyle w:val="Tab-saturs"/>
+            </w:pPr>
+            <w:r>
+              <w:t>17.568</w:t>
+            </w:r>
+          </w:p>
+        </w:tc>
+        <w:tc>
+          <w:tcPr>
+            <w:tcW w:w="853" w:type="dxa"/>
+            <w:noWrap/>
+            <w:hideMark/>
+          </w:tcPr>
+          <w:p>
+            <w:pPr>
+              <w:pStyle w:val="Tab-saturs"/>
+            </w:pPr>
+            <w:r>
+              <w:t>1.738</w:t>
+            </w:r>
+          </w:p>
+        </w:tc>
+      </w:tr>
+      <w:tr>
+        <w:trPr>
+          <w:trHeight w:val="300"/>
+        </w:trPr>
+        <w:tc>
+          <w:tcPr>
+            <w:tcW w:w="1980" w:type="dxa"/>
+            <w:noWrap/>
+            <w:hideMark/>
+          </w:tcPr>
+          <w:p>
+            <w:pPr>
+              <w:pStyle w:val="Tab-saturs"/>
+            </w:pPr>
+            <w:r>
+              <w:t>BUVNIEKS: ĒVELĒTI</w:t>
+            </w:r>
+          </w:p>
+        </w:tc>
+        <w:tc>
+          <w:tcPr>
+            <w:tcW w:w="1130" w:type="dxa"/>
+            <w:noWrap/>
+            <w:hideMark/>
+          </w:tcPr>
+          <w:p>
+            <w:pPr>
+              <w:pStyle w:val="Tab-saturs"/>
+            </w:pPr>
+            <w:r>
+              <w:t>2026-01</w:t>
+            </w:r>
+          </w:p>
+        </w:tc>
+        <w:tc>
+          <w:tcPr>
+            <w:tcW w:w="859" w:type="dxa"/>
+            <w:noWrap/>
+            <w:hideMark/>
+          </w:tcPr>
+          <w:p>
+            <w:pPr>
+              <w:pStyle w:val="Tab-saturs"/>
+            </w:pPr>
+            <w:r>
+              <w:t>0.878</w:t>
+            </w:r>
+          </w:p>
+        </w:tc>
+        <w:tc>
+          <w:tcPr>
+            <w:tcW w:w="1328" w:type="dxa"/>
+            <w:noWrap/>
+            <w:hideMark/>
+          </w:tcPr>
+          <w:p>
+            <w:pPr>
+              <w:pStyle w:val="Tab-saturs"/>
+            </w:pPr>
+            <w:r>
+              <w:t>4.473</w:t>
+            </w:r>
+          </w:p>
+        </w:tc>
+        <w:tc>
+          <w:tcPr>
+            <w:tcW w:w="1124" w:type="dxa"/>
+            <w:noWrap/>
+            <w:hideMark/>
+          </w:tcPr>
+          <w:p>
+            <w:pPr>
+              <w:pStyle w:val="Tab-saturs"/>
+            </w:pPr>
+            <w:r>
+              <w:t>3.596</w:t>
+            </w:r>
+          </w:p>
+        </w:tc>
+        <w:tc>
+          <w:tcPr>
+            <w:tcW w:w="1017" w:type="dxa"/>
+            <w:noWrap/>
+            <w:hideMark/>
+          </w:tcPr>
+          <w:p>
+            <w:pPr>
+              <w:pStyle w:val="Tab-saturs"/>
+            </w:pPr>
+            <w:r>
+              <w:t>12.931</w:t>
+            </w:r>
+          </w:p>
+        </w:tc>
+        <w:tc>
+          <w:tcPr>
+            <w:tcW w:w="853" w:type="dxa"/>
+            <w:noWrap/>
+            <w:hideMark/>
+          </w:tcPr>
+          <w:p>
+            <w:pPr>
+              <w:pStyle w:val="Tab-saturs"/>
+            </w:pPr>
+            <w:r>
+              <w:t>4.098</w:t>
+            </w:r>
+          </w:p>
+        </w:tc>
+      </w:tr>
+      <w:tr>
+        <w:trPr>
+          <w:trHeight w:val="300"/>
+        </w:trPr>
+        <w:tc>
+          <w:tcPr>
+            <w:tcW w:w="1980" w:type="dxa"/>
+            <w:noWrap/>
+            <w:hideMark/>
+          </w:tcPr>
+          <w:p>
+            <w:pPr>
+              <w:pStyle w:val="Tab-saturs"/>
+            </w:pPr>
+            <w:r>
+              <w:t>KARTEX: APDARES DĒĻI</w:t>
+            </w:r>
+          </w:p>
+        </w:tc>
+        <w:tc>
+          <w:tcPr>
+            <w:tcW w:w="1130" w:type="dxa"/>
+            <w:noWrap/>
+            <w:hideMark/>
+          </w:tcPr>
+          <w:p>
+            <w:pPr>
+              <w:pStyle w:val="Tab-saturs"/>
+            </w:pPr>
+            <w:r>
+              <w:t>2026-01</w:t>
+            </w:r>
+          </w:p>
+        </w:tc>
+        <w:tc>
+          <w:tcPr>
+            <w:tcW w:w="859" w:type="dxa"/>
+            <w:noWrap/>
+            <w:hideMark/>
+          </w:tcPr>
+          <w:p>
+            <w:pPr>
+              <w:pStyle w:val="Tab-saturs"/>
+            </w:pPr>
+            <w:r>
+              <w:t>1.953</w:t>
+            </w:r>
+          </w:p>
+        </w:tc>
+        <w:tc>
+          <w:tcPr>
+            <w:tcW w:w="1328" w:type="dxa"/>
+            <w:noWrap/>
+            <w:hideMark/>
+          </w:tcPr>
+          <w:p>
+            <w:pPr>
+              <w:pStyle w:val="Tab-saturs"/>
+            </w:pPr>
+            <w:r>
+              <w:t>7.575</w:t>
+            </w:r>
+          </w:p>
+        </w:tc>
+        <w:tc>
+          <w:tcPr>
+            <w:tcW w:w="1124" w:type="dxa"/>
+            <w:noWrap/>
+            <w:hideMark/>
+          </w:tcPr>
+          <w:p>
+            <w:pPr>
+              <w:pStyle w:val="Tab-saturs"/>
+            </w:pPr>
+            <w:r>
+              <w:t>5.622</w:t>
+            </w:r>
+          </w:p>
+        </w:tc>
+        <w:tc>
+          <w:tcPr>
+            <w:tcW w:w="1017" w:type="dxa"/>
+            <w:noWrap/>
+            <w:hideMark/>
+          </w:tcPr>
+          <w:p>
+            <w:pPr>
+              <w:pStyle w:val="Tab-saturs"/>
+            </w:pPr>
+            <w:r>
+              <w:t>31.608</w:t>
+            </w:r>
+          </w:p>
+        </w:tc>
+        <w:tc>
+          <w:tcPr>
+            <w:tcW w:w="853" w:type="dxa"/>
+            <w:noWrap/>
+            <w:hideMark/>
+          </w:tcPr>
+          <w:p>
+            <w:pPr>
+              <w:pStyle w:val="Tab-saturs"/>
+            </w:pPr>
+            <w:r>
+              <w:t>2.879</w:t>
+            </w:r>
+          </w:p>
+        </w:tc>
+      </w:tr>
+      <w:tr>
+        <w:trPr>
+          <w:trHeight w:val="300"/>
+        </w:trPr>
+        <w:tc>
+          <w:tcPr>
+            <w:tcW w:w="1980" w:type="dxa"/>
+            <w:noWrap/>
+            <w:hideMark/>
+          </w:tcPr>
+          <w:p>
+            <w:pPr>
+              <w:pStyle w:val="Tab-saturs"/>
+            </w:pPr>
+            <w:r>
+              <w:t>KARTEX: KARKASS</w:t>
+            </w:r>
+          </w:p>
+        </w:tc>
+        <w:tc>
+          <w:tcPr>
+            <w:tcW w:w="1130" w:type="dxa"/>
+            <w:noWrap/>
+            <w:hideMark/>
+          </w:tcPr>
+          <w:p>
+            <w:pPr>
+              <w:pStyle w:val="Tab-saturs"/>
+            </w:pPr>
+            <w:r>
+              <w:t>2026-01</w:t>
+            </w:r>
+          </w:p>
+        </w:tc>
+        <w:tc>
+          <w:tcPr>
+            <w:tcW w:w="859" w:type="dxa"/>
+            <w:noWrap/>
+            <w:hideMark/>
+          </w:tcPr>
+          <w:p>
+            <w:pPr>
+              <w:pStyle w:val="Tab-saturs"/>
+            </w:pPr>
+            <w:r>
+              <w:t>0</w:t>
+            </w:r>
+          </w:p>
+        </w:tc>
+        <w:tc>
+          <w:tcPr>
+            <w:tcW w:w="1328" w:type="dxa"/>
+            <w:noWrap/>
+            <w:hideMark/>
+          </w:tcPr>
+          <w:p>
+            <w:pPr>
+              <w:pStyle w:val="Tab-saturs"/>
+            </w:pPr>
+            <w:r>
+              <w:t>0</w:t>
+            </w:r>
+          </w:p>
+        </w:tc>
+        <w:tc>
+          <w:tcPr>
+            <w:tcW w:w="1124" w:type="dxa"/>
+            <w:noWrap/>
+            <w:hideMark/>
+          </w:tcPr>
+          <w:p>
+            <w:pPr>
+              <w:pStyle w:val="Tab-saturs"/>
+            </w:pPr>
+            <w:r>
+              <w:t>0</w:t>
+            </w:r>
+          </w:p>
+        </w:tc>
+        <w:tc>
+          <w:tcPr>
+            <w:tcW w:w="1017" w:type="dxa"/>
+            <w:noWrap/>
+            <w:hideMark/>
+          </w:tcPr>
+          <w:p>
+            <w:pPr>
+              <w:pStyle w:val="Tab-saturs"/>
+            </w:pPr>
+            <w:r>
+              <w:t>0</w:t>
+            </w:r>
+          </w:p>
+        </w:tc>
+        <w:tc>
+          <w:tcPr>
+            <w:tcW w:w="853" w:type="dxa"/>
+            <w:noWrap/>
+            <w:hideMark/>
+          </w:tcPr>
+          <w:p>
+            <w:pPr>
+              <w:pStyle w:val="Tab-saturs"/>
+            </w:pPr>
+          </w:p>
+        </w:tc>
+      </w:tr>
+      <w:tr>
+        <w:trPr>
+          <w:trHeight w:val="300"/>
+        </w:trPr>
+        <w:tc>
+          <w:tcPr>
+            <w:tcW w:w="1980" w:type="dxa"/>
+            <w:noWrap/>
+            <w:hideMark/>
+          </w:tcPr>
+          <w:p>
+            <w:pPr>
+              <w:pStyle w:val="Tab-saturs"/>
+            </w:pPr>
+            <w:r>
+              <w:t>KARTEX: KOKMATERIĀLI</w:t>
+            </w:r>
+          </w:p>
+        </w:tc>
+        <w:tc>
+          <w:tcPr>
+            <w:tcW w:w="1130" w:type="dxa"/>
+            <w:noWrap/>
+            <w:hideMark/>
+          </w:tcPr>
+          <w:p>
+            <w:pPr>
+              <w:pStyle w:val="Tab-saturs"/>
+            </w:pPr>
+            <w:r>
+              <w:t>2026-01</w:t>
+            </w:r>
+          </w:p>
+        </w:tc>
+        <w:tc>
+          <w:tcPr>
+            <w:tcW w:w="859" w:type="dxa"/>
+            <w:noWrap/>
+            <w:hideMark/>
+          </w:tcPr>
+          <w:p>
+            <w:pPr>
+              <w:pStyle w:val="Tab-saturs"/>
+            </w:pPr>
+            <w:r>
+              <w:t>0</w:t>
+            </w:r>
+          </w:p>
+        </w:tc>
+        <w:tc>
+          <w:tcPr>
+            <w:tcW w:w="1328" w:type="dxa"/>
+            <w:noWrap/>
+            <w:hideMark/>
+          </w:tcPr>
+          <w:p>
+            <w:pPr>
+              <w:pStyle w:val="Tab-saturs"/>
+            </w:pPr>
+            <w:r>
+              <w:t>4.118</w:t>
+            </w:r>
+          </w:p>
+        </w:tc>
+        <w:tc>
+          <w:tcPr>
+            <w:tcW w:w="1124" w:type="dxa"/>
+            <w:noWrap/>
+            <w:hideMark/>
+          </w:tcPr>
+          <w:p>
+            <w:pPr>
+              <w:pStyle w:val="Tab-saturs"/>
+            </w:pPr>
+            <w:r>
+              <w:t>4.118</w:t>
+            </w:r>
+          </w:p>
+        </w:tc>
+        <w:tc>
+          <w:tcPr>
+            <w:tcW w:w="1017" w:type="dxa"/>
+            <w:noWrap/>
+            <w:hideMark/>
+          </w:tcPr>
+          <w:p>
+            <w:pPr>
+              <w:pStyle w:val="Tab-saturs"/>
+            </w:pPr>
+            <w:r>
+              <w:t>16.957</w:t>
+            </w:r>
+          </w:p>
+        </w:tc>
+        <w:tc>
+          <w:tcPr>
+            <w:tcW w:w="853" w:type="dxa"/>
+            <w:noWrap/>
+            <w:hideMark/>
+          </w:tcPr>
+          <w:p>
+            <w:pPr>
+              <w:pStyle w:val="Tab-saturs"/>
+            </w:pPr>
+          </w:p>
+        </w:tc>
+      </w:tr>
+      <w:tr>
+        <w:trPr>
+          <w:trHeight w:val="300"/>
+        </w:trPr>
+        <w:tc>
+          <w:tcPr>
+            <w:tcW w:w="1980" w:type="dxa"/>
+            <w:noWrap/>
+            <w:hideMark/>
+          </w:tcPr>
+          <w:p>
+            <w:pPr>
+              <w:pStyle w:val="Tab-saturs"/>
+            </w:pPr>
+            <w:r>
+              <w:t>KARTEX: TERASES DĒĻI</w:t>
+            </w:r>
+          </w:p>
+        </w:tc>
+        <w:tc>
+          <w:tcPr>
+            <w:tcW w:w="1130" w:type="dxa"/>
+            <w:noWrap/>
+            <w:hideMark/>
+          </w:tcPr>
+          <w:p>
+            <w:pPr>
+              <w:pStyle w:val="Tab-saturs"/>
+            </w:pPr>
+            <w:r>
+              <w:t>2026-01</w:t>
+            </w:r>
+          </w:p>
+        </w:tc>
+        <w:tc>
+          <w:tcPr>
+            <w:tcW w:w="859" w:type="dxa"/>
+            <w:noWrap/>
+            <w:hideMark/>
+          </w:tcPr>
+          <w:p>
+            <w:pPr>
+              <w:pStyle w:val="Tab-saturs"/>
+            </w:pPr>
+            <w:r>
+              <w:t>0</w:t>
+            </w:r>
+          </w:p>
+        </w:tc>
+        <w:tc>
+          <w:tcPr>
+            <w:tcW w:w="1328" w:type="dxa"/>
+            <w:noWrap/>
+            <w:hideMark/>
+          </w:tcPr>
+          <w:p>
+            <w:pPr>
+              <w:pStyle w:val="Tab-saturs"/>
+            </w:pPr>
+            <w:r>
+              <w:t>1.518</w:t>
+            </w:r>
+          </w:p>
+        </w:tc>
+        <w:tc>
+          <w:tcPr>
+            <w:tcW w:w="1124" w:type="dxa"/>
+            <w:noWrap/>
+            <w:hideMark/>
+          </w:tcPr>
+          <w:p>
+            <w:pPr>
+              <w:pStyle w:val="Tab-saturs"/>
+            </w:pPr>
+            <w:r>
+              <w:t>1.518</w:t>
+            </w:r>
+          </w:p>
+        </w:tc>
+        <w:tc>
+          <w:tcPr>
+            <w:tcW w:w="1017" w:type="dxa"/>
+            <w:noWrap/>
+            <w:hideMark/>
+          </w:tcPr>
+          <w:p>
+            <w:pPr>
+              <w:pStyle w:val="Tab-saturs"/>
+            </w:pPr>
+            <w:r>
+              <w:t>2.305</w:t>
+            </w:r>
+          </w:p>
+        </w:tc>
+        <w:tc>
+          <w:tcPr>
+            <w:tcW w:w="853" w:type="dxa"/>
+            <w:noWrap/>
+            <w:hideMark/>
+          </w:tcPr>
+          <w:p>
+            <w:pPr>
+              <w:pStyle w:val="Tab-saturs"/>
+            </w:pPr>
+          </w:p>
+        </w:tc>
+      </w:tr>
+      <w:tr>
+        <w:trPr>
+          <w:trHeight w:val="300"/>
+        </w:trPr>
+        <w:tc>
+          <w:tcPr>
+            <w:tcW w:w="1980" w:type="dxa"/>
+            <w:noWrap/>
+            <w:hideMark/>
+          </w:tcPr>
+          <w:p>
+            <w:pPr>
+              <w:pStyle w:val="Tab-saturs"/>
+            </w:pPr>
+            <w:r>
+              <w:t>KARTEX: ŽOGA DĒĻI</w:t>
+            </w:r>
+          </w:p>
+        </w:tc>
+        <w:tc>
+          <w:tcPr>
+            <w:tcW w:w="1130" w:type="dxa"/>
+            <w:noWrap/>
+            <w:hideMark/>
+          </w:tcPr>
+          <w:p>
+            <w:pPr>
+              <w:pStyle w:val="Tab-saturs"/>
+            </w:pPr>
+            <w:r>
+              <w:t>2026-01</w:t>
+            </w:r>
+          </w:p>
+        </w:tc>
+        <w:tc>
+          <w:tcPr>
+            <w:tcW w:w="859" w:type="dxa"/>
+            <w:noWrap/>
+            <w:hideMark/>
+          </w:tcPr>
+          <w:p>
+            <w:pPr>
+              <w:pStyle w:val="Tab-saturs"/>
+            </w:pPr>
+            <w:r>
+              <w:t>0</w:t>
+            </w:r>
+          </w:p>
+        </w:tc>
+        <w:tc>
+          <w:tcPr>
+            <w:tcW w:w="1328" w:type="dxa"/>
+            <w:noWrap/>
+            <w:hideMark/>
+          </w:tcPr>
+          <w:p>
+            <w:pPr>
+              <w:pStyle w:val="Tab-saturs"/>
+            </w:pPr>
+            <w:r>
+              <w:t>0</w:t>
+            </w:r>
+          </w:p>
+        </w:tc>
+        <w:tc>
+          <w:tcPr>
+            <w:tcW w:w="1124" w:type="dxa"/>
+            <w:noWrap/>
+            <w:hideMark/>
+          </w:tcPr>
+          <w:p>
+            <w:pPr>
+              <w:pStyle w:val="Tab-saturs"/>
+            </w:pPr>
+            <w:r>
+              <w:t>0</w:t>
+            </w:r>
+          </w:p>
+        </w:tc>
+        <w:tc>
+          <w:tcPr>
+            <w:tcW w:w="1017" w:type="dxa"/>
+            <w:noWrap/>
+            <w:hideMark/>
+          </w:tcPr>
+          <w:p>
+            <w:pPr>
+              <w:pStyle w:val="Tab-saturs"/>
+            </w:pPr>
+            <w:r>
+              <w:t>0</w:t>
+            </w:r>
+          </w:p>
+        </w:tc>
+        <w:tc>
+          <w:tcPr>
+            <w:tcW w:w="853" w:type="dxa"/>
+            <w:noWrap/>
+            <w:hideMark/>
+          </w:tcPr>
+          <w:p>
+            <w:pPr>
+              <w:pStyle w:val="Tab-saturs"/>
+            </w:pPr>
+          </w:p>
+        </w:tc>
+      </w:tr>
+      <w:tr>
+        <w:trPr>
+          <w:trHeight w:val="300"/>
+        </w:trPr>
+        <w:tc>
+          <w:tcPr>
+            <w:tcW w:w="1980" w:type="dxa"/>
+            <w:noWrap/>
+            <w:hideMark/>
+          </w:tcPr>
+          <w:p>
+            <w:pPr>
+              <w:pStyle w:val="Tab-saturs"/>
+            </w:pPr>
+            <w:r>
+              <w:t>BUVNIEKS: NEĒVELĒTI</w:t>
+            </w:r>
+          </w:p>
+        </w:tc>
+        <w:tc>
+          <w:tcPr>
+            <w:tcW w:w="1130" w:type="dxa"/>
+            <w:noWrap/>
+            <w:hideMark/>
+          </w:tcPr>
+          <w:p>
+            <w:pPr>
+              <w:pStyle w:val="Tab-saturs"/>
+            </w:pPr>
+            <w:r>
+              <w:t>2026-02</w:t>
+            </w:r>
+          </w:p>
+        </w:tc>
+        <w:tc>
+          <w:tcPr>
+            <w:tcW w:w="859" w:type="dxa"/>
+            <w:noWrap/>
+            <w:hideMark/>
+          </w:tcPr>
+          <w:p>
+            <w:pPr>
+              <w:pStyle w:val="Tab-saturs"/>
+            </w:pPr>
+            <w:r>
+              <w:t>4.166</w:t>
+            </w:r>
+          </w:p>
+        </w:tc>
+        <w:tc>
+          <w:tcPr>
+            <w:tcW w:w="1328" w:type="dxa"/>
+            <w:noWrap/>
+            <w:hideMark/>
+          </w:tcPr>
+          <w:p>
+            <w:pPr>
+              <w:pStyle w:val="Tab-saturs"/>
+            </w:pPr>
+            <w:r>
+              <w:t>0</w:t>
+            </w:r>
+          </w:p>
+        </w:tc>
+        <w:tc>
+          <w:tcPr>
+            <w:tcW w:w="1124" w:type="dxa"/>
+            <w:noWrap/>
+            <w:hideMark/>
+          </w:tcPr>
+          <w:p>
+            <w:pPr>
+              <w:pStyle w:val="Tab-saturs"/>
+            </w:pPr>
+            <w:r>
+              <w:t>4.166</w:t>
+            </w:r>
+          </w:p>
+        </w:tc>
+        <w:tc>
+          <w:tcPr>
+            <w:tcW w:w="1017" w:type="dxa"/>
+            <w:noWrap/>
+            <w:hideMark/>
+          </w:tcPr>
+          <w:p>
+            <w:pPr>
+              <w:pStyle w:val="Tab-saturs"/>
+            </w:pPr>
+            <w:r>
+              <w:t>17.352</w:t>
+            </w:r>
+          </w:p>
+        </w:tc>
+        <w:tc>
+          <w:tcPr>
+            <w:tcW w:w="853" w:type="dxa"/>
+            <w:noWrap/>
+            <w:hideMark/>
+          </w:tcPr>
+          <w:p>
+            <w:pPr>
+              <w:pStyle w:val="Tab-saturs"/>
+            </w:pPr>
+            <w:r>
+              <w:t>1</w:t>
+            </w:r>
+          </w:p>
+        </w:tc>
+      </w:tr>
+      <w:tr>
+        <w:trPr>
+          <w:trHeight w:val="300"/>
+        </w:trPr>
+        <w:tc>
+          <w:tcPr>
+            <w:tcW w:w="1980" w:type="dxa"/>
+            <w:noWrap/>
+            <w:hideMark/>
+          </w:tcPr>
+          <w:p>
+            <w:pPr>
+              <w:pStyle w:val="Tab-saturs"/>
+            </w:pPr>
+            <w:r>
+              <w:t>BUVNIEKS: ĒVELĒTI</w:t>
+            </w:r>
+          </w:p>
+        </w:tc>
+        <w:tc>
+          <w:tcPr>
+            <w:tcW w:w="1130" w:type="dxa"/>
+            <w:noWrap/>
+            <w:hideMark/>
+          </w:tcPr>
+          <w:p>
+            <w:pPr>
+              <w:pStyle w:val="Tab-saturs"/>
+            </w:pPr>
+            <w:r>
+              <w:t>2026-02</w:t>
+            </w:r>
+          </w:p>
+        </w:tc>
+        <w:tc>
+          <w:tcPr>
+            <w:tcW w:w="859" w:type="dxa"/>
+            <w:noWrap/>
+            <w:hideMark/>
+          </w:tcPr>
+          <w:p>
+            <w:pPr>
+              <w:pStyle w:val="Tab-saturs"/>
+            </w:pPr>
+            <w:r>
+              <w:t>0</w:t>
+            </w:r>
+          </w:p>
+        </w:tc>
+        <w:tc>
+          <w:tcPr>
+            <w:tcW w:w="1328" w:type="dxa"/>
+            <w:noWrap/>
+            <w:hideMark/>
+          </w:tcPr>
+          <w:p>
+            <w:pPr>
+              <w:pStyle w:val="Tab-saturs"/>
+            </w:pPr>
+            <w:r>
+              <w:t>4.608</w:t>
+            </w:r>
+          </w:p>
+        </w:tc>
+        <w:tc>
+          <w:tcPr>
+            <w:tcW w:w="1124" w:type="dxa"/>
+            <w:noWrap/>
+            <w:hideMark/>
+          </w:tcPr>
+          <w:p>
+            <w:pPr>
+              <w:pStyle w:val="Tab-saturs"/>
+            </w:pPr>
+            <w:r>
+              <w:t>4.608</w:t>
+            </w:r>
+          </w:p>
+        </w:tc>
+        <w:tc>
+          <w:tcPr>
+            <w:tcW w:w="1017" w:type="dxa"/>
+            <w:noWrap/>
+            <w:hideMark/>
+          </w:tcPr>
+          <w:p>
+            <w:pPr>
+              <w:pStyle w:val="Tab-saturs"/>
+            </w:pPr>
+            <w:r>
+              <w:t>21.235</w:t>
+            </w:r>
+          </w:p>
+        </w:tc>
+        <w:tc>
+          <w:tcPr>
+            <w:tcW w:w="853" w:type="dxa"/>
+            <w:noWrap/>
+            <w:hideMark/>
+          </w:tcPr>
+          <w:p>
+            <w:pPr>
+              <w:pStyle w:val="Tab-saturs"/>
+            </w:pPr>
+          </w:p>
+        </w:tc>
+      </w:tr>
+      <w:tr>
+        <w:trPr>
+          <w:trHeight w:val="300"/>
+        </w:trPr>
+        <w:tc>
+          <w:tcPr>
+            <w:tcW w:w="1980" w:type="dxa"/>
+            <w:noWrap/>
+            <w:hideMark/>
+          </w:tcPr>
+          <w:p>
+            <w:pPr>
+              <w:pStyle w:val="Tab-saturs"/>
+            </w:pPr>
+            <w:r>
+              <w:t>KARTEX: APDARES DĒĻI</w:t>
+            </w:r>
+          </w:p>
+        </w:tc>
+        <w:tc>
+          <w:tcPr>
+            <w:tcW w:w="1130" w:type="dxa"/>
+            <w:noWrap/>
+            <w:hideMark/>
+          </w:tcPr>
+          <w:p>
+            <w:pPr>
+              <w:pStyle w:val="Tab-saturs"/>
+            </w:pPr>
+            <w:r>
+              <w:t>2026-02</w:t>
+            </w:r>
+          </w:p>
+        </w:tc>
+        <w:tc>
+          <w:tcPr>
+            <w:tcW w:w="859" w:type="dxa"/>
+            <w:noWrap/>
+            <w:hideMark/>
+          </w:tcPr>
+          <w:p>
+            <w:pPr>
+              <w:pStyle w:val="Tab-saturs"/>
+            </w:pPr>
+            <w:r>
+              <w:t>0</w:t>
+            </w:r>
+          </w:p>
+        </w:tc>
+        <w:tc>
+          <w:tcPr>
+            <w:tcW w:w="1328" w:type="dxa"/>
+            <w:noWrap/>
+            <w:hideMark/>
+          </w:tcPr>
+          <w:p>
+            <w:pPr>
+              <w:pStyle w:val="Tab-saturs"/>
+            </w:pPr>
+            <w:r>
+              <w:t>8.251</w:t>
+            </w:r>
+          </w:p>
+        </w:tc>
+        <w:tc>
+          <w:tcPr>
+            <w:tcW w:w="1124" w:type="dxa"/>
+            <w:noWrap/>
+            <w:hideMark/>
+          </w:tcPr>
+          <w:p>
+            <w:pPr>
+              <w:pStyle w:val="Tab-saturs"/>
+            </w:pPr>
+            <w:r>
+              <w:t>8.251</w:t>
+            </w:r>
+          </w:p>
+        </w:tc>
+        <w:tc>
+          <w:tcPr>
+            <w:tcW w:w="1017" w:type="dxa"/>
+            <w:noWrap/>
+            <w:hideMark/>
+          </w:tcPr>
+          <w:p>
+            <w:pPr>
+              <w:pStyle w:val="Tab-saturs"/>
+            </w:pPr>
+            <w:r>
+              <w:t>68.077</w:t>
+            </w:r>
+          </w:p>
+        </w:tc>
+        <w:tc>
+          <w:tcPr>
+            <w:tcW w:w="853" w:type="dxa"/>
+            <w:noWrap/>
+            <w:hideMark/>
+          </w:tcPr>
+          <w:p>
+            <w:pPr>
+              <w:pStyle w:val="Tab-saturs"/>
+            </w:pPr>
+          </w:p>
+        </w:tc>
+      </w:tr>
+      <w:tr>
+        <w:trPr>
+          <w:trHeight w:val="300"/>
+        </w:trPr>
+        <w:tc>
+          <w:tcPr>
+            <w:tcW w:w="1980" w:type="dxa"/>
+            <w:noWrap/>
+            <w:hideMark/>
+          </w:tcPr>
+          <w:p>
+            <w:pPr>
+              <w:pStyle w:val="Tab-saturs"/>
+            </w:pPr>
+            <w:r>
+              <w:t>KARTEX: KARKASS</w:t>
+            </w:r>
+          </w:p>
+        </w:tc>
+        <w:tc>
+          <w:tcPr>
+            <w:tcW w:w="1130" w:type="dxa"/>
+            <w:noWrap/>
+            <w:hideMark/>
+          </w:tcPr>
+          <w:p>
+            <w:pPr>
+              <w:pStyle w:val="Tab-saturs"/>
+            </w:pPr>
+            <w:r>
+              <w:t>2026-02</w:t>
+            </w:r>
+          </w:p>
+        </w:tc>
+        <w:tc>
+          <w:tcPr>
+            <w:tcW w:w="859" w:type="dxa"/>
+            <w:noWrap/>
+            <w:hideMark/>
+          </w:tcPr>
+          <w:p>
+            <w:pPr>
+              <w:pStyle w:val="Tab-saturs"/>
+            </w:pPr>
+            <w:r>
+              <w:t>0.486</w:t>
+            </w:r>
+          </w:p>
+        </w:tc>
+        <w:tc>
+          <w:tcPr>
+            <w:tcW w:w="1328" w:type="dxa"/>
+            <w:noWrap/>
+            <w:hideMark/>
+          </w:tcPr>
+          <w:p>
+            <w:pPr>
+              <w:pStyle w:val="Tab-saturs"/>
+            </w:pPr>
+            <w:r>
+              <w:t>0.128</w:t>
+            </w:r>
+          </w:p>
+        </w:tc>
+        <w:tc>
+          <w:tcPr>
+            <w:tcW w:w="1124" w:type="dxa"/>
+            <w:noWrap/>
+            <w:hideMark/>
+          </w:tcPr>
+          <w:p>
+            <w:pPr>
+              <w:pStyle w:val="Tab-saturs"/>
+            </w:pPr>
+            <w:r>
+              <w:t>0.358</w:t>
+            </w:r>
+          </w:p>
+        </w:tc>
+        <w:tc>
+          <w:tcPr>
+            <w:tcW w:w="1017" w:type="dxa"/>
+            <w:noWrap/>
+            <w:hideMark/>
+          </w:tcPr>
+          <w:p>
+            <w:pPr>
+              <w:pStyle w:val="Tab-saturs"/>
+            </w:pPr>
+            <w:r>
+              <w:t>0.128</w:t>
+            </w:r>
+          </w:p>
+        </w:tc>
+        <w:tc>
+          <w:tcPr>
+            <w:tcW w:w="853" w:type="dxa"/>
+            <w:noWrap/>
+            <w:hideMark/>
+          </w:tcPr>
+          <w:p>
+            <w:pPr>
+              <w:pStyle w:val="Tab-saturs"/>
+            </w:pPr>
+            <w:r>
+              <w:t>0.737</w:t>
+            </w:r>
+          </w:p>
+        </w:tc>
+      </w:tr>
+      <w:tr>
+        <w:trPr>
+          <w:trHeight w:val="300"/>
+        </w:trPr>
+        <w:tc>
+          <w:tcPr>
+            <w:tcW w:w="1980" w:type="dxa"/>
+            <w:noWrap/>
+            <w:hideMark/>
+          </w:tcPr>
+          <w:p>
+            <w:pPr>
+              <w:pStyle w:val="Tab-saturs"/>
+            </w:pPr>
+            <w:r>
+              <w:t>KARTEX: KOKMATERIĀLI</w:t>
+            </w:r>
+          </w:p>
+        </w:tc>
+        <w:tc>
+          <w:tcPr>
+            <w:tcW w:w="1130" w:type="dxa"/>
+            <w:noWrap/>
+            <w:hideMark/>
+          </w:tcPr>
+          <w:p>
+            <w:pPr>
+              <w:pStyle w:val="Tab-saturs"/>
+            </w:pPr>
+            <w:r>
+              <w:t>2026-02</w:t>
+            </w:r>
+          </w:p>
+        </w:tc>
+        <w:tc>
+          <w:tcPr>
+            <w:tcW w:w="859" w:type="dxa"/>
+            <w:noWrap/>
+            <w:hideMark/>
+          </w:tcPr>
+          <w:p>
+            <w:pPr>
+              <w:pStyle w:val="Tab-saturs"/>
+            </w:pPr>
+            <w:r>
+              <w:t>0</w:t>
+            </w:r>
+          </w:p>
+        </w:tc>
+        <w:tc>
+          <w:tcPr>
+            <w:tcW w:w="1328" w:type="dxa"/>
+            <w:noWrap/>
+            <w:hideMark/>
+          </w:tcPr>
+          <w:p>
+            <w:pPr>
+              <w:pStyle w:val="Tab-saturs"/>
+            </w:pPr>
+            <w:r>
+              <w:t>0.618</w:t>
+            </w:r>
+          </w:p>
+        </w:tc>
+        <w:tc>
+          <w:tcPr>
+            <w:tcW w:w="1124" w:type="dxa"/>
+            <w:noWrap/>
+            <w:hideMark/>
+          </w:tcPr>
+          <w:p>
+            <w:pPr>
+              <w:pStyle w:val="Tab-saturs"/>
+            </w:pPr>
+            <w:r>
+              <w:t>0.618</w:t>
+            </w:r>
+          </w:p>
+        </w:tc>
+        <w:tc>
+          <w:tcPr>
+            <w:tcW w:w="1017" w:type="dxa"/>
+            <w:noWrap/>
+            <w:hideMark/>
+          </w:tcPr>
+          <w:p>
+            <w:pPr>
+              <w:pStyle w:val="Tab-saturs"/>
+            </w:pPr>
+            <w:r>
+              <w:t>0.382</w:t>
+            </w:r>
+          </w:p>
+        </w:tc>
+        <w:tc>
+          <w:tcPr>
+            <w:tcW w:w="853" w:type="dxa"/>
+            <w:noWrap/>
+            <w:hideMark/>
+          </w:tcPr>
+          <w:p>
+            <w:pPr>
+              <w:pStyle w:val="Tab-saturs"/>
+            </w:pPr>
+          </w:p>
+        </w:tc>
+      </w:tr>
+      <w:tr>
+        <w:trPr>
+          <w:trHeight w:val="300"/>
+        </w:trPr>
+        <w:tc>
+          <w:tcPr>
+            <w:tcW w:w="1980" w:type="dxa"/>
+            <w:noWrap/>
+            <w:hideMark/>
+          </w:tcPr>
+          <w:p>
+            <w:pPr>
+              <w:pStyle w:val="Tab-saturs"/>
+            </w:pPr>
+            <w:r>
+              <w:t>KARTEX: TERASES DĒĻI</w:t>
+            </w:r>
+          </w:p>
+        </w:tc>
+        <w:tc>
+          <w:tcPr>
+            <w:tcW w:w="1130" w:type="dxa"/>
+            <w:noWrap/>
+            <w:hideMark/>
+          </w:tcPr>
+          <w:p>
+            <w:pPr>
+              <w:pStyle w:val="Tab-saturs"/>
+            </w:pPr>
+            <w:r>
+              <w:t>2026-02</w:t>
+            </w:r>
+          </w:p>
+        </w:tc>
+        <w:tc>
+          <w:tcPr>
+            <w:tcW w:w="859" w:type="dxa"/>
+            <w:noWrap/>
+            <w:hideMark/>
+          </w:tcPr>
+          <w:p>
+            <w:pPr>
+              <w:pStyle w:val="Tab-saturs"/>
+            </w:pPr>
+            <w:r>
+              <w:t>0</w:t>
+            </w:r>
+          </w:p>
+        </w:tc>
+        <w:tc>
+          <w:tcPr>
+            <w:tcW w:w="1328" w:type="dxa"/>
+            <w:noWrap/>
+            <w:hideMark/>
+          </w:tcPr>
+          <w:p>
+            <w:pPr>
+              <w:pStyle w:val="Tab-saturs"/>
+            </w:pPr>
+            <w:r>
+              <w:t>3.883</w:t>
+            </w:r>
+          </w:p>
+        </w:tc>
+        <w:tc>
+          <w:tcPr>
+            <w:tcW w:w="1124" w:type="dxa"/>
+            <w:noWrap/>
+            <w:hideMark/>
+          </w:tcPr>
+          <w:p>
+            <w:pPr>
+              <w:pStyle w:val="Tab-saturs"/>
+            </w:pPr>
+            <w:r>
+              <w:t>3.883</w:t>
+            </w:r>
+          </w:p>
+        </w:tc>
+        <w:tc>
+          <w:tcPr>
+            <w:tcW w:w="1017" w:type="dxa"/>
+            <w:noWrap/>
+            <w:hideMark/>
+          </w:tcPr>
+          <w:p>
+            <w:pPr>
+              <w:pStyle w:val="Tab-saturs"/>
+            </w:pPr>
+            <w:r>
+              <w:t>15.081</w:t>
+            </w:r>
+          </w:p>
+        </w:tc>
+        <w:tc>
+          <w:tcPr>
+            <w:tcW w:w="853" w:type="dxa"/>
+            <w:noWrap/>
+            <w:hideMark/>
+          </w:tcPr>
+          <w:p>
+            <w:pPr>
+              <w:pStyle w:val="Tab-saturs"/>
+            </w:pPr>
+          </w:p>
+        </w:tc>
+      </w:tr>
+      <w:tr>
+        <w:trPr>
+          <w:trHeight w:val="300"/>
+        </w:trPr>
+        <w:tc>
+          <w:tcPr>
+            <w:tcW w:w="1980" w:type="dxa"/>
+            <w:noWrap/>
+            <w:hideMark/>
+          </w:tcPr>
+          <w:p>
+            <w:pPr>
+              <w:pStyle w:val="Tab-saturs"/>
+            </w:pPr>
+            <w:r>
+              <w:t>KARTEX: ŽOGA DĒĻI</w:t>
+            </w:r>
+          </w:p>
+        </w:tc>
+        <w:tc>
+          <w:tcPr>
+            <w:tcW w:w="1130" w:type="dxa"/>
+            <w:noWrap/>
+            <w:hideMark/>
+          </w:tcPr>
+          <w:p>
+            <w:pPr>
+              <w:pStyle w:val="Tab-saturs"/>
+            </w:pPr>
+            <w:r>
+              <w:t>2026-02</w:t>
+            </w:r>
+          </w:p>
+        </w:tc>
+        <w:tc>
+          <w:tcPr>
+            <w:tcW w:w="859" w:type="dxa"/>
+            <w:noWrap/>
+            <w:hideMark/>
+          </w:tcPr>
+          <w:p>
+            <w:pPr>
+              <w:pStyle w:val="Tab-saturs"/>
+            </w:pPr>
+            <w:r>
+              <w:t>0.054</w:t>
+            </w:r>
+          </w:p>
+        </w:tc>
+        <w:tc>
+          <w:tcPr>
+            <w:tcW w:w="1328" w:type="dxa"/>
+            <w:noWrap/>
+            <w:hideMark/>
+          </w:tcPr>
+          <w:p>
+            <w:pPr>
+              <w:pStyle w:val="Tab-saturs"/>
+            </w:pPr>
+            <w:r>
+              <w:t>0.071</w:t>
+            </w:r>
+          </w:p>
+        </w:tc>
+        <w:tc>
+          <w:tcPr>
+            <w:tcW w:w="1124" w:type="dxa"/>
+            <w:noWrap/>
+            <w:hideMark/>
+          </w:tcPr>
+          <w:p>
+            <w:pPr>
+              <w:pStyle w:val="Tab-saturs"/>
+            </w:pPr>
+            <w:r>
+              <w:t>0.017</w:t>
+            </w:r>
+          </w:p>
+        </w:tc>
+        <w:tc>
+          <w:tcPr>
+            <w:tcW w:w="1017" w:type="dxa"/>
+            <w:noWrap/>
+            <w:hideMark/>
+          </w:tcPr>
+          <w:p>
+            <w:pPr>
+              <w:pStyle w:val="Tab-saturs"/>
+            </w:pPr>
+            <w:r>
+              <w:t>0</w:t>
+            </w:r>
+          </w:p>
+        </w:tc>
+        <w:tc>
+          <w:tcPr>
+            <w:tcW w:w="853" w:type="dxa"/>
+            <w:noWrap/>
+            <w:hideMark/>
+          </w:tcPr>
+          <w:p>
+            <w:pPr>
+              <w:pStyle w:val="Tab-saturs"/>
+            </w:pPr>
+            <w:r>
+              <w:t>0.31</w:t>
+            </w:r>
+          </w:p>
+        </w:tc>
+      </w:tr>
+      <w:tr>
+        <w:trPr>
+          <w:trHeight w:val="300"/>
+        </w:trPr>
+        <w:tc>
+          <w:tcPr>
+            <w:tcW w:w="1980" w:type="dxa"/>
+            <w:noWrap/>
+            <w:hideMark/>
+          </w:tcPr>
+          <w:p>
+            <w:pPr>
+              <w:pStyle w:val="Tab-saturs"/>
+            </w:pPr>
+            <w:r>
+              <w:t>BUVNIEKS: NEĒVELĒTI</w:t>
+            </w:r>
+          </w:p>
+        </w:tc>
+        <w:tc>
+          <w:tcPr>
+            <w:tcW w:w="1130" w:type="dxa"/>
+            <w:noWrap/>
+            <w:hideMark/>
+          </w:tcPr>
+          <w:p>
+            <w:pPr>
+              <w:pStyle w:val="Tab-saturs"/>
+            </w:pPr>
+            <w:r>
+              <w:t>2026-03</w:t>
+            </w:r>
+          </w:p>
+        </w:tc>
+        <w:tc>
+          <w:tcPr>
+            <w:tcW w:w="859" w:type="dxa"/>
+            <w:noWrap/>
+            <w:hideMark/>
+          </w:tcPr>
+          <w:p>
+            <w:pPr>
+              <w:pStyle w:val="Tab-saturs"/>
+            </w:pPr>
+            <w:r>
+              <w:t>12.333</w:t>
+            </w:r>
+          </w:p>
+        </w:tc>
+        <w:tc>
+          <w:tcPr>
+            <w:tcW w:w="1328" w:type="dxa"/>
+            <w:noWrap/>
+            <w:hideMark/>
+          </w:tcPr>
+          <w:p>
+            <w:pPr>
+              <w:pStyle w:val="Tab-saturs"/>
+            </w:pPr>
+            <w:r>
+              <w:t>0</w:t>
+            </w:r>
+          </w:p>
+        </w:tc>
+        <w:tc>
+          <w:tcPr>
+            <w:tcW w:w="1124" w:type="dxa"/>
+            <w:noWrap/>
+            <w:hideMark/>
+          </w:tcPr>
+          <w:p>
+            <w:pPr>
+              <w:pStyle w:val="Tab-saturs"/>
+            </w:pPr>
+            <w:r>
+              <w:t>12.333</w:t>
+            </w:r>
+          </w:p>
+        </w:tc>
+        <w:tc>
+          <w:tcPr>
+            <w:tcW w:w="1017" w:type="dxa"/>
+            <w:noWrap/>
+            <w:hideMark/>
+          </w:tcPr>
+          <w:p>
+            <w:pPr>
+              <w:pStyle w:val="Tab-saturs"/>
+            </w:pPr>
+            <w:r>
+              <w:t>152.105</w:t>
+            </w:r>
+          </w:p>
+        </w:tc>
+        <w:tc>
+          <w:tcPr>
+            <w:tcW w:w="853" w:type="dxa"/>
+            <w:noWrap/>
+            <w:hideMark/>
+          </w:tcPr>
+          <w:p>
+            <w:pPr>
+              <w:pStyle w:val="Tab-saturs"/>
+            </w:pPr>
+            <w:r>
+              <w:t>1</w:t>
+            </w:r>
+          </w:p>
+        </w:tc>
+      </w:tr>
+      <w:tr>
+        <w:trPr>
+          <w:trHeight w:val="300"/>
+        </w:trPr>
+        <w:tc>
+          <w:tcPr>
+            <w:tcW w:w="1980" w:type="dxa"/>
+            <w:noWrap/>
+            <w:hideMark/>
+          </w:tcPr>
+          <w:p>
+            <w:pPr>
+              <w:pStyle w:val="Tab-saturs"/>
+            </w:pPr>
+            <w:r>
+              <w:t>BUVNIEKS: ĒVELĒTI</w:t>
+            </w:r>
+          </w:p>
+        </w:tc>
+        <w:tc>
+          <w:tcPr>
+            <w:tcW w:w="1130" w:type="dxa"/>
+            <w:noWrap/>
+            <w:hideMark/>
+          </w:tcPr>
+          <w:p>
+            <w:pPr>
+              <w:pStyle w:val="Tab-saturs"/>
+            </w:pPr>
+            <w:r>
+              <w:t>2026-03</w:t>
+            </w:r>
+          </w:p>
+        </w:tc>
+        <w:tc>
+          <w:tcPr>
+            <w:tcW w:w="859" w:type="dxa"/>
+            <w:noWrap/>
+            <w:hideMark/>
+          </w:tcPr>
+          <w:p>
+            <w:pPr>
+              <w:pStyle w:val="Tab-saturs"/>
+            </w:pPr>
+            <w:r>
+              <w:t>0.092</w:t>
+            </w:r>
+          </w:p>
+        </w:tc>
+        <w:tc>
+          <w:tcPr>
+            <w:tcW w:w="1328" w:type="dxa"/>
+            <w:noWrap/>
+            <w:hideMark/>
+          </w:tcPr>
+          <w:p>
+            <w:pPr>
+              <w:pStyle w:val="Tab-saturs"/>
+            </w:pPr>
+            <w:r>
+              <w:t>6.92</w:t>
+            </w:r>
+          </w:p>
+        </w:tc>
+        <w:tc>
+          <w:tcPr>
+            <w:tcW w:w="1124" w:type="dxa"/>
+            <w:noWrap/>
+            <w:hideMark/>
+          </w:tcPr>
+          <w:p>
+            <w:pPr>
+              <w:pStyle w:val="Tab-saturs"/>
+            </w:pPr>
+            <w:r>
+              <w:t>6.828</w:t>
+            </w:r>
+          </w:p>
+        </w:tc>
+        <w:tc>
+          <w:tcPr>
+            <w:tcW w:w="1017" w:type="dxa"/>
+            <w:noWrap/>
+            <w:hideMark/>
+          </w:tcPr>
+          <w:p>
+            <w:pPr>
+              <w:pStyle w:val="Tab-saturs"/>
+            </w:pPr>
+            <w:r>
+              <w:t>46.618</w:t>
+            </w:r>
+          </w:p>
+        </w:tc>
+        <w:tc>
+          <w:tcPr>
+            <w:tcW w:w="853" w:type="dxa"/>
+            <w:noWrap/>
+            <w:hideMark/>
+          </w:tcPr>
+          <w:p>
+            <w:pPr>
+              <w:pStyle w:val="Tab-saturs"/>
+            </w:pPr>
+            <w:r>
+              <w:t>74.23</w:t>
+            </w:r>
+          </w:p>
+        </w:tc>
+      </w:tr>
+      <w:tr>
+        <w:trPr>
+          <w:trHeight w:val="300"/>
+        </w:trPr>
+        <w:tc>
+          <w:tcPr>
+            <w:tcW w:w="1980" w:type="dxa"/>
+            <w:noWrap/>
+            <w:hideMark/>
+          </w:tcPr>
+          <w:p>
+            <w:pPr>
+              <w:pStyle w:val="Tab-saturs"/>
+            </w:pPr>
+            <w:r>
+              <w:t>KARTEX: APDARES DĒĻI</w:t>
+            </w:r>
+          </w:p>
+        </w:tc>
+        <w:tc>
+          <w:tcPr>
+            <w:tcW w:w="1130" w:type="dxa"/>
+            <w:noWrap/>
+            <w:hideMark/>
+          </w:tcPr>
+          <w:p>
+            <w:pPr>
+              <w:pStyle w:val="Tab-saturs"/>
+            </w:pPr>
+            <w:r>
+              <w:t>2026-03</w:t>
+            </w:r>
+          </w:p>
+        </w:tc>
+        <w:tc>
+          <w:tcPr>
+            <w:tcW w:w="859" w:type="dxa"/>
+            <w:noWrap/>
+            <w:hideMark/>
+          </w:tcPr>
+          <w:p>
+            <w:pPr>
+              <w:pStyle w:val="Tab-saturs"/>
+            </w:pPr>
+            <w:r>
+              <w:t>1.365</w:t>
+            </w:r>
+          </w:p>
+        </w:tc>
+        <w:tc>
+          <w:tcPr>
+            <w:tcW w:w="1328" w:type="dxa"/>
+            <w:noWrap/>
+            <w:hideMark/>
+          </w:tcPr>
+          <w:p>
+            <w:pPr>
+              <w:pStyle w:val="Tab-saturs"/>
+            </w:pPr>
+            <w:r>
+              <w:t>9.374</w:t>
+            </w:r>
+          </w:p>
+        </w:tc>
+        <w:tc>
+          <w:tcPr>
+            <w:tcW w:w="1124" w:type="dxa"/>
+            <w:noWrap/>
+            <w:hideMark/>
+          </w:tcPr>
+          <w:p>
+            <w:pPr>
+              <w:pStyle w:val="Tab-saturs"/>
+            </w:pPr>
+            <w:r>
+              <w:t>8.009</w:t>
+            </w:r>
+          </w:p>
+        </w:tc>
+        <w:tc>
+          <w:tcPr>
+            <w:tcW w:w="1017" w:type="dxa"/>
+            <w:noWrap/>
+            <w:hideMark/>
+          </w:tcPr>
+          <w:p>
+            <w:pPr>
+              <w:pStyle w:val="Tab-saturs"/>
+            </w:pPr>
+            <w:r>
+              <w:t>64.141</w:t>
+            </w:r>
+          </w:p>
+        </w:tc>
+        <w:tc>
+          <w:tcPr>
+            <w:tcW w:w="853" w:type="dxa"/>
+            <w:noWrap/>
+            <w:hideMark/>
+          </w:tcPr>
+          <w:p>
+            <w:pPr>
+              <w:pStyle w:val="Tab-saturs"/>
+            </w:pPr>
+            <w:r>
+              <w:t>5.866</w:t>
+            </w:r>
+          </w:p>
+        </w:tc>
+      </w:tr>
+      <w:tr>
+        <w:trPr>
+          <w:trHeight w:val="300"/>
+        </w:trPr>
+        <w:tc>
+          <w:tcPr>
+            <w:tcW w:w="1980" w:type="dxa"/>
+            <w:noWrap/>
+            <w:hideMark/>
+          </w:tcPr>
+          <w:p>
+            <w:pPr>
+              <w:pStyle w:val="Tab-saturs"/>
+            </w:pPr>
+            <w:r>
+              <w:t>KARTEX: KARKASS</w:t>
+            </w:r>
+          </w:p>
+        </w:tc>
+        <w:tc>
+          <w:tcPr>
+            <w:tcW w:w="1130" w:type="dxa"/>
+            <w:noWrap/>
+            <w:hideMark/>
+          </w:tcPr>
+          <w:p>
+            <w:pPr>
+              <w:pStyle w:val="Tab-saturs"/>
+            </w:pPr>
+            <w:r>
+              <w:t>2026-03</w:t>
+            </w:r>
+          </w:p>
+        </w:tc>
+        <w:tc>
+          <w:tcPr>
+            <w:tcW w:w="859" w:type="dxa"/>
+            <w:noWrap/>
+            <w:hideMark/>
+          </w:tcPr>
+          <w:p>
+            <w:pPr>
+              <w:pStyle w:val="Tab-saturs"/>
+            </w:pPr>
+            <w:r>
+              <w:t>0.975</w:t>
+            </w:r>
+          </w:p>
+        </w:tc>
+        <w:tc>
+          <w:tcPr>
+            <w:tcW w:w="1328" w:type="dxa"/>
+            <w:noWrap/>
+            <w:hideMark/>
+          </w:tcPr>
+          <w:p>
+            <w:pPr>
+              <w:pStyle w:val="Tab-saturs"/>
+            </w:pPr>
+            <w:r>
+              <w:t>0.105</w:t>
+            </w:r>
+          </w:p>
+        </w:tc>
+        <w:tc>
+          <w:tcPr>
+            <w:tcW w:w="1124" w:type="dxa"/>
+            <w:noWrap/>
+            <w:hideMark/>
+          </w:tcPr>
+          <w:p>
+            <w:pPr>
+              <w:pStyle w:val="Tab-saturs"/>
+            </w:pPr>
+            <w:r>
+              <w:t>0.869</w:t>
+            </w:r>
+          </w:p>
+        </w:tc>
+        <w:tc>
+          <w:tcPr>
+            <w:tcW w:w="1017" w:type="dxa"/>
+            <w:noWrap/>
+            <w:hideMark/>
+          </w:tcPr>
+          <w:p>
+            <w:pPr>
+              <w:pStyle w:val="Tab-saturs"/>
+            </w:pPr>
+            <w:r>
+              <w:t>0.756</w:t>
+            </w:r>
+          </w:p>
+        </w:tc>
+        <w:tc>
+          <w:tcPr>
+            <w:tcW w:w="853" w:type="dxa"/>
+            <w:noWrap/>
+            <w:hideMark/>
+          </w:tcPr>
+          <w:p>
+            <w:pPr>
+              <w:pStyle w:val="Tab-saturs"/>
+            </w:pPr>
+            <w:r>
+              <w:t>0.892</w:t>
+            </w:r>
+          </w:p>
+        </w:tc>
+      </w:tr>
+      <w:tr>
+        <w:trPr>
+          <w:trHeight w:val="300"/>
+        </w:trPr>
+        <w:tc>
+          <w:tcPr>
+            <w:tcW w:w="1980" w:type="dxa"/>
+            <w:noWrap/>
+            <w:hideMark/>
+          </w:tcPr>
+          <w:p>
+            <w:pPr>
+              <w:pStyle w:val="Tab-saturs"/>
+            </w:pPr>
+            <w:r>
+              <w:t>KARTEX: KOKMATERIĀLI</w:t>
+            </w:r>
+          </w:p>
+        </w:tc>
+        <w:tc>
+          <w:tcPr>
+            <w:tcW w:w="1130" w:type="dxa"/>
+            <w:noWrap/>
+            <w:hideMark/>
+          </w:tcPr>
+          <w:p>
+            <w:pPr>
+              <w:pStyle w:val="Tab-saturs"/>
+            </w:pPr>
+            <w:r>
+              <w:t>2026-03</w:t>
+            </w:r>
+          </w:p>
+        </w:tc>
+        <w:tc>
+          <w:tcPr>
+            <w:tcW w:w="859" w:type="dxa"/>
+            <w:noWrap/>
+            <w:hideMark/>
+          </w:tcPr>
+          <w:p>
+            <w:pPr>
+              <w:pStyle w:val="Tab-saturs"/>
+            </w:pPr>
+            <w:r>
+              <w:t>0.112</w:t>
+            </w:r>
+          </w:p>
+        </w:tc>
+        <w:tc>
+          <w:tcPr>
+            <w:tcW w:w="1328" w:type="dxa"/>
+            <w:noWrap/>
+            <w:hideMark/>
+          </w:tcPr>
+          <w:p>
+            <w:pPr>
+              <w:pStyle w:val="Tab-saturs"/>
+            </w:pPr>
+            <w:r>
+              <w:t>0</w:t>
+            </w:r>
+          </w:p>
+        </w:tc>
+        <w:tc>
+          <w:tcPr>
+            <w:tcW w:w="1124" w:type="dxa"/>
+            <w:noWrap/>
+            <w:hideMark/>
+          </w:tcPr>
+          <w:p>
+            <w:pPr>
+              <w:pStyle w:val="Tab-saturs"/>
+            </w:pPr>
+            <w:r>
+              <w:t>0.112</w:t>
+            </w:r>
+          </w:p>
+        </w:tc>
+        <w:tc>
+          <w:tcPr>
+            <w:tcW w:w="1017" w:type="dxa"/>
+            <w:noWrap/>
+            <w:hideMark/>
+          </w:tcPr>
+          <w:p>
+            <w:pPr>
+              <w:pStyle w:val="Tab-saturs"/>
+            </w:pPr>
+            <w:r>
+              <w:t>0.012</w:t>
+            </w:r>
+          </w:p>
+        </w:tc>
+        <w:tc>
+          <w:tcPr>
+            <w:tcW w:w="853" w:type="dxa"/>
+            <w:noWrap/>
+            <w:hideMark/>
+          </w:tcPr>
+          <w:p>
+            <w:pPr>
+              <w:pStyle w:val="Tab-saturs"/>
+            </w:pPr>
+            <w:r>
+              <w:t>1</w:t>
+            </w:r>
+          </w:p>
+        </w:tc>
+      </w:tr>
+      <w:tr>
+        <w:trPr>
+          <w:trHeight w:val="300"/>
+        </w:trPr>
+        <w:tc>
+          <w:tcPr>
+            <w:tcW w:w="1980" w:type="dxa"/>
+            <w:noWrap/>
+            <w:hideMark/>
+          </w:tcPr>
+          <w:p>
+            <w:pPr>
+              <w:pStyle w:val="Tab-saturs"/>
+            </w:pPr>
+            <w:r>
+              <w:t>KARTEX: TERASES DĒĻI</w:t>
+            </w:r>
+          </w:p>
+        </w:tc>
+        <w:tc>
+          <w:tcPr>
+            <w:tcW w:w="1130" w:type="dxa"/>
+            <w:noWrap/>
+            <w:hideMark/>
+          </w:tcPr>
+          <w:p>
+            <w:pPr>
+              <w:pStyle w:val="Tab-saturs"/>
+            </w:pPr>
+            <w:r>
+              <w:t>2026-03</w:t>
+            </w:r>
+          </w:p>
+        </w:tc>
+        <w:tc>
+          <w:tcPr>
+            <w:tcW w:w="859" w:type="dxa"/>
+            <w:noWrap/>
+            <w:hideMark/>
+          </w:tcPr>
+          <w:p>
+            <w:pPr>
+              <w:pStyle w:val="Tab-saturs"/>
+            </w:pPr>
+            <w:r>
+              <w:t>1.579</w:t>
+            </w:r>
+          </w:p>
+        </w:tc>
+        <w:tc>
+          <w:tcPr>
+            <w:tcW w:w="1328" w:type="dxa"/>
+            <w:noWrap/>
+            <w:hideMark/>
+          </w:tcPr>
+          <w:p>
+            <w:pPr>
+              <w:pStyle w:val="Tab-saturs"/>
+            </w:pPr>
+            <w:r>
+              <w:t>4.202</w:t>
+            </w:r>
+          </w:p>
+        </w:tc>
+        <w:tc>
+          <w:tcPr>
+            <w:tcW w:w="1124" w:type="dxa"/>
+            <w:noWrap/>
+            <w:hideMark/>
+          </w:tcPr>
+          <w:p>
+            <w:pPr>
+              <w:pStyle w:val="Tab-saturs"/>
+            </w:pPr>
+            <w:r>
+              <w:t>2.624</w:t>
+            </w:r>
+          </w:p>
+        </w:tc>
+        <w:tc>
+          <w:tcPr>
+            <w:tcW w:w="1017" w:type="dxa"/>
+            <w:noWrap/>
+            <w:hideMark/>
+          </w:tcPr>
+          <w:p>
+            <w:pPr>
+              <w:pStyle w:val="Tab-saturs"/>
+            </w:pPr>
+            <w:r>
+              <w:t>6.885</w:t>
+            </w:r>
+          </w:p>
+        </w:tc>
+        <w:tc>
+          <w:tcPr>
+            <w:tcW w:w="853" w:type="dxa"/>
+            <w:noWrap/>
+            <w:hideMark/>
+          </w:tcPr>
+          <w:p>
+            <w:pPr>
+              <w:pStyle w:val="Tab-saturs"/>
+            </w:pPr>
+            <w:r>
+              <w:t>1.662</w:t>
+            </w:r>
+          </w:p>
+        </w:tc>
+      </w:tr>
+      <w:tr>
+        <w:trPr>
+          <w:trHeight w:val="300"/>
+        </w:trPr>
+        <w:tc>
+          <w:tcPr>
+            <w:tcW w:w="1980" w:type="dxa"/>
+            <w:noWrap/>
+            <w:hideMark/>
+          </w:tcPr>
+          <w:p>
+            <w:pPr>
+              <w:pStyle w:val="Tab-saturs"/>
+            </w:pPr>
+            <w:r>
+              <w:t>KARTEX: ŽOGA DĒĻI</w:t>
+            </w:r>
+          </w:p>
+        </w:tc>
+        <w:tc>
+          <w:tcPr>
+            <w:tcW w:w="1130" w:type="dxa"/>
+            <w:noWrap/>
+            <w:hideMark/>
+          </w:tcPr>
+          <w:p>
+            <w:pPr>
+              <w:pStyle w:val="Tab-saturs"/>
+            </w:pPr>
+            <w:r>
+              <w:t>2026-03</w:t>
+            </w:r>
+          </w:p>
+        </w:tc>
+        <w:tc>
+          <w:tcPr>
+            <w:tcW w:w="859" w:type="dxa"/>
+            <w:noWrap/>
+            <w:hideMark/>
+          </w:tcPr>
+          <w:p>
+            <w:pPr>
+              <w:pStyle w:val="Tab-saturs"/>
+            </w:pPr>
+            <w:r>
+              <w:t>1.27</w:t>
+            </w:r>
+          </w:p>
+        </w:tc>
+        <w:tc>
+          <w:tcPr>
+            <w:tcW w:w="1328" w:type="dxa"/>
+            <w:noWrap/>
+            <w:hideMark/>
+          </w:tcPr>
+          <w:p>
+            <w:pPr>
+              <w:pStyle w:val="Tab-saturs"/>
+            </w:pPr>
+            <w:r>
+              <w:t>0.091</w:t>
+            </w:r>
+          </w:p>
+        </w:tc>
+        <w:tc>
+          <w:tcPr>
+            <w:tcW w:w="1124" w:type="dxa"/>
+            <w:noWrap/>
+            <w:hideMark/>
+          </w:tcPr>
+          <w:p>
+            <w:pPr>
+              <w:pStyle w:val="Tab-saturs"/>
+            </w:pPr>
+            <w:r>
+              <w:t>1.179</w:t>
+            </w:r>
+          </w:p>
+        </w:tc>
+        <w:tc>
+          <w:tcPr>
+            <w:tcW w:w="1017" w:type="dxa"/>
+            <w:noWrap/>
+            <w:hideMark/>
+          </w:tcPr>
+          <w:p>
+            <w:pPr>
+              <w:pStyle w:val="Tab-saturs"/>
+            </w:pPr>
+            <w:r>
+              <w:t>1.39</w:t>
+            </w:r>
+          </w:p>
+        </w:tc>
+        <w:tc>
+          <w:tcPr>
+            <w:tcW w:w="853" w:type="dxa"/>
+            <w:noWrap/>
+            <w:hideMark/>
+          </w:tcPr>
+          <w:p>
+            <w:pPr>
+              <w:pStyle w:val="Tab-saturs"/>
+            </w:pPr>
+            <w:r>
+              <w:t>0.928</w:t>
+            </w:r>
+          </w:p>
+        </w:tc>
+      </w:tr>
+    </w:tbl>
     <w:p>
       <w:pPr>
         <w:spacing w:after="160" w:line="259" w:lineRule="auto"/>
@@ -34697,7 +38740,7 @@
       </w:pPr>
     </w:p>
     <w:sectPr>
-      <w:footerReference w:type="default" r:id="rId24"/>
+      <w:footerReference w:type="default" r:id="rId25"/>
       <w:pgSz w:w="11907" w:h="16840" w:code="9"/>
       <w:pgMar w:top="1440" w:right="1803" w:bottom="1440" w:left="1803" w:header="709" w:footer="709" w:gutter="0"/>
       <w:cols w:space="708"/>
@@ -39904,6 +43947,22 @@
           <w:noProof/>
         </w:rPr>
         <w:t>"es", bet tas ir "mēs". Tā drīkst?</w:t>
+      </w:r>
+    </w:p>
+  </w:comment>
+  <w:comment w:id="141" w:author="Deniss" w:date="2026-04-19T20:47:00Z" w:initials="D">
+    <w:p>
+      <w:pPr>
+        <w:pStyle w:val="CommentText"/>
+      </w:pPr>
+      <w:r>
+        <w:rPr>
+          <w:rStyle w:val="CommentReference"/>
+        </w:rPr>
+        <w:annotationRef/>
+      </w:r>
+      <w:r>
+        <w:t>The augmentation experiment was implemented directly in the existing LSTM forecasting script. In the original implementation, the LSTM pipeline first generated sliding windows from the grouped time series, then standardized the resulting tensors, trained one pooled model on all groups, and finally predicted the next month for each material group. The modified implementation preserves this structure and changes only the window-generation stage - when augmentation is enabled, each newly created real window is combined with the previous real window of the same material group. The synthetic window and target are constructed as the arithmetic mean of the two neighboring windows and targets, respecitvely. Thus, if two consecutive training samples are denoted as (X₁, y₁) and (X₂, y₂), then the additional synthetic sample is defined as ((X₁ + X₂) / 2, (y₁ + y₂) / 2). Augmentation experiment isolates one specific change — increasing the number of training windows — without altering the model. Visually changes are visible below</w:t>
       </w:r>
     </w:p>
   </w:comment>
@@ -40031,6 +44090,7 @@
   <w15:commentEx w15:paraId="7FF355F1" w15:done="0"/>
   <w15:commentEx w15:paraId="28155693" w15:done="0"/>
   <w15:commentEx w15:paraId="09B8B4D4" w15:done="0"/>
+  <w15:commentEx w15:paraId="0D80B923" w15:done="0"/>
 </w15:commentsEx>
 </file>
 
@@ -40155,6 +44215,7 @@
   <w16cex:commentExtensible w16cex:durableId="27D5D4CD" w16cex:dateUtc="2026-04-19T12:39:00Z"/>
   <w16cex:commentExtensible w16cex:durableId="2D6672EF" w16cex:dateUtc="2026-04-19T14:53:00Z"/>
   <w16cex:commentExtensible w16cex:durableId="12759E43" w16cex:dateUtc="2026-04-19T16:12:00Z"/>
+  <w16cex:commentExtensible w16cex:durableId="4F15859F" w16cex:dateUtc="2026-04-19T17:47:00Z"/>
 </w16cex:commentsExtensible>
 </file>
 
@@ -40279,6 +44340,7 @@
   <w16cid:commentId w16cid:paraId="7FF355F1" w16cid:durableId="27D5D4CD"/>
   <w16cid:commentId w16cid:paraId="28155693" w16cid:durableId="2D6672EF"/>
   <w16cid:commentId w16cid:paraId="09B8B4D4" w16cid:durableId="12759E43"/>
+  <w16cid:commentId w16cid:paraId="0D80B923" w16cid:durableId="4F15859F"/>
 </w16cid:commentsIds>
 </file>
 
@@ -50383,7 +54445,6 @@
     <w:sig w:usb0="00000287" w:usb1="00000800" w:usb2="00000000" w:usb3="00000000" w:csb0="0000009F" w:csb1="00000000"/>
   </w:font>
   <w:font w:name="MS Mincho">
-    <w:altName w:val="ＭＳ 明朝"/>
     <w:panose1 w:val="02020609040205080304"/>
     <w:charset w:val="80"/>
     <w:family w:val="modern"/>
@@ -50481,7 +54542,6 @@
     <w:rsid w:val="008C285C"/>
     <w:rsid w:val="00903C5C"/>
     <w:rsid w:val="00942F17"/>
-    <w:rsid w:val="00951289"/>
     <w:rsid w:val="00984AC2"/>
     <w:rsid w:val="00B003D8"/>
     <w:rsid w:val="00B62A4C"/>
@@ -50499,6 +54559,7 @@
     <w:rsid w:val="00D7095D"/>
     <w:rsid w:val="00D8221B"/>
     <w:rsid w:val="00E55A00"/>
+    <w:rsid w:val="00E662F7"/>
     <w:rsid w:val="00ED6C9D"/>
     <w:rsid w:val="00F425CE"/>
     <w:rsid w:val="00FD387C"/>
@@ -52508,11 +56569,31 @@
     </b:Author>
     <b:RefOrder>35</b:RefOrder>
   </b:Source>
+  <b:Source>
+    <b:Tag>Den26</b:Tag>
+    <b:SourceType>InternetSite</b:SourceType>
+    <b:Guid>{9BC29AE2-2331-4643-89C3-4A9018A4631D}</b:Guid>
+    <b:Title>denissgrabovskis/bachelor</b:Title>
+    <b:Year>2026</b:Year>
+    <b:InternetSiteTitle>GitHub</b:InternetSiteTitle>
+    <b:URL>https://github.com/denissgrabovskis/bachelor</b:URL>
+    <b:Author>
+      <b:Author>
+        <b:NameList>
+          <b:Person>
+            <b:Last>Deniss</b:Last>
+            <b:First>Grabovskis</b:First>
+          </b:Person>
+        </b:NameList>
+      </b:Author>
+    </b:Author>
+    <b:RefOrder>40</b:RefOrder>
+  </b:Source>
 </b:Sources>
 </file>
 
 <file path=customXml/itemProps1.xml><?xml version="1.0" encoding="utf-8"?>
-<ds:datastoreItem xmlns:ds="http://schemas.openxmlformats.org/officeDocument/2006/customXml" ds:itemID="{2EC43CCD-2D00-46E3-96B2-7C42C15FEFB3}">
+<ds:datastoreItem xmlns:ds="http://schemas.openxmlformats.org/officeDocument/2006/customXml" ds:itemID="{11CB80AD-3BEB-4538-A155-00CFCB068597}">
   <ds:schemaRefs>
     <ds:schemaRef ds:uri="http://schemas.openxmlformats.org/officeDocument/2006/bibliography"/>
   </ds:schemaRefs>

--- a/Deniss Grabovskis 231RDB217.docx
+++ b/Deniss Grabovskis 231RDB217.docx
@@ -2605,27 +2605,37 @@
       <w:bookmarkStart w:id="20" w:name="_Toc225535000"/>
       <w:commentRangeStart w:id="21"/>
       <w:commentRangeStart w:id="22"/>
+      <w:commentRangeStart w:id="23"/>
       <w:r>
         <w:lastRenderedPageBreak/>
         <w:t>Ievads</w:t>
       </w:r>
       <w:bookmarkEnd w:id="20"/>
-      <w:commentRangeEnd w:id="22"/>
+      <w:commentRangeEnd w:id="23"/>
       <w:r>
         <w:rPr>
           <w:rStyle w:val="CommentReference"/>
           <w:sz w:val="28"/>
           <w:szCs w:val="28"/>
         </w:rPr>
-        <w:commentReference w:id="22"/>
-      </w:r>
-      <w:commentRangeEnd w:id="21"/>
+        <w:commentReference w:id="23"/>
+      </w:r>
+      <w:commentRangeEnd w:id="22"/>
       <w:r>
         <w:rPr>
           <w:rStyle w:val="CommentReference"/>
           <w:sz w:val="28"/>
           <w:szCs w:val="28"/>
         </w:rPr>
+        <w:commentReference w:id="22"/>
+      </w:r>
+      <w:commentRangeEnd w:id="21"/>
+      <w:r>
+        <w:rPr>
+          <w:rStyle w:val="CommentReference"/>
+          <w:sz w:val="28"/>
+          <w:szCs w:val="28"/>
+        </w:rPr>
         <w:commentReference w:id="21"/>
       </w:r>
     </w:p>
@@ -2641,23 +2651,23 @@
       <w:pPr>
         <w:pStyle w:val="Teksts"/>
       </w:pPr>
-      <w:commentRangeStart w:id="23"/>
+      <w:commentRangeStart w:id="24"/>
       <w:r>
         <w:t>Tradicionālās prognozēšanas pieejas parasti balstās uz vēsturiskiem pārdošanas datiem, lai gan pats pieprasījums ir nelineārs un var būt atkarīgs no vairākiem citiem faktoriem</w:t>
       </w:r>
-      <w:commentRangeEnd w:id="23"/>
+      <w:commentRangeEnd w:id="24"/>
       <w:r>
         <w:rPr>
           <w:rStyle w:val="CommentReference"/>
           <w:sz w:val="24"/>
           <w:szCs w:val="24"/>
         </w:rPr>
-        <w:commentReference w:id="23"/>
+        <w:commentReference w:id="24"/>
       </w:r>
       <w:r>
         <w:t xml:space="preserve">. </w:t>
       </w:r>
-      <w:commentRangeStart w:id="24"/>
+      <w:commentRangeStart w:id="25"/>
       <w:r>
         <w:t>Neironu tīkli bieži</w:t>
       </w:r>
@@ -2670,14 +2680,14 @@
       <w:r>
         <w:t>modernāks risinājums šāda veida problēmai</w:t>
       </w:r>
-      <w:commentRangeEnd w:id="24"/>
+      <w:commentRangeEnd w:id="25"/>
       <w:r>
         <w:rPr>
           <w:rStyle w:val="CommentReference"/>
           <w:sz w:val="24"/>
           <w:szCs w:val="24"/>
         </w:rPr>
-        <w:commentReference w:id="24"/>
+        <w:commentReference w:id="25"/>
       </w:r>
       <w:r>
         <w:t>.</w:t>
@@ -2704,34 +2714,34 @@
       <w:r>
         <w:t xml:space="preserve">Trešais izaicinājums prognozēšanā ir pietiekama datu apjoma jautājums: to trūkums </w:t>
       </w:r>
-      <w:commentRangeStart w:id="25"/>
+      <w:commentRangeStart w:id="26"/>
       <w:r>
         <w:t>tieši ietekmē prognozēšanas metožu precizitāti</w:t>
       </w:r>
-      <w:commentRangeEnd w:id="25"/>
+      <w:commentRangeEnd w:id="26"/>
       <w:r>
         <w:rPr>
           <w:rStyle w:val="CommentReference"/>
           <w:sz w:val="24"/>
           <w:szCs w:val="24"/>
         </w:rPr>
-        <w:commentReference w:id="25"/>
+        <w:commentReference w:id="26"/>
       </w:r>
       <w:r>
         <w:t xml:space="preserve">. Šī problēma bieži tiek risināta, izmantojot mākslīgu </w:t>
       </w:r>
-      <w:commentRangeStart w:id="26"/>
+      <w:commentRangeStart w:id="27"/>
       <w:r>
         <w:t>datu sintēzi</w:t>
       </w:r>
-      <w:commentRangeEnd w:id="26"/>
+      <w:commentRangeEnd w:id="27"/>
       <w:r>
         <w:rPr>
           <w:rStyle w:val="CommentReference"/>
           <w:sz w:val="24"/>
           <w:szCs w:val="24"/>
         </w:rPr>
-        <w:commentReference w:id="26"/>
+        <w:commentReference w:id="27"/>
       </w:r>
       <w:r>
         <w:t xml:space="preserve">, taču tā var darboties atšķirīgi dažādos apstākļos: dažos gadījumos tā var uzlabot prognozes precizitāti, bet citos tā var to faktiski pasliktināt. Tāpēc šajā </w:t>
@@ -2789,7 +2799,7 @@
         <w:pStyle w:val="1-lm-numurts-virsraksts"/>
         <w:ind w:left="714" w:hanging="357"/>
       </w:pPr>
-      <w:bookmarkStart w:id="27" w:name="_Toc225535001"/>
+      <w:bookmarkStart w:id="28" w:name="_Toc225535001"/>
       <w:r>
         <w:lastRenderedPageBreak/>
         <w:t>Uzņēmuma apraksts</w:t>
@@ -2797,7 +2807,7 @@
       <w:r>
         <w:t xml:space="preserve"> un sākotnējie dati</w:t>
       </w:r>
-      <w:bookmarkEnd w:id="27"/>
+      <w:bookmarkEnd w:id="28"/>
     </w:p>
     <w:p>
       <w:pPr>
@@ -2840,11 +2850,11 @@
       <w:pPr>
         <w:pStyle w:val="2-lm-virsraksts"/>
       </w:pPr>
-      <w:bookmarkStart w:id="28" w:name="_Toc225535002"/>
+      <w:bookmarkStart w:id="29" w:name="_Toc225535002"/>
       <w:r>
         <w:t>Datu apraksts</w:t>
       </w:r>
-      <w:bookmarkEnd w:id="28"/>
+      <w:bookmarkEnd w:id="29"/>
     </w:p>
     <w:p>
       <w:pPr>
@@ -2853,18 +2863,18 @@
       <w:r>
         <w:t xml:space="preserve">Uzņēmuma sniegtie dati satur informāciju par pārdošanas un pirkšanas apjomiem konkrētos laika periodos. Lai gan šajā darbā tiks prognozēti tikai pārdošanas apjomi, </w:t>
       </w:r>
-      <w:commentRangeStart w:id="29"/>
+      <w:commentRangeStart w:id="30"/>
       <w:r>
         <w:t>tiks ņemti vērā arī pirkšanas dati, vismaz izmantojot neironu tīklus</w:t>
       </w:r>
-      <w:commentRangeEnd w:id="29"/>
+      <w:commentRangeEnd w:id="30"/>
       <w:r>
         <w:rPr>
           <w:rStyle w:val="CommentReference"/>
           <w:sz w:val="24"/>
           <w:szCs w:val="24"/>
         </w:rPr>
-        <w:commentReference w:id="29"/>
+        <w:commentReference w:id="30"/>
       </w:r>
       <w:r>
         <w:t>. Tas ir tāpēc, ka, kā minēts ievadā, tirgus ir nelineārs un pieprasījumu var ietekmēt saistītie faktori.</w:t>
@@ -2899,18 +2909,18 @@
       <w:pPr>
         <w:pStyle w:val="Uzsk-aizzmes"/>
       </w:pPr>
-      <w:commentRangeStart w:id="30"/>
+      <w:commentRangeStart w:id="31"/>
       <w:r>
         <w:t>materiāla īpašības (izmēri, zīmols, kvalitāte) tiek atkārtotas no lapas uz lapu: ja īpašība mainās vienā vietā, tā ir jāmaina desmitiem citu;</w:t>
       </w:r>
-      <w:commentRangeEnd w:id="30"/>
+      <w:commentRangeEnd w:id="31"/>
       <w:r>
         <w:rPr>
           <w:rStyle w:val="CommentReference"/>
           <w:sz w:val="24"/>
           <w:szCs w:val="24"/>
         </w:rPr>
-        <w:commentReference w:id="30"/>
+        <w:commentReference w:id="31"/>
       </w:r>
     </w:p>
     <w:p>
@@ -3051,7 +3061,7 @@
                 <w:rFonts w:ascii="Times New Roman Bold" w:hAnsi="Times New Roman Bold" w:hint="eastAsia"/>
               </w:rPr>
             </w:pPr>
-            <w:commentRangeStart w:id="31"/>
+            <w:commentRangeStart w:id="32"/>
             <w:r>
               <w:rPr>
                 <w:rFonts w:ascii="Times New Roman Bold" w:hAnsi="Times New Roman Bold"/>
@@ -4321,14 +4331,14 @@
             <w:r>
               <w:t>Atlikums gabalos reizināts ar ‘Cena m3’ kolonu</w:t>
             </w:r>
-            <w:commentRangeEnd w:id="31"/>
+            <w:commentRangeEnd w:id="32"/>
             <w:r>
               <w:rPr>
                 <w:rStyle w:val="CommentReference"/>
                 <w:sz w:val="22"/>
                 <w:szCs w:val="22"/>
               </w:rPr>
-              <w:commentReference w:id="31"/>
+              <w:commentReference w:id="32"/>
             </w:r>
           </w:p>
         </w:tc>
@@ -4416,21 +4426,21 @@
       <w:r>
         <w:fldChar w:fldCharType="end"/>
       </w:r>
-      <w:commentRangeStart w:id="32"/>
+      <w:commentRangeStart w:id="33"/>
       <w:r>
         <w:t xml:space="preserve">. att. </w:t>
       </w:r>
       <w:r>
         <w:t xml:space="preserve">Dokumentēto </w:t>
       </w:r>
-      <w:commentRangeEnd w:id="32"/>
+      <w:commentRangeEnd w:id="33"/>
       <w:r>
         <w:rPr>
           <w:rStyle w:val="CommentReference"/>
           <w:sz w:val="24"/>
           <w:szCs w:val="24"/>
         </w:rPr>
-        <w:commentReference w:id="32"/>
+        <w:commentReference w:id="33"/>
       </w:r>
       <w:r>
         <w:t>materiālu daudzums</w:t>
@@ -4445,49 +4455,49 @@
       <w:pPr>
         <w:pStyle w:val="1-lm-numurts-virsraksts"/>
       </w:pPr>
-      <w:bookmarkStart w:id="33" w:name="_Toc225535003"/>
-      <w:commentRangeStart w:id="34"/>
+      <w:bookmarkStart w:id="34" w:name="_Toc225535003"/>
+      <w:commentRangeStart w:id="35"/>
       <w:r>
         <w:lastRenderedPageBreak/>
         <w:t>Literatūras apraksts</w:t>
       </w:r>
-      <w:bookmarkEnd w:id="33"/>
-      <w:commentRangeEnd w:id="34"/>
+      <w:bookmarkEnd w:id="34"/>
+      <w:commentRangeEnd w:id="35"/>
       <w:r>
         <w:rPr>
           <w:rStyle w:val="CommentReference"/>
           <w:sz w:val="28"/>
           <w:szCs w:val="28"/>
         </w:rPr>
-        <w:commentReference w:id="34"/>
+        <w:commentReference w:id="35"/>
       </w:r>
     </w:p>
     <w:p>
       <w:pPr>
         <w:pStyle w:val="2-lm-virsraksts"/>
       </w:pPr>
-      <w:bookmarkStart w:id="35" w:name="_Toc225535004"/>
+      <w:bookmarkStart w:id="36" w:name="_Toc225535004"/>
       <w:r>
         <w:t>Kāpēc uzņēmuma dati tiek uzskatīti par laika rindām?</w:t>
       </w:r>
-      <w:bookmarkEnd w:id="35"/>
+      <w:bookmarkEnd w:id="36"/>
     </w:p>
     <w:p>
       <w:pPr>
         <w:pStyle w:val="Teksts"/>
       </w:pPr>
-      <w:commentRangeStart w:id="36"/>
+      <w:commentRangeStart w:id="37"/>
       <w:r>
         <w:t xml:space="preserve">Formāli </w:t>
       </w:r>
-      <w:commentRangeEnd w:id="36"/>
+      <w:commentRangeEnd w:id="37"/>
       <w:r>
         <w:rPr>
           <w:rStyle w:val="CommentReference"/>
           <w:sz w:val="24"/>
           <w:szCs w:val="24"/>
         </w:rPr>
-        <w:commentReference w:id="36"/>
+        <w:commentReference w:id="37"/>
       </w:r>
       <w:r>
         <w:t xml:space="preserve">pārdošanas prognozēšanas problēma ir saistīta ar laika gaitā novērota lieluma vērtību prognozēšanu: pārdošanas apjomi tiek reģistrēti ar datuma atsauci, kas nozīmē, ka katrai produkta pozīcijai var izveidot sakārtotu vērtību secību (piemēram, pārdošanas apjomi pa dienām/nedēļām/mēnešiem). Literatūrā šāds objekts parasti tiek uzskatīts par laika rindu, kurai tiek izmantotas laika rindu prognozēšanas metodes </w:t>
@@ -4552,18 +4562,18 @@
       <w:pPr>
         <w:pStyle w:val="Teksts"/>
       </w:pPr>
-      <w:commentRangeStart w:id="37"/>
+      <w:commentRangeStart w:id="38"/>
       <w:r>
         <w:t xml:space="preserve">Praksē </w:t>
       </w:r>
-      <w:commentRangeEnd w:id="37"/>
+      <w:commentRangeEnd w:id="38"/>
       <w:r>
         <w:rPr>
           <w:rStyle w:val="CommentReference"/>
           <w:sz w:val="24"/>
           <w:szCs w:val="24"/>
         </w:rPr>
-        <w:commentReference w:id="37"/>
+        <w:commentReference w:id="38"/>
       </w:r>
       <w:r>
         <w:t xml:space="preserve">tas nozīmē, ka uzņēmuma sākotnējā Excel izklājlapa jāinterpretē kā laika rindu kopa (pēc materiāla vai pēc apkopotām materiālu grupām), un sekojošā modeļu izvēle ir pārdošanas apjomiem/pieprasījumam piemērojamo laika rindu prognozēšanas modeļu izvēle. </w:t>
@@ -4573,31 +4583,31 @@
       <w:pPr>
         <w:pStyle w:val="2-lm-virsraksts"/>
       </w:pPr>
-      <w:bookmarkStart w:id="38" w:name="_Toc225535005"/>
+      <w:bookmarkStart w:id="39" w:name="_Toc225535005"/>
       <w:r>
         <w:t>Tradicionālās prognozēšanas metodes un bāzes modeļu izvēle</w:t>
       </w:r>
       <w:r>
         <w:t>.</w:t>
       </w:r>
-      <w:bookmarkEnd w:id="38"/>
+      <w:bookmarkEnd w:id="39"/>
     </w:p>
     <w:p>
       <w:pPr>
         <w:pStyle w:val="Teksts"/>
       </w:pPr>
-      <w:commentRangeStart w:id="39"/>
+      <w:commentRangeStart w:id="40"/>
       <w:r>
         <w:t xml:space="preserve">Pārskatos </w:t>
       </w:r>
-      <w:commentRangeEnd w:id="39"/>
+      <w:commentRangeEnd w:id="40"/>
       <w:r>
         <w:rPr>
           <w:rStyle w:val="CommentReference"/>
           <w:sz w:val="24"/>
           <w:szCs w:val="24"/>
         </w:rPr>
-        <w:commentReference w:id="39"/>
+        <w:commentReference w:id="40"/>
       </w:r>
       <w:r>
         <w:t xml:space="preserve">par pieprasījuma prognozēšanu ražošanas un piegādes ķēdēs tradicionālās kvantitatīvās metodes tiek raksturotas kā pieejas, kas izmanto vēsturiskos datus, identificē tendences/modeļus un veido prognozes nākotnes periodiem. Šīs pieejas izšķir vienkāršus bāzes modeļus (naivos), slīdošos vidējos un ARIMA saimi </w:t>
@@ -4697,18 +4707,18 @@
       <w:pPr>
         <w:pStyle w:val="Teksts"/>
       </w:pPr>
-      <w:commentRangeStart w:id="40"/>
+      <w:commentRangeStart w:id="41"/>
       <w:r>
         <w:t xml:space="preserve">Sašaurinot </w:t>
       </w:r>
-      <w:commentRangeEnd w:id="40"/>
+      <w:commentRangeEnd w:id="41"/>
       <w:r>
         <w:rPr>
           <w:rStyle w:val="CommentReference"/>
           <w:sz w:val="24"/>
           <w:szCs w:val="24"/>
         </w:rPr>
-        <w:commentReference w:id="40"/>
+        <w:commentReference w:id="41"/>
       </w:r>
       <w:r>
         <w:t xml:space="preserve">fokusu uz pārdošanas apjomiem, mazumtirdzniecības literatūrā tiek uzsvērts, ka laikrindu modeļi vēsturiski ir plaši izmantoti kopējo pārdošanas apjomu prognozēšanai, visbiežāk izmantojot vienkāršo eksponenciālo izlīdzināšanu un tās paplašinājumus, kā arī ARIMA </w:t>
@@ -4815,18 +4825,18 @@
       <w:pPr>
         <w:pStyle w:val="Teksts"/>
       </w:pPr>
-      <w:commentRangeStart w:id="41"/>
+      <w:commentRangeStart w:id="42"/>
       <w:r>
         <w:t xml:space="preserve">Tā </w:t>
       </w:r>
-      <w:commentRangeEnd w:id="41"/>
+      <w:commentRangeEnd w:id="42"/>
       <w:r>
         <w:rPr>
           <w:rStyle w:val="CommentReference"/>
           <w:sz w:val="24"/>
           <w:szCs w:val="24"/>
         </w:rPr>
-        <w:commentReference w:id="41"/>
+        <w:commentReference w:id="42"/>
       </w:r>
       <w:r>
         <w:t xml:space="preserve">kā SARIMA un eksponenciālā izlīdzināšana tiek konsekventi izmantota pārdošanas literatūrā, </w:t>
@@ -4947,18 +4957,18 @@
       <w:pPr>
         <w:pStyle w:val="Teksts"/>
       </w:pPr>
-      <w:commentRangeStart w:id="42"/>
+      <w:commentRangeStart w:id="43"/>
       <w:r>
         <w:t xml:space="preserve">SARIMA </w:t>
       </w:r>
-      <w:commentRangeEnd w:id="42"/>
+      <w:commentRangeEnd w:id="43"/>
       <w:r>
         <w:rPr>
           <w:rStyle w:val="CommentReference"/>
           <w:sz w:val="24"/>
           <w:szCs w:val="24"/>
         </w:rPr>
-        <w:commentReference w:id="42"/>
+        <w:commentReference w:id="43"/>
       </w:r>
       <w:r>
         <w:t xml:space="preserve">ir ARIMA paplašinājums sezonālām rindām: modelis izmanto divus parametru kopumus — nesezonālos (p, d, q) un sezonālos (P, D, Q, s), kur p/q veido AR/MA komponentus, d veido diferenciācijas secību, un sezonālie parametri pievieno līdzīgu struktūru sezonālajā nobīdēs </w:t>
@@ -5093,7 +5103,7 @@
       <w:pPr>
         <w:pStyle w:val="Teksts"/>
       </w:pPr>
-      <w:commentRangeStart w:id="43"/>
+      <w:commentRangeStart w:id="44"/>
       <w:r>
         <w:t>Holt</w:t>
       </w:r>
@@ -5103,14 +5113,14 @@
       <w:r>
         <w:t xml:space="preserve"> </w:t>
       </w:r>
-      <w:commentRangeEnd w:id="43"/>
+      <w:commentRangeEnd w:id="44"/>
       <w:r>
         <w:rPr>
           <w:rStyle w:val="CommentReference"/>
           <w:sz w:val="24"/>
           <w:szCs w:val="24"/>
         </w:rPr>
-        <w:commentReference w:id="43"/>
+        <w:commentReference w:id="44"/>
       </w:r>
       <w:r>
         <w:t>metode ir eksponenciālās izlīdzināšanas metožu saime, kas paplašina vienkāršu izlīdzināšanu, lai ņemtu vērā tendences un sezonalitāti. Lietišķajā literatūrā tā ir skaidri aprakstīta kā metode, ko izmanto, ja dati uzrāda tendences un sezonālu uzvedību, un tā ir arī sadalīta multiplikatīvos un aditīvos sezonalitātes variantos</w:t>
@@ -5202,29 +5212,29 @@
       <w:pPr>
         <w:pStyle w:val="2-lm-virsraksts"/>
       </w:pPr>
-      <w:bookmarkStart w:id="44" w:name="_Toc225535006"/>
+      <w:bookmarkStart w:id="45" w:name="_Toc225535006"/>
       <w:r>
         <w:lastRenderedPageBreak/>
         <w:t>Neironu tīkli laika rindām</w:t>
       </w:r>
-      <w:bookmarkEnd w:id="44"/>
+      <w:bookmarkEnd w:id="45"/>
     </w:p>
     <w:p>
       <w:pPr>
         <w:pStyle w:val="Teksts"/>
       </w:pPr>
-      <w:commentRangeStart w:id="45"/>
+      <w:commentRangeStart w:id="46"/>
       <w:r>
         <w:t xml:space="preserve">Neironu </w:t>
       </w:r>
-      <w:commentRangeEnd w:id="45"/>
+      <w:commentRangeEnd w:id="46"/>
       <w:r>
         <w:rPr>
           <w:rStyle w:val="CommentReference"/>
           <w:sz w:val="24"/>
           <w:szCs w:val="24"/>
         </w:rPr>
-        <w:commentReference w:id="45"/>
+        <w:commentReference w:id="46"/>
       </w:r>
       <w:r>
         <w:t xml:space="preserve">tīklu izmantošanu pārdošanas prognozēšanā apstiprina sistemātiski mazumtirdzniecības nozares pārskati: dziļās mācīšanās modeļi tiek uzskatīti par atsevišķu jomu, pārskatos ir uzskaitīti DL ietvari un izmantotie novērtēšanas rādītāji, kā arī tiek apspriestas DL priekšrocības un ierobežojumi pārdošanas prognozēšanā </w:t>
@@ -5321,18 +5331,18 @@
       <w:pPr>
         <w:pStyle w:val="Teksts"/>
       </w:pPr>
-      <w:commentRangeStart w:id="46"/>
+      <w:commentRangeStart w:id="47"/>
       <w:r>
         <w:t xml:space="preserve">Literatūrā </w:t>
       </w:r>
-      <w:commentRangeEnd w:id="46"/>
+      <w:commentRangeEnd w:id="47"/>
       <w:r>
         <w:rPr>
           <w:rStyle w:val="CommentReference"/>
           <w:sz w:val="24"/>
           <w:szCs w:val="24"/>
         </w:rPr>
-        <w:commentReference w:id="46"/>
+        <w:commentReference w:id="47"/>
       </w:r>
       <w:r>
         <w:t xml:space="preserve">par laika rindu prognozēšanu LSTM parasti tiek identificēts kā RNN paplašinājums, kas risina tradicionālo RNN "īstermiņa atmiņas" problēmu un ļauj saglabāt atkarības ilgākā laika periodā, izmantojot šūnas stāvokli un vārtu mehānismu </w:t>
@@ -5435,18 +5445,18 @@
       <w:pPr>
         <w:pStyle w:val="Teksts"/>
       </w:pPr>
-      <w:commentRangeStart w:id="47"/>
+      <w:commentRangeStart w:id="48"/>
       <w:r>
         <w:t xml:space="preserve">LSTM </w:t>
       </w:r>
-      <w:commentRangeEnd w:id="47"/>
+      <w:commentRangeEnd w:id="48"/>
       <w:r>
         <w:rPr>
           <w:rStyle w:val="CommentReference"/>
           <w:sz w:val="24"/>
           <w:szCs w:val="24"/>
         </w:rPr>
-        <w:commentReference w:id="47"/>
+        <w:commentReference w:id="48"/>
       </w:r>
       <w:r>
         <w:t xml:space="preserve">ir rekurents tīkls, kas laika gaitā izplata ne tikai slēpto stāvokli, bet arī šūnas stāvokli; šī stāvokļa atjaunināšanu kontrolē vārti (ievade/aizmirstība/izvade), kas samazina gradientu izzušanas problēmu un palīdz saglabāt atbilstošu informāciju no pagātnes </w:t>
@@ -5550,28 +5560,28 @@
           <w:rFonts w:asciiTheme="minorHAnsi" w:hAnsiTheme="minorHAnsi"/>
         </w:rPr>
       </w:pPr>
-      <w:bookmarkStart w:id="48" w:name="_Toc225535007"/>
+      <w:bookmarkStart w:id="49" w:name="_Toc225535007"/>
       <w:r>
         <w:t>Sintētiskie dati un ierobežota piemērojamība darba kontekstā</w:t>
       </w:r>
-      <w:bookmarkEnd w:id="48"/>
+      <w:bookmarkEnd w:id="49"/>
     </w:p>
     <w:p>
       <w:pPr>
         <w:pStyle w:val="Teksts"/>
       </w:pPr>
-      <w:commentRangeStart w:id="49"/>
+      <w:commentRangeStart w:id="50"/>
       <w:r>
         <w:t xml:space="preserve">Pētījumos </w:t>
       </w:r>
-      <w:commentRangeEnd w:id="49"/>
+      <w:commentRangeEnd w:id="50"/>
       <w:r>
         <w:rPr>
           <w:rStyle w:val="CommentReference"/>
           <w:sz w:val="24"/>
           <w:szCs w:val="24"/>
         </w:rPr>
-        <w:commentReference w:id="49"/>
+        <w:commentReference w:id="50"/>
       </w:r>
       <w:r>
         <w:t xml:space="preserve">par sintētiskajām laika rindām sintētiskie dati tiek uzskatīti par veidu, kā iegūt papildu laika rindas, kur reāli novērojumi ir nepietiekami. Rakstā par sintētiskajām akām mērķis ir skaidri formulēts kā sintētiskas gruntsūdens līmeņa laika rindas ģenerēšana datu trūkuma pārvaldības uzdevumiem, un ģenerēšana tiek veikta, izmantojot ML sintezatoru (SDV PAR), novērtējot sintētisko datu līdzības kvalitāti ar reālajiem datiem </w:t>
@@ -5668,28 +5678,28 @@
       <w:pPr>
         <w:pStyle w:val="2-lm-virsraksts"/>
       </w:pPr>
-      <w:bookmarkStart w:id="50" w:name="_Toc225535008"/>
+      <w:bookmarkStart w:id="51" w:name="_Toc225535008"/>
       <w:r>
         <w:t>Kvalitātes rādītāji, modeļu salīdzināšanas sistēma un nākamie soļi</w:t>
       </w:r>
-      <w:bookmarkEnd w:id="50"/>
+      <w:bookmarkEnd w:id="51"/>
     </w:p>
     <w:p>
       <w:pPr>
         <w:pStyle w:val="Teksts"/>
       </w:pPr>
-      <w:commentRangeStart w:id="51"/>
+      <w:commentRangeStart w:id="52"/>
       <w:r>
         <w:t xml:space="preserve">Mazumtirdzniecības </w:t>
       </w:r>
-      <w:commentRangeEnd w:id="51"/>
+      <w:commentRangeEnd w:id="52"/>
       <w:r>
         <w:rPr>
           <w:rStyle w:val="CommentReference"/>
           <w:sz w:val="24"/>
           <w:szCs w:val="24"/>
         </w:rPr>
-        <w:commentReference w:id="51"/>
+        <w:commentReference w:id="52"/>
       </w:r>
       <w:r>
         <w:t xml:space="preserve">prognozēšanas pārskatā rādītāji ir tieši aprakstīti kā standarti prognozes kvalitātes novērtēšanai: MAE — vidējā absolūtā kļūda, MAPE — vidējā absolūtā procentuālā kļūda, RMSE — vidējā kvadrātiskā kļūda, norādot, ka MAPE ir ērti salīdzināšanai procentos, un zemāka RMSE nozīmē mazāku kļūdu diapazonu </w:t>
@@ -5844,7 +5854,7 @@
       <w:pPr>
         <w:pStyle w:val="3-lm-virsraksts"/>
       </w:pPr>
-      <w:bookmarkStart w:id="52" w:name="_Toc225535009"/>
+      <w:bookmarkStart w:id="53" w:name="_Toc225535009"/>
       <w:r>
         <w:lastRenderedPageBreak/>
         <w:t>Kā salīdzināt izvēlētās metodes</w:t>
@@ -5864,24 +5874,24 @@
       <w:r>
         <w:t>secinājums</w:t>
       </w:r>
-      <w:bookmarkEnd w:id="52"/>
+      <w:bookmarkEnd w:id="53"/>
     </w:p>
     <w:p>
       <w:pPr>
         <w:pStyle w:val="Teksts"/>
       </w:pPr>
-      <w:commentRangeStart w:id="53"/>
+      <w:commentRangeStart w:id="54"/>
       <w:r>
         <w:t xml:space="preserve">Šajā </w:t>
       </w:r>
-      <w:commentRangeEnd w:id="53"/>
+      <w:commentRangeEnd w:id="54"/>
       <w:r>
         <w:rPr>
           <w:rStyle w:val="CommentReference"/>
           <w:sz w:val="24"/>
           <w:szCs w:val="24"/>
         </w:rPr>
-        <w:commentReference w:id="53"/>
+        <w:commentReference w:id="54"/>
       </w:r>
       <w:r>
         <w:t>darbā</w:t>
@@ -5999,18 +6009,18 @@
       <w:pPr>
         <w:pStyle w:val="Teksts"/>
       </w:pPr>
-      <w:commentRangeStart w:id="54"/>
+      <w:commentRangeStart w:id="55"/>
       <w:r>
         <w:t xml:space="preserve">Šī </w:t>
       </w:r>
-      <w:commentRangeEnd w:id="54"/>
+      <w:commentRangeEnd w:id="55"/>
       <w:r>
         <w:rPr>
           <w:rStyle w:val="CommentReference"/>
           <w:sz w:val="24"/>
           <w:szCs w:val="24"/>
         </w:rPr>
-        <w:commentReference w:id="54"/>
+        <w:commentReference w:id="55"/>
       </w:r>
       <w:r>
         <w:t xml:space="preserve">darba </w:t>
@@ -6081,7 +6091,7 @@
       <w:pPr>
         <w:pStyle w:val="Teksts"/>
       </w:pPr>
-      <w:commentRangeStart w:id="55"/>
+      <w:commentRangeStart w:id="56"/>
       <w:r>
         <w:t xml:space="preserve">Tāpēc nākamais solis ir sagatavot uzņēmuma datus laika rindai: laika soļa saskaņošana, pārdošanas apjomu apkopošana, nepilnību apstrāde un "laboto" datu apvienošana, lai modelis netiktu apmācīts ar viena un tā paša produkta dublikātiem. Šī rezultāta atkarība no ievades datu kvalitātes un struktūras (vēsturiskie pārdošanas apjomi kā bāze un datu/datu stratēģijas nozīme) tiek pastāvīgi uzsvērta pārskatos par pieprasījuma prognozēšanu </w:t>
       </w:r>
@@ -6143,14 +6153,14 @@
       <w:r>
         <w:t>.</w:t>
       </w:r>
-      <w:commentRangeEnd w:id="55"/>
+      <w:commentRangeEnd w:id="56"/>
       <w:r>
         <w:rPr>
           <w:rStyle w:val="CommentReference"/>
           <w:sz w:val="24"/>
           <w:szCs w:val="24"/>
         </w:rPr>
-        <w:commentReference w:id="55"/>
+        <w:commentReference w:id="56"/>
       </w:r>
     </w:p>
     <w:p>
@@ -6161,14 +6171,14 @@
           <w:lang w:val="ru-RU"/>
         </w:rPr>
       </w:pPr>
-      <w:bookmarkStart w:id="56" w:name="_Toc225535010"/>
-      <w:commentRangeStart w:id="57"/>
+      <w:bookmarkStart w:id="57" w:name="_Toc225535010"/>
+      <w:commentRangeStart w:id="58"/>
       <w:r>
         <w:lastRenderedPageBreak/>
         <w:t>Datu parsēšana</w:t>
       </w:r>
-      <w:bookmarkEnd w:id="56"/>
-      <w:commentRangeEnd w:id="57"/>
+      <w:bookmarkEnd w:id="57"/>
+      <w:commentRangeEnd w:id="58"/>
       <w:r>
         <w:rPr>
           <w:rStyle w:val="CommentReference"/>
@@ -6177,7 +6187,7 @@
           <w:szCs w:val="28"/>
           <w:lang w:val="ru-RU"/>
         </w:rPr>
-        <w:commentReference w:id="57"/>
+        <w:commentReference w:id="58"/>
       </w:r>
     </w:p>
     <w:p>
@@ -6187,18 +6197,18 @@
           <w:lang w:val="ru-RU"/>
         </w:rPr>
       </w:pPr>
-      <w:commentRangeStart w:id="58"/>
+      <w:commentRangeStart w:id="59"/>
       <w:r>
         <w:t xml:space="preserve">Python </w:t>
       </w:r>
-      <w:commentRangeEnd w:id="58"/>
+      <w:commentRangeEnd w:id="59"/>
       <w:r>
         <w:rPr>
           <w:rStyle w:val="CommentReference"/>
           <w:sz w:val="24"/>
           <w:szCs w:val="24"/>
         </w:rPr>
-        <w:commentReference w:id="58"/>
+        <w:commentReference w:id="59"/>
       </w:r>
       <w:r>
         <w:t xml:space="preserve">palīgskripts tika izstrādāts uzņēmuma datu par materiāliem, pārdošanu un piegādēm sākotnējai apstrādei un normalizēšanai. timber_parse.py skripts īsteno ETL pieeju: </w:t>
@@ -6380,18 +6390,18 @@
       <w:pPr>
         <w:pStyle w:val="Teksts"/>
       </w:pPr>
-      <w:commentRangeStart w:id="59"/>
+      <w:commentRangeStart w:id="60"/>
       <w:r>
         <w:t xml:space="preserve">Apstrāde </w:t>
       </w:r>
-      <w:commentRangeEnd w:id="59"/>
+      <w:commentRangeEnd w:id="60"/>
       <w:r>
         <w:rPr>
           <w:rStyle w:val="CommentReference"/>
           <w:sz w:val="24"/>
           <w:szCs w:val="24"/>
         </w:rPr>
-        <w:commentReference w:id="59"/>
+        <w:commentReference w:id="60"/>
       </w:r>
       <w:r>
         <w:t xml:space="preserve">sākas, meklējot Excel failus avotu direktorijā. Katram failam darbgrāmata tiek ielādēta divas reizes: vienreiz, lai nolasītu aprēķinātās šūnu vērtības, un vienreiz, lai nolasītu formulas. </w:t>
@@ -6404,23 +6414,23 @@
       <w:pPr>
         <w:pStyle w:val="Teksts"/>
       </w:pPr>
-      <w:commentRangeStart w:id="60"/>
+      <w:commentRangeStart w:id="61"/>
       <w:r>
         <w:t xml:space="preserve">Skripts </w:t>
       </w:r>
-      <w:commentRangeEnd w:id="60"/>
+      <w:commentRangeEnd w:id="61"/>
       <w:r>
         <w:rPr>
           <w:rStyle w:val="CommentReference"/>
           <w:sz w:val="24"/>
           <w:szCs w:val="24"/>
         </w:rPr>
-        <w:commentReference w:id="60"/>
+        <w:commentReference w:id="61"/>
       </w:r>
       <w:r>
         <w:t xml:space="preserve">ar </w:t>
       </w:r>
-      <w:commentRangeStart w:id="61"/>
+      <w:commentRangeStart w:id="62"/>
       <w:r>
         <w:rPr>
           <w:i/>
@@ -6428,7 +6438,7 @@
         </w:rPr>
         <w:t>read_periods</w:t>
       </w:r>
-      <w:commentRangeEnd w:id="61"/>
+      <w:commentRangeEnd w:id="62"/>
       <w:r>
         <w:rPr>
           <w:rStyle w:val="CommentReference"/>
@@ -6437,7 +6447,7 @@
           <w:sz w:val="24"/>
           <w:szCs w:val="24"/>
         </w:rPr>
-        <w:commentReference w:id="61"/>
+        <w:commentReference w:id="62"/>
       </w:r>
       <w:r>
         <w:rPr>
@@ -6476,7 +6486,7 @@
       <w:r>
         <w:t xml:space="preserve"> ar </w:t>
       </w:r>
-      <w:commentRangeStart w:id="62"/>
+      <w:commentRangeStart w:id="63"/>
       <w:r>
         <w:rPr>
           <w:i/>
@@ -6484,7 +6494,7 @@
         </w:rPr>
         <w:t>worksheet_records</w:t>
       </w:r>
-      <w:commentRangeEnd w:id="62"/>
+      <w:commentRangeEnd w:id="63"/>
       <w:r>
         <w:rPr>
           <w:rStyle w:val="CommentReference"/>
@@ -6493,7 +6503,7 @@
           <w:sz w:val="24"/>
           <w:szCs w:val="24"/>
         </w:rPr>
-        <w:commentReference w:id="62"/>
+        <w:commentReference w:id="63"/>
       </w:r>
       <w:r>
         <w:rPr>
@@ -6701,18 +6711,18 @@
       <w:pPr>
         <w:pStyle w:val="Teksts"/>
       </w:pPr>
-      <w:commentRangeStart w:id="63"/>
+      <w:commentRangeStart w:id="64"/>
       <w:r>
         <w:t xml:space="preserve">Īpašu </w:t>
       </w:r>
-      <w:commentRangeEnd w:id="63"/>
+      <w:commentRangeEnd w:id="64"/>
       <w:r>
         <w:rPr>
           <w:rStyle w:val="CommentReference"/>
           <w:sz w:val="24"/>
           <w:szCs w:val="24"/>
         </w:rPr>
-        <w:commentReference w:id="63"/>
+        <w:commentReference w:id="64"/>
       </w:r>
       <w:r>
         <w:t>gadījumu apstrāde ir galvenā ieviešanas iezīme. Uzņēmuma dati satur nepilnīgus, nekonsekventus un daļēji kļūdainus ierakstus, tāpēc kodā ir iekļauts (</w:t>
@@ -6733,7 +6743,7 @@
       <w:r>
         <w:t xml:space="preserve"> Tas ir realizēts ar </w:t>
       </w:r>
-      <w:commentRangeStart w:id="64"/>
+      <w:commentRangeStart w:id="65"/>
       <w:r>
         <w:rPr>
           <w:i/>
@@ -6741,7 +6751,7 @@
         </w:rPr>
         <w:t>handle_special_cases</w:t>
       </w:r>
-      <w:commentRangeEnd w:id="64"/>
+      <w:commentRangeEnd w:id="65"/>
       <w:r>
         <w:rPr>
           <w:rStyle w:val="CommentReference"/>
@@ -6750,7 +6760,7 @@
           <w:sz w:val="24"/>
           <w:szCs w:val="24"/>
         </w:rPr>
-        <w:commentReference w:id="64"/>
+        <w:commentReference w:id="65"/>
       </w:r>
       <w:r>
         <w:rPr>
@@ -6997,18 +7007,18 @@
       <w:pPr>
         <w:pStyle w:val="Teksts"/>
       </w:pPr>
-      <w:commentRangeStart w:id="65"/>
+      <w:commentRangeStart w:id="66"/>
       <w:r>
         <w:t xml:space="preserve">Materiālu </w:t>
       </w:r>
-      <w:commentRangeEnd w:id="65"/>
+      <w:commentRangeEnd w:id="66"/>
       <w:r>
         <w:rPr>
           <w:rStyle w:val="CommentReference"/>
           <w:sz w:val="24"/>
           <w:szCs w:val="24"/>
         </w:rPr>
-        <w:commentReference w:id="65"/>
+        <w:commentReference w:id="66"/>
       </w:r>
       <w:r>
         <w:t>tabulā tiek glabāts pats materiāla objekts: zīmols, kategorija, kvalitāte, izmēri un rindas izcelsmes metadati. Šī ir materiālu uzziņu grāmata. Katrs materiāls saņem ID</w:t>
@@ -7016,7 +7026,7 @@
       <w:r>
         <w:t xml:space="preserve"> ar </w:t>
       </w:r>
-      <w:commentRangeStart w:id="66"/>
+      <w:commentRangeStart w:id="67"/>
       <w:r>
         <w:rPr>
           <w:i/>
@@ -7024,7 +7034,7 @@
         </w:rPr>
         <w:t>material_hash</w:t>
       </w:r>
-      <w:commentRangeEnd w:id="66"/>
+      <w:commentRangeEnd w:id="67"/>
       <w:r>
         <w:rPr>
           <w:rStyle w:val="CommentReference"/>
@@ -7033,7 +7043,7 @@
           <w:sz w:val="24"/>
           <w:szCs w:val="24"/>
         </w:rPr>
-        <w:commentReference w:id="66"/>
+        <w:commentReference w:id="67"/>
       </w:r>
       <w:r>
         <w:rPr>
@@ -7071,11 +7081,11 @@
       <w:pPr>
         <w:pStyle w:val="Teksts"/>
       </w:pPr>
-      <w:commentRangeStart w:id="67"/>
+      <w:commentRangeStart w:id="68"/>
       <w:r>
         <w:t xml:space="preserve">Tabulā </w:t>
       </w:r>
-      <w:commentRangeEnd w:id="67"/>
+      <w:commentRangeEnd w:id="68"/>
       <w:r>
         <w:rPr>
           <w:rStyle w:val="CommentReference"/>
@@ -7084,7 +7094,7 @@
           <w:sz w:val="24"/>
           <w:szCs w:val="24"/>
         </w:rPr>
-        <w:commentReference w:id="67"/>
+        <w:commentReference w:id="68"/>
       </w:r>
       <w:r>
         <w:rPr>
@@ -7101,18 +7111,18 @@
       <w:pPr>
         <w:pStyle w:val="Teksts"/>
       </w:pPr>
-      <w:commentRangeStart w:id="68"/>
+      <w:commentRangeStart w:id="69"/>
       <w:r>
         <w:t xml:space="preserve">Pārdošanas </w:t>
       </w:r>
-      <w:commentRangeEnd w:id="68"/>
+      <w:commentRangeEnd w:id="69"/>
       <w:r>
         <w:rPr>
           <w:rStyle w:val="CommentReference"/>
           <w:sz w:val="24"/>
           <w:szCs w:val="24"/>
         </w:rPr>
-        <w:commentReference w:id="68"/>
+        <w:commentReference w:id="69"/>
       </w:r>
       <w:r>
         <w:t xml:space="preserve">tabulā tiek glabāti pārdošanas apjomi. Katrs ieraksts ir saistīts ar materiālu, gadu un mēnesi. </w:t>
@@ -7142,7 +7152,7 @@
       <w:r>
         <w:t xml:space="preserve">Formulas interpretēšana ir realizēta ar </w:t>
       </w:r>
-      <w:commentRangeStart w:id="69"/>
+      <w:commentRangeStart w:id="70"/>
       <w:r>
         <w:rPr>
           <w:i/>
@@ -7160,7 +7170,7 @@
         </w:rPr>
         <w:t>parse_deliveries</w:t>
       </w:r>
-      <w:commentRangeEnd w:id="69"/>
+      <w:commentRangeEnd w:id="70"/>
       <w:r>
         <w:rPr>
           <w:rStyle w:val="CommentReference"/>
@@ -7169,7 +7179,7 @@
           <w:sz w:val="24"/>
           <w:szCs w:val="24"/>
         </w:rPr>
-        <w:commentReference w:id="69"/>
+        <w:commentReference w:id="70"/>
       </w:r>
       <w:r>
         <w:rPr>
@@ -7198,18 +7208,18 @@
       <w:pPr>
         <w:pStyle w:val="Teksts"/>
       </w:pPr>
-      <w:commentRangeStart w:id="70"/>
+      <w:commentRangeStart w:id="71"/>
       <w:r>
         <w:t xml:space="preserve">Visās </w:t>
       </w:r>
-      <w:commentRangeEnd w:id="70"/>
+      <w:commentRangeEnd w:id="71"/>
       <w:r>
         <w:rPr>
           <w:rStyle w:val="CommentReference"/>
           <w:sz w:val="24"/>
           <w:szCs w:val="24"/>
         </w:rPr>
-        <w:commentReference w:id="70"/>
+        <w:commentReference w:id="71"/>
       </w:r>
       <w:r>
         <w:t>tabulās ir ietverti faila file_</w:t>
@@ -7233,18 +7243,18 @@
       <w:pPr>
         <w:pStyle w:val="Teksts"/>
       </w:pPr>
-      <w:commentRangeStart w:id="71"/>
+      <w:commentRangeStart w:id="72"/>
       <w:r>
         <w:t>Pilno blokshēmu skriptam var ieraudzīt zemāk:</w:t>
       </w:r>
-      <w:commentRangeEnd w:id="71"/>
+      <w:commentRangeEnd w:id="72"/>
       <w:r>
         <w:rPr>
           <w:rStyle w:val="CommentReference"/>
           <w:sz w:val="24"/>
           <w:szCs w:val="24"/>
         </w:rPr>
-        <w:commentReference w:id="71"/>
+        <w:commentReference w:id="72"/>
       </w:r>
     </w:p>
     <w:p>
@@ -7440,18 +7450,18 @@
       <w:pPr>
         <w:pStyle w:val="Teksts"/>
       </w:pPr>
-      <w:commentRangeStart w:id="72"/>
+      <w:commentRangeStart w:id="73"/>
       <w:r>
         <w:t>Prognozēšanas uzdevumā pārdošanas tabula ir primāri interesanta, jo tā ir pamats mērķa mainīgā, kas saistīts ar pārdošanas apjomu, turpmākai veidošanai. Piegāžu tabulai tomēr ir papildu nozīme, jo piegādes var izmantot kā papildu ievades funkciju neironu tīkla pieejā, bet ne kā galveno prognozes objektu.</w:t>
       </w:r>
-      <w:commentRangeEnd w:id="72"/>
+      <w:commentRangeEnd w:id="73"/>
       <w:r>
         <w:rPr>
           <w:rStyle w:val="CommentReference"/>
           <w:sz w:val="24"/>
           <w:szCs w:val="24"/>
         </w:rPr>
-        <w:commentReference w:id="72"/>
+        <w:commentReference w:id="73"/>
       </w:r>
     </w:p>
     <w:p>
@@ -7854,18 +7864,18 @@
         <w:pStyle w:val="Teksts"/>
         <w:spacing w:before="120"/>
       </w:pPr>
-      <w:commentRangeStart w:id="73"/>
+      <w:commentRangeStart w:id="74"/>
       <w:r>
         <w:t xml:space="preserve">Tādējādi </w:t>
       </w:r>
-      <w:commentRangeEnd w:id="73"/>
+      <w:commentRangeEnd w:id="74"/>
       <w:r>
         <w:rPr>
           <w:rStyle w:val="CommentReference"/>
           <w:sz w:val="24"/>
           <w:szCs w:val="24"/>
         </w:rPr>
-        <w:commentReference w:id="73"/>
+        <w:commentReference w:id="74"/>
       </w:r>
       <w:r>
         <w:t>šajā posmā var uzskatīt, ka sākotnējie dati jau ir pārveidoti analītiski piemērotā formā, un nākamais uzdevums ir novērtēt, cik lielā mērā šie dati ir piemēroti prognozējošo modeļu konstruēšanai.</w:t>
@@ -7883,34 +7893,34 @@
       <w:pPr>
         <w:pStyle w:val="Teksts"/>
       </w:pPr>
-      <w:commentRangeStart w:id="74"/>
+      <w:commentRangeStart w:id="75"/>
       <w:r>
         <w:t xml:space="preserve">Kā </w:t>
       </w:r>
-      <w:commentRangeEnd w:id="74"/>
+      <w:commentRangeEnd w:id="75"/>
       <w:r>
         <w:rPr>
           <w:rStyle w:val="CommentReference"/>
           <w:sz w:val="24"/>
           <w:szCs w:val="24"/>
         </w:rPr>
-        <w:commentReference w:id="74"/>
+        <w:commentReference w:id="75"/>
       </w:r>
       <w:r>
         <w:t xml:space="preserve">jau minēts iepriekš, pieejamie novērojumi aptver periodu no 2025. gada jūlija līdz </w:t>
       </w:r>
-      <w:commentRangeStart w:id="75"/>
+      <w:commentRangeStart w:id="76"/>
       <w:r>
         <w:t xml:space="preserve">2026. gada martam </w:t>
       </w:r>
-      <w:commentRangeEnd w:id="75"/>
+      <w:commentRangeEnd w:id="76"/>
       <w:r>
         <w:rPr>
           <w:rStyle w:val="CommentReference"/>
           <w:sz w:val="24"/>
           <w:szCs w:val="24"/>
         </w:rPr>
-        <w:commentReference w:id="75"/>
+        <w:commentReference w:id="76"/>
       </w:r>
       <w:r>
         <w:t>(ieskaitot). Tas nozīmē, ka ir pieejami tikai deviņu secīgu mēnešu novērojumi. Tas vien jau rada būtiskus ierobežojumus turpmākajai prognozēšanai, jo datos trūkst pat viena pilnīga gada cikla. Līdz ar to, pat ja pārdošanas paradumos ir sezonalitāte, to ir grūti pilnībā noteikt un pārbaudīt tik ilgā laika periodā.</w:t>
@@ -7920,19 +7930,19 @@
       <w:pPr>
         <w:pStyle w:val="Teksts"/>
       </w:pPr>
-      <w:commentRangeStart w:id="76"/>
+      <w:commentRangeStart w:id="77"/>
       <w:r>
         <w:lastRenderedPageBreak/>
         <w:t xml:space="preserve">Papildu </w:t>
       </w:r>
-      <w:commentRangeEnd w:id="76"/>
+      <w:commentRangeEnd w:id="77"/>
       <w:r>
         <w:rPr>
           <w:rStyle w:val="CommentReference"/>
           <w:sz w:val="24"/>
           <w:szCs w:val="24"/>
         </w:rPr>
-        <w:commentReference w:id="76"/>
+        <w:commentReference w:id="77"/>
       </w:r>
       <w:r>
         <w:t>sarežģījums ir tas, ka novērojumu bāze ir ne tikai īsa, bet arī tiek veidota pakāpeniski. Pirmajos grāmatvedības mēnešos dokumentēto materiālu saraksts turpināja paplašināties, kas nozīmē, ka daži produkti netika nekavējoties ievadīti sistēmā. Tāpēc agrīnās vērtības sērijā var atspoguļot ne tikai faktiskos pārdošanas apjomus, bet arī pašas grāmatvedības pilnīgumu. Tas nozīmē, ka zemāki pārdošanas apjomi sākumā (pirmajos mēnešos) ne vienmēr norāda uz tikpat zemu faktisko pieprasījumu.</w:t>
@@ -7976,7 +7986,7 @@
         </w:tabs>
         <w:jc w:val="left"/>
       </w:pPr>
-      <w:commentRangeStart w:id="77"/>
+      <w:commentRangeStart w:id="78"/>
       <w:r>
         <w:tab/>
       </w:r>
@@ -8021,14 +8031,14 @@
       <w:r>
         <w:t xml:space="preserve"> pa mēnešiem </w:t>
       </w:r>
-      <w:commentRangeEnd w:id="77"/>
+      <w:commentRangeEnd w:id="78"/>
       <w:r>
         <w:rPr>
           <w:rStyle w:val="CommentReference"/>
           <w:sz w:val="24"/>
           <w:szCs w:val="24"/>
         </w:rPr>
-        <w:commentReference w:id="77"/>
+        <w:commentReference w:id="78"/>
       </w:r>
     </w:p>
     <w:p>
@@ -8038,18 +8048,18 @@
       <w:r>
         <w:tab/>
       </w:r>
-      <w:commentRangeStart w:id="78"/>
+      <w:commentRangeStart w:id="79"/>
       <w:r>
         <w:t xml:space="preserve">Grafikā </w:t>
       </w:r>
-      <w:commentRangeEnd w:id="78"/>
+      <w:commentRangeEnd w:id="79"/>
       <w:r>
         <w:rPr>
           <w:rStyle w:val="CommentReference"/>
           <w:sz w:val="24"/>
           <w:szCs w:val="24"/>
         </w:rPr>
-        <w:commentReference w:id="78"/>
+        <w:commentReference w:id="79"/>
       </w:r>
       <w:r>
         <w:t>redzams, ka novērotais periods patiešām ir īss: laika ass attēlo tikai daļu no gada, un neatkārtojas tie paši otrā gada mēneši. Tas nozīmē, ka prognozei vajadzētu mazāk paļauties uz sezonalitāti, nekā sākotnēji pieņemts. Vienlaikus grafikā redzams, ka pirmajos mēnešos materiālu apjoms joprojām tika ģenerēts, kas nozīmē, ka agrīnie periodi jāvērtē piesardzīgi. Ir arī vērts atzīmēt, ka dokumentēto materiālu apjoms turpmākajos mēnešos samazinājās. Tas var būt saistīts ar dažādiem procesiem uzņēmumā, un teorētiski tam nevajadzētu ietekmēt prognozi, taču ir vērts to paturēt prātā.</w:t>
@@ -8059,18 +8069,18 @@
       <w:pPr>
         <w:pStyle w:val="Teksts"/>
       </w:pPr>
-      <w:commentRangeStart w:id="79"/>
+      <w:commentRangeStart w:id="80"/>
       <w:r>
         <w:t xml:space="preserve">Tas </w:t>
       </w:r>
-      <w:commentRangeEnd w:id="79"/>
+      <w:commentRangeEnd w:id="80"/>
       <w:r>
         <w:rPr>
           <w:rStyle w:val="CommentReference"/>
           <w:sz w:val="24"/>
           <w:szCs w:val="24"/>
         </w:rPr>
-        <w:commentReference w:id="79"/>
+        <w:commentReference w:id="80"/>
       </w:r>
       <w:r>
         <w:t>noved pie svarīga starpsecinājuma: pieejamie dati ir ierobežoti gan laika horizonta ilguma, gan agrīno novērojumu pilnīguma ziņā. Tas savukārt kļūst par vienu no galvenajiem argumentiem par labu plašākam prognožu apgabalam, nevis detalizētākam (individuālu datu līmenī).</w:t>
@@ -8092,18 +8102,18 @@
       <w:pPr>
         <w:pStyle w:val="Teksts"/>
       </w:pPr>
-      <w:commentRangeStart w:id="80"/>
+      <w:commentRangeStart w:id="81"/>
       <w:r>
         <w:t xml:space="preserve">No </w:t>
       </w:r>
-      <w:commentRangeEnd w:id="80"/>
+      <w:commentRangeEnd w:id="81"/>
       <w:r>
         <w:rPr>
           <w:rStyle w:val="CommentReference"/>
           <w:sz w:val="24"/>
           <w:szCs w:val="24"/>
         </w:rPr>
-        <w:commentReference w:id="80"/>
+        <w:commentReference w:id="81"/>
       </w:r>
       <w:r>
         <w:t>prognozēšanas viedokļa pārdošanas un piegādes datiem ir atšķirīga loma. Pārdošanas apjomi tieši atspoguļo faktisko pieprasījumu un tāpēc dabiski kļūst par prognozēšanas galveno uzmanības objektu. Savukārt piedāvājums raksturo krājumu papildināšanu un ir atkarīgs ne tikai no pieprasījuma, bet arī no iekšējiem lēmumiem un nezināmiem uzņēmuma procesiem.</w:t>
@@ -8113,18 +8123,18 @@
       <w:pPr>
         <w:pStyle w:val="Teksts"/>
       </w:pPr>
-      <w:commentRangeStart w:id="81"/>
+      <w:commentRangeStart w:id="82"/>
       <w:r>
         <w:t xml:space="preserve">Datubāzē </w:t>
       </w:r>
-      <w:commentRangeEnd w:id="81"/>
+      <w:commentRangeEnd w:id="82"/>
       <w:r>
         <w:rPr>
           <w:rStyle w:val="CommentReference"/>
           <w:sz w:val="24"/>
           <w:szCs w:val="24"/>
         </w:rPr>
-        <w:commentReference w:id="81"/>
+        <w:commentReference w:id="82"/>
       </w:r>
       <w:r>
         <w:t xml:space="preserve">ir arī skaidri nošķirti pārdošanas un pirkšanas apjomi: pārdošanas </w:t>
@@ -8146,7 +8156,7 @@
       <w:pPr>
         <w:pStyle w:val="Attls"/>
       </w:pPr>
-      <w:commentRangeStart w:id="82"/>
+      <w:commentRangeStart w:id="83"/>
       <w:r>
         <w:drawing>
           <wp:inline distT="0" distB="0" distL="0" distR="0" wp14:anchorId="6C140874" wp14:editId="16321784">
@@ -8168,14 +8178,14 @@
           </wp:inline>
         </w:drawing>
       </w:r>
-      <w:commentRangeEnd w:id="82"/>
+      <w:commentRangeEnd w:id="83"/>
       <w:r>
         <w:rPr>
           <w:rStyle w:val="CommentReference"/>
           <w:sz w:val="24"/>
           <w:szCs w:val="24"/>
         </w:rPr>
-        <w:commentReference w:id="82"/>
+        <w:commentReference w:id="83"/>
       </w:r>
     </w:p>
     <w:p>
@@ -8228,18 +8238,18 @@
       <w:pPr>
         <w:pStyle w:val="Teksts"/>
       </w:pPr>
-      <w:commentRangeStart w:id="83"/>
+      <w:commentRangeStart w:id="84"/>
       <w:r>
         <w:t xml:space="preserve">Šis </w:t>
       </w:r>
-      <w:commentRangeEnd w:id="83"/>
+      <w:commentRangeEnd w:id="84"/>
       <w:r>
         <w:rPr>
           <w:rStyle w:val="CommentReference"/>
           <w:sz w:val="24"/>
           <w:szCs w:val="24"/>
         </w:rPr>
-        <w:commentReference w:id="83"/>
+        <w:commentReference w:id="84"/>
       </w:r>
       <w:r>
         <w:t>novērojums ir īpaši svarīgs tradicionālajiem modeļiem. Tā kā piegādes veido tik īsu un nestabilu sēriju, tās nav piemērotas kā prognozējošs mainīgais. Neironu tīkla pieejā situācija ir citāda: pat retas piegādes var būt noderīgas kā papildu ievades signāls, ja modelis vienlaikus izmanto vairākas funkcijas. Tomēr pat šajā gadījumā piegādes nevajadzētu uzskatīt par atsevišķu prognozēšanas uzdevumu, bet gan par iespējamu papildu informāciju pārdošanas prognozēšanas modelim.</w:t>
@@ -8249,18 +8259,18 @@
       <w:pPr>
         <w:pStyle w:val="Teksts"/>
       </w:pPr>
-      <w:commentRangeStart w:id="84"/>
+      <w:commentRangeStart w:id="85"/>
       <w:r>
         <w:t xml:space="preserve">Tāpēc </w:t>
       </w:r>
-      <w:commentRangeEnd w:id="84"/>
+      <w:commentRangeEnd w:id="85"/>
       <w:r>
         <w:rPr>
           <w:rStyle w:val="CommentReference"/>
           <w:sz w:val="24"/>
           <w:szCs w:val="24"/>
         </w:rPr>
-        <w:commentReference w:id="84"/>
+        <w:commentReference w:id="85"/>
       </w:r>
       <w:r>
         <w:t>šajā darbā pārdošanas apjomi tiek uzskatīti par galveno prognozēšanas objektu, bet piegādes - par papildu kontekstu, ko var tālāk izmantot sarežģītos modeļos.</w:t>
@@ -8282,34 +8292,34 @@
       <w:pPr>
         <w:pStyle w:val="Teksts"/>
       </w:pPr>
-      <w:commentRangeStart w:id="85"/>
+      <w:commentRangeStart w:id="86"/>
       <w:r>
         <w:t xml:space="preserve">Nākamais </w:t>
       </w:r>
-      <w:commentRangeEnd w:id="85"/>
+      <w:commentRangeEnd w:id="86"/>
       <w:r>
         <w:rPr>
           <w:rStyle w:val="CommentReference"/>
           <w:sz w:val="24"/>
           <w:szCs w:val="24"/>
         </w:rPr>
-        <w:commentReference w:id="85"/>
+        <w:commentReference w:id="86"/>
       </w:r>
       <w:r>
         <w:t xml:space="preserve">svarīgais jautājums ir, kādā līmenī jāveido prognoze: atsevišķu materiālu līmenī vai lielāku produktu grupu līmenī. Formāli avota dati ļauj veidot laika rindu katram materiālam atsevišķi. Tomēr, analizējot pārdošanas apjomu sadalījumu pa mēnešiem, kļūst skaidrs, ka šāds detalizācijas līmenis vairumā gadījumu nav piemērots prognozēšanai: ievērojamai daļai materiālu pieejamā periodā nav pārdošanas vispār vai arī tie tiek pārdoti reti. 88 no 206 materiāliem datubāzē nav reģistrēts neviens pārdošanas mēnesis. </w:t>
       </w:r>
-      <w:commentRangeStart w:id="86"/>
+      <w:commentRangeStart w:id="87"/>
       <w:r>
         <w:t xml:space="preserve">Mediānais </w:t>
       </w:r>
-      <w:commentRangeEnd w:id="86"/>
+      <w:commentRangeEnd w:id="87"/>
       <w:r>
         <w:rPr>
           <w:rStyle w:val="CommentReference"/>
           <w:sz w:val="24"/>
           <w:szCs w:val="24"/>
         </w:rPr>
-        <w:commentReference w:id="86"/>
+        <w:commentReference w:id="87"/>
       </w:r>
       <w:r>
         <w:t>materiāls tiek pārdots tikai divos no deviņiem mēnešiem, kā redzams 4.5. attēlā. Tikai ļoti neliels skaits materiālu uzrāda pārdošanas apjomus lielākajā daļā pieejamo mēnešu. Izmantojot atsevišķus materiālus kā galveno prognozēšanas mērķi, modeļu salīdzinājumi tiktu veikti, izmantojot pārāk īsas un retas laika rindas.</w:t>
@@ -8345,18 +8355,18 @@
       <w:pPr>
         <w:pStyle w:val="Tab-virsraksts"/>
       </w:pPr>
-      <w:commentRangeStart w:id="87"/>
+      <w:commentRangeStart w:id="88"/>
       <w:r>
         <w:t>Materiālu sadalījums pēc pārdošanas mēnešu skaita</w:t>
       </w:r>
-      <w:commentRangeEnd w:id="87"/>
+      <w:commentRangeEnd w:id="88"/>
       <w:r>
         <w:rPr>
           <w:rStyle w:val="CommentReference"/>
           <w:sz w:val="24"/>
           <w:szCs w:val="24"/>
         </w:rPr>
-        <w:commentReference w:id="87"/>
+        <w:commentReference w:id="88"/>
       </w:r>
     </w:p>
     <w:tbl>
@@ -8696,7 +8706,7 @@
       <w:pPr>
         <w:pStyle w:val="Attls"/>
       </w:pPr>
-      <w:commentRangeStart w:id="88"/>
+      <w:commentRangeStart w:id="89"/>
       <w:r>
         <w:lastRenderedPageBreak/>
         <w:drawing>
@@ -8719,14 +8729,14 @@
           </wp:inline>
         </w:drawing>
       </w:r>
-      <w:commentRangeEnd w:id="88"/>
+      <w:commentRangeEnd w:id="89"/>
       <w:r>
         <w:rPr>
           <w:rStyle w:val="CommentReference"/>
           <w:sz w:val="24"/>
           <w:szCs w:val="24"/>
         </w:rPr>
-        <w:commentReference w:id="88"/>
+        <w:commentReference w:id="89"/>
       </w:r>
     </w:p>
     <w:p>
@@ -8783,18 +8793,18 @@
       <w:pPr>
         <w:pStyle w:val="Teksts"/>
       </w:pPr>
-      <w:commentRangeStart w:id="89"/>
+      <w:commentRangeStart w:id="90"/>
       <w:r>
         <w:t xml:space="preserve">Šādi </w:t>
       </w:r>
-      <w:commentRangeEnd w:id="89"/>
+      <w:commentRangeEnd w:id="90"/>
       <w:r>
         <w:rPr>
           <w:rStyle w:val="CommentReference"/>
           <w:sz w:val="24"/>
           <w:szCs w:val="24"/>
         </w:rPr>
-        <w:commentReference w:id="89"/>
+        <w:commentReference w:id="90"/>
       </w:r>
       <w:r>
         <w:t>dati ir neērti ne tikai tradicionālajām metodēm, bet pat salīdzināšanai. Ja prognoze ir balstīta uz individuāliem datiem, tradicionālās metodes tiks novērtētas, izmantojot ļoti retus, nestabilus datu kopumus. Šajā gadījumā salīdzināšanas rezultāts būs atkarīgs nevis no modeļa kvalitātes, bet gan no tā veiksmes trāpīt retam pārdošanas mēnesim. Tas padara secinājumus par metožu salīdzināšanu pārāk vājus.</w:t>
@@ -8804,18 +8814,18 @@
       <w:pPr>
         <w:pStyle w:val="Teksts"/>
       </w:pPr>
-      <w:commentRangeStart w:id="90"/>
+      <w:commentRangeStart w:id="91"/>
       <w:r>
         <w:t xml:space="preserve">Tāpēc </w:t>
       </w:r>
-      <w:commentRangeEnd w:id="90"/>
+      <w:commentRangeEnd w:id="91"/>
       <w:r>
         <w:rPr>
           <w:rStyle w:val="CommentReference"/>
           <w:sz w:val="24"/>
           <w:szCs w:val="24"/>
         </w:rPr>
-        <w:commentReference w:id="90"/>
+        <w:commentReference w:id="91"/>
       </w:r>
       <w:r>
         <w:t>galvenās problēmas formulējumam tika apsvērts plašāks apkopojuma līmenis — zīmola</w:t>
@@ -8863,18 +8873,18 @@
       <w:pPr>
         <w:pStyle w:val="Tab-virsraksts"/>
       </w:pPr>
-      <w:commentRangeStart w:id="91"/>
+      <w:commentRangeStart w:id="92"/>
       <w:r>
         <w:t>Zīmolu+kategoriju grupas un mēnešu skaits ar pārdošanas apjomiem, kas nav nulle</w:t>
       </w:r>
-      <w:commentRangeEnd w:id="91"/>
+      <w:commentRangeEnd w:id="92"/>
       <w:r>
         <w:rPr>
           <w:rStyle w:val="CommentReference"/>
           <w:sz w:val="24"/>
           <w:szCs w:val="24"/>
         </w:rPr>
-        <w:commentReference w:id="91"/>
+        <w:commentReference w:id="92"/>
       </w:r>
     </w:p>
     <w:tbl>
@@ -9535,34 +9545,34 @@
       <w:pPr>
         <w:pStyle w:val="Teksts"/>
       </w:pPr>
-      <w:commentRangeStart w:id="92"/>
+      <w:commentRangeStart w:id="93"/>
       <w:r>
         <w:t xml:space="preserve">Pēc </w:t>
       </w:r>
-      <w:commentRangeEnd w:id="92"/>
+      <w:commentRangeEnd w:id="93"/>
       <w:r>
         <w:rPr>
           <w:rStyle w:val="CommentReference"/>
           <w:sz w:val="24"/>
           <w:szCs w:val="24"/>
         </w:rPr>
-        <w:commentReference w:id="92"/>
+        <w:commentReference w:id="93"/>
       </w:r>
       <w:r>
         <w:t xml:space="preserve">šīs apkopošanas izrādījās, ka datos bija ierobežots, bet jau analīzei piemērots grupu skaits, kurās pārdošanas apjomi tika novēroti relatīvi regulāri. </w:t>
       </w:r>
-      <w:commentRangeStart w:id="93"/>
+      <w:commentRangeStart w:id="94"/>
       <w:r>
         <w:t>Tas padara zīmola+kategorijas līmeni piemērotāku primārajam prognozēšanas uzdevumam nekā atsevišķu produktu līmeni</w:t>
       </w:r>
-      <w:commentRangeEnd w:id="93"/>
+      <w:commentRangeEnd w:id="94"/>
       <w:r>
         <w:rPr>
           <w:rStyle w:val="CommentReference"/>
           <w:sz w:val="24"/>
           <w:szCs w:val="24"/>
         </w:rPr>
-        <w:commentReference w:id="93"/>
+        <w:commentReference w:id="94"/>
       </w:r>
       <w:r>
         <w:t>.</w:t>
@@ -9578,18 +9588,18 @@
       <w:pPr>
         <w:pStyle w:val="Teksts"/>
       </w:pPr>
-      <w:commentRangeStart w:id="94"/>
+      <w:commentRangeStart w:id="95"/>
       <w:r>
         <w:t xml:space="preserve">Tomēr </w:t>
       </w:r>
-      <w:commentRangeEnd w:id="94"/>
+      <w:commentRangeEnd w:id="95"/>
       <w:r>
         <w:rPr>
           <w:rStyle w:val="CommentReference"/>
           <w:sz w:val="24"/>
           <w:szCs w:val="24"/>
         </w:rPr>
-        <w:commentReference w:id="94"/>
+        <w:commentReference w:id="95"/>
       </w:r>
       <w:r>
         <w:t xml:space="preserve">pat </w:t>
@@ -9597,18 +9607,18 @@
       <w:r>
         <w:t xml:space="preserve">pēc pāriešanas uz zīmola+kategorijas līmeni ne visas grupas ir vienlīdz piemērotas prognozēšanai. Dažas grupas joprojām ir retas, izkaisītas un reti rada pārdošanas apjomus. Tāpēc turpmākai eksperimentēšanai ir nepieciešama papildu grupu atlase. Autors nolēma galvenajā eksperimentā iekļaut tikai tās zīmolu+kategoriju grupas, kurās pārdošanas apjomi tika novēroti lielākajā daļā pieejamo mēnešu. Tas nozīmē, ka sērijā jāiekļauj pārdošanas apjomi, kas nav nulle, </w:t>
       </w:r>
-      <w:commentRangeStart w:id="95"/>
+      <w:commentRangeStart w:id="96"/>
       <w:r>
         <w:t>vismaz sešos no deviņiem mēnešiem</w:t>
       </w:r>
-      <w:commentRangeEnd w:id="95"/>
+      <w:commentRangeEnd w:id="96"/>
       <w:r>
         <w:rPr>
           <w:rStyle w:val="CommentReference"/>
           <w:sz w:val="24"/>
           <w:szCs w:val="24"/>
         </w:rPr>
-        <w:commentReference w:id="95"/>
+        <w:commentReference w:id="96"/>
       </w:r>
       <w:r>
         <w:t>. Šis ierobežojums nav ieviests kā universāls noteikums, bet gan kā darba atlases kritērijs, kas balstīts uz datu struktūru. Praksē tas nozīmē, ka galvenajā eksperimentā tiek iekļautas tikai tās grupas, kurās pārdošanas apjomi tiek novēroti pietiekami regulāri, lai sērijā būtu vismaz minimāla pārdošanas dinamika</w:t>
@@ -9635,19 +9645,19 @@
       <w:pPr>
         <w:pStyle w:val="Teksts"/>
       </w:pPr>
-      <w:commentRangeStart w:id="96"/>
       <w:commentRangeStart w:id="97"/>
+      <w:commentRangeStart w:id="98"/>
       <w:r>
         <w:t xml:space="preserve">Primārais </w:t>
       </w:r>
-      <w:commentRangeEnd w:id="97"/>
+      <w:commentRangeEnd w:id="98"/>
       <w:r>
         <w:rPr>
           <w:rStyle w:val="CommentReference"/>
           <w:sz w:val="24"/>
           <w:szCs w:val="24"/>
         </w:rPr>
-        <w:commentReference w:id="97"/>
+        <w:commentReference w:id="98"/>
       </w:r>
       <w:r>
         <w:t xml:space="preserve">prognozes mainīgais ir </w:t>
@@ -9662,14 +9672,14 @@
       <w:r>
         <w:t xml:space="preserve"> </w:t>
       </w:r>
-      <w:commentRangeEnd w:id="96"/>
+      <w:commentRangeEnd w:id="97"/>
       <w:r>
         <w:rPr>
           <w:rStyle w:val="CommentReference"/>
           <w:sz w:val="24"/>
           <w:szCs w:val="24"/>
         </w:rPr>
-        <w:commentReference w:id="96"/>
+        <w:commentReference w:id="97"/>
       </w:r>
       <w:r>
         <w:t xml:space="preserve">— pārdošanas apjoms kubikmetros. Šo lēmumu nosaka uzņēmuma perspektīva: kokmateriālu iepirkumi tiek mērīti kubikmetros, kas nozīmē, ka tie ir jāprognozē. Ja prognozēšanas uzdevums ir saistīts ar nākamajam periodam nepieciešamo kokmateriālu daudzumu, tad prognoze kubikmetros būs nozīmīgāka. Lai gan tas var nešķist īpaši informatīvi </w:t>
@@ -9703,18 +9713,18 @@
       <w:pPr>
         <w:pStyle w:val="Teksts"/>
       </w:pPr>
-      <w:commentRangeStart w:id="98"/>
+      <w:commentRangeStart w:id="99"/>
       <w:r>
         <w:t xml:space="preserve">Šajā </w:t>
       </w:r>
-      <w:commentRangeEnd w:id="98"/>
+      <w:commentRangeEnd w:id="99"/>
       <w:r>
         <w:rPr>
           <w:rStyle w:val="CommentReference"/>
           <w:sz w:val="24"/>
           <w:szCs w:val="24"/>
         </w:rPr>
-        <w:commentReference w:id="98"/>
+        <w:commentReference w:id="99"/>
       </w:r>
       <w:r>
         <w:t>pētījumā sērijas konstruēšanai tiek izmantots mēneša solis. Katrai izvēlētajai zīmola+kategorijas grupai tiek ģenerēta vērtību secība mēnešiem no 2025. gada jūlija līdz 2026. gada martam. Ja attiecīgajā mēnesī konkrētajai grupai netiek reģistrēti pārdošanas apjomi, tiek pieņemts, ka tā ir nulle. Šis noteikums ir pieņemams tieši apkopotu grupu līmenī, jo mēnesis joprojām ir daļa no kopējā novērošanas perioda, vienkārši bez viena pārdošanas darījuma.</w:t>
@@ -10445,11 +10455,11 @@
           <w:lang w:val="ru-RU"/>
         </w:rPr>
       </w:pPr>
-      <w:commentRangeStart w:id="99"/>
+      <w:commentRangeStart w:id="100"/>
       <w:r>
         <w:t>Laika rindu veidošana prognozēšanai</w:t>
       </w:r>
-      <w:commentRangeEnd w:id="99"/>
+      <w:commentRangeEnd w:id="100"/>
       <w:r>
         <w:rPr>
           <w:rStyle w:val="CommentReference"/>
@@ -10458,25 +10468,25 @@
           <w:szCs w:val="28"/>
           <w:lang w:val="ru-RU"/>
         </w:rPr>
-        <w:commentReference w:id="99"/>
+        <w:commentReference w:id="100"/>
       </w:r>
     </w:p>
     <w:p>
       <w:pPr>
         <w:pStyle w:val="Teksts"/>
       </w:pPr>
-      <w:commentRangeStart w:id="100"/>
+      <w:commentRangeStart w:id="101"/>
       <w:r>
         <w:t xml:space="preserve">Atsevišķs </w:t>
       </w:r>
-      <w:commentRangeEnd w:id="100"/>
+      <w:commentRangeEnd w:id="101"/>
       <w:r>
         <w:rPr>
           <w:rStyle w:val="CommentReference"/>
           <w:sz w:val="24"/>
           <w:szCs w:val="24"/>
         </w:rPr>
-        <w:commentReference w:id="100"/>
+        <w:commentReference w:id="101"/>
       </w:r>
       <w:r>
         <w:t>jautājums ir par to, cik labi novērojumu pirmie mēneši atspoguļo faktisko pieprasījumu un cik lielā mērā to ietekmēja pakāpeniska pašas grāmatvedības datubāzes attīstība. Šim nolūkam ir lietderīgi salīdzināt divas vērtības: dokumentēto nozīmīgo materiālu skaitu un kopējo pārdošanas apjomu pa mēnešiem. Šo grafiku var</w:t>
@@ -10492,19 +10502,19 @@
       <w:pPr>
         <w:pStyle w:val="Teksts"/>
       </w:pPr>
-      <w:commentRangeStart w:id="101"/>
+      <w:commentRangeStart w:id="102"/>
       <w:r>
         <w:lastRenderedPageBreak/>
         <w:t xml:space="preserve">Tas </w:t>
       </w:r>
-      <w:commentRangeEnd w:id="101"/>
+      <w:commentRangeEnd w:id="102"/>
       <w:r>
         <w:rPr>
           <w:rStyle w:val="CommentReference"/>
           <w:sz w:val="24"/>
           <w:szCs w:val="24"/>
         </w:rPr>
-        <w:commentReference w:id="101"/>
+        <w:commentReference w:id="102"/>
       </w:r>
       <w:r>
         <w:t>apstiprina jau izdarīto secinājumu: pieejamos datus ierobežo ne tikai perioda ilgums, bet arī grāmatvedības uzskaites pilnīgums novērošanas perioda sākumā.</w:t>
@@ -10617,18 +10627,18 @@
       <w:r>
         <w:t xml:space="preserve">Ceturtkārt, pārdošanas apjomi </w:t>
       </w:r>
-      <w:commentRangeStart w:id="102"/>
+      <w:commentRangeStart w:id="103"/>
       <w:r>
         <w:t>tiks prognozēti vienu mēnesi uz priekšu</w:t>
       </w:r>
-      <w:commentRangeEnd w:id="102"/>
+      <w:commentRangeEnd w:id="103"/>
       <w:r>
         <w:rPr>
           <w:rStyle w:val="CommentReference"/>
           <w:sz w:val="24"/>
           <w:szCs w:val="24"/>
         </w:rPr>
-        <w:commentReference w:id="102"/>
+        <w:commentReference w:id="103"/>
       </w:r>
       <w:r>
         <w:t xml:space="preserve">. Ar deviņu mēnešu pieejamajiem datiem tas ir tehniski vispiemērotākais. Ilgāki prognozēšanas periodi būtu mazāk ticami ierobežotā datu apjoma dēļ. </w:t>
@@ -10641,34 +10651,34 @@
       <w:r>
         <w:t xml:space="preserve">Visbeidzot, turpmākā metožu salīdzināšana tiks balstīta uz tiem pašiem ievades datiem un to pašu mērķa mainīgo. Galvenie aplūkotie modeļi būs </w:t>
       </w:r>
-      <w:commentRangeStart w:id="103"/>
+      <w:commentRangeStart w:id="104"/>
       <w:r>
         <w:t>naivā prognozēšana</w:t>
       </w:r>
-      <w:commentRangeEnd w:id="103"/>
+      <w:commentRangeEnd w:id="104"/>
       <w:r>
         <w:rPr>
           <w:rStyle w:val="CommentReference"/>
           <w:sz w:val="24"/>
           <w:szCs w:val="24"/>
         </w:rPr>
-        <w:commentReference w:id="103"/>
+        <w:commentReference w:id="104"/>
       </w:r>
       <w:r>
         <w:t xml:space="preserve">, vienkāršā eksponenciālā izlīdzināšana, ARIMA un LSTM. </w:t>
       </w:r>
-      <w:commentRangeStart w:id="104"/>
+      <w:commentRangeStart w:id="105"/>
       <w:r>
         <w:t>Iekšējai kvalitātes novērtēšanai secīga validācija tiks veikta vēsturiskajos mēnešos, un galīgā validācija tiks veikta jaunākajā pieejamajā kontroles mēnesī.</w:t>
       </w:r>
-      <w:commentRangeEnd w:id="104"/>
+      <w:commentRangeEnd w:id="105"/>
       <w:r>
         <w:rPr>
           <w:rStyle w:val="CommentReference"/>
           <w:sz w:val="24"/>
           <w:szCs w:val="24"/>
         </w:rPr>
-        <w:commentReference w:id="104"/>
+        <w:commentReference w:id="105"/>
       </w:r>
     </w:p>
     <w:p>
@@ -10692,18 +10702,18 @@
       <w:pPr>
         <w:pStyle w:val="Teksts"/>
       </w:pPr>
-      <w:commentRangeStart w:id="105"/>
+      <w:commentRangeStart w:id="106"/>
       <w:r>
         <w:t xml:space="preserve">Lai </w:t>
       </w:r>
-      <w:commentRangeEnd w:id="105"/>
+      <w:commentRangeEnd w:id="106"/>
       <w:r>
         <w:rPr>
           <w:rStyle w:val="CommentReference"/>
           <w:sz w:val="24"/>
           <w:szCs w:val="24"/>
         </w:rPr>
-        <w:commentReference w:id="105"/>
+        <w:commentReference w:id="106"/>
       </w:r>
       <w:r>
         <w:t>nodrošinātu godīgu modeļa novērtējumu, apmācība vienmēr tiek veikta tikai ar iepriekšējiem datiem, un testēšana tiek veikta nākamajā mēnesī. Šajā modelī tiek izmantotas trīs validācijas kombinācijas:</w:t>
@@ -10737,18 +10747,18 @@
       <w:pPr>
         <w:pStyle w:val="Teksts"/>
       </w:pPr>
-      <w:commentRangeStart w:id="106"/>
+      <w:commentRangeStart w:id="107"/>
       <w:r>
         <w:t xml:space="preserve">Tādējādi </w:t>
       </w:r>
-      <w:commentRangeEnd w:id="106"/>
+      <w:commentRangeEnd w:id="107"/>
       <w:r>
         <w:rPr>
           <w:rStyle w:val="CommentReference"/>
           <w:sz w:val="24"/>
           <w:szCs w:val="24"/>
         </w:rPr>
-        <w:commentReference w:id="106"/>
+        <w:commentReference w:id="107"/>
       </w:r>
       <w:r>
         <w:t>katrā nākamajā eksperimentā tiek izmantots nedaudz vairāk apmācības datu un pārbaudīta nākamā mēneša prognoze. Tas ļauj iegūt vairākus konsekventus rezultātus un salīdzināt metožu robustumu, lai nodrošinātu to efektivitāti.</w:t>
@@ -10770,18 +10780,18 @@
       <w:pPr>
         <w:pStyle w:val="Teksts"/>
       </w:pPr>
-      <w:commentRangeStart w:id="107"/>
+      <w:commentRangeStart w:id="108"/>
       <w:r>
         <w:t xml:space="preserve">Naivās </w:t>
       </w:r>
-      <w:commentRangeEnd w:id="107"/>
+      <w:commentRangeEnd w:id="108"/>
       <w:r>
         <w:rPr>
           <w:rStyle w:val="CommentReference"/>
           <w:sz w:val="24"/>
           <w:szCs w:val="24"/>
         </w:rPr>
-        <w:commentReference w:id="107"/>
+        <w:commentReference w:id="108"/>
       </w:r>
       <w:r>
         <w:t>prognozes metode ir vienkāršākā prognozēšanas metode, kurā nākamā mēneša vērtība tiek pieņemta kā vienāda ar iepriekšējā mēneša vērtību. Formāli to var uzrakstīt šādi</w:t>
@@ -11152,18 +11162,18 @@
       <w:pPr>
         <w:pStyle w:val="Teksts"/>
       </w:pPr>
-      <w:commentRangeStart w:id="108"/>
+      <w:commentRangeStart w:id="109"/>
       <w:r>
         <w:t xml:space="preserve">Tas </w:t>
       </w:r>
-      <w:commentRangeEnd w:id="108"/>
+      <w:commentRangeEnd w:id="109"/>
       <w:r>
         <w:rPr>
           <w:rStyle w:val="CommentReference"/>
           <w:sz w:val="24"/>
           <w:szCs w:val="24"/>
         </w:rPr>
-        <w:commentReference w:id="108"/>
+        <w:commentReference w:id="109"/>
       </w:r>
       <w:r>
         <w:t>ir, prognozējot 2026. gada janvāri, tika izmantota 2025. gada decembra vērtība, prognozējot 2026. gada februāri, tika izmantota 2026. gada janvāra vērtība, un prognozējot 2026. gada martu, tika izmantota 2026. gada februāra vērtība.</w:t>
@@ -11173,18 +11183,18 @@
       <w:pPr>
         <w:pStyle w:val="Teksts"/>
       </w:pPr>
-      <w:commentRangeStart w:id="109"/>
+      <w:commentRangeStart w:id="110"/>
       <w:r>
         <w:t xml:space="preserve">Šajā </w:t>
       </w:r>
-      <w:commentRangeEnd w:id="109"/>
+      <w:commentRangeEnd w:id="110"/>
       <w:r>
         <w:rPr>
           <w:rStyle w:val="CommentReference"/>
           <w:sz w:val="24"/>
           <w:szCs w:val="24"/>
         </w:rPr>
-        <w:commentReference w:id="109"/>
+        <w:commentReference w:id="110"/>
       </w:r>
       <w:r>
         <w:t>darbā naivā prognoze tiek izmantota kā bāzes līnija salīdzināšanai ar citām metodēm. Ja sarežģītāks modelis nedarbojas labāk nekā vienkārši iepriekšējā mēneša vērtības pārnešana, tā praktisko priekšrocību dotajā datu kopā nevar uzskatīt par apstiprinātu.</w:t>
@@ -11192,18 +11202,18 @@
       <w:r>
         <w:t xml:space="preserve"> </w:t>
       </w:r>
-      <w:commentRangeStart w:id="110"/>
+      <w:commentRangeStart w:id="111"/>
       <w:r>
         <w:t xml:space="preserve">Sakritība </w:t>
       </w:r>
-      <w:commentRangeEnd w:id="110"/>
+      <w:commentRangeEnd w:id="111"/>
       <w:r>
         <w:rPr>
           <w:rStyle w:val="CommentReference"/>
           <w:sz w:val="24"/>
           <w:szCs w:val="24"/>
         </w:rPr>
-        <w:commentReference w:id="110"/>
+        <w:commentReference w:id="111"/>
       </w:r>
       <w:r>
         <w:t>starp sarežģītākā modeļa prognozi un naivo prognozi neti</w:t>
@@ -11956,18 +11966,18 @@
       <w:pPr>
         <w:pStyle w:val="Teksts"/>
       </w:pPr>
-      <w:commentRangeStart w:id="111"/>
+      <w:commentRangeStart w:id="112"/>
       <w:r>
         <w:t xml:space="preserve">Vienkāršā </w:t>
       </w:r>
-      <w:commentRangeEnd w:id="111"/>
+      <w:commentRangeEnd w:id="112"/>
       <w:r>
         <w:rPr>
           <w:rStyle w:val="CommentReference"/>
           <w:sz w:val="24"/>
           <w:szCs w:val="24"/>
         </w:rPr>
-        <w:commentReference w:id="111"/>
+        <w:commentReference w:id="112"/>
       </w:r>
       <w:r>
         <w:t>eksponenciālā izlīdzināšana ir tradicionāla laika rindu prognozēšanas metode, kurā nākamās vērtības prognoze tiek balstīta uz izlīdzinātu rindas līmeni, ņemot vērā iepriekšējos novērojumus. Atšķirībā no naivās prognozēšanas, šī metode balstās uz visām zināmajām rindas vērtībām (ieskaitot agrākās), pakāpeniski samazinot to ietekmi. Formāli metodi var uzrakstīt šādi:</w:t>
@@ -12330,18 +12340,18 @@
       <w:pPr>
         <w:pStyle w:val="Teksts"/>
       </w:pPr>
-      <w:commentRangeStart w:id="112"/>
+      <w:commentRangeStart w:id="113"/>
       <w:r>
         <w:t xml:space="preserve">Lai </w:t>
       </w:r>
-      <w:commentRangeEnd w:id="112"/>
+      <w:commentRangeEnd w:id="113"/>
       <w:r>
         <w:rPr>
           <w:rStyle w:val="CommentReference"/>
           <w:sz w:val="24"/>
           <w:szCs w:val="24"/>
         </w:rPr>
-        <w:commentReference w:id="112"/>
+        <w:commentReference w:id="113"/>
       </w:r>
       <w:r>
         <w:t>pielietotu metodi, dati tika iegūti no iepriekš apspriestās SQLite datubāzes. Šajā posmā kopējais pārdošanas apjoms (sale_m3) tika aprēķināts katrai zīmola+kategorijas grupai un katram mēnesim no 2025. gada jūlija līdz 2026. gada martam</w:t>
@@ -12370,18 +12380,18 @@
       <w:pPr>
         <w:pStyle w:val="Teksts"/>
       </w:pPr>
-      <w:commentRangeStart w:id="113"/>
+      <w:commentRangeStart w:id="114"/>
       <w:r>
         <w:t xml:space="preserve">Metode </w:t>
       </w:r>
-      <w:commentRangeEnd w:id="113"/>
+      <w:commentRangeEnd w:id="114"/>
       <w:r>
         <w:rPr>
           <w:rStyle w:val="CommentReference"/>
           <w:sz w:val="24"/>
           <w:szCs w:val="24"/>
         </w:rPr>
-        <w:commentReference w:id="113"/>
+        <w:commentReference w:id="114"/>
       </w:r>
       <w:r>
         <w:t xml:space="preserve">tika ieviesta Python valodā, izmantojot statsmodels bibliotēku, kurā vienkāršu eksponenciālu izlīdzināšanu attēlo SimpleExpSmoothing klase. Katrai grupai modelis tika apmācīts atsevišķi sērijas apmācības daļā. </w:t>
@@ -13028,18 +13038,18 @@
       <w:pPr>
         <w:pStyle w:val="Teksts"/>
       </w:pPr>
-      <w:commentRangeStart w:id="114"/>
+      <w:commentRangeStart w:id="115"/>
       <w:r>
         <w:t xml:space="preserve">ARIMA </w:t>
       </w:r>
-      <w:commentRangeEnd w:id="114"/>
+      <w:commentRangeEnd w:id="115"/>
       <w:r>
         <w:rPr>
           <w:rStyle w:val="CommentReference"/>
           <w:sz w:val="24"/>
           <w:szCs w:val="24"/>
         </w:rPr>
-        <w:commentReference w:id="114"/>
+        <w:commentReference w:id="115"/>
       </w:r>
       <w:r>
         <w:t>modeli definē trīs nenegatīvu veselu skaitļu parametri: p, d un q</w:t>
@@ -13130,19 +13140,19 @@
       <w:pPr>
         <w:pStyle w:val="Teksts"/>
       </w:pPr>
-      <w:commentRangeStart w:id="115"/>
+      <w:commentRangeStart w:id="116"/>
       <w:r>
         <w:lastRenderedPageBreak/>
         <w:t xml:space="preserve">Pareiza </w:t>
       </w:r>
-      <w:commentRangeEnd w:id="115"/>
+      <w:commentRangeEnd w:id="116"/>
       <w:r>
         <w:rPr>
           <w:rStyle w:val="CommentReference"/>
           <w:sz w:val="24"/>
           <w:szCs w:val="24"/>
         </w:rPr>
-        <w:commentReference w:id="115"/>
+        <w:commentReference w:id="116"/>
       </w:r>
       <w:r>
         <w:t>šo trīs parametru kombinācija sniegtu vislabāko modeļa prognozi. Tā kā pareizo ARIMA konfigurāciju nevar iepriekš zināt, katram koda testam tika pārbaudīts ierobežots p, d un q kandidātu kombināciju kopums, un tika izvēlēta labākā. Labākās konfigurācijas izvēlei tika izmantots AIC kritērijs. Tās standarta formu var uzrakstīt šādi</w:t>
@@ -13197,7 +13207,7 @@
         </w:rPr>
         <w:tab/>
       </w:r>
-      <w:bookmarkStart w:id="116" w:name="_Ref226990354"/>
+      <w:bookmarkStart w:id="117" w:name="_Ref226990354"/>
       <m:oMath>
         <m:r>
           <w:rPr>
@@ -13330,7 +13340,7 @@
       <w:r>
         <w:t>)</w:t>
       </w:r>
-      <w:bookmarkEnd w:id="116"/>
+      <w:bookmarkEnd w:id="117"/>
     </w:p>
     <w:p>
       <w:pPr>
@@ -13414,28 +13424,28 @@
       <w:pPr>
         <w:pStyle w:val="Teksts"/>
       </w:pPr>
-      <w:commentRangeStart w:id="117"/>
       <w:commentRangeStart w:id="118"/>
+      <w:commentRangeStart w:id="119"/>
       <w:r>
         <w:t xml:space="preserve">Kritērijs </w:t>
       </w:r>
-      <w:commentRangeEnd w:id="118"/>
+      <w:commentRangeEnd w:id="119"/>
       <w:r>
         <w:rPr>
           <w:rStyle w:val="CommentReference"/>
           <w:sz w:val="24"/>
           <w:szCs w:val="24"/>
         </w:rPr>
-        <w:commentReference w:id="118"/>
-      </w:r>
-      <w:commentRangeEnd w:id="117"/>
+        <w:commentReference w:id="119"/>
+      </w:r>
+      <w:commentRangeEnd w:id="118"/>
       <w:r>
         <w:rPr>
           <w:rStyle w:val="CommentReference"/>
           <w:sz w:val="24"/>
           <w:szCs w:val="24"/>
         </w:rPr>
-        <w:commentReference w:id="117"/>
+        <w:commentReference w:id="118"/>
       </w:r>
       <w:r>
         <w:t xml:space="preserve">tiek aprēķināts, pamatojoties uz </w:t>
@@ -13518,18 +13528,18 @@
       <w:r>
         <w:t xml:space="preserve">. </w:t>
       </w:r>
-      <w:commentRangeStart w:id="119"/>
+      <w:commentRangeStart w:id="120"/>
       <w:r>
         <w:t xml:space="preserve">Par to raksta </w:t>
       </w:r>
-      <w:commentRangeEnd w:id="119"/>
+      <w:commentRangeEnd w:id="120"/>
       <w:r>
         <w:rPr>
           <w:rStyle w:val="CommentReference"/>
           <w:sz w:val="24"/>
           <w:szCs w:val="24"/>
         </w:rPr>
-        <w:commentReference w:id="119"/>
+        <w:commentReference w:id="120"/>
       </w:r>
       <w:sdt>
         <w:sdtPr>
@@ -13575,18 +13585,18 @@
       <w:r>
         <w:t xml:space="preserve">. </w:t>
       </w:r>
-      <w:commentRangeStart w:id="120"/>
+      <w:commentRangeStart w:id="121"/>
       <w:r>
         <w:t xml:space="preserve">Līdz </w:t>
       </w:r>
-      <w:commentRangeEnd w:id="120"/>
+      <w:commentRangeEnd w:id="121"/>
       <w:r>
         <w:rPr>
           <w:rStyle w:val="CommentReference"/>
           <w:sz w:val="24"/>
           <w:szCs w:val="24"/>
         </w:rPr>
-        <w:commentReference w:id="120"/>
+        <w:commentReference w:id="121"/>
       </w:r>
       <w:r>
         <w:t>ar to k</w:t>
@@ -13613,18 +13623,18 @@
         </w:tabs>
         <w:jc w:val="left"/>
       </w:pPr>
-      <w:commentRangeStart w:id="121"/>
+      <w:commentRangeStart w:id="122"/>
       <w:r>
         <w:t xml:space="preserve">Sākotnējais </w:t>
       </w:r>
-      <w:commentRangeEnd w:id="121"/>
+      <w:commentRangeEnd w:id="122"/>
       <w:r>
         <w:rPr>
           <w:rStyle w:val="CommentReference"/>
           <w:sz w:val="24"/>
           <w:szCs w:val="24"/>
         </w:rPr>
-        <w:commentReference w:id="121"/>
+        <w:commentReference w:id="122"/>
       </w:r>
       <w:r>
         <w:t>kandidātu kombinācijas</w:t>
@@ -14484,18 +14494,18 @@
         </w:tabs>
         <w:jc w:val="left"/>
       </w:pPr>
-      <w:commentRangeStart w:id="122"/>
+      <w:commentRangeStart w:id="123"/>
       <w:r>
         <w:t xml:space="preserve">Implementācijai </w:t>
       </w:r>
-      <w:commentRangeEnd w:id="122"/>
+      <w:commentRangeEnd w:id="123"/>
       <w:r>
         <w:rPr>
           <w:rStyle w:val="CommentReference"/>
           <w:sz w:val="24"/>
           <w:szCs w:val="24"/>
         </w:rPr>
-        <w:commentReference w:id="122"/>
+        <w:commentReference w:id="123"/>
       </w:r>
       <w:r>
         <w:t>tika izmantota tā pati bibliotēka, kas tika izmantota vienkāršajai eksponenciālajai izlīdzināšanai, tāpēc pieeja un metodes palika nemainīgas; kods atšķīrās tikai noteiktos modeļa parametros. Veidojot ARIMA, papildus tika izmantoti parametri enforce_stationarity=False un enforce_invertibility=False. Pirmais parametrs atspējo stingro stacionaritātes prasību modeļa autoregresīvajai daļai, bet otrais atspējo stingro invertējamības prasību slīdošā vidējā daļai</w:t>
@@ -15225,18 +15235,18 @@
       <w:pPr>
         <w:pStyle w:val="2-lm-virsraksts"/>
       </w:pPr>
-      <w:commentRangeStart w:id="123"/>
+      <w:commentRangeStart w:id="124"/>
       <w:r>
         <w:t>LSTM neironu tīkls</w:t>
       </w:r>
-      <w:commentRangeEnd w:id="123"/>
+      <w:commentRangeEnd w:id="124"/>
       <w:r>
         <w:rPr>
           <w:rStyle w:val="CommentReference"/>
           <w:sz w:val="28"/>
           <w:szCs w:val="28"/>
         </w:rPr>
-        <w:commentReference w:id="123"/>
+        <w:commentReference w:id="124"/>
       </w:r>
     </w:p>
     <w:p>
@@ -15251,21 +15261,21 @@
       <w:pPr>
         <w:pStyle w:val="Teksts"/>
       </w:pPr>
-      <w:commentRangeStart w:id="124"/>
+      <w:commentRangeStart w:id="125"/>
       <w:r>
         <w:t>V</w:t>
       </w:r>
       <w:r>
         <w:t xml:space="preserve">ienvirziena </w:t>
       </w:r>
-      <w:commentRangeEnd w:id="124"/>
+      <w:commentRangeEnd w:id="125"/>
       <w:r>
         <w:rPr>
           <w:rStyle w:val="CommentReference"/>
           <w:sz w:val="24"/>
           <w:szCs w:val="24"/>
         </w:rPr>
-        <w:commentReference w:id="124"/>
+        <w:commentReference w:id="125"/>
       </w:r>
       <w:r>
         <w:t>neironu tīklu</w:t>
@@ -15273,18 +15283,18 @@
       <w:r>
         <w:t xml:space="preserve"> (</w:t>
       </w:r>
-      <w:commentRangeStart w:id="125"/>
+      <w:commentRangeStart w:id="126"/>
       <w:r>
         <w:t>feedforward neural network</w:t>
       </w:r>
-      <w:commentRangeEnd w:id="125"/>
+      <w:commentRangeEnd w:id="126"/>
       <w:r>
         <w:rPr>
           <w:rStyle w:val="CommentReference"/>
           <w:sz w:val="24"/>
           <w:szCs w:val="24"/>
         </w:rPr>
-        <w:commentReference w:id="125"/>
+        <w:commentReference w:id="126"/>
       </w:r>
       <w:r>
         <w:t>)</w:t>
@@ -15391,7 +15401,7 @@
       <w:pPr>
         <w:pStyle w:val="Teksts"/>
       </w:pPr>
-      <w:commentRangeStart w:id="126"/>
+      <w:commentRangeStart w:id="127"/>
       <w:r>
         <w:t xml:space="preserve">Mākslīgs neirons pilnībā savienotā slānī aprēķina savu ieeju svērto summu ar pievienotu nobīdes terminu, kam seko nelineāras aktivācijas funkcijas pielietošana. Šo darbību var izteikt kā </w:t>
       </w:r>
@@ -15424,14 +15434,14 @@
       <w:r>
         <w:t>:</w:t>
       </w:r>
-      <w:commentRangeEnd w:id="126"/>
+      <w:commentRangeEnd w:id="127"/>
       <w:r>
         <w:rPr>
           <w:rStyle w:val="CommentReference"/>
           <w:sz w:val="24"/>
           <w:szCs w:val="24"/>
         </w:rPr>
-        <w:commentReference w:id="126"/>
+        <w:commentReference w:id="127"/>
       </w:r>
     </w:p>
     <w:p>
@@ -15697,18 +15707,18 @@
       <w:pPr>
         <w:pStyle w:val="Teksts"/>
       </w:pPr>
-      <w:commentRangeStart w:id="127"/>
+      <w:commentRangeStart w:id="128"/>
       <w:r>
         <w:t>Slānim</w:t>
       </w:r>
-      <w:commentRangeEnd w:id="127"/>
+      <w:commentRangeEnd w:id="128"/>
       <w:r>
         <w:rPr>
           <w:rStyle w:val="CommentReference"/>
           <w:sz w:val="24"/>
           <w:szCs w:val="24"/>
         </w:rPr>
-        <w:commentReference w:id="127"/>
+        <w:commentReference w:id="128"/>
       </w:r>
       <w:r>
         <w:t xml:space="preserve">, kas sastāv no vairākiem neironiem, šo aprēķinu </w:t>
@@ -15722,18 +15732,18 @@
       <w:r>
         <w:t xml:space="preserve">. </w:t>
       </w:r>
-      <w:commentRangeStart w:id="128"/>
+      <w:commentRangeStart w:id="129"/>
       <w:r>
         <w:t xml:space="preserve">Daudzslāņu </w:t>
       </w:r>
-      <w:commentRangeEnd w:id="128"/>
+      <w:commentRangeEnd w:id="129"/>
       <w:r>
         <w:rPr>
           <w:rStyle w:val="CommentReference"/>
           <w:sz w:val="24"/>
           <w:szCs w:val="24"/>
         </w:rPr>
-        <w:commentReference w:id="128"/>
+        <w:commentReference w:id="129"/>
       </w:r>
       <w:r>
         <w:t xml:space="preserve">perceptronos neironi ir organizēti ieejas, slēptajā un izejas slāņos, un tīkls mācās, pielāgojot svarus, lai samazinātu kļūdu starp prognozēto un vēlamo izejas vērtību </w:t>
@@ -17452,7 +17462,7 @@
       <w:r>
         <w:t xml:space="preserve"> </w:t>
       </w:r>
-      <w:commentRangeStart w:id="129"/>
+      <w:commentRangeStart w:id="130"/>
       <w:sdt>
         <w:sdtPr>
           <w:id w:val="1445189478"/>
@@ -17561,14 +17571,14 @@
           </w:r>
         </w:sdtContent>
       </w:sdt>
-      <w:commentRangeEnd w:id="129"/>
+      <w:commentRangeEnd w:id="130"/>
       <w:r>
         <w:rPr>
           <w:rStyle w:val="CommentReference"/>
           <w:sz w:val="24"/>
           <w:szCs w:val="24"/>
         </w:rPr>
-        <w:commentReference w:id="129"/>
+        <w:commentReference w:id="130"/>
       </w:r>
       <w:r>
         <w:t xml:space="preserve"> </w:t>
@@ -18408,21 +18418,21 @@
       <w:r>
         <w:t xml:space="preserve">Praktiski standartizācija padara </w:t>
       </w:r>
-      <w:commentRangeStart w:id="130"/>
+      <w:commentRangeStart w:id="131"/>
       <w:r>
         <w:t>ie</w:t>
       </w:r>
       <w:r>
         <w:t xml:space="preserve">zīmju </w:t>
       </w:r>
-      <w:commentRangeEnd w:id="130"/>
+      <w:commentRangeEnd w:id="131"/>
       <w:r>
         <w:rPr>
           <w:rStyle w:val="CommentReference"/>
           <w:sz w:val="24"/>
           <w:szCs w:val="24"/>
         </w:rPr>
-        <w:commentReference w:id="130"/>
+        <w:commentReference w:id="131"/>
       </w:r>
       <w:r>
         <w:t xml:space="preserve">skalas salīdzināmas, palīdz nodrošināt, ka </w:t>
@@ -18780,18 +18790,18 @@
       <w:r>
         <w:t xml:space="preserve">. </w:t>
       </w:r>
-      <w:commentRangeStart w:id="131"/>
+      <w:commentRangeStart w:id="132"/>
       <w:r>
         <w:t>To teorētiski varētu izmantot šī darba</w:t>
       </w:r>
-      <w:commentRangeEnd w:id="131"/>
+      <w:commentRangeEnd w:id="132"/>
       <w:r>
         <w:rPr>
           <w:rStyle w:val="CommentReference"/>
           <w:sz w:val="24"/>
           <w:szCs w:val="24"/>
         </w:rPr>
-        <w:commentReference w:id="131"/>
+        <w:commentReference w:id="132"/>
       </w:r>
       <w:r>
         <w:t>.</w:t>
@@ -18804,18 +18814,18 @@
           <w:lang w:val="ru-RU"/>
         </w:rPr>
       </w:pPr>
-      <w:commentRangeStart w:id="132"/>
+      <w:commentRangeStart w:id="133"/>
       <w:r>
         <w:t xml:space="preserve">Rekurenti </w:t>
       </w:r>
-      <w:commentRangeEnd w:id="132"/>
+      <w:commentRangeEnd w:id="133"/>
       <w:r>
         <w:rPr>
           <w:rStyle w:val="CommentReference"/>
           <w:sz w:val="24"/>
           <w:szCs w:val="24"/>
         </w:rPr>
-        <w:commentReference w:id="132"/>
+        <w:commentReference w:id="133"/>
       </w:r>
       <w:r>
         <w:t>tīkli un LSTM atšķirība</w:t>
@@ -19717,31 +19727,31 @@
       <w:pPr>
         <w:pStyle w:val="3-lm-virsraksts"/>
       </w:pPr>
-      <w:commentRangeStart w:id="133"/>
       <w:commentRangeStart w:id="134"/>
+      <w:commentRangeStart w:id="135"/>
       <w:r>
         <w:t xml:space="preserve">Datu </w:t>
       </w:r>
-      <w:commentRangeEnd w:id="134"/>
+      <w:commentRangeEnd w:id="135"/>
       <w:r>
         <w:rPr>
           <w:rStyle w:val="CommentReference"/>
           <w:sz w:val="24"/>
           <w:szCs w:val="24"/>
         </w:rPr>
-        <w:commentReference w:id="134"/>
+        <w:commentReference w:id="135"/>
       </w:r>
       <w:r>
         <w:t>sagatavošana</w:t>
       </w:r>
-      <w:commentRangeEnd w:id="133"/>
+      <w:commentRangeEnd w:id="134"/>
       <w:r>
         <w:rPr>
           <w:rStyle w:val="CommentReference"/>
           <w:sz w:val="24"/>
           <w:szCs w:val="24"/>
         </w:rPr>
-        <w:commentReference w:id="133"/>
+        <w:commentReference w:id="134"/>
       </w:r>
     </w:p>
     <w:p>
@@ -20199,18 +20209,18 @@
       <w:pPr>
         <w:pStyle w:val="Teksts"/>
       </w:pPr>
-      <w:commentRangeStart w:id="135"/>
+      <w:commentRangeStart w:id="136"/>
       <w:r>
         <w:t xml:space="preserve">Eksperimentā </w:t>
       </w:r>
-      <w:commentRangeEnd w:id="135"/>
+      <w:commentRangeEnd w:id="136"/>
       <w:r>
         <w:rPr>
           <w:rStyle w:val="CommentReference"/>
           <w:sz w:val="24"/>
           <w:szCs w:val="24"/>
         </w:rPr>
-        <w:commentReference w:id="135"/>
+        <w:commentReference w:id="136"/>
       </w:r>
       <w:r>
         <w:t xml:space="preserve">viens LSTM modelis tiek apmācīts uz kopīga logu kopas, kas savākta no visām grupām. To var redzēt </w:t>
@@ -20952,19 +20962,19 @@
       <w:pPr>
         <w:pStyle w:val="Teksts"/>
       </w:pPr>
-      <w:commentRangeStart w:id="136"/>
+      <w:commentRangeStart w:id="137"/>
       <w:r>
         <w:lastRenderedPageBreak/>
         <w:t xml:space="preserve">Apmācība </w:t>
       </w:r>
-      <w:commentRangeEnd w:id="136"/>
+      <w:commentRangeEnd w:id="137"/>
       <w:r>
         <w:rPr>
           <w:rStyle w:val="CommentReference"/>
           <w:sz w:val="24"/>
           <w:szCs w:val="24"/>
         </w:rPr>
-        <w:commentReference w:id="136"/>
+        <w:commentReference w:id="137"/>
       </w:r>
       <w:r>
         <w:t xml:space="preserve">notiek, izmantojot </w:t>
@@ -22013,18 +22023,18 @@
       <w:pPr>
         <w:pStyle w:val="Teksts"/>
       </w:pPr>
-      <w:commentRangeStart w:id="137"/>
+      <w:commentRangeStart w:id="138"/>
       <w:r>
         <w:t xml:space="preserve">Kā </w:t>
       </w:r>
-      <w:commentRangeEnd w:id="137"/>
+      <w:commentRangeEnd w:id="138"/>
       <w:r>
         <w:rPr>
           <w:rStyle w:val="CommentReference"/>
           <w:sz w:val="24"/>
           <w:szCs w:val="24"/>
         </w:rPr>
-        <w:commentReference w:id="137"/>
+        <w:commentReference w:id="138"/>
       </w:r>
       <w:r>
         <w:t>minēts iepriekš, modeļi tika novērtēti trīs atsevišķos mēnešos katrai materiālu grupai, kā rezultātā katram modelim tika iegūta 21 prognoze. Absolūtā procentuālā kļūda (absolūtā starpība starp faktisko un prognozēto vērtību, dalīta ar faktisko vērtību) ir viegli interpretējama, taču tai ir svarīgs ierobežojums: ja faktiskā pārdošanas vērtība ir vienāda ar nulli, procentuālo kļūdu nevar aprēķināt. Tas nozīmē, ka, analizējot datus, vairāku materiālu grupu APE nevarēja aprēķināt, jo tām šajā mēnesī nebija pārdošanas. Galu galā APE varēja aprēķināt tikai 13 no 21 prognozes gadījuma katram modelim. Tāpēc, paļaujoties tikai uz APE, daļa testa rezultātu tiek izslēgta no relatīvās kļūdas analīzes. Zāģmateriālu pārdošanas kontekstā tas ir slikti, jo nulles pārdošanas vērtības nav datu kļūdas, kuras var ignorēt, bet gan dabiska datu kopas sastāvdaļa. Šī darba kontekstā šo datu punktu ignorēšana ir vēl sliktāka, jo, kā jau minēts iepriekš, viens no galvenajiem darba ierobežojumiem ir pieejamo datu trūkums.</w:t>
@@ -22034,18 +22044,18 @@
       <w:pPr>
         <w:pStyle w:val="Teksts"/>
       </w:pPr>
-      <w:commentRangeStart w:id="138"/>
+      <w:commentRangeStart w:id="139"/>
       <w:r>
         <w:t xml:space="preserve">Varētu </w:t>
       </w:r>
-      <w:commentRangeEnd w:id="138"/>
+      <w:commentRangeEnd w:id="139"/>
       <w:r>
         <w:rPr>
           <w:rStyle w:val="CommentReference"/>
           <w:sz w:val="24"/>
           <w:szCs w:val="24"/>
         </w:rPr>
-        <w:commentReference w:id="138"/>
+        <w:commentReference w:id="139"/>
       </w:r>
       <w:r>
         <w:t>apgalvot, ka šī iemesla dēļ pastāv arī MAE un RMSE, taču arī tiem ir savas problēmas — tie nav relatīvi. MAE nav mērogojams, 1m</w:t>
@@ -22082,18 +22092,18 @@
       <w:pPr>
         <w:pStyle w:val="Teksts"/>
       </w:pPr>
-      <w:commentRangeStart w:id="139"/>
+      <w:commentRangeStart w:id="140"/>
       <w:r>
         <w:t xml:space="preserve">Lai </w:t>
       </w:r>
-      <w:commentRangeEnd w:id="139"/>
+      <w:commentRangeEnd w:id="140"/>
       <w:r>
         <w:rPr>
           <w:rStyle w:val="CommentReference"/>
           <w:sz w:val="24"/>
           <w:szCs w:val="24"/>
         </w:rPr>
-        <w:commentReference w:id="139"/>
+        <w:commentReference w:id="140"/>
       </w:r>
       <w:r>
         <w:t>risinātu šo</w:t>
@@ -22556,18 +22566,18 @@
       <w:pPr>
         <w:pStyle w:val="Teksts"/>
       </w:pPr>
-      <w:commentRangeStart w:id="140"/>
+      <w:commentRangeStart w:id="141"/>
       <w:r>
         <w:t xml:space="preserve">Citiem </w:t>
       </w:r>
-      <w:commentRangeEnd w:id="140"/>
+      <w:commentRangeEnd w:id="141"/>
       <w:r>
         <w:rPr>
           <w:rStyle w:val="CommentReference"/>
           <w:sz w:val="24"/>
           <w:szCs w:val="24"/>
         </w:rPr>
-        <w:commentReference w:id="140"/>
+        <w:commentReference w:id="141"/>
       </w:r>
       <w:r>
         <w:t xml:space="preserve">vārdiem sakot, šis rādītājs parāda, cik liela ir mēneša prognozes kļūda, salīdzinot ar materiālu grupas kopējo faktisko pārdošanas apjomu visā prognozes </w:t>
@@ -22586,7 +22596,7 @@
         <w:t>5.</w:t>
       </w:r>
       <w:r>
-        <w:t>7</w:t>
+        <w:t>6</w:t>
       </w:r>
       <w:r>
         <w:t>. tabulā.</w:t>
@@ -22596,18 +22606,18 @@
       <w:pPr>
         <w:pStyle w:val="Teksts"/>
       </w:pPr>
-      <w:commentRangeStart w:id="141"/>
+      <w:commentRangeStart w:id="142"/>
       <w:r>
         <w:t xml:space="preserve">Šī </w:t>
       </w:r>
-      <w:commentRangeEnd w:id="141"/>
+      <w:commentRangeEnd w:id="142"/>
       <w:r>
         <w:rPr>
           <w:rStyle w:val="CommentReference"/>
           <w:sz w:val="24"/>
           <w:szCs w:val="24"/>
         </w:rPr>
-        <w:commentReference w:id="141"/>
+        <w:commentReference w:id="142"/>
       </w:r>
       <w:r>
         <w:t>iemesla dēļ tika apsvērts vēl viens rādītājs, kas novērtē kļūdu materiālu grupas līmenī, summējot visas grupas absolūtās kļūdas prognozes periodā un dalot šo vērtību ar tās pašas grupas kopējo faktisko pārdošanas apjomu. Šāda veida rādītājs ģenerē septiņas vērtības, pa vienai katrai grupai:</w:t>
@@ -22902,18 +22912,18 @@
       <w:pPr>
         <w:pStyle w:val="Teksts"/>
       </w:pPr>
-      <w:commentRangeStart w:id="142"/>
+      <w:commentRangeStart w:id="143"/>
       <w:r>
         <w:t xml:space="preserve">Šis </w:t>
       </w:r>
-      <w:commentRangeEnd w:id="142"/>
+      <w:commentRangeEnd w:id="143"/>
       <w:r>
         <w:rPr>
           <w:rStyle w:val="CommentReference"/>
           <w:sz w:val="24"/>
           <w:szCs w:val="24"/>
         </w:rPr>
-        <w:commentReference w:id="142"/>
+        <w:commentReference w:id="143"/>
       </w:r>
       <w:r>
         <w:t>rādītājs parāda, cik liela ir materiālu grupas kopējā prognozēšanas kļūda salīdzinājumā ar tās pašas grupas kopējo faktisko pārdošanas apjomu prognozēšanas periodā. Tas atrisina pielāgotā APE problēmu, jo gan skaitītājs, gan saucējs tiek aprēķināti vienā un tajā pašā periodā. Tomēr šī rādītāja rezultāti arī nav īsti piemēroti</w:t>
@@ -22925,7 +22935,7 @@
         <w:t xml:space="preserve"> grupas ar nelielu kopējo faktisko pārdošanas apjomu rada lielākas procentuālās kļūdas pat tad, ja absolūtā kļūda no uzņēmējdarbības viedokļa nav tik liela. Rezultāti ir parādīti arī 5.</w:t>
       </w:r>
       <w:r>
-        <w:t>7</w:t>
+        <w:t>6</w:t>
       </w:r>
       <w:r>
         <w:t>. tabulā.</w:t>
@@ -22939,18 +22949,18 @@
           <w:tab w:val="right" w:pos="8222"/>
         </w:tabs>
       </w:pPr>
-      <w:commentRangeStart w:id="143"/>
+      <w:commentRangeStart w:id="144"/>
       <w:r>
         <w:t xml:space="preserve">Tika </w:t>
       </w:r>
-      <w:commentRangeEnd w:id="143"/>
+      <w:commentRangeEnd w:id="144"/>
       <w:r>
         <w:rPr>
           <w:rStyle w:val="CommentReference"/>
           <w:sz w:val="24"/>
           <w:szCs w:val="24"/>
         </w:rPr>
-        <w:commentReference w:id="143"/>
+        <w:commentReference w:id="144"/>
       </w:r>
       <w:r>
         <w:t>konstatēts, ka otrais rādītājs ir ļoti līdzīgs bieži izmantotajam prognozēšanas rādītājam, ko sauc par svērto absolūto procentuālo kļūdu (WAPE), ko dažviet dēvē arī par svērto vidējo absolūto procentuālo kļūdu (WMAPE). WMAPE prognozēšanas pētījumos tiek izmantots kā bezmēroga prognozēšanas precizitātes rādītājs, un to aprēķina kā vidējo absolūto kļūdu, dalītu ar vidējo faktisko vērtību</w:t>
@@ -23315,18 +23325,18 @@
       <w:pPr>
         <w:pStyle w:val="Teksts"/>
       </w:pPr>
-      <w:commentRangeStart w:id="144"/>
+      <w:commentRangeStart w:id="145"/>
       <w:r>
         <w:t xml:space="preserve">Vienkārši </w:t>
       </w:r>
-      <w:commentRangeEnd w:id="144"/>
+      <w:commentRangeEnd w:id="145"/>
       <w:r>
         <w:rPr>
           <w:rStyle w:val="CommentReference"/>
           <w:sz w:val="24"/>
           <w:szCs w:val="24"/>
         </w:rPr>
-        <w:commentReference w:id="144"/>
+        <w:commentReference w:id="145"/>
       </w:r>
       <w:r>
         <w:t xml:space="preserve">sakot, WAPE parāda, cik liela ir kopējā absolūtā prognozes kļūda, salīdzinot ar kopējo faktisko pārdošanas apjomu visā testa kopā. Tā kā nav nepieciešama dalīšana ar katru atsevišķo faktisko vērtību, prognožu gadījumi ar nulles mēneša pārdošanas apjomu joprojām tiek iekļauti novērtējumā. WAPE arī novērš divu iepriekšējo metriku radītās problēmas, jo atšķirībā no tiem tas ietver visus 21 prognozes </w:t>
@@ -23342,7 +23352,7 @@
         <w:t xml:space="preserve"> metrika ir izvēlēta, lai novērtētu modeļus pēdējā salīdzināšanas sadaļā. Aprēķinātie WAPE rezultāti ir parādīti 5.</w:t>
       </w:r>
       <w:r>
-        <w:t>7</w:t>
+        <w:t>6</w:t>
       </w:r>
       <w:r>
         <w:t>. tabulā.</w:t>
@@ -23352,52 +23362,52 @@
       <w:pPr>
         <w:pStyle w:val="2-lm-virsraksts"/>
       </w:pPr>
-      <w:commentRangeStart w:id="145"/>
+      <w:commentRangeStart w:id="146"/>
       <w:r>
         <w:t>Metožu salīdzinājums un starpsecinājumi</w:t>
       </w:r>
-      <w:commentRangeEnd w:id="145"/>
+      <w:commentRangeEnd w:id="146"/>
       <w:r>
         <w:rPr>
           <w:rStyle w:val="CommentReference"/>
           <w:sz w:val="28"/>
           <w:szCs w:val="28"/>
         </w:rPr>
-        <w:commentReference w:id="145"/>
+        <w:commentReference w:id="146"/>
       </w:r>
     </w:p>
     <w:p>
       <w:pPr>
         <w:pStyle w:val="Teksts"/>
       </w:pPr>
-      <w:commentRangeStart w:id="146"/>
+      <w:commentRangeStart w:id="147"/>
       <w:r>
         <w:t xml:space="preserve">Lai </w:t>
       </w:r>
-      <w:commentRangeEnd w:id="146"/>
+      <w:commentRangeEnd w:id="147"/>
       <w:r>
         <w:rPr>
           <w:rStyle w:val="CommentReference"/>
           <w:sz w:val="24"/>
           <w:szCs w:val="24"/>
         </w:rPr>
-        <w:commentReference w:id="146"/>
+        <w:commentReference w:id="147"/>
       </w:r>
       <w:r>
         <w:t xml:space="preserve">salīdzinātu prognozēšanas metodes, katrs modelis ģenerēja viena mēneša prognozes tām pašām materiālu grupām un tiem pašiem trim testa mēnešiem. Tas neatspoguļo to, cik labi metodes kopumā darbojās, bet gan to, cik piemērota katra metode bija pašreizējam uzņēmuma datu kopumam. Lasītājiem jāpatur prātā arī atšķirība modeļa ievades datos: tradicionālajām metodēm tika doti tikai vēsturiskie pārdošanas apjomi, savukārt LSTM modelim papildus tika ņemtas piegādes, </w:t>
       </w:r>
-      <w:commentRangeStart w:id="147"/>
+      <w:commentRangeStart w:id="148"/>
       <w:r>
         <w:t xml:space="preserve">pārdošanas pirmās starpības </w:t>
       </w:r>
-      <w:commentRangeEnd w:id="147"/>
+      <w:commentRangeEnd w:id="148"/>
       <w:r>
         <w:rPr>
           <w:rStyle w:val="CommentReference"/>
           <w:sz w:val="24"/>
           <w:szCs w:val="24"/>
         </w:rPr>
-        <w:commentReference w:id="147"/>
+        <w:commentReference w:id="148"/>
       </w:r>
       <w:r>
         <w:t>un slīdošie pārdošanas vidējie dati. Tomēr šī atšķirība ir arī daļa no salīdzinājuma mērķa – viena no galvenajām idejām, kas pamatoja LSTM izmantošanu šajā darbā, bija parādīt, ka modelis var apstrādāt plašāku ievades struktūru, tādējādi tika sagaidīts, ka tas sasniegs labāku prognozēšanas precizitāti.</w:t>
@@ -23407,21 +23417,27 @@
       <w:pPr>
         <w:pStyle w:val="Teksts"/>
       </w:pPr>
-      <w:commentRangeStart w:id="148"/>
+      <w:commentRangeStart w:id="149"/>
       <w:r>
         <w:t xml:space="preserve">Apkopotie </w:t>
       </w:r>
-      <w:commentRangeEnd w:id="148"/>
+      <w:commentRangeEnd w:id="149"/>
       <w:r>
         <w:rPr>
           <w:rStyle w:val="CommentReference"/>
           <w:sz w:val="24"/>
           <w:szCs w:val="24"/>
         </w:rPr>
-        <w:commentReference w:id="148"/>
-      </w:r>
-      <w:r>
-        <w:t>novērtēto metožu rezultāti ir parādīti 5.7. tabulā. MAE un RMSE ir izteikti kubikmetros, savukārt MAPE, pielāgotie procentuālie rādītāji un WAPE ir izteikti procentos. Galīgais rangs ir balstīts uz WAPE.</w:t>
+        <w:commentReference w:id="149"/>
+      </w:r>
+      <w:r>
+        <w:t>novērtēto metožu rezultāti ir parādīti 5.</w:t>
+      </w:r>
+      <w:r>
+        <w:t>6</w:t>
+      </w:r>
+      <w:r>
+        <w:t>. tabulā. MAE un RMSE ir izteikti kubikmetros, savukārt MAPE, pielāgotie procentuālie rādītāji un WAPE ir izteikti procentos. Galīgais rangs ir balstīts uz WAPE.</w:t>
       </w:r>
     </w:p>
     <w:p>
@@ -23515,27 +23531,27 @@
     <w:tbl>
       <w:tblPr>
         <w:tblStyle w:val="TableGrid"/>
-        <w:tblW w:w="6857" w:type="dxa"/>
+        <w:tblW w:w="8404" w:type="dxa"/>
         <w:jc w:val="center"/>
         <w:tblLook w:val="04A0" w:firstRow="1" w:lastRow="0" w:firstColumn="1" w:lastColumn="0" w:noHBand="0" w:noVBand="1"/>
       </w:tblPr>
       <w:tblGrid>
-        <w:gridCol w:w="950"/>
-        <w:gridCol w:w="730"/>
-        <w:gridCol w:w="852"/>
-        <w:gridCol w:w="1341"/>
         <w:gridCol w:w="1060"/>
-        <w:gridCol w:w="1048"/>
-        <w:gridCol w:w="876"/>
+        <w:gridCol w:w="840"/>
+        <w:gridCol w:w="962"/>
+        <w:gridCol w:w="1719"/>
+        <w:gridCol w:w="1358"/>
+        <w:gridCol w:w="1343"/>
+        <w:gridCol w:w="1122"/>
       </w:tblGrid>
       <w:tr>
         <w:trPr>
-          <w:trHeight w:val="1200"/>
+          <w:trHeight w:val="1230"/>
           <w:jc w:val="center"/>
         </w:trPr>
         <w:tc>
           <w:tcPr>
-            <w:tcW w:w="950" w:type="dxa"/>
+            <w:tcW w:w="1060" w:type="dxa"/>
             <w:hideMark/>
           </w:tcPr>
           <w:p>
@@ -23549,7 +23565,7 @@
         </w:tc>
         <w:tc>
           <w:tcPr>
-            <w:tcW w:w="730" w:type="dxa"/>
+            <w:tcW w:w="840" w:type="dxa"/>
             <w:hideMark/>
           </w:tcPr>
           <w:p>
@@ -23563,7 +23579,7 @@
         </w:tc>
         <w:tc>
           <w:tcPr>
-            <w:tcW w:w="852" w:type="dxa"/>
+            <w:tcW w:w="962" w:type="dxa"/>
             <w:hideMark/>
           </w:tcPr>
           <w:p>
@@ -23577,7 +23593,7 @@
         </w:tc>
         <w:tc>
           <w:tcPr>
-            <w:tcW w:w="1341" w:type="dxa"/>
+            <w:tcW w:w="1719" w:type="dxa"/>
             <w:hideMark/>
           </w:tcPr>
           <w:p>
@@ -23597,7 +23613,7 @@
         </w:tc>
         <w:tc>
           <w:tcPr>
-            <w:tcW w:w="1060" w:type="dxa"/>
+            <w:tcW w:w="1358" w:type="dxa"/>
             <w:hideMark/>
           </w:tcPr>
           <w:p>
@@ -23620,7 +23636,7 @@
         </w:tc>
         <w:tc>
           <w:tcPr>
-            <w:tcW w:w="1048" w:type="dxa"/>
+            <w:tcW w:w="1343" w:type="dxa"/>
             <w:hideMark/>
           </w:tcPr>
           <w:p>
@@ -23637,7 +23653,7 @@
         </w:tc>
         <w:tc>
           <w:tcPr>
-            <w:tcW w:w="876" w:type="dxa"/>
+            <w:tcW w:w="1122" w:type="dxa"/>
             <w:hideMark/>
           </w:tcPr>
           <w:p>
@@ -23652,12 +23668,12 @@
       </w:tr>
       <w:tr>
         <w:trPr>
-          <w:trHeight w:val="300"/>
+          <w:trHeight w:val="307"/>
           <w:jc w:val="center"/>
         </w:trPr>
         <w:tc>
           <w:tcPr>
-            <w:tcW w:w="950" w:type="dxa"/>
+            <w:tcW w:w="1060" w:type="dxa"/>
             <w:hideMark/>
           </w:tcPr>
           <w:p>
@@ -23671,7 +23687,7 @@
         </w:tc>
         <w:tc>
           <w:tcPr>
-            <w:tcW w:w="730" w:type="dxa"/>
+            <w:tcW w:w="840" w:type="dxa"/>
             <w:hideMark/>
           </w:tcPr>
           <w:p>
@@ -23685,7 +23701,7 @@
         </w:tc>
         <w:tc>
           <w:tcPr>
-            <w:tcW w:w="852" w:type="dxa"/>
+            <w:tcW w:w="962" w:type="dxa"/>
             <w:hideMark/>
           </w:tcPr>
           <w:p>
@@ -23699,7 +23715,7 @@
         </w:tc>
         <w:tc>
           <w:tcPr>
-            <w:tcW w:w="1341" w:type="dxa"/>
+            <w:tcW w:w="1719" w:type="dxa"/>
             <w:hideMark/>
           </w:tcPr>
           <w:p>
@@ -23713,7 +23729,7 @@
         </w:tc>
         <w:tc>
           <w:tcPr>
-            <w:tcW w:w="1060" w:type="dxa"/>
+            <w:tcW w:w="1358" w:type="dxa"/>
             <w:hideMark/>
           </w:tcPr>
           <w:p>
@@ -23727,7 +23743,7 @@
         </w:tc>
         <w:tc>
           <w:tcPr>
-            <w:tcW w:w="1048" w:type="dxa"/>
+            <w:tcW w:w="1343" w:type="dxa"/>
             <w:hideMark/>
           </w:tcPr>
           <w:p>
@@ -23741,7 +23757,7 @@
         </w:tc>
         <w:tc>
           <w:tcPr>
-            <w:tcW w:w="876" w:type="dxa"/>
+            <w:tcW w:w="1122" w:type="dxa"/>
             <w:hideMark/>
           </w:tcPr>
           <w:p>
@@ -23756,12 +23772,12 @@
       </w:tr>
       <w:tr>
         <w:trPr>
-          <w:trHeight w:val="300"/>
+          <w:trHeight w:val="307"/>
           <w:jc w:val="center"/>
         </w:trPr>
         <w:tc>
           <w:tcPr>
-            <w:tcW w:w="950" w:type="dxa"/>
+            <w:tcW w:w="1060" w:type="dxa"/>
             <w:hideMark/>
           </w:tcPr>
           <w:p>
@@ -23775,7 +23791,7 @@
         </w:tc>
         <w:tc>
           <w:tcPr>
-            <w:tcW w:w="730" w:type="dxa"/>
+            <w:tcW w:w="840" w:type="dxa"/>
             <w:hideMark/>
           </w:tcPr>
           <w:p>
@@ -23789,7 +23805,7 @@
         </w:tc>
         <w:tc>
           <w:tcPr>
-            <w:tcW w:w="852" w:type="dxa"/>
+            <w:tcW w:w="962" w:type="dxa"/>
             <w:hideMark/>
           </w:tcPr>
           <w:p>
@@ -23803,7 +23819,7 @@
         </w:tc>
         <w:tc>
           <w:tcPr>
-            <w:tcW w:w="1341" w:type="dxa"/>
+            <w:tcW w:w="1719" w:type="dxa"/>
             <w:hideMark/>
           </w:tcPr>
           <w:p>
@@ -23817,7 +23833,7 @@
         </w:tc>
         <w:tc>
           <w:tcPr>
-            <w:tcW w:w="1060" w:type="dxa"/>
+            <w:tcW w:w="1358" w:type="dxa"/>
             <w:hideMark/>
           </w:tcPr>
           <w:p>
@@ -23831,7 +23847,7 @@
         </w:tc>
         <w:tc>
           <w:tcPr>
-            <w:tcW w:w="1048" w:type="dxa"/>
+            <w:tcW w:w="1343" w:type="dxa"/>
             <w:hideMark/>
           </w:tcPr>
           <w:p>
@@ -23845,7 +23861,7 @@
         </w:tc>
         <w:tc>
           <w:tcPr>
-            <w:tcW w:w="876" w:type="dxa"/>
+            <w:tcW w:w="1122" w:type="dxa"/>
             <w:hideMark/>
           </w:tcPr>
           <w:p>
@@ -23860,12 +23876,12 @@
       </w:tr>
       <w:tr>
         <w:trPr>
-          <w:trHeight w:val="300"/>
+          <w:trHeight w:val="307"/>
           <w:jc w:val="center"/>
         </w:trPr>
         <w:tc>
           <w:tcPr>
-            <w:tcW w:w="950" w:type="dxa"/>
+            <w:tcW w:w="1060" w:type="dxa"/>
             <w:hideMark/>
           </w:tcPr>
           <w:p>
@@ -23879,7 +23895,7 @@
         </w:tc>
         <w:tc>
           <w:tcPr>
-            <w:tcW w:w="730" w:type="dxa"/>
+            <w:tcW w:w="840" w:type="dxa"/>
             <w:hideMark/>
           </w:tcPr>
           <w:p>
@@ -23893,7 +23909,7 @@
         </w:tc>
         <w:tc>
           <w:tcPr>
-            <w:tcW w:w="852" w:type="dxa"/>
+            <w:tcW w:w="962" w:type="dxa"/>
             <w:hideMark/>
           </w:tcPr>
           <w:p>
@@ -23907,7 +23923,7 @@
         </w:tc>
         <w:tc>
           <w:tcPr>
-            <w:tcW w:w="1341" w:type="dxa"/>
+            <w:tcW w:w="1719" w:type="dxa"/>
             <w:hideMark/>
           </w:tcPr>
           <w:p>
@@ -23921,7 +23937,7 @@
         </w:tc>
         <w:tc>
           <w:tcPr>
-            <w:tcW w:w="1060" w:type="dxa"/>
+            <w:tcW w:w="1358" w:type="dxa"/>
             <w:hideMark/>
           </w:tcPr>
           <w:p>
@@ -23935,7 +23951,7 @@
         </w:tc>
         <w:tc>
           <w:tcPr>
-            <w:tcW w:w="1048" w:type="dxa"/>
+            <w:tcW w:w="1343" w:type="dxa"/>
             <w:hideMark/>
           </w:tcPr>
           <w:p>
@@ -23949,7 +23965,7 @@
         </w:tc>
         <w:tc>
           <w:tcPr>
-            <w:tcW w:w="876" w:type="dxa"/>
+            <w:tcW w:w="1122" w:type="dxa"/>
             <w:hideMark/>
           </w:tcPr>
           <w:p>
@@ -23964,12 +23980,12 @@
       </w:tr>
       <w:tr>
         <w:trPr>
-          <w:trHeight w:val="300"/>
+          <w:trHeight w:val="307"/>
           <w:jc w:val="center"/>
         </w:trPr>
         <w:tc>
           <w:tcPr>
-            <w:tcW w:w="950" w:type="dxa"/>
+            <w:tcW w:w="1060" w:type="dxa"/>
             <w:hideMark/>
           </w:tcPr>
           <w:p>
@@ -23983,7 +23999,7 @@
         </w:tc>
         <w:tc>
           <w:tcPr>
-            <w:tcW w:w="730" w:type="dxa"/>
+            <w:tcW w:w="840" w:type="dxa"/>
             <w:hideMark/>
           </w:tcPr>
           <w:p>
@@ -23997,7 +24013,7 @@
         </w:tc>
         <w:tc>
           <w:tcPr>
-            <w:tcW w:w="852" w:type="dxa"/>
+            <w:tcW w:w="962" w:type="dxa"/>
             <w:hideMark/>
           </w:tcPr>
           <w:p>
@@ -24011,7 +24027,7 @@
         </w:tc>
         <w:tc>
           <w:tcPr>
-            <w:tcW w:w="1341" w:type="dxa"/>
+            <w:tcW w:w="1719" w:type="dxa"/>
             <w:hideMark/>
           </w:tcPr>
           <w:p>
@@ -24025,7 +24041,7 @@
         </w:tc>
         <w:tc>
           <w:tcPr>
-            <w:tcW w:w="1060" w:type="dxa"/>
+            <w:tcW w:w="1358" w:type="dxa"/>
             <w:hideMark/>
           </w:tcPr>
           <w:p>
@@ -24039,7 +24055,7 @@
         </w:tc>
         <w:tc>
           <w:tcPr>
-            <w:tcW w:w="1048" w:type="dxa"/>
+            <w:tcW w:w="1343" w:type="dxa"/>
             <w:hideMark/>
           </w:tcPr>
           <w:p>
@@ -24053,7 +24069,7 @@
         </w:tc>
         <w:tc>
           <w:tcPr>
-            <w:tcW w:w="876" w:type="dxa"/>
+            <w:tcW w:w="1122" w:type="dxa"/>
             <w:hideMark/>
           </w:tcPr>
           <w:p>
@@ -24076,18 +24092,18 @@
       <w:pPr>
         <w:pStyle w:val="Teksts"/>
       </w:pPr>
-      <w:commentRangeStart w:id="149"/>
+      <w:commentRangeStart w:id="150"/>
       <w:r>
         <w:t xml:space="preserve">Saskaņā </w:t>
       </w:r>
-      <w:commentRangeEnd w:id="149"/>
+      <w:commentRangeEnd w:id="150"/>
       <w:r>
         <w:rPr>
           <w:rStyle w:val="CommentReference"/>
           <w:sz w:val="24"/>
           <w:szCs w:val="24"/>
         </w:rPr>
-        <w:commentReference w:id="149"/>
+        <w:commentReference w:id="150"/>
       </w:r>
       <w:r>
         <w:t xml:space="preserve">ar WAPE datiem, labākais rezultāts tika iegūts ar naivo metodi. Tas nozīmē, ka pašreizējam datu kopumam, izmantojot iepriekšējā mēneša pārdošanas vērtību kā nākamā mēneša prognozi, tika iegūta mazāka kopējā relatīvā kļūda nekā SES, ARIMA un LSTM. Šis rezultāts nav tik pārsteidzošs pieejamo datu kontekstā. Laikrindas pat neaptver pilnu gada sezonālo ciklu. Šādos apstākļos vienkāršāka metode </w:t>
@@ -24125,18 +24141,18 @@
       <w:pPr>
         <w:pStyle w:val="Teksts"/>
       </w:pPr>
-      <w:commentRangeStart w:id="150"/>
+      <w:commentRangeStart w:id="151"/>
       <w:r>
         <w:t xml:space="preserve">SES </w:t>
       </w:r>
-      <w:commentRangeEnd w:id="150"/>
+      <w:commentRangeEnd w:id="151"/>
       <w:r>
         <w:rPr>
           <w:rStyle w:val="CommentReference"/>
           <w:sz w:val="24"/>
           <w:szCs w:val="24"/>
         </w:rPr>
-        <w:commentReference w:id="150"/>
+        <w:commentReference w:id="151"/>
       </w:r>
       <w:r>
         <w:t xml:space="preserve">metode pēc WAPE datiem deva otro labāko rezultātu </w:t>
@@ -24220,18 +24236,18 @@
       <w:pPr>
         <w:pStyle w:val="Teksts"/>
       </w:pPr>
-      <w:commentRangeStart w:id="151"/>
+      <w:commentRangeStart w:id="152"/>
       <w:r>
         <w:t xml:space="preserve">ARIMA </w:t>
       </w:r>
-      <w:commentRangeEnd w:id="151"/>
+      <w:commentRangeEnd w:id="152"/>
       <w:r>
         <w:rPr>
           <w:rStyle w:val="CommentReference"/>
           <w:sz w:val="24"/>
           <w:szCs w:val="24"/>
         </w:rPr>
-        <w:commentReference w:id="151"/>
+        <w:commentReference w:id="152"/>
       </w:r>
       <w:r>
         <w:t xml:space="preserve">modelis uzrādīja vājākus rezultātus nekā gan naivā, gan SES metode. </w:t>
@@ -24247,18 +24263,18 @@
       <w:pPr>
         <w:pStyle w:val="Teksts"/>
       </w:pPr>
-      <w:commentRangeStart w:id="152"/>
+      <w:commentRangeStart w:id="153"/>
       <w:r>
         <w:t xml:space="preserve">LSTM </w:t>
       </w:r>
-      <w:commentRangeEnd w:id="152"/>
+      <w:commentRangeEnd w:id="153"/>
       <w:r>
         <w:rPr>
           <w:rStyle w:val="CommentReference"/>
           <w:sz w:val="24"/>
           <w:szCs w:val="24"/>
         </w:rPr>
-        <w:commentReference w:id="152"/>
+        <w:commentReference w:id="153"/>
       </w:r>
       <w:r>
         <w:t>modelis uzrādīja vājāko WAPE rezultātu. Tas parāda, ka piekļuve plašākam ievades funkciju kopumam nekā tradicionālajām metodēm automātiski nenodrošina labāku prognozēšanas kvalitāti. LSTM modeļiem parasti ir nepieciešams pietiekami daudz apmācības piemēru, lai atklātu lineār</w:t>
@@ -24327,7 +24343,7 @@
           <w:lang w:val="en-GB"/>
         </w:rPr>
       </w:pPr>
-      <w:commentRangeStart w:id="153"/>
+      <w:commentRangeStart w:id="154"/>
       <w:r>
         <w:rPr>
           <w:lang w:val="en-GB"/>
@@ -24347,7 +24363,7 @@
         </w:rPr>
         <w:t xml:space="preserve"> datu palielināšana</w:t>
       </w:r>
-      <w:commentRangeEnd w:id="153"/>
+      <w:commentRangeEnd w:id="154"/>
       <w:r>
         <w:rPr>
           <w:rStyle w:val="CommentReference"/>
@@ -24355,7 +24371,7 @@
           <w:szCs w:val="28"/>
           <w:lang w:val="en-GB"/>
         </w:rPr>
-        <w:commentReference w:id="153"/>
+        <w:commentReference w:id="154"/>
       </w:r>
     </w:p>
     <w:p>
@@ -24823,18 +24839,18 @@
       <w:pPr>
         <w:pStyle w:val="Teksts"/>
       </w:pPr>
-      <w:commentRangeStart w:id="154"/>
+      <w:commentRangeStart w:id="155"/>
       <w:r>
         <w:t xml:space="preserve">Novērtēšanas </w:t>
       </w:r>
-      <w:commentRangeEnd w:id="154"/>
+      <w:commentRangeEnd w:id="155"/>
       <w:r>
         <w:rPr>
           <w:rStyle w:val="CommentReference"/>
           <w:sz w:val="24"/>
           <w:szCs w:val="24"/>
         </w:rPr>
-        <w:commentReference w:id="154"/>
+        <w:commentReference w:id="155"/>
       </w:r>
       <w:r>
         <w:t xml:space="preserve">protokols atspoguļo iepriekšējo nodaļu. Tiek saglabāti tie paši slīdošie vienu soli uz priekšu sadalījumi, un tie paši reālie testa mēneši paliek neskarti. </w:t>
@@ -24997,18 +25013,18 @@
       <w:r>
         <w:t xml:space="preserve">Tātad, pat ja </w:t>
       </w:r>
-      <w:commentRangeStart w:id="155"/>
+      <w:commentRangeStart w:id="156"/>
       <w:r>
         <w:t xml:space="preserve">mēs </w:t>
       </w:r>
-      <w:commentRangeEnd w:id="155"/>
+      <w:commentRangeEnd w:id="156"/>
       <w:r>
         <w:rPr>
           <w:rStyle w:val="CommentReference"/>
           <w:sz w:val="24"/>
           <w:szCs w:val="24"/>
         </w:rPr>
-        <w:commentReference w:id="155"/>
+        <w:commentReference w:id="156"/>
       </w:r>
       <w:r>
         <w:t>to izlaistu un imputācijas veikšanai (jeb vienkāršāk sakot, mēnešu kopēšanai) paļautos tikai uz sezonalitāti, kokmateriālu literatūra joprojām liecina par pretējo — pat ja tā liek domāt, ka sezonālā dinamika pastāv, tā joprojām ir ļoti specifiska tirgum un var mainīties laika gaitā (svārstīties). Šo iemeslu dēļ imputācija šajā pētījumā netiek izmantota.</w:t>
@@ -25029,18 +25045,18 @@
       <w:pPr>
         <w:pStyle w:val="Teksts"/>
       </w:pPr>
-      <w:commentRangeStart w:id="156"/>
+      <w:commentRangeStart w:id="157"/>
       <w:r>
         <w:t xml:space="preserve">Papildināšanas </w:t>
       </w:r>
-      <w:commentRangeEnd w:id="156"/>
+      <w:commentRangeEnd w:id="157"/>
       <w:r>
         <w:rPr>
           <w:rStyle w:val="CommentReference"/>
           <w:sz w:val="24"/>
           <w:szCs w:val="24"/>
         </w:rPr>
-        <w:commentReference w:id="156"/>
+        <w:commentReference w:id="157"/>
       </w:r>
       <w:r>
         <w:t xml:space="preserve">eksperiments tika </w:t>
@@ -25395,7 +25411,7 @@
         <w:rPr>
           <w:noProof/>
         </w:rPr>
-        <w:t>5</w:t>
+        <w:t>6</w:t>
       </w:r>
       <w:r>
         <w:rPr>
@@ -25431,7 +25447,7 @@
         <w:rPr>
           <w:noProof/>
         </w:rPr>
-        <w:t>5</w:t>
+        <w:t>7</w:t>
       </w:r>
       <w:r>
         <w:rPr>
@@ -25541,7 +25557,7 @@
         </w:tc>
         <w:tc>
           <w:tcPr>
-            <w:tcW w:w="1144" w:type="dxa"/>
+            <w:tcW w:w="1145" w:type="dxa"/>
             <w:noWrap/>
             <w:hideMark/>
           </w:tcPr>
@@ -25556,7 +25572,7 @@
         </w:tc>
         <w:tc>
           <w:tcPr>
-            <w:tcW w:w="1033" w:type="dxa"/>
+            <w:tcW w:w="1035" w:type="dxa"/>
             <w:noWrap/>
             <w:hideMark/>
           </w:tcPr>
@@ -25651,7 +25667,7 @@
         </w:tc>
         <w:tc>
           <w:tcPr>
-            <w:tcW w:w="1144" w:type="dxa"/>
+            <w:tcW w:w="1145" w:type="dxa"/>
             <w:noWrap/>
             <w:hideMark/>
           </w:tcPr>
@@ -25666,7 +25682,7 @@
         </w:tc>
         <w:tc>
           <w:tcPr>
-            <w:tcW w:w="1033" w:type="dxa"/>
+            <w:tcW w:w="1035" w:type="dxa"/>
             <w:noWrap/>
             <w:hideMark/>
           </w:tcPr>
@@ -25761,7 +25777,7 @@
         </w:tc>
         <w:tc>
           <w:tcPr>
-            <w:tcW w:w="1144" w:type="dxa"/>
+            <w:tcW w:w="1145" w:type="dxa"/>
             <w:noWrap/>
             <w:hideMark/>
           </w:tcPr>
@@ -25776,7 +25792,7 @@
         </w:tc>
         <w:tc>
           <w:tcPr>
-            <w:tcW w:w="1033" w:type="dxa"/>
+            <w:tcW w:w="1035" w:type="dxa"/>
             <w:noWrap/>
             <w:hideMark/>
           </w:tcPr>
@@ -25893,7 +25909,7 @@
         </w:tc>
         <w:tc>
           <w:tcPr>
-            <w:tcW w:w="1144" w:type="dxa"/>
+            <w:tcW w:w="1145" w:type="dxa"/>
             <w:noWrap/>
             <w:hideMark/>
           </w:tcPr>
@@ -25908,7 +25924,7 @@
         </w:tc>
         <w:tc>
           <w:tcPr>
-            <w:tcW w:w="1033" w:type="dxa"/>
+            <w:tcW w:w="1035" w:type="dxa"/>
             <w:noWrap/>
             <w:hideMark/>
           </w:tcPr>
@@ -26003,7 +26019,7 @@
         </w:tc>
         <w:tc>
           <w:tcPr>
-            <w:tcW w:w="1144" w:type="dxa"/>
+            <w:tcW w:w="1145" w:type="dxa"/>
             <w:noWrap/>
             <w:hideMark/>
           </w:tcPr>
@@ -26018,7 +26034,7 @@
         </w:tc>
         <w:tc>
           <w:tcPr>
-            <w:tcW w:w="1033" w:type="dxa"/>
+            <w:tcW w:w="1035" w:type="dxa"/>
             <w:noWrap/>
             <w:hideMark/>
           </w:tcPr>
@@ -26054,20 +26070,1948 @@
       </w:pPr>
       <w:r>
         <w:lastRenderedPageBreak/>
-        <w:t xml:space="preserve">Starpresecinājumi </w:t>
+        <w:t>LSTM novērtēšana, apmācīta ar sintētiskiem datiem</w:t>
       </w:r>
     </w:p>
     <w:p>
       <w:pPr>
         <w:pStyle w:val="Teksts"/>
       </w:pPr>
-      <w:r>
-        <w:t>The augmented LSTM is worse overall than the original LSTM.</w:t>
-      </w:r>
-    </w:p>
+      <w:commentRangeStart w:id="158"/>
+      <w:r>
+        <w:t xml:space="preserve">Salīdzinājums </w:t>
+      </w:r>
+      <w:commentRangeEnd w:id="158"/>
+      <w:r>
+        <w:rPr>
+          <w:rStyle w:val="CommentReference"/>
+          <w:sz w:val="24"/>
+          <w:szCs w:val="24"/>
+        </w:rPr>
+        <w:commentReference w:id="158"/>
+      </w:r>
+      <w:r>
+        <w:t xml:space="preserve">tika veikts ar sākotnējo LSTM modeli, kas apmācīts ar reāliem datiem. Salīdzinājumā tika iekļauts arī naivs modelis, jo tas ir galvenais bāzes modelis. Papildinātais LSTM izmantoja to pašu modeli, koda struktūru un testa periodus kā sākotnējais LSTM, bet apmācības laikā tika izmantoti papildinātie dati, kas tika sintezēti, aprēķinot blakus esošo apmācības paraugu vidējo vērtību. Rezultāti ir parādīti 6.8. tabulā. Tika izmantoti tie paši novērtēšanas rādītāji kā 5.7. sadaļā: MAE, RMSE, MAPE, </w:t>
+      </w:r>
+      <w:r>
+        <w:t>pielāgota</w:t>
+      </w:r>
+      <w:r>
+        <w:t xml:space="preserve"> MAPE, grupai </w:t>
+      </w:r>
+      <w:r>
+        <w:t xml:space="preserve">pielāgota </w:t>
+      </w:r>
+      <w:r>
+        <w:t>WAPE un WAPE.</w:t>
+      </w:r>
+    </w:p>
+    <w:p>
+      <w:pPr>
+        <w:pStyle w:val="Tab-numurs"/>
+        <w:rPr>
+          <w:noProof/>
+        </w:rPr>
+      </w:pPr>
+      <w:r>
+        <w:rPr>
+          <w:noProof/>
+        </w:rPr>
+        <w:fldChar w:fldCharType="begin"/>
+      </w:r>
+      <w:r>
+        <w:rPr>
+          <w:noProof/>
+        </w:rPr>
+        <w:instrText xml:space="preserve"> STYLEREF  \s 1-līm-numurēts-virsraksts </w:instrText>
+      </w:r>
+      <w:r>
+        <w:rPr>
+          <w:noProof/>
+        </w:rPr>
+        <w:fldChar w:fldCharType="separate"/>
+      </w:r>
+      <w:r>
+        <w:rPr>
+          <w:noProof/>
+        </w:rPr>
+        <w:t>6</w:t>
+      </w:r>
+      <w:r>
+        <w:rPr>
+          <w:noProof/>
+        </w:rPr>
+        <w:fldChar w:fldCharType="end"/>
+      </w:r>
+      <w:r>
+        <w:rPr>
+          <w:noProof/>
+        </w:rPr>
+        <w:t>.</w:t>
+      </w:r>
+      <w:r>
+        <w:rPr>
+          <w:noProof/>
+        </w:rPr>
+        <w:fldChar w:fldCharType="begin"/>
+      </w:r>
+      <w:r>
+        <w:rPr>
+          <w:noProof/>
+        </w:rPr>
+        <w:instrText xml:space="preserve"> SEQ Tabula \* ARABIC \s 1 </w:instrText>
+      </w:r>
+      <w:r>
+        <w:rPr>
+          <w:noProof/>
+        </w:rPr>
+        <w:fldChar w:fldCharType="separate"/>
+      </w:r>
+      <w:r>
+        <w:rPr>
+          <w:noProof/>
+        </w:rPr>
+        <w:t>8</w:t>
+      </w:r>
+      <w:r>
+        <w:rPr>
+          <w:noProof/>
+        </w:rPr>
+        <w:fldChar w:fldCharType="end"/>
+      </w:r>
+      <w:r>
+        <w:rPr>
+          <w:noProof/>
+        </w:rPr>
+        <w:t>. tabula</w:t>
+      </w:r>
+    </w:p>
+    <w:p>
+      <w:pPr>
+        <w:pStyle w:val="Tab-virsraksts"/>
+      </w:pPr>
+      <w:r>
+        <w:t>LSTM</w:t>
+      </w:r>
+      <w:r>
+        <w:t xml:space="preserve"> variāciju</w:t>
+      </w:r>
+      <w:r>
+        <w:t xml:space="preserve"> rezultātu salīdzinājums</w:t>
+      </w:r>
+    </w:p>
+    <w:tbl>
+      <w:tblPr>
+        <w:tblStyle w:val="TableGrid"/>
+        <w:tblW w:w="8404" w:type="dxa"/>
+        <w:jc w:val="center"/>
+        <w:tblLook w:val="04A0" w:firstRow="1" w:lastRow="0" w:firstColumn="1" w:lastColumn="0" w:noHBand="0" w:noVBand="1"/>
+      </w:tblPr>
+      <w:tblGrid>
+        <w:gridCol w:w="1281"/>
+        <w:gridCol w:w="823"/>
+        <w:gridCol w:w="945"/>
+        <w:gridCol w:w="1661"/>
+        <w:gridCol w:w="1312"/>
+        <w:gridCol w:w="1298"/>
+        <w:gridCol w:w="1084"/>
+      </w:tblGrid>
+      <w:tr>
+        <w:trPr>
+          <w:trHeight w:val="1230"/>
+          <w:jc w:val="center"/>
+        </w:trPr>
+        <w:tc>
+          <w:tcPr>
+            <w:tcW w:w="1060" w:type="dxa"/>
+            <w:hideMark/>
+          </w:tcPr>
+          <w:p>
+            <w:pPr>
+              <w:pStyle w:val="Tab-kolonnas-nosaukums"/>
+            </w:pPr>
+            <w:r>
+              <w:t>Model</w:t>
+            </w:r>
+          </w:p>
+        </w:tc>
+        <w:tc>
+          <w:tcPr>
+            <w:tcW w:w="840" w:type="dxa"/>
+            <w:hideMark/>
+          </w:tcPr>
+          <w:p>
+            <w:pPr>
+              <w:pStyle w:val="Tab-kolonnas-nosaukums"/>
+            </w:pPr>
+            <w:r>
+              <w:t>MAE</w:t>
+            </w:r>
+          </w:p>
+        </w:tc>
+        <w:tc>
+          <w:tcPr>
+            <w:tcW w:w="962" w:type="dxa"/>
+            <w:hideMark/>
+          </w:tcPr>
+          <w:p>
+            <w:pPr>
+              <w:pStyle w:val="Tab-kolonnas-nosaukums"/>
+            </w:pPr>
+            <w:r>
+              <w:t>RMSE</w:t>
+            </w:r>
+          </w:p>
+        </w:tc>
+        <w:tc>
+          <w:tcPr>
+            <w:tcW w:w="1719" w:type="dxa"/>
+            <w:hideMark/>
+          </w:tcPr>
+          <w:p>
+            <w:pPr>
+              <w:pStyle w:val="Tab-kolonnas-nosaukums"/>
+            </w:pPr>
+            <w:r>
+              <w:t xml:space="preserve">MAPE, 13/21 </w:t>
+            </w:r>
+            <w:r>
+              <w:t>gadījumiem</w:t>
+            </w:r>
+            <w:r>
+              <w:t xml:space="preserve"> (%)</w:t>
+            </w:r>
+          </w:p>
+        </w:tc>
+        <w:tc>
+          <w:tcPr>
+            <w:tcW w:w="1358" w:type="dxa"/>
+            <w:hideMark/>
+          </w:tcPr>
+          <w:p>
+            <w:pPr>
+              <w:pStyle w:val="Tab-kolonnas-nosaukums"/>
+            </w:pPr>
+            <w:r>
+              <w:t>Pielāgots</w:t>
+            </w:r>
+            <w:r>
+              <w:t xml:space="preserve"> </w:t>
+            </w:r>
+            <w:r>
+              <w:t>M</w:t>
+            </w:r>
+            <w:r>
+              <w:t>APE (%)</w:t>
+            </w:r>
+          </w:p>
+        </w:tc>
+        <w:tc>
+          <w:tcPr>
+            <w:tcW w:w="1343" w:type="dxa"/>
+            <w:hideMark/>
+          </w:tcPr>
+          <w:p>
+            <w:pPr>
+              <w:pStyle w:val="Tab-kolonnas-nosaukums"/>
+            </w:pPr>
+            <w:r>
+              <w:t xml:space="preserve">Grupām pielāgots </w:t>
+            </w:r>
+            <w:r>
+              <w:t>WAPE (%)</w:t>
+            </w:r>
+          </w:p>
+        </w:tc>
+        <w:tc>
+          <w:tcPr>
+            <w:tcW w:w="1122" w:type="dxa"/>
+            <w:hideMark/>
+          </w:tcPr>
+          <w:p>
+            <w:pPr>
+              <w:pStyle w:val="Tab-kolonnas-nosaukums"/>
+            </w:pPr>
+            <w:r>
+              <w:t>WAPE (%)</w:t>
+            </w:r>
+          </w:p>
+        </w:tc>
+      </w:tr>
+      <w:tr>
+        <w:trPr>
+          <w:trHeight w:val="307"/>
+          <w:jc w:val="center"/>
+        </w:trPr>
+        <w:tc>
+          <w:tcPr>
+            <w:tcW w:w="1060" w:type="dxa"/>
+            <w:hideMark/>
+          </w:tcPr>
+          <w:p>
+            <w:pPr>
+              <w:pStyle w:val="Tab-saturs"/>
+            </w:pPr>
+            <w:r>
+              <w:t>Naive</w:t>
+            </w:r>
+          </w:p>
+        </w:tc>
+        <w:tc>
+          <w:tcPr>
+            <w:tcW w:w="840" w:type="dxa"/>
+            <w:hideMark/>
+          </w:tcPr>
+          <w:p>
+            <w:pPr>
+              <w:pStyle w:val="Tab-saturs"/>
+            </w:pPr>
+            <w:r>
+              <w:t>1.717</w:t>
+            </w:r>
+          </w:p>
+        </w:tc>
+        <w:tc>
+          <w:tcPr>
+            <w:tcW w:w="962" w:type="dxa"/>
+            <w:hideMark/>
+          </w:tcPr>
+          <w:p>
+            <w:pPr>
+              <w:pStyle w:val="Tab-saturs"/>
+            </w:pPr>
+            <w:r>
+              <w:t>3.731</w:t>
+            </w:r>
+          </w:p>
+        </w:tc>
+        <w:tc>
+          <w:tcPr>
+            <w:tcW w:w="1719" w:type="dxa"/>
+            <w:hideMark/>
+          </w:tcPr>
+          <w:p>
+            <w:pPr>
+              <w:pStyle w:val="Tab-saturs"/>
+            </w:pPr>
+            <w:r>
+              <w:t>122.94</w:t>
+            </w:r>
+          </w:p>
+        </w:tc>
+        <w:tc>
+          <w:tcPr>
+            <w:tcW w:w="1358" w:type="dxa"/>
+            <w:hideMark/>
+          </w:tcPr>
+          <w:p>
+            <w:pPr>
+              <w:pStyle w:val="Tab-saturs"/>
+            </w:pPr>
+            <w:r>
+              <w:t>76.59</w:t>
+            </w:r>
+          </w:p>
+        </w:tc>
+        <w:tc>
+          <w:tcPr>
+            <w:tcW w:w="1343" w:type="dxa"/>
+            <w:hideMark/>
+          </w:tcPr>
+          <w:p>
+            <w:pPr>
+              <w:pStyle w:val="Tab-saturs"/>
+            </w:pPr>
+            <w:r>
+              <w:t>229.74</w:t>
+            </w:r>
+          </w:p>
+        </w:tc>
+        <w:tc>
+          <w:tcPr>
+            <w:tcW w:w="1122" w:type="dxa"/>
+            <w:hideMark/>
+          </w:tcPr>
+          <w:p>
+            <w:pPr>
+              <w:pStyle w:val="Tab-saturs"/>
+            </w:pPr>
+            <w:r>
+              <w:t>130.3</w:t>
+            </w:r>
+          </w:p>
+        </w:tc>
+      </w:tr>
+      <w:tr>
+        <w:trPr>
+          <w:trHeight w:val="307"/>
+          <w:jc w:val="center"/>
+        </w:trPr>
+        <w:tc>
+          <w:tcPr>
+            <w:tcW w:w="1060" w:type="dxa"/>
+            <w:hideMark/>
+          </w:tcPr>
+          <w:p>
+            <w:pPr>
+              <w:pStyle w:val="Tab-saturs"/>
+            </w:pPr>
+            <w:r>
+              <w:t>LSTM</w:t>
+            </w:r>
+          </w:p>
+        </w:tc>
+        <w:tc>
+          <w:tcPr>
+            <w:tcW w:w="840" w:type="dxa"/>
+            <w:hideMark/>
+          </w:tcPr>
+          <w:p>
+            <w:pPr>
+              <w:pStyle w:val="Tab-saturs"/>
+            </w:pPr>
+            <w:r>
+              <w:t>3.359</w:t>
+            </w:r>
+          </w:p>
+        </w:tc>
+        <w:tc>
+          <w:tcPr>
+            <w:tcW w:w="962" w:type="dxa"/>
+            <w:hideMark/>
+          </w:tcPr>
+          <w:p>
+            <w:pPr>
+              <w:pStyle w:val="Tab-saturs"/>
+            </w:pPr>
+            <w:r>
+              <w:t>4.673</w:t>
+            </w:r>
+          </w:p>
+        </w:tc>
+        <w:tc>
+          <w:tcPr>
+            <w:tcW w:w="1719" w:type="dxa"/>
+            <w:hideMark/>
+          </w:tcPr>
+          <w:p>
+            <w:pPr>
+              <w:pStyle w:val="Tab-saturs"/>
+            </w:pPr>
+            <w:r>
+              <w:t>619.23</w:t>
+            </w:r>
+          </w:p>
+        </w:tc>
+        <w:tc>
+          <w:tcPr>
+            <w:tcW w:w="1358" w:type="dxa"/>
+            <w:hideMark/>
+          </w:tcPr>
+          <w:p>
+            <w:pPr>
+              <w:pStyle w:val="Tab-saturs"/>
+            </w:pPr>
+            <w:r>
+              <w:t>250.87</w:t>
+            </w:r>
+          </w:p>
+        </w:tc>
+        <w:tc>
+          <w:tcPr>
+            <w:tcW w:w="1343" w:type="dxa"/>
+            <w:hideMark/>
+          </w:tcPr>
+          <w:p>
+            <w:pPr>
+              <w:pStyle w:val="Tab-saturs"/>
+            </w:pPr>
+            <w:r>
+              <w:t>752.61</w:t>
+            </w:r>
+          </w:p>
+        </w:tc>
+        <w:tc>
+          <w:tcPr>
+            <w:tcW w:w="1122" w:type="dxa"/>
+            <w:hideMark/>
+          </w:tcPr>
+          <w:p>
+            <w:pPr>
+              <w:pStyle w:val="Tab-saturs"/>
+            </w:pPr>
+            <w:r>
+              <w:t>254.9</w:t>
+            </w:r>
+          </w:p>
+        </w:tc>
+      </w:tr>
+      <w:tr>
+        <w:trPr>
+          <w:trHeight w:val="307"/>
+          <w:jc w:val="center"/>
+        </w:trPr>
+        <w:tc>
+          <w:tcPr>
+            <w:tcW w:w="1060" w:type="dxa"/>
+          </w:tcPr>
+          <w:p>
+            <w:pPr>
+              <w:pStyle w:val="Tab-saturs"/>
+            </w:pPr>
+            <w:r>
+              <w:t>LSTM ar sintētiskiem datiem</w:t>
+            </w:r>
+          </w:p>
+        </w:tc>
+        <w:tc>
+          <w:tcPr>
+            <w:tcW w:w="840" w:type="dxa"/>
+          </w:tcPr>
+          <w:p>
+            <w:pPr>
+              <w:pStyle w:val="Tab-saturs"/>
+            </w:pPr>
+            <w:r>
+              <w:t>3.328</w:t>
+            </w:r>
+          </w:p>
+          <w:p>
+            <w:pPr>
+              <w:pStyle w:val="Tab-saturs"/>
+            </w:pPr>
+          </w:p>
+        </w:tc>
+        <w:tc>
+          <w:tcPr>
+            <w:tcW w:w="962" w:type="dxa"/>
+          </w:tcPr>
+          <w:p>
+            <w:pPr>
+              <w:pStyle w:val="Tab-saturs"/>
+            </w:pPr>
+            <w:r>
+              <w:t>4.856</w:t>
+            </w:r>
+          </w:p>
+          <w:p>
+            <w:pPr>
+              <w:pStyle w:val="Tab-saturs"/>
+            </w:pPr>
+          </w:p>
+        </w:tc>
+        <w:tc>
+          <w:tcPr>
+            <w:tcW w:w="1719" w:type="dxa"/>
+          </w:tcPr>
+          <w:p>
+            <w:pPr>
+              <w:pStyle w:val="Tab-saturs"/>
+            </w:pPr>
+            <w:r>
+              <w:t>959.70</w:t>
+            </w:r>
+          </w:p>
+          <w:p>
+            <w:pPr>
+              <w:pStyle w:val="Tab-saturs"/>
+            </w:pPr>
+          </w:p>
+        </w:tc>
+        <w:tc>
+          <w:tcPr>
+            <w:tcW w:w="1358" w:type="dxa"/>
+          </w:tcPr>
+          <w:p>
+            <w:pPr>
+              <w:pStyle w:val="Tab-saturs"/>
+            </w:pPr>
+            <w:r>
+              <w:t>205.03</w:t>
+            </w:r>
+          </w:p>
+          <w:p>
+            <w:pPr>
+              <w:pStyle w:val="Tab-saturs"/>
+            </w:pPr>
+          </w:p>
+        </w:tc>
+        <w:tc>
+          <w:tcPr>
+            <w:tcW w:w="1343" w:type="dxa"/>
+          </w:tcPr>
+          <w:p>
+            <w:pPr>
+              <w:pStyle w:val="Tab-saturs"/>
+            </w:pPr>
+            <w:r>
+              <w:t>615.09</w:t>
+            </w:r>
+          </w:p>
+          <w:p>
+            <w:pPr>
+              <w:pStyle w:val="Tab-saturs"/>
+            </w:pPr>
+          </w:p>
+        </w:tc>
+        <w:tc>
+          <w:tcPr>
+            <w:tcW w:w="1122" w:type="dxa"/>
+          </w:tcPr>
+          <w:p>
+            <w:pPr>
+              <w:pStyle w:val="Tab-saturs"/>
+            </w:pPr>
+            <w:r>
+              <w:t>252.60</w:t>
+            </w:r>
+          </w:p>
+          <w:p>
+            <w:pPr>
+              <w:pStyle w:val="Tab-saturs"/>
+            </w:pPr>
+          </w:p>
+        </w:tc>
+      </w:tr>
+    </w:tbl>
     <w:p>
       <w:pPr>
         <w:pStyle w:val="Teksts"/>
+        <w:ind w:firstLine="0"/>
+      </w:pPr>
+    </w:p>
+    <w:p>
+      <w:pPr>
+        <w:pStyle w:val="Teksts"/>
+      </w:pPr>
+      <w:commentRangeStart w:id="159"/>
+      <w:r>
+        <w:t xml:space="preserve">Rezultāti </w:t>
+      </w:r>
+      <w:commentRangeEnd w:id="159"/>
+      <w:r>
+        <w:rPr>
+          <w:rStyle w:val="CommentReference"/>
+          <w:sz w:val="24"/>
+          <w:szCs w:val="24"/>
+        </w:rPr>
+        <w:commentReference w:id="159"/>
+      </w:r>
+      <w:r>
+        <w:t>liecina, ka papildinātais LSTM nedaudz uzlaboja dažus apkopotos rādītājus, salīdzinot ar sākotnējo LSTM. MAE samazinājās no 3</w:t>
+      </w:r>
+      <w:r>
+        <w:t>.</w:t>
+      </w:r>
+      <w:r>
+        <w:t>359 līdz 3</w:t>
+      </w:r>
+      <w:r>
+        <w:t>.</w:t>
+      </w:r>
+      <w:r>
+        <w:t xml:space="preserve">328, </w:t>
+      </w:r>
+      <w:r>
+        <w:t>pielāgot</w:t>
+      </w:r>
+      <w:r>
+        <w:t>s</w:t>
+      </w:r>
+      <w:r>
+        <w:t xml:space="preserve"> MAPE samazinājās no 250</w:t>
+      </w:r>
+      <w:r>
+        <w:t>.</w:t>
+      </w:r>
+      <w:r>
+        <w:t>87% līdz 205</w:t>
+      </w:r>
+      <w:r>
+        <w:t>.</w:t>
+      </w:r>
+      <w:r>
+        <w:t>03%, grup</w:t>
+      </w:r>
+      <w:r>
+        <w:t>ām</w:t>
+      </w:r>
+      <w:r>
+        <w:t xml:space="preserve"> </w:t>
+      </w:r>
+      <w:r>
+        <w:t>pielāgots</w:t>
+      </w:r>
+      <w:r>
+        <w:t xml:space="preserve"> WAPE samazinājās no 752</w:t>
+      </w:r>
+      <w:r>
+        <w:t>.</w:t>
+      </w:r>
+      <w:r>
+        <w:t>61% līdz 615</w:t>
+      </w:r>
+      <w:r>
+        <w:t>.</w:t>
+      </w:r>
+      <w:r>
+        <w:t>09</w:t>
+      </w:r>
+      <w:r>
+        <w:t>%</w:t>
+      </w:r>
+      <w:r>
+        <w:t xml:space="preserve"> un WAPE samazinājās no 254</w:t>
+      </w:r>
+      <w:r>
+        <w:t>.</w:t>
+      </w:r>
+      <w:r>
+        <w:t>90% līdz 252</w:t>
+      </w:r>
+      <w:r>
+        <w:t>.</w:t>
+      </w:r>
+      <w:r>
+        <w:t>60%. Tomēr RMSE un MAPE palielinājās no 4</w:t>
+      </w:r>
+      <w:r>
+        <w:t>.</w:t>
+      </w:r>
+      <w:r>
+        <w:t>673 līdz 4</w:t>
+      </w:r>
+      <w:r>
+        <w:t>.</w:t>
+      </w:r>
+      <w:r>
+        <w:t>856 un no 619</w:t>
+      </w:r>
+      <w:r>
+        <w:t>.</w:t>
+      </w:r>
+      <w:r>
+        <w:t>23% līdz 959</w:t>
+      </w:r>
+      <w:r>
+        <w:t>.</w:t>
+      </w:r>
+      <w:r>
+        <w:t>70%</w:t>
+      </w:r>
+      <w:r>
+        <w:t>, respektīvi</w:t>
+      </w:r>
+      <w:r>
+        <w:t>.</w:t>
+      </w:r>
+    </w:p>
+    <w:p>
+      <w:pPr>
+        <w:pStyle w:val="Teksts"/>
+      </w:pPr>
+      <w:commentRangeStart w:id="160"/>
+      <w:r>
+        <w:t xml:space="preserve">Rezultātā </w:t>
+      </w:r>
+      <w:commentRangeEnd w:id="160"/>
+      <w:r>
+        <w:rPr>
+          <w:rStyle w:val="CommentReference"/>
+          <w:sz w:val="24"/>
+          <w:szCs w:val="24"/>
+        </w:rPr>
+        <w:commentReference w:id="160"/>
+      </w:r>
+      <w:r>
+        <w:t xml:space="preserve">nav skaidri redzams uzlabojums. RMSE </w:t>
+      </w:r>
+      <w:r>
+        <w:t xml:space="preserve">parāda </w:t>
+      </w:r>
+      <w:r>
+        <w:t>liel</w:t>
+      </w:r>
+      <w:r>
+        <w:t>as</w:t>
+      </w:r>
+      <w:r>
+        <w:t xml:space="preserve"> kļūd</w:t>
+      </w:r>
+      <w:r>
+        <w:t>as</w:t>
+      </w:r>
+      <w:r>
+        <w:t>, MAE</w:t>
+      </w:r>
+      <w:r>
+        <w:t xml:space="preserve"> – </w:t>
+      </w:r>
+      <w:r>
+        <w:t>vidēj</w:t>
+      </w:r>
+      <w:r>
+        <w:t xml:space="preserve">as </w:t>
+      </w:r>
+      <w:r>
+        <w:t>absolūt</w:t>
+      </w:r>
+      <w:r>
+        <w:t>as</w:t>
+      </w:r>
+      <w:r>
+        <w:t xml:space="preserve"> kļūd</w:t>
+      </w:r>
+      <w:r>
+        <w:t>as</w:t>
+      </w:r>
+      <w:r>
+        <w:t xml:space="preserve">, WAPE </w:t>
+      </w:r>
+      <w:r>
+        <w:t xml:space="preserve">– </w:t>
+      </w:r>
+      <w:r>
+        <w:t>kopējo</w:t>
+      </w:r>
+      <w:r>
+        <w:t xml:space="preserve"> </w:t>
+      </w:r>
+      <w:r>
+        <w:t>absolūto kļūdu attiecībā pret faktisk</w:t>
+      </w:r>
+      <w:r>
+        <w:t>ām</w:t>
+      </w:r>
+      <w:r>
+        <w:t xml:space="preserve"> pārdošan</w:t>
+      </w:r>
+      <w:r>
+        <w:t>ām</w:t>
+      </w:r>
+      <w:r>
+        <w:t xml:space="preserve">. </w:t>
+      </w:r>
+      <w:r>
+        <w:t>Š</w:t>
+      </w:r>
+      <w:r>
+        <w:t xml:space="preserve">īs kļūdas mainījās dažādos virzienos, </w:t>
+      </w:r>
+      <w:r>
+        <w:t>līdz ar to uzlabojums nav skaidri redzams</w:t>
+      </w:r>
+      <w:r>
+        <w:t xml:space="preserve">. Šī iemesla dēļ </w:t>
+      </w:r>
+      <w:r>
+        <w:t xml:space="preserve">bija izdomāts </w:t>
+      </w:r>
+      <w:r>
+        <w:t>veikt papildu salīdzināšan</w:t>
+      </w:r>
+      <w:r>
+        <w:t>u</w:t>
+      </w:r>
+      <w:r>
+        <w:t xml:space="preserve">, pārbaudot atsevišķus gadījumus: katra prognoze tika salīdzināta starp sākotnējo LSTM un paplašināto LSTM. Gadījums tika uzskatīts par uzlabotu, ja paplašinātajam LSTM bija zemāka absolūtā kļūda (tā pati materiālu grupa un </w:t>
+      </w:r>
+      <w:r>
+        <w:t xml:space="preserve">tas pats </w:t>
+      </w:r>
+      <w:r>
+        <w:t>testa mēnesis).</w:t>
+      </w:r>
+    </w:p>
+    <w:p>
+      <w:pPr>
+        <w:pStyle w:val="Tab-numurs"/>
+        <w:rPr>
+          <w:noProof/>
+        </w:rPr>
+      </w:pPr>
+      <w:r>
+        <w:rPr>
+          <w:noProof/>
+        </w:rPr>
+        <w:lastRenderedPageBreak/>
+        <w:fldChar w:fldCharType="begin"/>
+      </w:r>
+      <w:r>
+        <w:rPr>
+          <w:noProof/>
+        </w:rPr>
+        <w:instrText xml:space="preserve"> STYLEREF  \s 1-līm-numurēts-virsraksts </w:instrText>
+      </w:r>
+      <w:r>
+        <w:rPr>
+          <w:noProof/>
+        </w:rPr>
+        <w:fldChar w:fldCharType="separate"/>
+      </w:r>
+      <w:r>
+        <w:rPr>
+          <w:noProof/>
+        </w:rPr>
+        <w:t>6</w:t>
+      </w:r>
+      <w:r>
+        <w:rPr>
+          <w:noProof/>
+        </w:rPr>
+        <w:fldChar w:fldCharType="end"/>
+      </w:r>
+      <w:r>
+        <w:rPr>
+          <w:noProof/>
+        </w:rPr>
+        <w:t>.</w:t>
+      </w:r>
+      <w:r>
+        <w:rPr>
+          <w:noProof/>
+        </w:rPr>
+        <w:fldChar w:fldCharType="begin"/>
+      </w:r>
+      <w:r>
+        <w:rPr>
+          <w:noProof/>
+        </w:rPr>
+        <w:instrText xml:space="preserve"> SEQ Tabula \* ARABIC \s 1 </w:instrText>
+      </w:r>
+      <w:r>
+        <w:rPr>
+          <w:noProof/>
+        </w:rPr>
+        <w:fldChar w:fldCharType="separate"/>
+      </w:r>
+      <w:r>
+        <w:rPr>
+          <w:noProof/>
+        </w:rPr>
+        <w:t>9</w:t>
+      </w:r>
+      <w:r>
+        <w:rPr>
+          <w:noProof/>
+        </w:rPr>
+        <w:fldChar w:fldCharType="end"/>
+      </w:r>
+      <w:r>
+        <w:rPr>
+          <w:noProof/>
+        </w:rPr>
+        <w:t>. tabula</w:t>
+      </w:r>
+    </w:p>
+    <w:p>
+      <w:pPr>
+        <w:pStyle w:val="Tab-virsraksts"/>
+      </w:pPr>
+      <w:r>
+        <w:t>Absolūtas</w:t>
+      </w:r>
+      <w:r>
+        <w:t xml:space="preserve"> </w:t>
+      </w:r>
+      <w:r>
+        <w:t>kļūdas</w:t>
+      </w:r>
+      <w:r>
+        <w:t xml:space="preserve"> </w:t>
+      </w:r>
+      <w:r>
+        <w:t>izmaiņas</w:t>
+      </w:r>
+      <w:r>
+        <w:t xml:space="preserve"> starp LSTM </w:t>
+      </w:r>
+      <w:r>
+        <w:t>modeļiem</w:t>
+      </w:r>
+    </w:p>
+    <w:tbl>
+      <w:tblPr>
+        <w:tblStyle w:val="TableGrid"/>
+        <w:tblW w:w="8404" w:type="dxa"/>
+        <w:tblLook w:val="04A0" w:firstRow="1" w:lastRow="0" w:firstColumn="1" w:lastColumn="0" w:noHBand="0" w:noVBand="1"/>
+      </w:tblPr>
+      <w:tblGrid>
+        <w:gridCol w:w="7222"/>
+        <w:gridCol w:w="1182"/>
+      </w:tblGrid>
+      <w:tr>
+        <w:trPr>
+          <w:trHeight w:val="567"/>
+        </w:trPr>
+        <w:tc>
+          <w:tcPr>
+            <w:tcW w:w="7222" w:type="dxa"/>
+            <w:noWrap/>
+            <w:vAlign w:val="center"/>
+            <w:hideMark/>
+          </w:tcPr>
+          <w:p>
+            <w:pPr>
+              <w:pStyle w:val="Tab-kolonnas-nosaukums"/>
+            </w:pPr>
+            <w:r>
+              <w:t>Gadījums</w:t>
+            </w:r>
+          </w:p>
+        </w:tc>
+        <w:tc>
+          <w:tcPr>
+            <w:tcW w:w="1182" w:type="dxa"/>
+            <w:noWrap/>
+            <w:vAlign w:val="center"/>
+            <w:hideMark/>
+          </w:tcPr>
+          <w:p>
+            <w:pPr>
+              <w:pStyle w:val="Tab-kolonnas-nosaukums"/>
+            </w:pPr>
+            <w:r>
+              <w:t>Gadījumu skaits</w:t>
+            </w:r>
+          </w:p>
+        </w:tc>
+      </w:tr>
+      <w:tr>
+        <w:trPr>
+          <w:trHeight w:val="340"/>
+        </w:trPr>
+        <w:tc>
+          <w:tcPr>
+            <w:tcW w:w="7222" w:type="dxa"/>
+            <w:hideMark/>
+          </w:tcPr>
+          <w:p>
+            <w:pPr>
+              <w:pStyle w:val="Tab-saturs"/>
+            </w:pPr>
+            <w:r>
+              <w:t xml:space="preserve">Paplašinātajai LSTM metodei bija zemāka absolūtā kļūda nekā </w:t>
+            </w:r>
+            <w:r>
+              <w:t>parastai</w:t>
+            </w:r>
+            <w:r>
+              <w:t xml:space="preserve"> LSTM</w:t>
+            </w:r>
+          </w:p>
+        </w:tc>
+        <w:tc>
+          <w:tcPr>
+            <w:tcW w:w="1182" w:type="dxa"/>
+            <w:noWrap/>
+            <w:hideMark/>
+          </w:tcPr>
+          <w:p>
+            <w:pPr>
+              <w:pStyle w:val="Tab-saturs"/>
+            </w:pPr>
+            <w:r>
+              <w:t>9</w:t>
+            </w:r>
+          </w:p>
+        </w:tc>
+      </w:tr>
+      <w:tr>
+        <w:trPr>
+          <w:trHeight w:val="340"/>
+        </w:trPr>
+        <w:tc>
+          <w:tcPr>
+            <w:tcW w:w="7222" w:type="dxa"/>
+            <w:hideMark/>
+          </w:tcPr>
+          <w:p>
+            <w:pPr>
+              <w:pStyle w:val="Tab-saturs"/>
+            </w:pPr>
+            <w:r>
+              <w:t>Paplašinātajai LSTM metodei bija lielāka absolūtā kļūda nekā</w:t>
+            </w:r>
+            <w:r>
+              <w:t xml:space="preserve"> parastai</w:t>
+            </w:r>
+            <w:r>
+              <w:t xml:space="preserve"> LSTM </w:t>
+            </w:r>
+          </w:p>
+        </w:tc>
+        <w:tc>
+          <w:tcPr>
+            <w:tcW w:w="1182" w:type="dxa"/>
+            <w:noWrap/>
+            <w:hideMark/>
+          </w:tcPr>
+          <w:p>
+            <w:pPr>
+              <w:pStyle w:val="Tab-saturs"/>
+            </w:pPr>
+            <w:r>
+              <w:t>11</w:t>
+            </w:r>
+          </w:p>
+        </w:tc>
+      </w:tr>
+      <w:tr>
+        <w:trPr>
+          <w:trHeight w:val="340"/>
+        </w:trPr>
+        <w:tc>
+          <w:tcPr>
+            <w:tcW w:w="7222" w:type="dxa"/>
+            <w:noWrap/>
+            <w:hideMark/>
+          </w:tcPr>
+          <w:p>
+            <w:pPr>
+              <w:pStyle w:val="Tab-saturs"/>
+            </w:pPr>
+            <w:r>
+              <w:t>Vienāda absolūtā kļūda</w:t>
+            </w:r>
+          </w:p>
+        </w:tc>
+        <w:tc>
+          <w:tcPr>
+            <w:tcW w:w="1182" w:type="dxa"/>
+            <w:noWrap/>
+            <w:hideMark/>
+          </w:tcPr>
+          <w:p>
+            <w:pPr>
+              <w:pStyle w:val="Tab-saturs"/>
+            </w:pPr>
+            <w:r>
+              <w:t>1</w:t>
+            </w:r>
+          </w:p>
+        </w:tc>
+      </w:tr>
+    </w:tbl>
+    <w:p>
+      <w:pPr>
+        <w:pStyle w:val="Teksts"/>
+      </w:pPr>
+    </w:p>
+    <w:p>
+      <w:pPr>
+        <w:pStyle w:val="Teksts"/>
+      </w:pPr>
+      <w:commentRangeStart w:id="161"/>
+      <w:r>
+        <w:t xml:space="preserve">6.9. tabulā </w:t>
+      </w:r>
+      <w:commentRangeEnd w:id="161"/>
+      <w:r>
+        <w:rPr>
+          <w:rStyle w:val="CommentReference"/>
+          <w:sz w:val="24"/>
+          <w:szCs w:val="24"/>
+        </w:rPr>
+        <w:commentReference w:id="161"/>
+      </w:r>
+      <w:r>
+        <w:t>redzams, ka uzlabojums nav sistemātisks: paplašinātais modelis uzlaboja prognozes tikai 9 no 21 gadījuma, bet pasliktināja 11. Tas nozīmē, ka nedaudz labākās MAE un WAPE vērtības nebija saistītas ar labāku modeli, bet gan</w:t>
+      </w:r>
+      <w:r>
+        <w:t xml:space="preserve"> ar kādu citu faktoru</w:t>
+      </w:r>
+      <w:r>
+        <w:t>.</w:t>
+      </w:r>
+      <w:r>
+        <w:t xml:space="preserve"> </w:t>
+      </w:r>
+      <w:r>
+        <w:t xml:space="preserve">Lai to pierādītu, testa gadījumi tika sadalīti trīs grupās, kuras pēc tam tika analizētas individuāli, kā redzams 6.10. tabulā. Grupas pārstāv: </w:t>
+      </w:r>
+    </w:p>
+    <w:p>
+      <w:pPr>
+        <w:pStyle w:val="Teksts"/>
+        <w:numPr>
+          <w:ilvl w:val="0"/>
+          <w:numId w:val="17"/>
+        </w:numPr>
+      </w:pPr>
+      <w:r>
+        <w:t xml:space="preserve">gadījumus ar nulles faktisko pārdošanas apjomu, </w:t>
+      </w:r>
+    </w:p>
+    <w:p>
+      <w:pPr>
+        <w:pStyle w:val="Teksts"/>
+        <w:numPr>
+          <w:ilvl w:val="0"/>
+          <w:numId w:val="17"/>
+        </w:numPr>
+      </w:pPr>
+      <w:r>
+        <w:t xml:space="preserve">gadījumus ar mazāku par </w:t>
+      </w:r>
+      <w:r>
+        <w:t>nenulles faktisko pārdošanas apjomu mediāna</w:t>
+      </w:r>
+      <w:r>
+        <w:t xml:space="preserve">, </w:t>
+      </w:r>
+    </w:p>
+    <w:p>
+      <w:pPr>
+        <w:pStyle w:val="Teksts"/>
+        <w:numPr>
+          <w:ilvl w:val="0"/>
+          <w:numId w:val="17"/>
+        </w:numPr>
+      </w:pPr>
+      <w:r>
+        <w:t xml:space="preserve">gadījumus ar lielāku vai vienādu ar </w:t>
+      </w:r>
+      <w:r>
+        <w:t>nenulles faktisko pārdošanas apjomu mediāna</w:t>
+      </w:r>
+      <w:r>
+        <w:t xml:space="preserve">. </w:t>
+      </w:r>
+    </w:p>
+    <w:p>
+      <w:pPr>
+        <w:pStyle w:val="Teksts"/>
+        <w:ind w:left="567" w:firstLine="0"/>
+      </w:pPr>
+      <w:r>
+        <w:t>Mediāna izrādījās 1</w:t>
+      </w:r>
+      <w:r>
+        <w:t>.</w:t>
+      </w:r>
+      <w:r>
+        <w:t>270 m</w:t>
+      </w:r>
+      <w:r>
+        <w:rPr>
+          <w:vertAlign w:val="superscript"/>
+        </w:rPr>
+        <w:t>3</w:t>
+      </w:r>
+      <w:r>
+        <w:t>.</w:t>
+      </w:r>
+    </w:p>
+    <w:p>
+      <w:pPr>
+        <w:pStyle w:val="Tab-numurs"/>
+        <w:rPr>
+          <w:noProof/>
+        </w:rPr>
+      </w:pPr>
+      <w:r>
+        <w:rPr>
+          <w:noProof/>
+        </w:rPr>
+        <w:fldChar w:fldCharType="begin"/>
+      </w:r>
+      <w:r>
+        <w:rPr>
+          <w:noProof/>
+        </w:rPr>
+        <w:instrText xml:space="preserve"> STYLEREF  \s 1-līm-numurēts-virsraksts </w:instrText>
+      </w:r>
+      <w:r>
+        <w:rPr>
+          <w:noProof/>
+        </w:rPr>
+        <w:fldChar w:fldCharType="separate"/>
+      </w:r>
+      <w:r>
+        <w:rPr>
+          <w:noProof/>
+        </w:rPr>
+        <w:t>6</w:t>
+      </w:r>
+      <w:r>
+        <w:rPr>
+          <w:noProof/>
+        </w:rPr>
+        <w:fldChar w:fldCharType="end"/>
+      </w:r>
+      <w:r>
+        <w:rPr>
+          <w:noProof/>
+        </w:rPr>
+        <w:t>.</w:t>
+      </w:r>
+      <w:r>
+        <w:rPr>
+          <w:noProof/>
+        </w:rPr>
+        <w:fldChar w:fldCharType="begin"/>
+      </w:r>
+      <w:r>
+        <w:rPr>
+          <w:noProof/>
+        </w:rPr>
+        <w:instrText xml:space="preserve"> SEQ Tabula \* ARABIC \s 1 </w:instrText>
+      </w:r>
+      <w:r>
+        <w:rPr>
+          <w:noProof/>
+        </w:rPr>
+        <w:fldChar w:fldCharType="separate"/>
+      </w:r>
+      <w:r>
+        <w:rPr>
+          <w:noProof/>
+        </w:rPr>
+        <w:t>9</w:t>
+      </w:r>
+      <w:r>
+        <w:rPr>
+          <w:noProof/>
+        </w:rPr>
+        <w:fldChar w:fldCharType="end"/>
+      </w:r>
+      <w:r>
+        <w:rPr>
+          <w:noProof/>
+        </w:rPr>
+        <w:t>. tabula</w:t>
+      </w:r>
+    </w:p>
+    <w:p>
+      <w:pPr>
+        <w:pStyle w:val="Tab-virsraksts"/>
+      </w:pPr>
+      <w:r>
+        <w:t>Metrikas izmaiņas dažādiem pārdošanas grupām LSTM prognoz</w:t>
+      </w:r>
+      <w:r>
+        <w:t>ē</w:t>
+      </w:r>
+      <w:r>
+        <w:t>s</w:t>
+      </w:r>
+    </w:p>
+    <w:tbl>
+      <w:tblPr>
+        <w:tblStyle w:val="TableGrid"/>
+        <w:tblW w:w="8359" w:type="dxa"/>
+        <w:tblLook w:val="04A0" w:firstRow="1" w:lastRow="0" w:firstColumn="1" w:lastColumn="0" w:noHBand="0" w:noVBand="1"/>
+      </w:tblPr>
+      <w:tblGrid>
+        <w:gridCol w:w="1194"/>
+        <w:gridCol w:w="1121"/>
+        <w:gridCol w:w="840"/>
+        <w:gridCol w:w="1317"/>
+        <w:gridCol w:w="876"/>
+        <w:gridCol w:w="1317"/>
+        <w:gridCol w:w="1694"/>
+      </w:tblGrid>
+      <w:tr>
+        <w:trPr>
+          <w:trHeight w:val="633"/>
+        </w:trPr>
+        <w:tc>
+          <w:tcPr>
+            <w:tcW w:w="1194" w:type="dxa"/>
+            <w:hideMark/>
+          </w:tcPr>
+          <w:p>
+            <w:pPr>
+              <w:pStyle w:val="Tab-kolonnas-nosaukums"/>
+            </w:pPr>
+            <w:r>
+              <w:t>Apjoma grupa</w:t>
+            </w:r>
+          </w:p>
+        </w:tc>
+        <w:tc>
+          <w:tcPr>
+            <w:tcW w:w="1121" w:type="dxa"/>
+            <w:hideMark/>
+          </w:tcPr>
+          <w:p>
+            <w:pPr>
+              <w:pStyle w:val="Tab-kolonnas-nosaukums"/>
+            </w:pPr>
+            <w:r>
+              <w:t>Gadījumi</w:t>
+            </w:r>
+          </w:p>
+        </w:tc>
+        <w:tc>
+          <w:tcPr>
+            <w:tcW w:w="840" w:type="dxa"/>
+            <w:hideMark/>
+          </w:tcPr>
+          <w:p>
+            <w:pPr>
+              <w:pStyle w:val="Tab-kolonnas-nosaukums"/>
+            </w:pPr>
+            <w:r>
+              <w:t>LSTM MAE</w:t>
+            </w:r>
+          </w:p>
+        </w:tc>
+        <w:tc>
+          <w:tcPr>
+            <w:tcW w:w="1317" w:type="dxa"/>
+            <w:hideMark/>
+          </w:tcPr>
+          <w:p>
+            <w:pPr>
+              <w:pStyle w:val="Tab-kolonnas-nosaukums"/>
+            </w:pPr>
+            <w:r>
+              <w:t>Paplašinātā LSTM MAE</w:t>
+            </w:r>
+          </w:p>
+        </w:tc>
+        <w:tc>
+          <w:tcPr>
+            <w:tcW w:w="876" w:type="dxa"/>
+            <w:hideMark/>
+          </w:tcPr>
+          <w:p>
+            <w:pPr>
+              <w:pStyle w:val="Tab-kolonnas-nosaukums"/>
+            </w:pPr>
+            <w:r>
+              <w:t>LSTM WAPE</w:t>
+            </w:r>
+          </w:p>
+        </w:tc>
+        <w:tc>
+          <w:tcPr>
+            <w:tcW w:w="1317" w:type="dxa"/>
+            <w:hideMark/>
+          </w:tcPr>
+          <w:p>
+            <w:pPr>
+              <w:pStyle w:val="Tab-kolonnas-nosaukums"/>
+            </w:pPr>
+            <w:r>
+              <w:t>Paplašinātā LSTM WAPE</w:t>
+            </w:r>
+          </w:p>
+        </w:tc>
+        <w:tc>
+          <w:tcPr>
+            <w:tcW w:w="1694" w:type="dxa"/>
+            <w:hideMark/>
+          </w:tcPr>
+          <w:p>
+            <w:pPr>
+              <w:pStyle w:val="Tab-kolonnas-nosaukums"/>
+            </w:pPr>
+            <w:r>
+              <w:t xml:space="preserve">Palīdzēja / pasliktināja / </w:t>
+            </w:r>
+            <w:r>
+              <w:t>neizmainījās</w:t>
+            </w:r>
+          </w:p>
+        </w:tc>
+      </w:tr>
+      <w:tr>
+        <w:trPr>
+          <w:trHeight w:val="951"/>
+        </w:trPr>
+        <w:tc>
+          <w:tcPr>
+            <w:tcW w:w="1194" w:type="dxa"/>
+            <w:hideMark/>
+          </w:tcPr>
+          <w:p>
+            <w:pPr>
+              <w:pStyle w:val="Tab-saturs"/>
+            </w:pPr>
+            <w:r>
+              <w:t>Nulle faktiskas pārdošanas</w:t>
+            </w:r>
+          </w:p>
+        </w:tc>
+        <w:tc>
+          <w:tcPr>
+            <w:tcW w:w="1121" w:type="dxa"/>
+            <w:noWrap/>
+            <w:hideMark/>
+          </w:tcPr>
+          <w:p>
+            <w:pPr>
+              <w:pStyle w:val="Tab-saturs"/>
+            </w:pPr>
+            <w:r>
+              <w:t>8</w:t>
+            </w:r>
+          </w:p>
+        </w:tc>
+        <w:tc>
+          <w:tcPr>
+            <w:tcW w:w="840" w:type="dxa"/>
+            <w:noWrap/>
+            <w:hideMark/>
+          </w:tcPr>
+          <w:p>
+            <w:pPr>
+              <w:pStyle w:val="Tab-saturs"/>
+            </w:pPr>
+            <w:r>
+              <w:t>3.420</w:t>
+            </w:r>
+          </w:p>
+        </w:tc>
+        <w:tc>
+          <w:tcPr>
+            <w:tcW w:w="1317" w:type="dxa"/>
+            <w:noWrap/>
+            <w:hideMark/>
+          </w:tcPr>
+          <w:p>
+            <w:pPr>
+              <w:pStyle w:val="Tab-saturs"/>
+            </w:pPr>
+            <w:r>
+              <w:t>1.851</w:t>
+            </w:r>
+          </w:p>
+        </w:tc>
+        <w:tc>
+          <w:tcPr>
+            <w:tcW w:w="876" w:type="dxa"/>
+            <w:noWrap/>
+            <w:hideMark/>
+          </w:tcPr>
+          <w:p>
+            <w:pPr>
+              <w:pStyle w:val="Tab-saturs"/>
+            </w:pPr>
+            <w:r>
+              <w:t>-</w:t>
+            </w:r>
+          </w:p>
+        </w:tc>
+        <w:tc>
+          <w:tcPr>
+            <w:tcW w:w="1317" w:type="dxa"/>
+            <w:noWrap/>
+            <w:hideMark/>
+          </w:tcPr>
+          <w:p>
+            <w:pPr>
+              <w:pStyle w:val="Tab-saturs"/>
+            </w:pPr>
+            <w:r>
+              <w:t>-</w:t>
+            </w:r>
+          </w:p>
+        </w:tc>
+        <w:tc>
+          <w:tcPr>
+            <w:tcW w:w="1694" w:type="dxa"/>
+            <w:noWrap/>
+            <w:hideMark/>
+          </w:tcPr>
+          <w:p>
+            <w:pPr>
+              <w:pStyle w:val="Tab-saturs"/>
+            </w:pPr>
+            <w:r>
+              <w:t>5 / 3 / 0</w:t>
+            </w:r>
+          </w:p>
+        </w:tc>
+      </w:tr>
+      <w:tr>
+        <w:trPr>
+          <w:trHeight w:val="951"/>
+        </w:trPr>
+        <w:tc>
+          <w:tcPr>
+            <w:tcW w:w="1194" w:type="dxa"/>
+            <w:hideMark/>
+          </w:tcPr>
+          <w:p>
+            <w:pPr>
+              <w:pStyle w:val="Tab-saturs"/>
+            </w:pPr>
+            <w:r>
+              <w:t>Zemas nenulles pārdošanas</w:t>
+            </w:r>
+          </w:p>
+        </w:tc>
+        <w:tc>
+          <w:tcPr>
+            <w:tcW w:w="1121" w:type="dxa"/>
+            <w:noWrap/>
+            <w:hideMark/>
+          </w:tcPr>
+          <w:p>
+            <w:pPr>
+              <w:pStyle w:val="Tab-saturs"/>
+            </w:pPr>
+            <w:r>
+              <w:t>6</w:t>
+            </w:r>
+          </w:p>
+        </w:tc>
+        <w:tc>
+          <w:tcPr>
+            <w:tcW w:w="840" w:type="dxa"/>
+            <w:noWrap/>
+            <w:hideMark/>
+          </w:tcPr>
+          <w:p>
+            <w:pPr>
+              <w:pStyle w:val="Tab-saturs"/>
+            </w:pPr>
+            <w:r>
+              <w:t>1.545</w:t>
+            </w:r>
+          </w:p>
+        </w:tc>
+        <w:tc>
+          <w:tcPr>
+            <w:tcW w:w="1317" w:type="dxa"/>
+            <w:noWrap/>
+            <w:hideMark/>
+          </w:tcPr>
+          <w:p>
+            <w:pPr>
+              <w:pStyle w:val="Tab-saturs"/>
+            </w:pPr>
+            <w:r>
+              <w:t>2.125</w:t>
+            </w:r>
+          </w:p>
+        </w:tc>
+        <w:tc>
+          <w:tcPr>
+            <w:tcW w:w="876" w:type="dxa"/>
+            <w:noWrap/>
+            <w:hideMark/>
+          </w:tcPr>
+          <w:p>
+            <w:pPr>
+              <w:pStyle w:val="Tab-saturs"/>
+            </w:pPr>
+            <w:r>
+              <w:t>3.570</w:t>
+            </w:r>
+          </w:p>
+        </w:tc>
+        <w:tc>
+          <w:tcPr>
+            <w:tcW w:w="1317" w:type="dxa"/>
+            <w:noWrap/>
+            <w:hideMark/>
+          </w:tcPr>
+          <w:p>
+            <w:pPr>
+              <w:pStyle w:val="Tab-saturs"/>
+            </w:pPr>
+            <w:r>
+              <w:t>4.910</w:t>
+            </w:r>
+          </w:p>
+        </w:tc>
+        <w:tc>
+          <w:tcPr>
+            <w:tcW w:w="1694" w:type="dxa"/>
+            <w:noWrap/>
+            <w:hideMark/>
+          </w:tcPr>
+          <w:p>
+            <w:pPr>
+              <w:pStyle w:val="Tab-saturs"/>
+            </w:pPr>
+            <w:r>
+              <w:t>2 / 4 / 0</w:t>
+            </w:r>
+          </w:p>
+        </w:tc>
+      </w:tr>
+      <w:tr>
+        <w:trPr>
+          <w:trHeight w:val="951"/>
+        </w:trPr>
+        <w:tc>
+          <w:tcPr>
+            <w:tcW w:w="1194" w:type="dxa"/>
+            <w:hideMark/>
+          </w:tcPr>
+          <w:p>
+            <w:pPr>
+              <w:pStyle w:val="Tab-saturs"/>
+            </w:pPr>
+            <w:r>
+              <w:t>Augstas nenulles pārdošanas</w:t>
+            </w:r>
+          </w:p>
+        </w:tc>
+        <w:tc>
+          <w:tcPr>
+            <w:tcW w:w="1121" w:type="dxa"/>
+            <w:noWrap/>
+            <w:hideMark/>
+          </w:tcPr>
+          <w:p>
+            <w:pPr>
+              <w:pStyle w:val="Tab-saturs"/>
+            </w:pPr>
+            <w:r>
+              <w:t>7</w:t>
+            </w:r>
+          </w:p>
+        </w:tc>
+        <w:tc>
+          <w:tcPr>
+            <w:tcW w:w="840" w:type="dxa"/>
+            <w:noWrap/>
+            <w:hideMark/>
+          </w:tcPr>
+          <w:p>
+            <w:pPr>
+              <w:pStyle w:val="Tab-saturs"/>
+            </w:pPr>
+            <w:r>
+              <w:t>4.845</w:t>
+            </w:r>
+          </w:p>
+        </w:tc>
+        <w:tc>
+          <w:tcPr>
+            <w:tcW w:w="1317" w:type="dxa"/>
+            <w:noWrap/>
+            <w:hideMark/>
+          </w:tcPr>
+          <w:p>
+            <w:pPr>
+              <w:pStyle w:val="Tab-saturs"/>
+            </w:pPr>
+            <w:r>
+              <w:t>6.048</w:t>
+            </w:r>
+          </w:p>
+        </w:tc>
+        <w:tc>
+          <w:tcPr>
+            <w:tcW w:w="876" w:type="dxa"/>
+            <w:noWrap/>
+            <w:hideMark/>
+          </w:tcPr>
+          <w:p>
+            <w:pPr>
+              <w:pStyle w:val="Tab-saturs"/>
+            </w:pPr>
+            <w:r>
+              <w:t>1.352</w:t>
+            </w:r>
+          </w:p>
+        </w:tc>
+        <w:tc>
+          <w:tcPr>
+            <w:tcW w:w="1317" w:type="dxa"/>
+            <w:noWrap/>
+            <w:hideMark/>
+          </w:tcPr>
+          <w:p>
+            <w:pPr>
+              <w:pStyle w:val="Tab-saturs"/>
+            </w:pPr>
+            <w:r>
+              <w:t>1.688</w:t>
+            </w:r>
+          </w:p>
+        </w:tc>
+        <w:tc>
+          <w:tcPr>
+            <w:tcW w:w="1694" w:type="dxa"/>
+            <w:noWrap/>
+            <w:hideMark/>
+          </w:tcPr>
+          <w:p>
+            <w:pPr>
+              <w:pStyle w:val="Tab-saturs"/>
+            </w:pPr>
+            <w:r>
+              <w:t>2 / 4 / 1</w:t>
+            </w:r>
+          </w:p>
+        </w:tc>
+      </w:tr>
+    </w:tbl>
+    <w:p>
+      <w:pPr>
+        <w:pStyle w:val="Tab-skaidrojums"/>
+      </w:pPr>
+      <w:r>
+        <w:t>WAPE netika aprēķināts nulles pārdošan</w:t>
+      </w:r>
+      <w:r>
+        <w:t>ām</w:t>
+      </w:r>
+      <w:r>
+        <w:t>, jo</w:t>
+      </w:r>
+      <w:r>
+        <w:t xml:space="preserve"> dalītāja</w:t>
+      </w:r>
+      <w:r>
+        <w:t xml:space="preserve"> </w:t>
+      </w:r>
+      <w:r>
+        <w:t>(</w:t>
+      </w:r>
+      <w:r>
+        <w:t>faktisk</w:t>
+      </w:r>
+      <w:r>
+        <w:t>o</w:t>
+      </w:r>
+      <w:r>
+        <w:t xml:space="preserve"> pārdošan</w:t>
+      </w:r>
+      <w:r>
+        <w:t>u summa)</w:t>
+      </w:r>
+      <w:r>
+        <w:t xml:space="preserve"> </w:t>
+      </w:r>
+      <w:r>
+        <w:t>būtu nulle</w:t>
+      </w:r>
+    </w:p>
+    <w:p>
+      <w:pPr>
+        <w:pStyle w:val="Teksts"/>
+      </w:pPr>
+      <w:commentRangeStart w:id="162"/>
+      <w:r>
+        <w:t xml:space="preserve">Sadalījums </w:t>
+      </w:r>
+      <w:commentRangeEnd w:id="162"/>
+      <w:r>
+        <w:rPr>
+          <w:rStyle w:val="CommentReference"/>
+          <w:sz w:val="24"/>
+          <w:szCs w:val="24"/>
+        </w:rPr>
+        <w:commentReference w:id="162"/>
+      </w:r>
+      <w:r>
+        <w:t>rāda, ka paplašinātais LSTM galvenokārt uzlaboja prognozes nulles pārdošanas gadījumiem. Šajā grupā MAE samazinājās no 3</w:t>
+      </w:r>
+      <w:r>
+        <w:t>.</w:t>
+      </w:r>
+      <w:r>
+        <w:t>420 līdz 1</w:t>
+      </w:r>
+      <w:r>
+        <w:t>.</w:t>
+      </w:r>
+      <w:r>
+        <w:t xml:space="preserve">851, un paplašinātais modelis uzlaboja 5 no 8 gadījumiem. Tomēr abās </w:t>
+      </w:r>
+      <w:r>
+        <w:t>ne</w:t>
+      </w:r>
+      <w:r>
+        <w:t xml:space="preserve">nulles grupās </w:t>
+      </w:r>
+      <w:r>
+        <w:lastRenderedPageBreak/>
+        <w:t>paplašinātais modelis darbojās sliktāk: maza apjoma gadījumos WAPE palielinājās no 356</w:t>
+      </w:r>
+      <w:r>
+        <w:t>.</w:t>
+      </w:r>
+      <w:r>
+        <w:t>95% līdz 490</w:t>
+      </w:r>
+      <w:r>
+        <w:t>.</w:t>
+      </w:r>
+      <w:r>
+        <w:t>99%; liela apjoma nulles gadījumos - no 135</w:t>
+      </w:r>
+      <w:r>
+        <w:t>.</w:t>
+      </w:r>
+      <w:r>
+        <w:t>23% līdz 168</w:t>
+      </w:r>
+      <w:r>
+        <w:t>.</w:t>
+      </w:r>
+      <w:r>
+        <w:t>82%.</w:t>
+      </w:r>
+      <w:r>
+        <w:t xml:space="preserve"> </w:t>
+      </w:r>
+      <w:commentRangeStart w:id="163"/>
+      <w:r>
+        <w:t xml:space="preserve">Šis </w:t>
+      </w:r>
+      <w:commentRangeEnd w:id="163"/>
+      <w:r>
+        <w:rPr>
+          <w:rStyle w:val="CommentReference"/>
+          <w:sz w:val="24"/>
+          <w:szCs w:val="24"/>
+        </w:rPr>
+        <w:commentReference w:id="163"/>
+      </w:r>
+      <w:r>
+        <w:t xml:space="preserve">rezultāts izskaidro nelielo WAPE uzlabojumu — nulles pārdošanas gadījumu kopējā kļūda samazinājās, samazinot kopējo absolūto kļūdu, bet uzlabojumu lielākoties kompensēja sliktākas </w:t>
+      </w:r>
+      <w:r>
+        <w:t xml:space="preserve">nenulles faktiskās pārošanas </w:t>
+      </w:r>
+      <w:r>
+        <w:t>prognozes gadījumos. Tātad, nulles pārdošanas gadījumi palielina WAPE formulas skaitītāju absolūtās kļūdas dēļ, saucējs paliek nemainīgs (faktisko vērtību summa), formula ģenerē mazāku skaitli, kas praktiski norāda uz kļūdaini pozitīvu prognožu samazināšanos un kopējā WAPE palielināšanos. Taču patiesībā tas nozīmē, ka modelis nekļuva labāks prognozēšanā.</w:t>
+      </w:r>
+    </w:p>
+    <w:p>
+      <w:pPr>
+        <w:pStyle w:val="Teksts"/>
+      </w:pPr>
+    </w:p>
+    <w:p>
+      <w:pPr>
+        <w:pStyle w:val="Teksts"/>
+      </w:pPr>
+    </w:p>
+    <w:p>
+      <w:pPr>
+        <w:pStyle w:val="Teksts"/>
+      </w:pPr>
+    </w:p>
+    <w:p>
+      <w:pPr>
+        <w:pStyle w:val="Teksts"/>
+      </w:pPr>
+    </w:p>
+    <w:p>
+      <w:pPr>
+        <w:pStyle w:val="Teksts"/>
+      </w:pPr>
+    </w:p>
+    <w:p>
+      <w:pPr>
+        <w:pStyle w:val="Teksts"/>
+      </w:pPr>
+    </w:p>
+    <w:p>
+      <w:pPr>
+        <w:pStyle w:val="Teksts"/>
       </w:pPr>
     </w:p>
     <w:p>
@@ -26084,21 +28028,21 @@
       <w:pPr>
         <w:pStyle w:val="1-lm-nenumurts-virsraksts"/>
       </w:pPr>
-      <w:bookmarkStart w:id="157" w:name="_Toc225535011"/>
-      <w:commentRangeStart w:id="158"/>
+      <w:bookmarkStart w:id="164" w:name="_Toc225535011"/>
+      <w:commentRangeStart w:id="165"/>
       <w:r>
         <w:lastRenderedPageBreak/>
         <w:t>Rezultāti un secinājumi</w:t>
       </w:r>
-      <w:bookmarkEnd w:id="157"/>
-      <w:commentRangeEnd w:id="158"/>
+      <w:bookmarkEnd w:id="164"/>
+      <w:commentRangeEnd w:id="165"/>
       <w:r>
         <w:rPr>
           <w:rStyle w:val="CommentReference"/>
           <w:sz w:val="28"/>
           <w:szCs w:val="28"/>
         </w:rPr>
-        <w:commentReference w:id="158"/>
+        <w:commentReference w:id="165"/>
       </w:r>
     </w:p>
     <w:p>
@@ -26272,14 +28216,14 @@
       <w:pPr>
         <w:pStyle w:val="1-lm-nenumurts-virsraksts"/>
       </w:pPr>
-      <w:bookmarkStart w:id="159" w:name="_Toc88602609"/>
-      <w:bookmarkStart w:id="160" w:name="_Toc225535012"/>
+      <w:bookmarkStart w:id="166" w:name="_Toc88602609"/>
+      <w:bookmarkStart w:id="167" w:name="_Toc225535012"/>
       <w:r>
         <w:lastRenderedPageBreak/>
         <w:t>Izmantotie informācijas avoti</w:t>
       </w:r>
-      <w:bookmarkEnd w:id="159"/>
-      <w:bookmarkEnd w:id="160"/>
+      <w:bookmarkEnd w:id="166"/>
+      <w:bookmarkEnd w:id="167"/>
       <w:r>
         <w:fldChar w:fldCharType="begin"/>
       </w:r>
@@ -27397,13 +29341,13 @@
       <w:pPr>
         <w:pStyle w:val="Pielikumi-virsraksts"/>
       </w:pPr>
-      <w:bookmarkStart w:id="161" w:name="_Toc88602610"/>
-      <w:bookmarkStart w:id="162" w:name="_Toc225535013"/>
+      <w:bookmarkStart w:id="168" w:name="_Toc88602610"/>
+      <w:bookmarkStart w:id="169" w:name="_Toc225535013"/>
       <w:r>
         <w:t>Pielikumi</w:t>
       </w:r>
-      <w:bookmarkEnd w:id="161"/>
-      <w:bookmarkEnd w:id="162"/>
+      <w:bookmarkEnd w:id="168"/>
+      <w:bookmarkEnd w:id="169"/>
     </w:p>
     <w:p>
       <w:r>
@@ -41193,7 +43137,7 @@
       </w:r>
     </w:p>
   </w:comment>
-  <w:comment w:id="22" w:author="Deniss" w:date="2026-01-16T17:11:00Z" w:initials="D">
+  <w:comment w:id="23" w:author="Deniss" w:date="2026-01-16T17:11:00Z" w:initials="D">
     <w:p>
       <w:pPr>
         <w:pStyle w:val="Teksts"/>
@@ -41246,7 +43190,7 @@
       </w:pPr>
     </w:p>
   </w:comment>
-  <w:comment w:id="21" w:author="Deniss" w:date="2026-05-11T21:53:00Z" w:initials="D">
+  <w:comment w:id="22" w:author="Deniss" w:date="2026-05-11T21:53:00Z" w:initials="D">
     <w:p>
       <w:pPr>
         <w:pStyle w:val="CommentText"/>
@@ -41284,7 +43228,7 @@
       </w:r>
     </w:p>
   </w:comment>
-  <w:comment w:id="23" w:author="Deniss" w:date="2026-03-27T10:38:00Z" w:initials="D">
+  <w:comment w:id="21" w:author="Deniss" w:date="2026-05-12T19:36:00Z" w:initials="D">
     <w:p>
       <w:pPr>
         <w:pStyle w:val="CommentText"/>
@@ -41296,23 +43240,29 @@
         <w:annotationRef/>
       </w:r>
       <w:r>
+        <w:rPr>
+          <w:noProof/>
+        </w:rPr>
+        <w:t xml:space="preserve">TODO add: </w:t>
+      </w:r>
+      <w:r>
+        <w:t>In addition, the work evaluates whether synthetically augmented training samples improve the forecasting accuracy of the LSTM model under the conditions of limited historical company data.</w:t>
+      </w:r>
+    </w:p>
+  </w:comment>
+  <w:comment w:id="24" w:author="Deniss" w:date="2026-03-27T10:38:00Z" w:initials="D">
+    <w:p>
+      <w:pPr>
+        <w:pStyle w:val="CommentText"/>
+      </w:pPr>
+      <w:r>
+        <w:rPr>
+          <w:rStyle w:val="CommentReference"/>
+        </w:rPr>
+        <w:annotationRef/>
+      </w:r>
+      <w:r>
         <w:t>avots</w:t>
-      </w:r>
-    </w:p>
-  </w:comment>
-  <w:comment w:id="24" w:author="Deniss" w:date="2026-03-27T10:42:00Z" w:initials="D">
-    <w:p>
-      <w:pPr>
-        <w:pStyle w:val="CommentText"/>
-      </w:pPr>
-      <w:r>
-        <w:rPr>
-          <w:rStyle w:val="CommentReference"/>
-        </w:rPr>
-        <w:annotationRef/>
-      </w:r>
-      <w:r>
-        <w:t>avvots</w:t>
       </w:r>
     </w:p>
   </w:comment>
@@ -41328,11 +43278,27 @@
         <w:annotationRef/>
       </w:r>
       <w:r>
+        <w:t>avvots</w:t>
+      </w:r>
+    </w:p>
+  </w:comment>
+  <w:comment w:id="26" w:author="Deniss" w:date="2026-03-27T10:42:00Z" w:initials="D">
+    <w:p>
+      <w:pPr>
+        <w:pStyle w:val="CommentText"/>
+      </w:pPr>
+      <w:r>
+        <w:rPr>
+          <w:rStyle w:val="CommentReference"/>
+        </w:rPr>
+        <w:annotationRef/>
+      </w:r>
+      <w:r>
         <w:t xml:space="preserve">atrast kādu avotu šīm </w:t>
       </w:r>
     </w:p>
   </w:comment>
-  <w:comment w:id="26" w:author="Deniss" w:date="2026-03-27T10:43:00Z" w:initials="D">
+  <w:comment w:id="27" w:author="Deniss" w:date="2026-03-27T10:43:00Z" w:initials="D">
     <w:p>
       <w:pPr>
         <w:pStyle w:val="CommentText"/>
@@ -41348,7 +43314,7 @@
       </w:r>
     </w:p>
   </w:comment>
-  <w:comment w:id="29" w:author="Deniss" w:date="2026-03-27T17:30:00Z" w:initials="D">
+  <w:comment w:id="30" w:author="Deniss" w:date="2026-03-27T17:30:00Z" w:initials="D">
     <w:p>
       <w:pPr>
         <w:pStyle w:val="CommentText"/>
@@ -41378,7 +43344,7 @@
       </w:r>
     </w:p>
   </w:comment>
-  <w:comment w:id="30" w:author="Deniss" w:date="2026-03-26T14:00:00Z" w:initials="D">
+  <w:comment w:id="31" w:author="Deniss" w:date="2026-03-26T14:00:00Z" w:initials="D">
     <w:p>
       <w:pPr>
         <w:pStyle w:val="CommentText"/>
@@ -41394,7 +43360,7 @@
       </w:r>
     </w:p>
   </w:comment>
-  <w:comment w:id="31" w:author="Deniss" w:date="2026-03-26T13:58:00Z" w:initials="D">
+  <w:comment w:id="32" w:author="Deniss" w:date="2026-03-26T13:58:00Z" w:initials="D">
     <w:p>
       <w:pPr>
         <w:pStyle w:val="CommentText"/>
@@ -41410,7 +43376,7 @@
       </w:r>
     </w:p>
   </w:comment>
-  <w:comment w:id="32" w:author="Deniss" w:date="2026-03-30T17:05:00Z" w:initials="D">
+  <w:comment w:id="33" w:author="Deniss" w:date="2026-03-30T17:05:00Z" w:initials="D">
     <w:p>
       <w:pPr>
         <w:pStyle w:val="CommentText"/>
@@ -41429,7 +43395,7 @@
       </w:r>
     </w:p>
   </w:comment>
-  <w:comment w:id="34" w:author="Deniss" w:date="2026-03-25T15:52:00Z" w:initials="D">
+  <w:comment w:id="35" w:author="Deniss" w:date="2026-03-25T15:52:00Z" w:initials="D">
     <w:p>
       <w:pPr>
         <w:pStyle w:val="CommentText"/>
@@ -41573,7 +43539,7 @@
       </w:pPr>
     </w:p>
   </w:comment>
-  <w:comment w:id="36" w:author="Deniss" w:date="2026-03-27T11:50:00Z" w:initials="D">
+  <w:comment w:id="37" w:author="Deniss" w:date="2026-03-27T11:50:00Z" w:initials="D">
     <w:p>
       <w:pPr>
         <w:pStyle w:val="CommentText"/>
@@ -41589,7 +43555,7 @@
       </w:r>
     </w:p>
   </w:comment>
-  <w:comment w:id="37" w:author="Deniss" w:date="2026-03-27T11:52:00Z" w:initials="D">
+  <w:comment w:id="38" w:author="Deniss" w:date="2026-03-27T11:52:00Z" w:initials="D">
     <w:p>
       <w:pPr>
         <w:pStyle w:val="CommentText"/>
@@ -41602,22 +43568,6 @@
       </w:r>
       <w:r>
         <w:t>На практике это означает: исходный Excel компании надо интерпретировать как набор временных рядов (по материалам или по агрегированным группам материалов), а дальнейший выбор моделей — это выбор моделей прогнозирования временных рядов, применимых к продажам/спросу.</w:t>
-      </w:r>
-    </w:p>
-  </w:comment>
-  <w:comment w:id="39" w:author="Deniss" w:date="2026-03-27T11:52:00Z" w:initials="D">
-    <w:p>
-      <w:pPr>
-        <w:pStyle w:val="CommentText"/>
-      </w:pPr>
-      <w:r>
-        <w:rPr>
-          <w:rStyle w:val="CommentReference"/>
-        </w:rPr>
-        <w:annotationRef/>
-      </w:r>
-      <w:r>
-        <w:t>В обзорах по прогнозированию спроса в производстве и цепочках поставок традиционные количественные методы описываются как подходы, которые используют исторические данные, выделяют тренды/паттерны и строят прогноз на будущие периоды; при этом отдельно выделяются простые базовые модели (naive), скользящие средние и ARIMA-семейство (Bender, Bretschneider, &amp; Fattah-Weil, 2024). В этом же источнике прямо отмечается, что Simple Moving Average прогнозирует будущее через усреднение прошлого, Weighted Moving Average — через взвешивание прошлых точек, а ARIMA интегрирует авторегрессию, дифференцирование и moving average (Bender, Bretschneider, &amp; Fattah-Weil, 2024). Для сезонных рядов в прикладных задачах спроса отдельно упоминаются SARIMA/ARIMAX/SARIMAX как инструменты учета сезонности и/или внешних переменных (Bender, Bretschneider, &amp; Fattah-Weil, 2024).</w:t>
       </w:r>
     </w:p>
   </w:comment>
@@ -41633,7 +43583,7 @@
         <w:annotationRef/>
       </w:r>
       <w:r>
-        <w:t>Если сузиться именно до продаж, то в литературе по retail подчёркивается, что time series модели исторически широко применялись для прогнозирования агрегированных продаж, а наиболее употребимыми из них были simple exponential smoothing и его расширения, а также ARIMA (Emerson &amp; Napoleao, 2022). На уровне прикладных сравнений для sales forecasting с сезонностью традиционные методы обычно включают moving average, ARIMA и SARIMA, а затем сопоставляются с более современными моделями (Ali &amp; Nakti, 2023). В обзоре по retail sales forecasting также прямо перечисляются exponential smoothing, time series decomposition, ARIMA и Holt-Winters как используемые традиционные методы (B S &amp; Suresh, 2023).</w:t>
+        <w:t>В обзорах по прогнозированию спроса в производстве и цепочках поставок традиционные количественные методы описываются как подходы, которые используют исторические данные, выделяют тренды/паттерны и строят прогноз на будущие периоды; при этом отдельно выделяются простые базовые модели (naive), скользящие средние и ARIMA-семейство (Bender, Bretschneider, &amp; Fattah-Weil, 2024). В этом же источнике прямо отмечается, что Simple Moving Average прогнозирует будущее через усреднение прошлого, Weighted Moving Average — через взвешивание прошлых точек, а ARIMA интегрирует авторегрессию, дифференцирование и moving average (Bender, Bretschneider, &amp; Fattah-Weil, 2024). Для сезонных рядов в прикладных задачах спроса отдельно упоминаются SARIMA/ARIMAX/SARIMAX как инструменты учета сезонности и/или внешних переменных (Bender, Bretschneider, &amp; Fattah-Weil, 2024).</w:t>
       </w:r>
     </w:p>
   </w:comment>
@@ -41649,7 +43599,7 @@
         <w:annotationRef/>
       </w:r>
       <w:r>
-        <w:t>раз в литературе по продажам устойчиво повторяются SARIMA и экспоненциальное сглаживание, их разумно включить как статистические baselines для сравнения с нейросетью (Ali &amp; Nakti, 2023) и как «классическую» точку отсчёта (Emerson &amp; Napoleao, 2022). Дополнительно полезно держать в уме, что иногда простые методы (например, exponential smoothing) в прикладных сравнениях могут оказаться сильнее более сложных настроек ARIMA, и это поддерживает идею включать простые baselines (Rosenblad, 2021).</w:t>
+        <w:t>Если сузиться именно до продаж, то в литературе по retail подчёркивается, что time series модели исторически широко применялись для прогнозирования агрегированных продаж, а наиболее употребимыми из них были simple exponential smoothing и его расширения, а также ARIMA (Emerson &amp; Napoleao, 2022). На уровне прикладных сравнений для sales forecasting с сезонностью традиционные методы обычно включают moving average, ARIMA и SARIMA, а затем сопоставляются с более современными моделями (Ali &amp; Nakti, 2023). В обзоре по retail sales forecasting также прямо перечисляются exponential smoothing, time series decomposition, ARIMA и Holt-Winters как используемые традиционные методы (B S &amp; Suresh, 2023).</w:t>
       </w:r>
     </w:p>
   </w:comment>
@@ -41665,11 +43615,27 @@
         <w:annotationRef/>
       </w:r>
       <w:r>
+        <w:t>раз в литературе по продажам устойчиво повторяются SARIMA и экспоненциальное сглаживание, их разумно включить как статистические baselines для сравнения с нейросетью (Ali &amp; Nakti, 2023) и как «классическую» точку отсчёта (Emerson &amp; Napoleao, 2022). Дополнительно полезно держать в уме, что иногда простые методы (например, exponential smoothing) в прикладных сравнениях могут оказаться сильнее более сложных настроек ARIMA, и это поддерживает идею включать простые baselines (Rosenblad, 2021).</w:t>
+      </w:r>
+    </w:p>
+  </w:comment>
+  <w:comment w:id="43" w:author="Deniss" w:date="2026-03-27T11:52:00Z" w:initials="D">
+    <w:p>
+      <w:pPr>
+        <w:pStyle w:val="CommentText"/>
+      </w:pPr>
+      <w:r>
+        <w:rPr>
+          <w:rStyle w:val="CommentReference"/>
+        </w:rPr>
+        <w:annotationRef/>
+      </w:r>
+      <w:r>
         <w:t>SARIMA — расширение ARIMA для сезонных рядов: модель использует два набора параметров — несезонные (p, d, q) и сезонные (P, D, Q, s), где p/q отвечают за AR/MA компоненты, d — за порядок дифференцирования, а сезонные параметры добавляют аналогичную структуру на сезонном лаге s (Sirisha, Belavagi, &amp; Attigeri, 2022). На практике применение SARIMA обычно описывают как процесс: проверка/обеспечение стационарности, подбор структуры AR и MA, оценка параметров, валидация и затем прогноз (Pongdatu &amp; Putra, 2018). В задаче сезонных продаж SARIMA часто рассматривается именно как осмысленный baseline: в сравнении на данных розничных продаж с сезонным паттерном лучшая SARIMA-конфигурация выбиралась по ошибке (MAD) и признавалась пригодной для дальнейшего прогнозирования (Pongdatu &amp; Putra, 2018), а в сравнении «традиционных vs современных» её отдельно рекомендуют для быстрых и сезонных продаж (Ali &amp; Nakti, 2023).</w:t>
       </w:r>
     </w:p>
   </w:comment>
-  <w:comment w:id="43" w:author="Deniss" w:date="2026-03-27T11:53:00Z" w:initials="D">
+  <w:comment w:id="44" w:author="Deniss" w:date="2026-03-27T11:53:00Z" w:initials="D">
     <w:p>
       <w:pPr>
         <w:pStyle w:val="CommentText"/>
@@ -41685,7 +43651,7 @@
       </w:r>
     </w:p>
   </w:comment>
-  <w:comment w:id="45" w:author="Deniss" w:date="2026-03-27T11:54:00Z" w:initials="D">
+  <w:comment w:id="46" w:author="Deniss" w:date="2026-03-27T11:54:00Z" w:initials="D">
     <w:p>
       <w:pPr>
         <w:pStyle w:val="CommentText"/>
@@ -41701,7 +43667,7 @@
       </w:r>
     </w:p>
   </w:comment>
-  <w:comment w:id="46" w:author="Deniss" w:date="2026-03-27T11:56:00Z" w:initials="D">
+  <w:comment w:id="47" w:author="Deniss" w:date="2026-03-27T11:56:00Z" w:initials="D">
     <w:p>
       <w:pPr>
         <w:pStyle w:val="CommentText"/>
@@ -41717,7 +43683,7 @@
       </w:r>
     </w:p>
   </w:comment>
-  <w:comment w:id="47" w:author="Deniss" w:date="2026-03-27T11:57:00Z" w:initials="D">
+  <w:comment w:id="48" w:author="Deniss" w:date="2026-03-27T11:57:00Z" w:initials="D">
     <w:p>
       <w:pPr>
         <w:pStyle w:val="CommentText"/>
@@ -41733,7 +43699,7 @@
       </w:r>
     </w:p>
   </w:comment>
-  <w:comment w:id="49" w:author="Deniss" w:date="2026-03-27T12:07:00Z" w:initials="D">
+  <w:comment w:id="50" w:author="Deniss" w:date="2026-03-27T12:07:00Z" w:initials="D">
     <w:p>
       <w:pPr>
         <w:pStyle w:val="CommentText"/>
@@ -41749,7 +43715,7 @@
       </w:r>
     </w:p>
   </w:comment>
-  <w:comment w:id="51" w:author="Deniss" w:date="2026-03-27T12:10:00Z" w:initials="D">
+  <w:comment w:id="52" w:author="Deniss" w:date="2026-03-27T12:10:00Z" w:initials="D">
     <w:p>
       <w:pPr>
         <w:pStyle w:val="CommentText"/>
@@ -41765,7 +43731,7 @@
       </w:r>
     </w:p>
   </w:comment>
-  <w:comment w:id="53" w:author="Deniss" w:date="2026-03-27T12:10:00Z" w:initials="D">
+  <w:comment w:id="54" w:author="Deniss" w:date="2026-03-27T12:10:00Z" w:initials="D">
     <w:p>
       <w:pPr>
         <w:pStyle w:val="CommentText"/>
@@ -41781,7 +43747,7 @@
       </w:r>
     </w:p>
   </w:comment>
-  <w:comment w:id="54" w:author="Deniss" w:date="2026-03-30T15:12:00Z" w:initials="D">
+  <w:comment w:id="55" w:author="Deniss" w:date="2026-03-30T15:12:00Z" w:initials="D">
     <w:p>
       <w:pPr>
         <w:pStyle w:val="CommentText"/>
@@ -41802,7 +43768,7 @@
       </w:pPr>
     </w:p>
   </w:comment>
-  <w:comment w:id="55" w:author="Deniss" w:date="2026-03-30T15:14:00Z" w:initials="D">
+  <w:comment w:id="56" w:author="Deniss" w:date="2026-03-30T15:14:00Z" w:initials="D">
     <w:p>
       <w:pPr>
         <w:pStyle w:val="CommentText"/>
@@ -41821,7 +43787,7 @@
       </w:r>
     </w:p>
   </w:comment>
-  <w:comment w:id="57" w:author="Deniss" w:date="2026-04-10T02:31:00Z" w:initials="D">
+  <w:comment w:id="58" w:author="Deniss" w:date="2026-04-10T02:31:00Z" w:initials="D">
     <w:p>
       <w:pPr>
         <w:pStyle w:val="CommentText"/>
@@ -41857,7 +43823,7 @@
       </w:r>
     </w:p>
   </w:comment>
-  <w:comment w:id="58" w:author="Deniss" w:date="2026-03-27T15:23:00Z" w:initials="D">
+  <w:comment w:id="59" w:author="Deniss" w:date="2026-03-27T15:23:00Z" w:initials="D">
     <w:p>
       <w:pPr>
         <w:pStyle w:val="CommentText"/>
@@ -41873,7 +43839,7 @@
       </w:r>
     </w:p>
   </w:comment>
-  <w:comment w:id="59" w:author="Deniss" w:date="2026-03-27T15:25:00Z" w:initials="D">
+  <w:comment w:id="60" w:author="Deniss" w:date="2026-03-27T15:25:00Z" w:initials="D">
     <w:p>
       <w:pPr>
         <w:pStyle w:val="CommentText"/>
@@ -41889,7 +43855,7 @@
       </w:r>
     </w:p>
   </w:comment>
-  <w:comment w:id="60" w:author="Deniss" w:date="2026-03-27T15:32:00Z" w:initials="D">
+  <w:comment w:id="61" w:author="Deniss" w:date="2026-03-27T15:32:00Z" w:initials="D">
     <w:p>
       <w:pPr>
         <w:pStyle w:val="CommentText"/>
@@ -41905,7 +43871,7 @@
       </w:r>
     </w:p>
   </w:comment>
-  <w:comment w:id="61" w:author="Deniss" w:date="2026-03-27T13:14:00Z" w:initials="D">
+  <w:comment w:id="62" w:author="Deniss" w:date="2026-03-27T13:14:00Z" w:initials="D">
     <w:p>
       <w:pPr>
         <w:pStyle w:val="CommentText"/>
@@ -41921,7 +43887,7 @@
       </w:r>
     </w:p>
   </w:comment>
-  <w:comment w:id="62" w:author="Deniss" w:date="2026-03-27T13:27:00Z" w:initials="D">
+  <w:comment w:id="63" w:author="Deniss" w:date="2026-03-27T13:27:00Z" w:initials="D">
     <w:p>
       <w:pPr>
         <w:pStyle w:val="CommentText"/>
@@ -42137,7 +44103,7 @@
       </w:r>
     </w:p>
   </w:comment>
-  <w:comment w:id="63" w:author="Deniss" w:date="2026-03-27T15:41:00Z" w:initials="D">
+  <w:comment w:id="64" w:author="Deniss" w:date="2026-03-27T15:41:00Z" w:initials="D">
     <w:p>
       <w:pPr>
         <w:pStyle w:val="CommentText"/>
@@ -42153,7 +44119,7 @@
       </w:r>
     </w:p>
   </w:comment>
-  <w:comment w:id="64" w:author="Deniss" w:date="2026-03-27T13:21:00Z" w:initials="D">
+  <w:comment w:id="65" w:author="Deniss" w:date="2026-03-27T13:21:00Z" w:initials="D">
     <w:p>
       <w:pPr>
         <w:pStyle w:val="CommentText"/>
@@ -42300,7 +44266,7 @@
       </w:r>
     </w:p>
   </w:comment>
-  <w:comment w:id="65" w:author="Deniss" w:date="2026-03-27T13:07:00Z" w:initials="D">
+  <w:comment w:id="66" w:author="Deniss" w:date="2026-03-27T13:07:00Z" w:initials="D">
     <w:p>
       <w:pPr>
         <w:pStyle w:val="CommentText"/>
@@ -42316,7 +44282,7 @@
       </w:r>
     </w:p>
   </w:comment>
-  <w:comment w:id="66" w:author="Deniss" w:date="2026-03-27T13:28:00Z" w:initials="D">
+  <w:comment w:id="67" w:author="Deniss" w:date="2026-03-27T13:28:00Z" w:initials="D">
     <w:p>
       <w:pPr>
         <w:pStyle w:val="CommentText"/>
@@ -42329,22 +44295,6 @@
       </w:r>
       <w:r>
         <w:t>material_hash() - функция возвращает хеш материала на основе его бренда, категории, качества, толщины, ширины, длины. Это означает, что одинаковый материал, найденный в разных листах, будет иметь одинаковый id. Такой подход уменьшает дублирование и помогает превратить “одна строка Excel = отдельный объект” в нормализованную модель “материал + связанные с ним события и состояния”.</w:t>
-      </w:r>
-    </w:p>
-  </w:comment>
-  <w:comment w:id="67" w:author="Deniss" w:date="2026-03-27T13:12:00Z" w:initials="D">
-    <w:p>
-      <w:pPr>
-        <w:pStyle w:val="CommentText"/>
-      </w:pPr>
-      <w:r>
-        <w:rPr>
-          <w:rStyle w:val="CommentReference"/>
-        </w:rPr>
-        <w:annotationRef/>
-      </w:r>
-      <w:r>
-        <w:t>Таблица end_of_month_material_stats хранит снимок состояния материала на конец месяца. Здесь лежат цены закупки и продажи в разных единицах, а также остатки в штуках, кубометрах, квадратных метрах и евро. Это уже не справочник, а месячная статистика по материалу.</w:t>
       </w:r>
     </w:p>
   </w:comment>
@@ -42360,11 +44310,27 @@
         <w:annotationRef/>
       </w:r>
       <w:r>
+        <w:t>Таблица end_of_month_material_stats хранит снимок состояния материала на конец месяца. Здесь лежат цены закупки и продажи в разных единицах, а также остатки в штуках, кубометрах, квадратных метрах и евро. Это уже не справочник, а месячная статистика по материалу.</w:t>
+      </w:r>
+    </w:p>
+  </w:comment>
+  <w:comment w:id="69" w:author="Deniss" w:date="2026-03-27T13:12:00Z" w:initials="D">
+    <w:p>
+      <w:pPr>
+        <w:pStyle w:val="CommentText"/>
+      </w:pPr>
+      <w:r>
+        <w:rPr>
+          <w:rStyle w:val="CommentReference"/>
+        </w:rPr>
+        <w:annotationRef/>
+      </w:r>
+      <w:r>
         <w:t>Таблица sales хранит продажи. В ней каждая запись привязана к материалу, году и месяцу. Если продажа в Excel была агрегирована формулой из нескольких частей, скрипт может разложить её на несколько строк. Таблица deliveries устроена аналогично sales, но относится к поступлениям материала.</w:t>
       </w:r>
     </w:p>
   </w:comment>
-  <w:comment w:id="69" w:author="Deniss" w:date="2026-03-27T13:31:00Z" w:initials="D">
+  <w:comment w:id="70" w:author="Deniss" w:date="2026-03-27T13:31:00Z" w:initials="D">
     <w:p>
       <w:pPr>
         <w:pStyle w:val="CommentText"/>
@@ -42449,7 +44415,7 @@
       </w:pPr>
     </w:p>
   </w:comment>
-  <w:comment w:id="70" w:author="Deniss" w:date="2026-03-27T13:12:00Z" w:initials="D">
+  <w:comment w:id="71" w:author="Deniss" w:date="2026-03-27T13:12:00Z" w:initials="D">
     <w:p>
       <w:pPr>
         <w:pStyle w:val="CommentText"/>
@@ -42465,7 +44431,7 @@
       </w:r>
     </w:p>
   </w:comment>
-  <w:comment w:id="71" w:author="Deniss" w:date="2026-03-27T16:28:00Z" w:initials="D">
+  <w:comment w:id="72" w:author="Deniss" w:date="2026-03-27T16:28:00Z" w:initials="D">
     <w:p>
       <w:pPr>
         <w:pStyle w:val="CommentText"/>
@@ -42705,7 +44671,7 @@
       </w:pPr>
     </w:p>
   </w:comment>
-  <w:comment w:id="72" w:author="Deniss" w:date="2026-03-30T16:43:00Z" w:initials="D">
+  <w:comment w:id="73" w:author="Deniss" w:date="2026-03-30T16:43:00Z" w:initials="D">
     <w:p>
       <w:pPr>
         <w:pStyle w:val="CommentText"/>
@@ -42718,22 +44684,6 @@
       </w:r>
       <w:r>
         <w:t>Для задачи прогнозирования основной интерес представляет таблица sales, поскольку именно на ее основе далее формируется целевая переменная, связанная с объемом продаж. Таблица deliveries при этом сохраняет вспомогательное значение, так как поставки могут использоваться как дополнительный входной признак в нейросетевом подходе, но не как основной объект прогноза.</w:t>
-      </w:r>
-    </w:p>
-  </w:comment>
-  <w:comment w:id="73" w:author="Deniss" w:date="2026-03-30T18:33:00Z" w:initials="D">
-    <w:p>
-      <w:pPr>
-        <w:pStyle w:val="CommentText"/>
-      </w:pPr>
-      <w:r>
-        <w:rPr>
-          <w:rStyle w:val="CommentReference"/>
-        </w:rPr>
-        <w:annotationRef/>
-      </w:r>
-      <w:r>
-        <w:t>Таким образом, на данном этапе можно считать, что исходные данные уже преобразованы в аналитически пригодную форму, и следующей задачей становится оценка того, насколько эти данные подходят именно для построения прогностических моделей.</w:t>
       </w:r>
     </w:p>
   </w:comment>
@@ -42749,11 +44699,27 @@
         <w:annotationRef/>
       </w:r>
       <w:r>
+        <w:t>Таким образом, на данном этапе можно считать, что исходные данные уже преобразованы в аналитически пригодную форму, и следующей задачей становится оценка того, насколько эти данные подходят именно для построения прогностических моделей.</w:t>
+      </w:r>
+    </w:p>
+  </w:comment>
+  <w:comment w:id="75" w:author="Deniss" w:date="2026-03-30T18:33:00Z" w:initials="D">
+    <w:p>
+      <w:pPr>
+        <w:pStyle w:val="CommentText"/>
+      </w:pPr>
+      <w:r>
+        <w:rPr>
+          <w:rStyle w:val="CommentReference"/>
+        </w:rPr>
+        <w:annotationRef/>
+      </w:r>
+      <w:r>
         <w:t>Как было сказано ранее, доступные наблюдения охватывают период с июля 2025 года по март 2026 года включительно. Это означает, что в распоряжении находится только девять последовательных месяцев наблюдений. Уже одно это накладывает существенные ограничения на последующий прогноз, поскольку в данных отсутствует хотя бы один полный годовой цикл. Следовательно, даже если в поведении продаж присутствует сезонность, полноценно выявить и проверить ее на таком горизонте затруднительно.</w:t>
       </w:r>
     </w:p>
   </w:comment>
-  <w:comment w:id="75" w:author="Deniss" w:date="2026-03-30T16:47:00Z" w:initials="D">
+  <w:comment w:id="76" w:author="Deniss" w:date="2026-03-30T16:47:00Z" w:initials="D">
     <w:p>
       <w:pPr>
         <w:pStyle w:val="CommentText"/>
@@ -42772,7 +44738,7 @@
       </w:r>
     </w:p>
   </w:comment>
-  <w:comment w:id="76" w:author="Deniss" w:date="2026-03-30T18:33:00Z" w:initials="D">
+  <w:comment w:id="77" w:author="Deniss" w:date="2026-03-30T18:33:00Z" w:initials="D">
     <w:p>
       <w:pPr>
         <w:pStyle w:val="CommentText"/>
@@ -42788,7 +44754,7 @@
       </w:r>
     </w:p>
   </w:comment>
-  <w:comment w:id="77" w:author="Deniss" w:date="2026-03-30T21:27:00Z" w:initials="D">
+  <w:comment w:id="78" w:author="Deniss" w:date="2026-03-30T21:27:00Z" w:initials="D">
     <w:p>
       <w:pPr>
         <w:pStyle w:val="CommentText"/>
@@ -43017,7 +44983,7 @@
       </w:r>
     </w:p>
   </w:comment>
-  <w:comment w:id="78" w:author="Deniss" w:date="2026-03-30T18:33:00Z" w:initials="D">
+  <w:comment w:id="79" w:author="Deniss" w:date="2026-03-30T18:33:00Z" w:initials="D">
     <w:p>
       <w:pPr>
         <w:pStyle w:val="CommentText"/>
@@ -43030,22 +44996,6 @@
       </w:r>
       <w:r>
         <w:t>По графику продаж видно, что наблюдаемый период действительно короткий: на временной оси представлена лишь часть года, причем без повторения тех же месяцев второго года. Это означает, что работа должна опираться не на сложные сезонные конструкции, а на более осторожные и устойчивые подходы, пригодные для коротких рядов. Одновременно график количества материалов показывает, что база наблюдений в первые месяцы еще формировалась, а значит, ранние периоды следует рассматривать с осторожностью.</w:t>
-      </w:r>
-    </w:p>
-  </w:comment>
-  <w:comment w:id="79" w:author="Deniss" w:date="2026-03-30T18:33:00Z" w:initials="D">
-    <w:p>
-      <w:pPr>
-        <w:pStyle w:val="CommentText"/>
-      </w:pPr>
-      <w:r>
-        <w:rPr>
-          <w:rStyle w:val="CommentReference"/>
-        </w:rPr>
-        <w:annotationRef/>
-      </w:r>
-      <w:r>
-        <w:t>Из этого следует важный промежуточный вывод: доступные данные ограничены и по длине временного горизонта, и по полноте ранних наблюдений. Именно это в дальнейшем становится одним из главных аргументов в пользу укрупнения объекта прогноза и отказа от слишком детализированного прогнозирования на уровне отдельных материалов.</w:t>
       </w:r>
     </w:p>
   </w:comment>
@@ -43061,11 +45011,27 @@
         <w:annotationRef/>
       </w:r>
       <w:r>
+        <w:t>Из этого следует важный промежуточный вывод: доступные данные ограничены и по длине временного горизонта, и по полноте ранних наблюдений. Именно это в дальнейшем становится одним из главных аргументов в пользу укрупнения объекта прогноза и отказа от слишком детализированного прогнозирования на уровне отдельных материалов.</w:t>
+      </w:r>
+    </w:p>
+  </w:comment>
+  <w:comment w:id="81" w:author="Deniss" w:date="2026-03-30T18:33:00Z" w:initials="D">
+    <w:p>
+      <w:pPr>
+        <w:pStyle w:val="CommentText"/>
+      </w:pPr>
+      <w:r>
+        <w:rPr>
+          <w:rStyle w:val="CommentReference"/>
+        </w:rPr>
+        <w:annotationRef/>
+      </w:r>
+      <w:r>
         <w:t>С точки зрения задачи прогнозирования данные о продажах и поставках играют разную роль. Продажи напрямую отражают фактический спрос и потому естественным образом становятся основным объектом прогнозирования. Поставки, напротив, описывают пополнение запасов и зависят не только от спроса, но и от внутренних решений предприятия, логистики, сроков закупки и особенностей поставщиков.</w:t>
       </w:r>
     </w:p>
   </w:comment>
-  <w:comment w:id="81" w:author="Deniss" w:date="2026-03-30T19:45:00Z" w:initials="D">
+  <w:comment w:id="82" w:author="Deniss" w:date="2026-03-30T19:45:00Z" w:initials="D">
     <w:p>
       <w:pPr>
         <w:pStyle w:val="CommentText"/>
@@ -43081,7 +45047,7 @@
       </w:r>
     </w:p>
   </w:comment>
-  <w:comment w:id="82" w:author="Deniss" w:date="2026-03-30T18:53:00Z" w:initials="D">
+  <w:comment w:id="83" w:author="Deniss" w:date="2026-03-30T18:53:00Z" w:initials="D">
     <w:p>
       <w:pPr>
         <w:pStyle w:val="CommentText"/>
@@ -43172,7 +45138,7 @@
       </w:r>
     </w:p>
   </w:comment>
-  <w:comment w:id="83" w:author="Deniss" w:date="2026-03-30T19:45:00Z" w:initials="D">
+  <w:comment w:id="84" w:author="Deniss" w:date="2026-03-30T19:45:00Z" w:initials="D">
     <w:p>
       <w:pPr>
         <w:pStyle w:val="CommentText"/>
@@ -43188,7 +45154,7 @@
       </w:r>
     </w:p>
   </w:comment>
-  <w:comment w:id="84" w:author="Deniss" w:date="2026-03-30T19:45:00Z" w:initials="D">
+  <w:comment w:id="85" w:author="Deniss" w:date="2026-03-30T19:45:00Z" w:initials="D">
     <w:p>
       <w:pPr>
         <w:pStyle w:val="CommentText"/>
@@ -43204,7 +45170,7 @@
       </w:r>
     </w:p>
   </w:comment>
-  <w:comment w:id="85" w:author="Deniss" w:date="2026-03-30T20:15:00Z" w:initials="D">
+  <w:comment w:id="86" w:author="Deniss" w:date="2026-03-30T20:15:00Z" w:initials="D">
     <w:p>
       <w:pPr>
         <w:pStyle w:val="CommentText"/>
@@ -43220,7 +45186,7 @@
       </w:r>
     </w:p>
   </w:comment>
-  <w:comment w:id="86" w:author="Deniss" w:date="2026-03-30T20:16:00Z" w:initials="D">
+  <w:comment w:id="87" w:author="Deniss" w:date="2026-03-30T20:16:00Z" w:initials="D">
     <w:p>
       <w:pPr>
         <w:pStyle w:val="CommentText"/>
@@ -43364,7 +45330,7 @@
       </w:r>
     </w:p>
   </w:comment>
-  <w:comment w:id="87" w:author="Deniss" w:date="2026-03-30T20:29:00Z" w:initials="D">
+  <w:comment w:id="88" w:author="Deniss" w:date="2026-03-30T20:29:00Z" w:initials="D">
     <w:p>
       <w:pPr>
         <w:pStyle w:val="CommentText"/>
@@ -43476,7 +45442,7 @@
       </w:r>
     </w:p>
   </w:comment>
-  <w:comment w:id="88" w:author="Deniss" w:date="2026-03-30T20:30:00Z" w:initials="D">
+  <w:comment w:id="89" w:author="Deniss" w:date="2026-03-30T20:30:00Z" w:initials="D">
     <w:p>
       <w:pPr>
         <w:pStyle w:val="CommentText"/>
@@ -43533,7 +45499,7 @@
       </w:r>
     </w:p>
   </w:comment>
-  <w:comment w:id="89" w:author="Deniss" w:date="2026-03-30T20:28:00Z" w:initials="D">
+  <w:comment w:id="90" w:author="Deniss" w:date="2026-03-30T20:28:00Z" w:initials="D">
     <w:p>
       <w:pPr>
         <w:pStyle w:val="CommentText"/>
@@ -43549,7 +45515,7 @@
       </w:r>
     </w:p>
   </w:comment>
-  <w:comment w:id="90" w:author="Deniss" w:date="2026-03-30T20:27:00Z" w:initials="D">
+  <w:comment w:id="91" w:author="Deniss" w:date="2026-03-30T20:27:00Z" w:initials="D">
     <w:p>
       <w:pPr>
         <w:pStyle w:val="CommentText"/>
@@ -43565,7 +45531,7 @@
       </w:r>
     </w:p>
   </w:comment>
-  <w:comment w:id="91" w:author="Deniss" w:date="2026-03-30T20:36:00Z" w:initials="D">
+  <w:comment w:id="92" w:author="Deniss" w:date="2026-03-30T20:36:00Z" w:initials="D">
     <w:p>
       <w:pPr>
         <w:pStyle w:val="CommentText"/>
@@ -43701,7 +45667,7 @@
       </w:r>
     </w:p>
   </w:comment>
-  <w:comment w:id="92" w:author="Deniss" w:date="2026-03-30T20:38:00Z" w:initials="D">
+  <w:comment w:id="93" w:author="Deniss" w:date="2026-03-30T20:38:00Z" w:initials="D">
     <w:p>
       <w:pPr>
         <w:pStyle w:val="CommentText"/>
@@ -43732,7 +45698,7 @@
       </w:r>
     </w:p>
   </w:comment>
-  <w:comment w:id="93" w:author="Deniss" w:date="2026-04-10T14:35:00Z" w:initials="D">
+  <w:comment w:id="94" w:author="Deniss" w:date="2026-04-10T14:35:00Z" w:initials="D">
     <w:p>
       <w:pPr>
         <w:pStyle w:val="CommentText"/>
@@ -43751,7 +45717,7 @@
       </w:r>
     </w:p>
   </w:comment>
-  <w:comment w:id="94" w:author="Deniss" w:date="2026-03-30T20:56:00Z" w:initials="D">
+  <w:comment w:id="95" w:author="Deniss" w:date="2026-03-30T20:56:00Z" w:initials="D">
     <w:p>
       <w:pPr>
         <w:pStyle w:val="CommentText"/>
@@ -43791,7 +45757,7 @@
       </w:r>
     </w:p>
   </w:comment>
-  <w:comment w:id="95" w:author="Deniss" w:date="2026-04-10T14:35:00Z" w:initials="D">
+  <w:comment w:id="96" w:author="Deniss" w:date="2026-04-10T14:35:00Z" w:initials="D">
     <w:p>
       <w:pPr>
         <w:pStyle w:val="CommentText"/>
@@ -43810,7 +45776,7 @@
       </w:r>
     </w:p>
   </w:comment>
-  <w:comment w:id="97" w:author="Deniss" w:date="2026-03-30T20:56:00Z" w:initials="D">
+  <w:comment w:id="98" w:author="Deniss" w:date="2026-03-30T20:56:00Z" w:initials="D">
     <w:p>
       <w:pPr>
         <w:pStyle w:val="CommentText"/>
@@ -43826,7 +45792,7 @@
       </w:r>
     </w:p>
   </w:comment>
-  <w:comment w:id="96" w:author="Deniss" w:date="2026-04-10T14:32:00Z" w:initials="D">
+  <w:comment w:id="97" w:author="Deniss" w:date="2026-04-10T14:32:00Z" w:initials="D">
     <w:p>
       <w:pPr>
         <w:pStyle w:val="CommentText"/>
@@ -43845,7 +45811,7 @@
       </w:r>
     </w:p>
   </w:comment>
-  <w:comment w:id="98" w:author="Deniss" w:date="2026-03-30T20:59:00Z" w:initials="D">
+  <w:comment w:id="99" w:author="Deniss" w:date="2026-03-30T20:59:00Z" w:initials="D">
     <w:p>
       <w:pPr>
         <w:pStyle w:val="CommentText"/>
@@ -43869,7 +45835,7 @@
       </w:r>
     </w:p>
   </w:comment>
-  <w:comment w:id="99" w:author="Deniss" w:date="2026-03-30T21:29:00Z" w:initials="D">
+  <w:comment w:id="100" w:author="Deniss" w:date="2026-03-30T21:29:00Z" w:initials="D">
     <w:p>
       <w:pPr>
         <w:pStyle w:val="CommentText"/>
@@ -43888,7 +45854,7 @@
       </w:r>
     </w:p>
   </w:comment>
-  <w:comment w:id="100" w:author="Deniss" w:date="2026-03-30T21:26:00Z" w:initials="D">
+  <w:comment w:id="101" w:author="Deniss" w:date="2026-03-30T21:26:00Z" w:initials="D">
     <w:p>
       <w:pPr>
         <w:pStyle w:val="CommentText"/>
@@ -43904,7 +45870,7 @@
       </w:r>
     </w:p>
   </w:comment>
-  <w:comment w:id="101" w:author="Deniss" w:date="2026-03-30T21:29:00Z" w:initials="D">
+  <w:comment w:id="102" w:author="Deniss" w:date="2026-03-30T21:29:00Z" w:initials="D">
     <w:p>
       <w:pPr>
         <w:pStyle w:val="CommentText"/>
@@ -43920,7 +45886,7 @@
       </w:r>
     </w:p>
   </w:comment>
-  <w:comment w:id="102" w:author="Deniss" w:date="2026-04-10T14:39:00Z" w:initials="D">
+  <w:comment w:id="103" w:author="Deniss" w:date="2026-04-10T14:39:00Z" w:initials="D">
     <w:p>
       <w:pPr>
         <w:pStyle w:val="CommentText"/>
@@ -43939,7 +45905,7 @@
       </w:r>
     </w:p>
   </w:comment>
-  <w:comment w:id="103" w:author="Deniss" w:date="2026-04-10T02:02:00Z" w:initials="D">
+  <w:comment w:id="104" w:author="Deniss" w:date="2026-04-10T02:02:00Z" w:initials="D">
     <w:p>
       <w:pPr>
         <w:pStyle w:val="CommentText"/>
@@ -44035,7 +46001,7 @@
       </w:r>
     </w:p>
   </w:comment>
-  <w:comment w:id="104" w:author="Deniss" w:date="2026-04-10T01:59:00Z" w:initials="D">
+  <w:comment w:id="105" w:author="Deniss" w:date="2026-04-10T01:59:00Z" w:initials="D">
     <w:p>
       <w:pPr>
         <w:pStyle w:val="CommentText"/>
@@ -45058,7 +47024,7 @@
       </w:pPr>
     </w:p>
   </w:comment>
-  <w:comment w:id="105" w:author="Deniss" w:date="2026-04-10T14:42:00Z" w:initials="D">
+  <w:comment w:id="106" w:author="Deniss" w:date="2026-04-10T14:42:00Z" w:initials="D">
     <w:p>
       <w:pPr>
         <w:pStyle w:val="CommentText"/>
@@ -45098,7 +47064,7 @@
       </w:r>
     </w:p>
   </w:comment>
-  <w:comment w:id="106" w:author="Deniss" w:date="2026-04-10T14:44:00Z" w:initials="D">
+  <w:comment w:id="107" w:author="Deniss" w:date="2026-04-10T14:44:00Z" w:initials="D">
     <w:p>
       <w:pPr>
         <w:pStyle w:val="CommentText"/>
@@ -45111,22 +47077,6 @@
       </w:r>
       <w:r>
         <w:t>Таким образом, каждый следующий эксперимент использует немного болье данных для обучения и проверяет прогноз на следующем месяце. Это позволяет получить несколько последовательных результатов и сравнить устойчивость методов, чтобы убедится в их эфективности.</w:t>
-      </w:r>
-    </w:p>
-  </w:comment>
-  <w:comment w:id="107" w:author="Deniss" w:date="2026-04-10T15:07:00Z" w:initials="D">
-    <w:p>
-      <w:pPr>
-        <w:pStyle w:val="CommentText"/>
-      </w:pPr>
-      <w:r>
-        <w:rPr>
-          <w:rStyle w:val="CommentReference"/>
-        </w:rPr>
-        <w:annotationRef/>
-      </w:r>
-      <w:r>
-        <w:t>Наивный прогноз представляет собой самый простой способ прогнозирования, при котором значение следующего месяца принимается равным значению предыдущего. Формально это можно записать следующим образом:</w:t>
       </w:r>
     </w:p>
   </w:comment>
@@ -45142,7 +47092,7 @@
         <w:annotationRef/>
       </w:r>
       <w:r>
-        <w:t>Иными словами, при прогнозировании января 2026 года использовалось значение декабря 2025 года, при прогнозировании февраля 2026 года — значение января 2026 года, а при прогнозировании марта 2026 года — значение февраля 2026 года.</w:t>
+        <w:t>Наивный прогноз представляет собой самый простой способ прогнозирования, при котором значение следующего месяца принимается равным значению предыдущего. Формально это можно записать следующим образом:</w:t>
       </w:r>
     </w:p>
   </w:comment>
@@ -45158,7 +47108,7 @@
         <w:annotationRef/>
       </w:r>
       <w:r>
-        <w:t>В данной работе наивный прогноз используется как минимальный эталон сравнения для остальных методов. Если более сложная модель не показывает лучшего результата, чем простое перенесение значения предыдущего месяца, то ее практическое преимущество на данном наборе данных нельзя считать подтвержденным.</w:t>
+        <w:t>Иными словами, при прогнозировании января 2026 года использовалось значение декабря 2025 года, при прогнозировании февраля 2026 года — значение января 2026 года, а при прогнозировании марта 2026 года — значение февраля 2026 года.</w:t>
       </w:r>
     </w:p>
   </w:comment>
@@ -45174,11 +47124,27 @@
         <w:annotationRef/>
       </w:r>
       <w:r>
+        <w:t>В данной работе наивный прогноз используется как минимальный эталон сравнения для остальных методов. Если более сложная модель не показывает лучшего результата, чем простое перенесение значения предыдущего месяца, то ее практическое преимущество на данном наборе данных нельзя считать подтвержденным.</w:t>
+      </w:r>
+    </w:p>
+  </w:comment>
+  <w:comment w:id="111" w:author="Deniss" w:date="2026-04-10T15:07:00Z" w:initials="D">
+    <w:p>
+      <w:pPr>
+        <w:pStyle w:val="CommentText"/>
+      </w:pPr>
+      <w:r>
+        <w:rPr>
+          <w:rStyle w:val="CommentReference"/>
+        </w:rPr>
+        <w:annotationRef/>
+      </w:r>
+      <w:r>
         <w:t>Совпадение прогноза более сложной модели с наивным прогнозом не рассматривается как ошибка постановки эксперимента, а напротив, показывает, что в некоторых случаях baseline уже адекватно описывает динамику продаж. Премущество более сложной модели выявляется савокупностью меньших ошибочных прогнозов среди всех трех тестов. Другими словами, если сложный метод дает тот же результат, что naive, это полезно - это дает проверить, действительно ли сложность модели в сравнении с baseline окупается</w:t>
       </w:r>
     </w:p>
   </w:comment>
-  <w:comment w:id="111" w:author="Deniss" w:date="2026-04-10T17:46:00Z" w:initials="D">
+  <w:comment w:id="112" w:author="Deniss" w:date="2026-04-10T17:46:00Z" w:initials="D">
     <w:p>
       <w:pPr>
         <w:pStyle w:val="CommentText"/>
@@ -45191,19 +47157,6 @@
       </w:r>
       <w:r>
         <w:t>Простое экспоненциальное сглаживание является традиционным методом прогнозирования временных рядов, при котором прогноз следующего значения строится на основе сглаженного уровня ряда, учитывающего предыдущие наблюдения. В отличие от наивного прогноза, данный метод опирается на все известные значение ряда (включая более ранние), постепенно уменьшая их влияние. Формально метод может быть записан следующим образом:</w:t>
-      </w:r>
-    </w:p>
-  </w:comment>
-  <w:comment w:id="112" w:author="Deniss" w:date="2026-04-10T18:36:00Z" w:initials="D">
-    <w:p>
-      <w:pPr>
-        <w:pStyle w:val="CommentText"/>
-      </w:pPr>
-      <w:r>
-        <w:rPr>
-          <w:rStyle w:val="CommentReference"/>
-        </w:rPr>
-        <w:annotationRef/>
       </w:r>
     </w:p>
   </w:comment>
@@ -45218,12 +47171,25 @@
         </w:rPr>
         <w:annotationRef/>
       </w:r>
+    </w:p>
+  </w:comment>
+  <w:comment w:id="114" w:author="Deniss" w:date="2026-04-10T18:36:00Z" w:initials="D">
+    <w:p>
+      <w:pPr>
+        <w:pStyle w:val="CommentText"/>
+      </w:pPr>
+      <w:r>
+        <w:rPr>
+          <w:rStyle w:val="CommentReference"/>
+        </w:rPr>
+        <w:annotationRef/>
+      </w:r>
       <w:r>
         <w:t>Реализация метода выполнялась на языке Python с использованием библиотеки statsmodels, в которой простое экспоненциальное сглаживание представлено классом SimpleExpSmoothing. Для каждой группы модель обучалась отдельно на обучающей части ряда в рамках каждого временного разбиения. Начальный уровень ряда и параметр сглаживания определялись автоматически при вызове метода fit(), после чего прогноз тестового месяца строился с помощью метода forecast(1). Такой порядок последовательно применялся ко всем выбранным группам и ко всем трём историческим разбиениям.</w:t>
       </w:r>
     </w:p>
   </w:comment>
-  <w:comment w:id="114" w:author="Deniss" w:date="2026-04-13T14:56:00Z" w:initials="D">
+  <w:comment w:id="115" w:author="Deniss" w:date="2026-04-13T14:56:00Z" w:initials="D">
     <w:p>
       <w:pPr>
         <w:pStyle w:val="CommentText"/>
@@ -45239,7 +47205,7 @@
       </w:r>
     </w:p>
   </w:comment>
-  <w:comment w:id="115" w:author="Deniss" w:date="2026-04-13T14:35:00Z" w:initials="D">
+  <w:comment w:id="116" w:author="Deniss" w:date="2026-04-13T14:35:00Z" w:initials="D">
     <w:p>
       <w:pPr>
         <w:pStyle w:val="CommentText"/>
@@ -45255,7 +47221,7 @@
       </w:r>
     </w:p>
   </w:comment>
-  <w:comment w:id="118" w:author="Deniss" w:date="2026-04-13T15:49:00Z" w:initials="D">
+  <w:comment w:id="119" w:author="Deniss" w:date="2026-04-13T15:49:00Z" w:initials="D">
     <w:p>
       <w:pPr>
         <w:pStyle w:val="CommentText"/>
@@ -45271,7 +47237,7 @@
       </w:r>
     </w:p>
   </w:comment>
-  <w:comment w:id="117" w:author="Deniss" w:date="2026-04-13T15:58:00Z" w:initials="D">
+  <w:comment w:id="118" w:author="Deniss" w:date="2026-04-13T15:58:00Z" w:initials="D">
     <w:p>
       <w:pPr>
         <w:pStyle w:val="CommentText"/>
@@ -45290,7 +47256,7 @@
       </w:r>
     </w:p>
   </w:comment>
-  <w:comment w:id="119" w:author="Deniss" w:date="2026-04-13T16:02:00Z" w:initials="D">
+  <w:comment w:id="120" w:author="Deniss" w:date="2026-04-13T16:02:00Z" w:initials="D">
     <w:p>
       <w:pPr>
         <w:pStyle w:val="CommentText"/>
@@ -45309,7 +47275,7 @@
       </w:r>
     </w:p>
   </w:comment>
-  <w:comment w:id="120" w:author="Deniss" w:date="2026-04-13T16:23:00Z" w:initials="D">
+  <w:comment w:id="121" w:author="Deniss" w:date="2026-04-13T16:23:00Z" w:initials="D">
     <w:p>
       <w:pPr>
         <w:pStyle w:val="CommentText"/>
@@ -45325,7 +47291,7 @@
       </w:r>
     </w:p>
   </w:comment>
-  <w:comment w:id="121" w:author="Deniss" w:date="2026-04-13T16:18:00Z" w:initials="D">
+  <w:comment w:id="122" w:author="Deniss" w:date="2026-04-13T16:18:00Z" w:initials="D">
     <w:p>
       <w:pPr>
         <w:pStyle w:val="CommentText"/>
@@ -45341,7 +47307,7 @@
       </w:r>
     </w:p>
   </w:comment>
-  <w:comment w:id="122" w:author="Deniss" w:date="2026-04-13T16:19:00Z" w:initials="D">
+  <w:comment w:id="123" w:author="Deniss" w:date="2026-04-13T16:19:00Z" w:initials="D">
     <w:p>
       <w:pPr>
         <w:pStyle w:val="CommentText"/>
@@ -45357,7 +47323,7 @@
       </w:r>
     </w:p>
   </w:comment>
-  <w:comment w:id="123" w:author="Deniss" w:date="2026-04-10T17:12:00Z" w:initials="D">
+  <w:comment w:id="124" w:author="Deniss" w:date="2026-04-10T17:12:00Z" w:initials="D">
     <w:p>
       <w:pPr>
         <w:pStyle w:val="CommentText"/>
@@ -45595,7 +47561,7 @@
       </w:pPr>
     </w:p>
   </w:comment>
-  <w:comment w:id="124" w:author="Deniss" w:date="2026-04-15T21:45:00Z" w:initials="D">
+  <w:comment w:id="125" w:author="Deniss" w:date="2026-04-15T21:45:00Z" w:initials="D">
     <w:p>
       <w:pPr>
         <w:pStyle w:val="CommentText"/>
@@ -45611,7 +47577,7 @@
       </w:r>
     </w:p>
   </w:comment>
-  <w:comment w:id="125" w:author="Deniss" w:date="2026-04-15T21:39:00Z" w:initials="D">
+  <w:comment w:id="126" w:author="Deniss" w:date="2026-04-15T21:39:00Z" w:initials="D">
     <w:p>
       <w:pPr>
         <w:pStyle w:val="CommentText"/>
@@ -45627,7 +47593,7 @@
       </w:r>
     </w:p>
   </w:comment>
-  <w:comment w:id="126" w:author="Deniss" w:date="2026-04-15T22:12:00Z" w:initials="D">
+  <w:comment w:id="127" w:author="Deniss" w:date="2026-04-15T22:12:00Z" w:initials="D">
     <w:p>
       <w:pPr>
         <w:pStyle w:val="CommentText"/>
@@ -45640,22 +47606,6 @@
       </w:r>
       <w:r>
         <w:t>An artificial neuron in a fully connected layer computes a weighted sum of its inputs with an added bias term, followed by the application of a nonlinear activation function. This operation can be expressed as (Chiang &amp; Fu, 1992):</w:t>
-      </w:r>
-    </w:p>
-  </w:comment>
-  <w:comment w:id="127" w:author="Deniss" w:date="2026-04-15T22:30:00Z" w:initials="D">
-    <w:p>
-      <w:pPr>
-        <w:pStyle w:val="CommentText"/>
-      </w:pPr>
-      <w:r>
-        <w:rPr>
-          <w:rStyle w:val="CommentReference"/>
-        </w:rPr>
-        <w:annotationRef/>
-      </w:r>
-      <w:r>
-        <w:t>For a layer consisting of multiple neurons, this computation can be written in matrix form as:</w:t>
       </w:r>
     </w:p>
   </w:comment>
@@ -45671,11 +47621,27 @@
         <w:annotationRef/>
       </w:r>
       <w:r>
+        <w:t>For a layer consisting of multiple neurons, this computation can be written in matrix form as:</w:t>
+      </w:r>
+    </w:p>
+  </w:comment>
+  <w:comment w:id="129" w:author="Deniss" w:date="2026-04-15T22:30:00Z" w:initials="D">
+    <w:p>
+      <w:pPr>
+        <w:pStyle w:val="CommentText"/>
+      </w:pPr>
+      <w:r>
+        <w:rPr>
+          <w:rStyle w:val="CommentReference"/>
+        </w:rPr>
+        <w:annotationRef/>
+      </w:r>
+      <w:r>
         <w:t>In multilayer perceptrons, neurons are organized into input, hidden, and output layers, and the network learns by adjusting weights to minimize the error between predicted and desired outputs (Ramchoun et al., 2019). For regression tasks, the output layer is commonly defined as a linear transformation of the last hidden representation, allowing the network to produce continuous-valued predictions (Chiang &amp; Fu, 1992). In this case, the predicted output can be written as formula 3, where the network parameters are optimized to minimize the discrepancy between \( \hat{y} \) and the true target \( y \) (Ramchoun et al., 2019).:</w:t>
       </w:r>
     </w:p>
   </w:comment>
-  <w:comment w:id="129" w:author="Deniss" w:date="2026-04-17T16:08:00Z" w:initials="D">
+  <w:comment w:id="130" w:author="Deniss" w:date="2026-04-17T16:08:00Z" w:initials="D">
     <w:p>
       <w:pPr>
         <w:pStyle w:val="CommentText"/>
@@ -45694,7 +47660,7 @@
       </w:r>
     </w:p>
   </w:comment>
-  <w:comment w:id="130" w:author="Deniss" w:date="2026-04-17T16:11:00Z" w:initials="D">
+  <w:comment w:id="131" w:author="Deniss" w:date="2026-04-17T16:11:00Z" w:initials="D">
     <w:p>
       <w:pPr>
         <w:pStyle w:val="CommentText"/>
@@ -45713,7 +47679,7 @@
       </w:r>
     </w:p>
   </w:comment>
-  <w:comment w:id="131" w:author="Deniss" w:date="2026-04-17T16:44:00Z" w:initials="D">
+  <w:comment w:id="132" w:author="Deniss" w:date="2026-04-17T16:44:00Z" w:initials="D">
     <w:p>
       <w:pPr>
         <w:pStyle w:val="CommentText"/>
@@ -45732,7 +47698,7 @@
       </w:r>
     </w:p>
   </w:comment>
-  <w:comment w:id="132" w:author="Deniss" w:date="2026-04-18T11:55:00Z" w:initials="D">
+  <w:comment w:id="133" w:author="Deniss" w:date="2026-04-18T11:55:00Z" w:initials="D">
     <w:p>
       <w:pPr>
         <w:pStyle w:val="CommentText"/>
@@ -45876,7 +47842,7 @@
       </w:r>
     </w:p>
   </w:comment>
-  <w:comment w:id="134" w:author="Deniss" w:date="2026-04-18T12:47:00Z" w:initials="D">
+  <w:comment w:id="135" w:author="Deniss" w:date="2026-04-18T12:47:00Z" w:initials="D">
     <w:p>
       <w:pPr>
         <w:pStyle w:val="CommentText"/>
@@ -46021,7 +47987,7 @@
       </w:pPr>
     </w:p>
   </w:comment>
-  <w:comment w:id="133" w:author="Deniss" w:date="2026-04-18T13:36:00Z" w:initials="D">
+  <w:comment w:id="134" w:author="Deniss" w:date="2026-04-18T13:36:00Z" w:initials="D">
     <w:p>
       <w:pPr>
         <w:pStyle w:val="CommentText"/>
@@ -46072,7 +48038,7 @@
       </w:r>
     </w:p>
   </w:comment>
-  <w:comment w:id="135" w:author="Deniss" w:date="2026-04-18T13:32:00Z" w:initials="D">
+  <w:comment w:id="136" w:author="Deniss" w:date="2026-04-18T13:32:00Z" w:initials="D">
     <w:p>
       <w:pPr>
         <w:pStyle w:val="CommentText"/>
@@ -46101,7 +48067,7 @@
       </w:r>
     </w:p>
   </w:comment>
-  <w:comment w:id="136" w:author="Deniss" w:date="2026-04-18T18:44:00Z" w:initials="D">
+  <w:comment w:id="137" w:author="Deniss" w:date="2026-04-18T18:44:00Z" w:initials="D">
     <w:p>
       <w:pPr>
         <w:pStyle w:val="CommentText"/>
@@ -46143,7 +48109,7 @@
       </w:r>
     </w:p>
   </w:comment>
-  <w:comment w:id="137" w:author="Deniss" w:date="2026-05-11T15:49:00Z" w:initials="D">
+  <w:comment w:id="138" w:author="Deniss" w:date="2026-05-11T15:49:00Z" w:initials="D">
     <w:p>
       <w:pPr>
         <w:pStyle w:val="CommentText"/>
@@ -46159,7 +48125,7 @@
       </w:r>
     </w:p>
   </w:comment>
-  <w:comment w:id="138" w:author="Deniss" w:date="2026-05-11T21:45:00Z" w:initials="D">
+  <w:comment w:id="139" w:author="Deniss" w:date="2026-05-11T21:45:00Z" w:initials="D">
     <w:p>
       <w:pPr>
         <w:pStyle w:val="CommentText"/>
@@ -46175,7 +48141,7 @@
       </w:r>
     </w:p>
   </w:comment>
-  <w:comment w:id="139" w:author="Deniss" w:date="2026-05-11T15:52:00Z" w:initials="D">
+  <w:comment w:id="140" w:author="Deniss" w:date="2026-05-11T15:52:00Z" w:initials="D">
     <w:p>
       <w:pPr>
         <w:pStyle w:val="CommentText"/>
@@ -46191,7 +48157,7 @@
       </w:r>
     </w:p>
   </w:comment>
-  <w:comment w:id="140" w:author="Deniss" w:date="2026-05-11T16:11:00Z" w:initials="D">
+  <w:comment w:id="141" w:author="Deniss" w:date="2026-05-11T16:11:00Z" w:initials="D">
     <w:p>
       <w:pPr>
         <w:pStyle w:val="CommentText"/>
@@ -46207,7 +48173,7 @@
       </w:r>
     </w:p>
   </w:comment>
-  <w:comment w:id="141" w:author="Deniss" w:date="2026-05-11T16:28:00Z" w:initials="D">
+  <w:comment w:id="142" w:author="Deniss" w:date="2026-05-11T16:28:00Z" w:initials="D">
     <w:p>
       <w:pPr>
         <w:pStyle w:val="CommentText"/>
@@ -46223,7 +48189,7 @@
       </w:r>
     </w:p>
   </w:comment>
-  <w:comment w:id="142" w:author="Deniss" w:date="2026-05-11T18:58:00Z" w:initials="D">
+  <w:comment w:id="143" w:author="Deniss" w:date="2026-05-11T18:58:00Z" w:initials="D">
     <w:p>
       <w:pPr>
         <w:pStyle w:val="CommentText"/>
@@ -46239,7 +48205,7 @@
       </w:r>
     </w:p>
   </w:comment>
-  <w:comment w:id="143" w:author="Deniss" w:date="2026-05-11T19:56:00Z" w:initials="D">
+  <w:comment w:id="144" w:author="Deniss" w:date="2026-05-11T19:56:00Z" w:initials="D">
     <w:p>
       <w:pPr>
         <w:pStyle w:val="CommentText"/>
@@ -46255,7 +48221,7 @@
       </w:r>
     </w:p>
   </w:comment>
-  <w:comment w:id="144" w:author="Deniss" w:date="2026-05-11T19:19:00Z" w:initials="D">
+  <w:comment w:id="145" w:author="Deniss" w:date="2026-05-11T19:19:00Z" w:initials="D">
     <w:p>
       <w:pPr>
         <w:pStyle w:val="CommentText"/>
@@ -46271,7 +48237,7 @@
       </w:r>
     </w:p>
   </w:comment>
-  <w:comment w:id="145" w:author="Deniss" w:date="2026-04-19T14:23:00Z" w:initials="D">
+  <w:comment w:id="146" w:author="Deniss" w:date="2026-04-19T14:23:00Z" w:initials="D">
     <w:p>
       <w:pPr>
         <w:pStyle w:val="CommentText"/>
@@ -46287,7 +48253,7 @@
       </w:r>
     </w:p>
   </w:comment>
-  <w:comment w:id="146" w:author="Deniss" w:date="2026-05-11T22:33:00Z" w:initials="D">
+  <w:comment w:id="147" w:author="Deniss" w:date="2026-05-11T22:33:00Z" w:initials="D">
     <w:p>
       <w:pPr>
         <w:pStyle w:val="CommentText"/>
@@ -46303,7 +48269,7 @@
       </w:r>
     </w:p>
   </w:comment>
-  <w:comment w:id="147" w:author="Deniss" w:date="2026-05-11T22:32:00Z" w:initials="D">
+  <w:comment w:id="148" w:author="Deniss" w:date="2026-05-11T22:32:00Z" w:initials="D">
     <w:p>
       <w:pPr>
         <w:pStyle w:val="CommentText"/>
@@ -46318,17 +48284,110 @@
         <w:rPr>
           <w:noProof/>
         </w:rPr>
-        <w:t>pareizs nosa</w:t>
+        <w:t>pareizs nosaukums?</w:t>
+      </w:r>
+    </w:p>
+  </w:comment>
+  <w:comment w:id="149" w:author="Deniss" w:date="2026-05-11T22:37:00Z" w:initials="D">
+    <w:p>
+      <w:pPr>
+        <w:pStyle w:val="CommentText"/>
+      </w:pPr>
+      <w:r>
+        <w:rPr>
+          <w:rStyle w:val="CommentReference"/>
+        </w:rPr>
+        <w:annotationRef/>
+      </w:r>
+      <w:r>
+        <w:t>The summarized results of the evaluated methods are shown in Table 5.7. MAE and RMSE are expressed in cubic metres, while MAPE, the custom percentage metrics and WAPE are expressed as percentages. The final ranking is based on WAPE.</w:t>
+      </w:r>
+    </w:p>
+  </w:comment>
+  <w:comment w:id="150" w:author="Deniss" w:date="2026-05-11T22:58:00Z" w:initials="D">
+    <w:p>
+      <w:pPr>
+        <w:pStyle w:val="CommentText"/>
+      </w:pPr>
+      <w:r>
+        <w:rPr>
+          <w:rStyle w:val="CommentReference"/>
+        </w:rPr>
+        <w:annotationRef/>
+      </w:r>
+      <w:r>
+        <w:t>According to WAPE, the best result was obtained by the naive method. This means that, for the current dataset, using the previous month’s sales value as the next month’s forecast produced a smaller total relative error than SES, ARIMA and LSTM. This result is not that surprising in the context of the available data. The time series do not even cover a complete yearly seasonal cycle. Under such conditions, a simpler method can be more stable than a more complex one that tries to take into account trend and smoothing behaviour and nonlinear relationships and whatnot from a small dataset.</w:t>
+      </w:r>
+    </w:p>
+  </w:comment>
+  <w:comment w:id="151" w:author="Deniss" w:date="2026-05-11T23:15:00Z" w:initials="D">
+    <w:p>
+      <w:pPr>
+        <w:pStyle w:val="CommentText"/>
+      </w:pPr>
+      <w:r>
+        <w:rPr>
+          <w:rStyle w:val="CommentReference"/>
+        </w:rPr>
+        <w:annotationRef/>
+      </w:r>
+      <w:r>
+        <w:t>The SES method produced the second-best result by WAPE. However, it did not improve over the naive baseline. This suggests that smoothing the available sales history did not provide enough additional information compared with using the most recent observation directly. In this dataset, several material groups show irregular monthly changes and zero-sales months. Therefore, a smoothed historical level may continue predicting positive sales even when the actual value is zero, or may react too slowly to sudden changes in demand. Similar observations are also found in applied forecasting comparisons, where more complex or more general methods do not necessarily outperform simpler baselines. Rosenblad (2021) shows that simple exponential smoothing can outperform more complex ARIMA configurations in a practical forecasting comparison.</w:t>
+      </w:r>
+    </w:p>
+  </w:comment>
+  <w:comment w:id="152" w:author="Deniss" w:date="2026-05-11T23:14:00Z" w:initials="D">
+    <w:p>
+      <w:pPr>
+        <w:pStyle w:val="CommentText"/>
+      </w:pPr>
+      <w:r>
+        <w:rPr>
+          <w:rStyle w:val="CommentReference"/>
+        </w:rPr>
+        <w:annotationRef/>
+      </w:r>
+      <w:r>
+        <w:t>The ARIMA model produced weaker results than both the naive and SES methods. Yes again, this result does not mean that ARIMA is generally unsuitable for sales forecasting. It merely says, that the model has not performed well enough in this work. Just like others, the result is most likely connected with the short and irregular structure of the available data.</w:t>
+      </w:r>
+    </w:p>
+  </w:comment>
+  <w:comment w:id="153" w:author="Deniss" w:date="2026-05-11T23:15:00Z" w:initials="D">
+    <w:p>
+      <w:pPr>
+        <w:pStyle w:val="CommentText"/>
+      </w:pPr>
+      <w:r>
+        <w:rPr>
+          <w:rStyle w:val="CommentReference"/>
+        </w:rPr>
+        <w:annotationRef/>
+      </w:r>
+      <w:r>
+        <w:t>The LSTM model produced the weakest WAPE result. It shows that having access to a broader input feature set than the traditional methods does not automatically lead to better forecasting quality. LSTM models usually require enough training examples to reveal linear patterns. Not only did the current experiment fail to provide them, the number of material groups and zero-sales cases made the forecasting even more unstable. As a result, the model sometimes predicted sales when there was none and missed several large changes in demand, resulting in such a bad WAPE value. Therefore, the LSTM result does not sufficiently prove that neural networks are suitable for this task, but it does show that the current dataset is not enough to demonstrate an advantage.</w:t>
+      </w:r>
+    </w:p>
+  </w:comment>
+  <w:comment w:id="154" w:author="Deniss" w:date="2026-04-19T15:39:00Z" w:initials="D">
+    <w:p>
+      <w:pPr>
+        <w:pStyle w:val="CommentText"/>
+      </w:pPr>
+      <w:r>
+        <w:rPr>
+          <w:rStyle w:val="CommentReference"/>
+        </w:rPr>
+        <w:annotationRef/>
       </w:r>
       <w:r>
         <w:rPr>
           <w:noProof/>
         </w:rPr>
-        <w:t>ukums?</w:t>
+        <w:t>sintētiskā vai sintētisko?</w:t>
       </w:r>
     </w:p>
   </w:comment>
-  <w:comment w:id="148" w:author="Deniss" w:date="2026-05-11T22:37:00Z" w:initials="D">
+  <w:comment w:id="155" w:author="Deniss" w:date="2026-04-19T17:53:00Z" w:initials="D">
     <w:p>
       <w:pPr>
         <w:pStyle w:val="CommentText"/>
@@ -46340,11 +48399,11 @@
         <w:annotationRef/>
       </w:r>
       <w:r>
-        <w:t>The summarized results of the evaluated methods are shown in Table 5.7. MAE and RMSE are expressed in cubic metres, while MAPE, the custom percentage metrics and WAPE are expressed as percentages. The final ranking is based on WAPE.</w:t>
+        <w:t>The evaluation protocol mirrors the previous chapter. The same rolling one-step-ahead splits are preserved, and the same real test months remain untouched. Augmentation is going to be performed on the training data only, after the real data have been loaded and transformed into model-ready windows, but before model fitting. The augmentation is going to be applied only onto extracted and prepared data. In other words, the integrity of the original dataset (in the form of an SQLite database) is going to be preserved: we avoid contaminating it with synthetic observations.</w:t>
       </w:r>
     </w:p>
   </w:comment>
-  <w:comment w:id="149" w:author="Deniss" w:date="2026-05-11T22:58:00Z" w:initials="D">
+  <w:comment w:id="156" w:author="Deniss" w:date="2026-04-19T19:12:00Z" w:initials="D">
     <w:p>
       <w:pPr>
         <w:pStyle w:val="CommentText"/>
@@ -46356,11 +48415,14 @@
         <w:annotationRef/>
       </w:r>
       <w:r>
-        <w:t>According to WAPE, the best result was obtained by the naive method. This means that, for the current dataset, using the previous month’s sales value as the next month’s forecast produced a smaller total relative error than SES, ARIMA and LSTM. This result is not that surprising in the context of the available data. The time series do not even cover a complete yearly seasonal cycle. Under such conditions, a simpler method can be more stable than a more complex one that tries to take into account trend and smoothing behaviour and nonlinear relationships and whatnot from a small dataset.</w:t>
+        <w:rPr>
+          <w:noProof/>
+        </w:rPr>
+        <w:t>tas nav "es", bet tas ir "mēs". Tā drīkst?</w:t>
       </w:r>
     </w:p>
   </w:comment>
-  <w:comment w:id="150" w:author="Deniss" w:date="2026-05-11T23:15:00Z" w:initials="D">
+  <w:comment w:id="157" w:author="Deniss" w:date="2026-04-19T20:47:00Z" w:initials="D">
     <w:p>
       <w:pPr>
         <w:pStyle w:val="CommentText"/>
@@ -46372,11 +48434,11 @@
         <w:annotationRef/>
       </w:r>
       <w:r>
-        <w:t>The SES method produced the second-best result by WAPE. However, it did not improve over the naive baseline. This suggests that smoothing the available sales history did not provide enough additional information compared with using the most recent observation directly. In this dataset, several material groups show irregular monthly changes and zero-sales months. Therefore, a smoothed historical level may continue predicting positive sales even when the actual value is zero, or may react too slowly to sudden changes in demand. Similar observations are also found in applied forecasting comparisons, where more complex or more general methods do not necessarily outperform simpler baselines. Rosenblad (2021) shows that simple exponential smoothing can outperform more complex ARIMA configurations in a practical forecasting comparison.</w:t>
+        <w:t>The augmentation experiment was implemented directly in the existing LSTM forecasting script. In the original implementation, the LSTM pipeline first generated sliding windows from the grouped time series, then standardized the resulting tensors, trained one pooled model on all groups, and finally predicted the next month for each material group. The modified implementation preserves this structure and changes only the window-generation stage - when augmentation is enabled, each newly created real window is combined with the previous real window of the same material group. The synthetic window and target are constructed as the arithmetic mean of the two neighboring windows and targets, respecitvely. Thus, if two consecutive training samples are denoted as (X₁, y₁) and (X₂, y₂), then the additional synthetic sample is defined as ((X₁ + X₂) / 2, (y₁ + y₂) / 2). Augmentation experiment isolates one specific change — increasing the number of training windows — without altering the model. Visually changes are visible below</w:t>
       </w:r>
     </w:p>
   </w:comment>
-  <w:comment w:id="151" w:author="Deniss" w:date="2026-05-11T23:14:00Z" w:initials="D">
+  <w:comment w:id="158" w:author="Deniss" w:date="2026-05-13T12:27:00Z" w:initials="D">
     <w:p>
       <w:pPr>
         <w:pStyle w:val="CommentText"/>
@@ -46388,11 +48450,11 @@
         <w:annotationRef/>
       </w:r>
       <w:r>
-        <w:t>The ARIMA model produced weaker results than both the naive and SES methods. Yes again, this result does not mean that ARIMA is generally unsuitable for sales forecasting. It merely says, that the model has not performed well enough in this work. Just like others, the result is most likely connected with the short and irregular structure of the available data.</w:t>
+        <w:t>The comparison was performed against the original LSTM model trained only on real data. The naive model was also included in the comparison as it is the main baseline. The augmented LSTM used the same model, code structure, test periods as the original LSTM, but used augmented data during training which was syntesized averaging neighboring training samples. The results are shown in Table 6.8. The same evaluation metrics as in Section 5.7 were used: MAE, RMSE, MAPE, adjusted MAPE, group-adjusted WAPE and WAPE.</w:t>
       </w:r>
     </w:p>
   </w:comment>
-  <w:comment w:id="152" w:author="Deniss" w:date="2026-05-11T23:15:00Z" w:initials="D">
+  <w:comment w:id="159" w:author="Deniss" w:date="2026-05-13T12:46:00Z" w:initials="D">
     <w:p>
       <w:pPr>
         <w:pStyle w:val="CommentText"/>
@@ -46404,11 +48466,11 @@
         <w:annotationRef/>
       </w:r>
       <w:r>
-        <w:t>The LSTM model produced the weakest WAPE result. It shows that having access to a broader input feature set than the traditional methods does not automatically lead to better forecasting quality. LSTM models usually require enough training examples to reveal linear patterns. Not only did the current experiment fail to provide them, the number of material groups and zero-sales cases made the forecasting even more unstable. As a result, the model sometimes predicted sales when there was none and missed several large changes in demand, resulting in such a bad WAPE value. Therefore, the LSTM result does not sufficiently prove that neural networks are suitable for this task, but it does show that the current dataset is not enough to demonstrate an advantage.</w:t>
+        <w:t>The results show that the augmented LSTM slightly improved some aggregate metrics compared with the original LSTM. MAE decreased from 3.359 to 3.328, adjusted MAPE decreased from 250.87% to 205.03%, group-adjusted WAPE decreased from 752.61% to 615.09%, and WAPE decreased from 254.90% to 252.57%. However, the improvement was very small in the main WAPE metric. At the same time, RMSE increased from 4.673 to 4.856, and MAPE increased from 619.23% to 959.70%.</w:t>
       </w:r>
     </w:p>
   </w:comment>
-  <w:comment w:id="153" w:author="Deniss" w:date="2026-04-19T15:39:00Z" w:initials="D">
+  <w:comment w:id="160" w:author="Deniss" w:date="2026-05-13T13:04:00Z" w:initials="D">
     <w:p>
       <w:pPr>
         <w:pStyle w:val="CommentText"/>
@@ -46420,86 +48482,119 @@
         <w:annotationRef/>
       </w:r>
       <w:r>
+        <w:t>Therefore, the result cannot be interpreted as a clear improvement. RMSE is more sensitive to large individual errors, MAE shows the average absolute error, and WAPE shows total absolute error relative to total actual sales. Since these metrics changed in different directions, the aggregate comparison alone was not sufficient to explain how the augmented model behaved. For this reason, an additional case-level comparison was performed.</w:t>
+      </w:r>
+    </w:p>
+    <w:p>
+      <w:pPr>
+        <w:pStyle w:val="CommentText"/>
+      </w:pPr>
+      <w:r>
+        <w:t>In the case-level analysis, each individual forecast was compared between the original LSTM and the augmented LSTM. A case was considered improved if the augmented LSTM had a lower absolute error than the original LSTM for the same material group and test month.</w:t>
+      </w:r>
+    </w:p>
+    <w:p>
+      <w:pPr>
+        <w:pStyle w:val="CommentText"/>
+      </w:pPr>
+    </w:p>
+  </w:comment>
+  <w:comment w:id="161" w:author="Deniss" w:date="2026-05-13T13:16:00Z" w:initials="D">
+    <w:p>
+      <w:pPr>
+        <w:pStyle w:val="CommentText"/>
+      </w:pPr>
+      <w:r>
+        <w:rPr>
+          <w:rStyle w:val="CommentReference"/>
+        </w:rPr>
+        <w:annotationRef/>
+      </w:r>
+      <w:r>
+        <w:t>The table 6.9 shows that the improvement is not systematic: the augmented model improved forecasts for only 9 out of 21 cases, but worsened 11. This means the slightly better MAE and WAPE values were not caused by a better model, but probably by eliminating larger mistakes, which made up for having the model perform worse for more cases overall. To prove that, the test cases were additionally divided intro three groupes which were then analysed individually which can be seen in table 6.10. The groups represent:</w:t>
+      </w:r>
+    </w:p>
+    <w:p>
+      <w:pPr>
+        <w:pStyle w:val="CommentText"/>
+      </w:pPr>
+      <w:r>
+        <w:t>* cases with zero actual sales,</w:t>
+      </w:r>
+    </w:p>
+    <w:p>
+      <w:pPr>
+        <w:pStyle w:val="CommentText"/>
+      </w:pPr>
+      <w:r>
+        <w:t>* cases with less than non-zero median sales,</w:t>
+      </w:r>
+    </w:p>
+    <w:p>
+      <w:pPr>
+        <w:pStyle w:val="CommentText"/>
+      </w:pPr>
+      <w:r>
+        <w:t>* cases with higher or equal to non-zero median sales.</w:t>
+      </w:r>
+    </w:p>
+    <w:p>
+      <w:pPr>
+        <w:pStyle w:val="CommentText"/>
+      </w:pPr>
+      <w:r>
+        <w:t>The median turned out to be 1.270 m3.</w:t>
+      </w:r>
+    </w:p>
+  </w:comment>
+  <w:comment w:id="162" w:author="Deniss" w:date="2026-05-13T13:48:00Z" w:initials="D">
+    <w:p>
+      <w:pPr>
+        <w:pStyle w:val="CommentText"/>
+      </w:pPr>
+      <w:r>
+        <w:rPr>
+          <w:rStyle w:val="CommentReference"/>
+        </w:rPr>
+        <w:annotationRef/>
+      </w:r>
+      <w:r>
+        <w:t>The split shows that the augmented LSTM mainly improved forecasts for zero-sales cases. In this group, MAE decreased from 3.420 to 1.851, and the augmented model improved 5 out of 8 cases. However, in both non-zero groups the augmented model performed worse: in low-volume non-zero cases, WAPE increased from 356.95% to 490.99%; in high-volume non-zero cases - from 135.23% to 168.82%.</w:t>
+      </w:r>
+    </w:p>
+  </w:comment>
+  <w:comment w:id="163" w:author="Deniss" w:date="2026-05-13T14:01:00Z" w:initials="D">
+    <w:p>
+      <w:pPr>
+        <w:pStyle w:val="CommentText"/>
+      </w:pPr>
+      <w:r>
+        <w:rPr>
+          <w:rStyle w:val="CommentReference"/>
+        </w:rPr>
+        <w:annotationRef/>
+      </w:r>
+      <w:r>
+        <w:t>This result explains the small WAPE improvement - zero-sales cases overall error was reduced, lowering the total absolute error, but the imporvement was mostly cancelled out by worse forecasts in non-zero sales cases. So, zero-sales cases increase the WAPE formula numerator through absolute error, the denominator stays the same (sum of actual values), the formula produces a smaller number, virtually indicating having reduced false positive predictions and increased overall WAPE. But in reality this means the model did not become better at forecasting.</w:t>
+      </w:r>
+    </w:p>
+  </w:comment>
+  <w:comment w:id="165" w:author="Deniss" w:date="2026-05-11T21:51:00Z" w:initials="D">
+    <w:p>
+      <w:pPr>
+        <w:pStyle w:val="CommentText"/>
+      </w:pPr>
+      <w:r>
+        <w:rPr>
+          <w:rStyle w:val="CommentReference"/>
+        </w:rPr>
+        <w:annotationRef/>
+      </w:r>
+      <w:r>
         <w:rPr>
           <w:noProof/>
         </w:rPr>
-        <w:t>sintētiskā vai sintētisko?</w:t>
-      </w:r>
-    </w:p>
-  </w:comment>
-  <w:comment w:id="154" w:author="Deniss" w:date="2026-04-19T17:53:00Z" w:initials="D">
-    <w:p>
-      <w:pPr>
-        <w:pStyle w:val="CommentText"/>
-      </w:pPr>
-      <w:r>
-        <w:rPr>
-          <w:rStyle w:val="CommentReference"/>
-        </w:rPr>
-        <w:annotationRef/>
-      </w:r>
-      <w:r>
-        <w:t>The evaluation protocol mirrors the previous chapter. The same rolling one-step-ahead splits are preserved, and the same real test months remain untouched. Augmentation is going to be performed on the training data only, after the real data have been loaded and transformed into model-ready windows, but before model fitting. The augmentation is going to be applied only onto extracted and prepared data. In other words, the integrity of the original dataset (in the form of an SQLite database) is going to be preserved: we avoid contaminating it with synthetic observations.</w:t>
-      </w:r>
-    </w:p>
-  </w:comment>
-  <w:comment w:id="155" w:author="Deniss" w:date="2026-04-19T19:12:00Z" w:initials="D">
-    <w:p>
-      <w:pPr>
-        <w:pStyle w:val="CommentText"/>
-      </w:pPr>
-      <w:r>
-        <w:rPr>
-          <w:rStyle w:val="CommentReference"/>
-        </w:rPr>
-        <w:annotationRef/>
-      </w:r>
-      <w:r>
-        <w:rPr>
-          <w:noProof/>
-        </w:rPr>
-        <w:t>tas nav "es", bet tas ir "mēs". Tā drīkst?</w:t>
-      </w:r>
-    </w:p>
-  </w:comment>
-  <w:comment w:id="156" w:author="Deniss" w:date="2026-04-19T20:47:00Z" w:initials="D">
-    <w:p>
-      <w:pPr>
-        <w:pStyle w:val="CommentText"/>
-      </w:pPr>
-      <w:r>
-        <w:rPr>
-          <w:rStyle w:val="CommentReference"/>
-        </w:rPr>
-        <w:annotationRef/>
-      </w:r>
-      <w:r>
-        <w:t>The augmentation experiment was implemented directly in the existing LSTM forecasting script. In the original implementation, the LSTM pipeline first generated sliding windows from the grouped time series, then standardized the resulting tensors, trained one pooled model on all groups, and finally predicted the next month for each material group. The modified implementation preserves this structure and changes only the window-generation stage - when augmentation is enabled, each newly created real window is combined with the previous real window of the same material group. The synthetic window and target are constructed as the arithmetic mean of the two neighboring windows and targets, respecitvely. Thus, if two consecutive training samples are denoted as (X₁, y₁) and (X₂, y₂), then the additional synthetic sample is defined as ((X₁ + X₂) / 2, (y₁ + y₂) / 2). Augmentation experiment isolates one specific change — increasing the number of training windows — without altering the model. Visually changes are visible below</w:t>
-      </w:r>
-    </w:p>
-  </w:comment>
-  <w:comment w:id="158" w:author="Deniss" w:date="2026-05-11T21:51:00Z" w:initials="D">
-    <w:p>
-      <w:pPr>
-        <w:pStyle w:val="CommentText"/>
-      </w:pPr>
-      <w:r>
-        <w:rPr>
-          <w:rStyle w:val="CommentReference"/>
-        </w:rPr>
-        <w:annotationRef/>
-      </w:r>
-      <w:r>
-        <w:rPr>
-          <w:noProof/>
-        </w:rPr>
-        <w:t>future work</w:t>
-      </w:r>
-      <w:r>
-        <w:rPr>
-          <w:noProof/>
-        </w:rPr>
-        <w:t xml:space="preserve">: </w:t>
+        <w:t xml:space="preserve">future work: </w:t>
       </w:r>
       <w:r>
         <w:rPr>
@@ -46534,6 +48629,7 @@
   <w15:commentEx w15:paraId="5C27C4AB" w15:done="0"/>
   <w15:commentEx w15:paraId="72ECF663" w15:done="0"/>
   <w15:commentEx w15:paraId="631D7931" w15:done="0"/>
+  <w15:commentEx w15:paraId="61322995" w15:done="0"/>
   <w15:commentEx w15:paraId="32D9D1EA" w15:done="0"/>
   <w15:commentEx w15:paraId="6FB7B976" w15:done="0"/>
   <w15:commentEx w15:paraId="6C1DFC4B" w15:done="0"/>
@@ -46657,6 +48753,12 @@
   <w15:commentEx w15:paraId="28155693" w15:done="0"/>
   <w15:commentEx w15:paraId="09B8B4D4" w15:done="0"/>
   <w15:commentEx w15:paraId="0D80B923" w15:done="0"/>
+  <w15:commentEx w15:paraId="05795388" w15:done="0"/>
+  <w15:commentEx w15:paraId="0B00CDAA" w15:done="0"/>
+  <w15:commentEx w15:paraId="1C4735BF" w15:done="0"/>
+  <w15:commentEx w15:paraId="4FB216C1" w15:done="0"/>
+  <w15:commentEx w15:paraId="207C29BA" w15:done="0"/>
+  <w15:commentEx w15:paraId="706B0E24" w15:done="0"/>
   <w15:commentEx w15:paraId="6A9AE969" w15:done="0"/>
 </w15:commentsEx>
 </file>
@@ -46675,6 +48777,7 @@
   <w16cex:commentExtensible w16cex:durableId="59996474" w16cex:dateUtc="2026-01-16T18:55:00Z"/>
   <w16cex:commentExtensible w16cex:durableId="17932FDB" w16cex:dateUtc="2026-01-16T15:11:00Z"/>
   <w16cex:commentExtensible w16cex:durableId="5D5C9A32" w16cex:dateUtc="2026-05-11T18:53:00Z"/>
+  <w16cex:commentExtensible w16cex:durableId="00F0D029" w16cex:dateUtc="2026-05-12T16:36:00Z"/>
   <w16cex:commentExtensible w16cex:durableId="5D0B1677" w16cex:dateUtc="2026-03-27T08:38:00Z"/>
   <w16cex:commentExtensible w16cex:durableId="58E5047E" w16cex:dateUtc="2026-03-27T08:42:00Z"/>
   <w16cex:commentExtensible w16cex:durableId="3455547E" w16cex:dateUtc="2026-03-27T08:42:00Z"/>
@@ -46798,6 +48901,12 @@
   <w16cex:commentExtensible w16cex:durableId="2D6672EF" w16cex:dateUtc="2026-04-19T14:53:00Z"/>
   <w16cex:commentExtensible w16cex:durableId="12759E43" w16cex:dateUtc="2026-04-19T16:12:00Z"/>
   <w16cex:commentExtensible w16cex:durableId="4F15859F" w16cex:dateUtc="2026-04-19T17:47:00Z"/>
+  <w16cex:commentExtensible w16cex:durableId="554AFA05" w16cex:dateUtc="2026-05-13T09:27:00Z"/>
+  <w16cex:commentExtensible w16cex:durableId="0D12D573" w16cex:dateUtc="2026-05-13T09:46:00Z"/>
+  <w16cex:commentExtensible w16cex:durableId="1832A2A0" w16cex:dateUtc="2026-05-13T10:04:00Z"/>
+  <w16cex:commentExtensible w16cex:durableId="40142617" w16cex:dateUtc="2026-05-13T10:16:00Z"/>
+  <w16cex:commentExtensible w16cex:durableId="7313561F" w16cex:dateUtc="2026-05-13T10:48:00Z"/>
+  <w16cex:commentExtensible w16cex:durableId="06E32E40" w16cex:dateUtc="2026-05-13T11:01:00Z"/>
   <w16cex:commentExtensible w16cex:durableId="777778D0" w16cex:dateUtc="2026-05-11T18:51:00Z"/>
 </w16cex:commentsExtensible>
 </file>
@@ -46816,6 +48925,7 @@
   <w16cid:commentId w16cid:paraId="5C27C4AB" w16cid:durableId="59996474"/>
   <w16cid:commentId w16cid:paraId="72ECF663" w16cid:durableId="17932FDB"/>
   <w16cid:commentId w16cid:paraId="631D7931" w16cid:durableId="5D5C9A32"/>
+  <w16cid:commentId w16cid:paraId="61322995" w16cid:durableId="00F0D029"/>
   <w16cid:commentId w16cid:paraId="32D9D1EA" w16cid:durableId="5D0B1677"/>
   <w16cid:commentId w16cid:paraId="6FB7B976" w16cid:durableId="58E5047E"/>
   <w16cid:commentId w16cid:paraId="6C1DFC4B" w16cid:durableId="3455547E"/>
@@ -46939,6 +49049,12 @@
   <w16cid:commentId w16cid:paraId="28155693" w16cid:durableId="2D6672EF"/>
   <w16cid:commentId w16cid:paraId="09B8B4D4" w16cid:durableId="12759E43"/>
   <w16cid:commentId w16cid:paraId="0D80B923" w16cid:durableId="4F15859F"/>
+  <w16cid:commentId w16cid:paraId="05795388" w16cid:durableId="554AFA05"/>
+  <w16cid:commentId w16cid:paraId="0B00CDAA" w16cid:durableId="0D12D573"/>
+  <w16cid:commentId w16cid:paraId="1C4735BF" w16cid:durableId="1832A2A0"/>
+  <w16cid:commentId w16cid:paraId="4FB216C1" w16cid:durableId="40142617"/>
+  <w16cid:commentId w16cid:paraId="207C29BA" w16cid:durableId="7313561F"/>
+  <w16cid:commentId w16cid:paraId="706B0E24" w16cid:durableId="06E32E40"/>
   <w16cid:commentId w16cid:paraId="6A9AE969" w16cid:durableId="777778D0"/>
 </w16cid:commentsIds>
 </file>
@@ -47375,6 +49491,119 @@
     </w:lvl>
   </w:abstractNum>
   <w:abstractNum w:abstractNumId="2" w15:restartNumberingAfterBreak="0">
+    <w:nsid w:val="0D8C6692"/>
+    <w:multiLevelType w:val="hybridMultilevel"/>
+    <w:tmpl w:val="9D1485AE"/>
+    <w:lvl w:ilvl="0" w:tplc="04260001">
+      <w:start w:val="1"/>
+      <w:numFmt w:val="bullet"/>
+      <w:lvlText w:val=""/>
+      <w:lvlJc w:val="left"/>
+      <w:pPr>
+        <w:ind w:left="1287" w:hanging="360"/>
+      </w:pPr>
+      <w:rPr>
+        <w:rFonts w:ascii="Symbol" w:hAnsi="Symbol" w:hint="default"/>
+      </w:rPr>
+    </w:lvl>
+    <w:lvl w:ilvl="1" w:tplc="04260003" w:tentative="1">
+      <w:start w:val="1"/>
+      <w:numFmt w:val="bullet"/>
+      <w:lvlText w:val="o"/>
+      <w:lvlJc w:val="left"/>
+      <w:pPr>
+        <w:ind w:left="2007" w:hanging="360"/>
+      </w:pPr>
+      <w:rPr>
+        <w:rFonts w:ascii="Courier New" w:hAnsi="Courier New" w:cs="Courier New" w:hint="default"/>
+      </w:rPr>
+    </w:lvl>
+    <w:lvl w:ilvl="2" w:tplc="04260005" w:tentative="1">
+      <w:start w:val="1"/>
+      <w:numFmt w:val="bullet"/>
+      <w:lvlText w:val=""/>
+      <w:lvlJc w:val="left"/>
+      <w:pPr>
+        <w:ind w:left="2727" w:hanging="360"/>
+      </w:pPr>
+      <w:rPr>
+        <w:rFonts w:ascii="Wingdings" w:hAnsi="Wingdings" w:hint="default"/>
+      </w:rPr>
+    </w:lvl>
+    <w:lvl w:ilvl="3" w:tplc="04260001" w:tentative="1">
+      <w:start w:val="1"/>
+      <w:numFmt w:val="bullet"/>
+      <w:lvlText w:val=""/>
+      <w:lvlJc w:val="left"/>
+      <w:pPr>
+        <w:ind w:left="3447" w:hanging="360"/>
+      </w:pPr>
+      <w:rPr>
+        <w:rFonts w:ascii="Symbol" w:hAnsi="Symbol" w:hint="default"/>
+      </w:rPr>
+    </w:lvl>
+    <w:lvl w:ilvl="4" w:tplc="04260003" w:tentative="1">
+      <w:start w:val="1"/>
+      <w:numFmt w:val="bullet"/>
+      <w:lvlText w:val="o"/>
+      <w:lvlJc w:val="left"/>
+      <w:pPr>
+        <w:ind w:left="4167" w:hanging="360"/>
+      </w:pPr>
+      <w:rPr>
+        <w:rFonts w:ascii="Courier New" w:hAnsi="Courier New" w:cs="Courier New" w:hint="default"/>
+      </w:rPr>
+    </w:lvl>
+    <w:lvl w:ilvl="5" w:tplc="04260005" w:tentative="1">
+      <w:start w:val="1"/>
+      <w:numFmt w:val="bullet"/>
+      <w:lvlText w:val=""/>
+      <w:lvlJc w:val="left"/>
+      <w:pPr>
+        <w:ind w:left="4887" w:hanging="360"/>
+      </w:pPr>
+      <w:rPr>
+        <w:rFonts w:ascii="Wingdings" w:hAnsi="Wingdings" w:hint="default"/>
+      </w:rPr>
+    </w:lvl>
+    <w:lvl w:ilvl="6" w:tplc="04260001" w:tentative="1">
+      <w:start w:val="1"/>
+      <w:numFmt w:val="bullet"/>
+      <w:lvlText w:val=""/>
+      <w:lvlJc w:val="left"/>
+      <w:pPr>
+        <w:ind w:left="5607" w:hanging="360"/>
+      </w:pPr>
+      <w:rPr>
+        <w:rFonts w:ascii="Symbol" w:hAnsi="Symbol" w:hint="default"/>
+      </w:rPr>
+    </w:lvl>
+    <w:lvl w:ilvl="7" w:tplc="04260003" w:tentative="1">
+      <w:start w:val="1"/>
+      <w:numFmt w:val="bullet"/>
+      <w:lvlText w:val="o"/>
+      <w:lvlJc w:val="left"/>
+      <w:pPr>
+        <w:ind w:left="6327" w:hanging="360"/>
+      </w:pPr>
+      <w:rPr>
+        <w:rFonts w:ascii="Courier New" w:hAnsi="Courier New" w:cs="Courier New" w:hint="default"/>
+      </w:rPr>
+    </w:lvl>
+    <w:lvl w:ilvl="8" w:tplc="04260005" w:tentative="1">
+      <w:start w:val="1"/>
+      <w:numFmt w:val="bullet"/>
+      <w:lvlText w:val=""/>
+      <w:lvlJc w:val="left"/>
+      <w:pPr>
+        <w:ind w:left="7047" w:hanging="360"/>
+      </w:pPr>
+      <w:rPr>
+        <w:rFonts w:ascii="Wingdings" w:hAnsi="Wingdings" w:hint="default"/>
+      </w:rPr>
+    </w:lvl>
+  </w:abstractNum>
+  <w:abstractNum w:abstractNumId="3" w15:restartNumberingAfterBreak="0">
     <w:nsid w:val="32535E16"/>
     <w:multiLevelType w:val="hybridMultilevel"/>
     <w:tmpl w:val="ADA64172"/>
@@ -47488,7 +49717,7 @@
       </w:rPr>
     </w:lvl>
   </w:abstractNum>
-  <w:abstractNum w:abstractNumId="3" w15:restartNumberingAfterBreak="0">
+  <w:abstractNum w:abstractNumId="4" w15:restartNumberingAfterBreak="0">
     <w:nsid w:val="4BB5272C"/>
     <w:multiLevelType w:val="hybridMultilevel"/>
     <w:tmpl w:val="7D2A3E24"/>
@@ -47578,7 +49807,7 @@
       </w:pPr>
     </w:lvl>
   </w:abstractNum>
-  <w:abstractNum w:abstractNumId="4" w15:restartNumberingAfterBreak="0">
+  <w:abstractNum w:abstractNumId="5" w15:restartNumberingAfterBreak="0">
     <w:nsid w:val="579234D1"/>
     <w:multiLevelType w:val="multilevel"/>
     <w:tmpl w:val="FA285782"/>
@@ -47727,7 +49956,7 @@
       </w:rPr>
     </w:lvl>
   </w:abstractNum>
-  <w:abstractNum w:abstractNumId="5" w15:restartNumberingAfterBreak="0">
+  <w:abstractNum w:abstractNumId="6" w15:restartNumberingAfterBreak="0">
     <w:nsid w:val="583F41C1"/>
     <w:multiLevelType w:val="hybridMultilevel"/>
     <w:tmpl w:val="98B60162"/>
@@ -47814,7 +50043,7 @@
       </w:pPr>
     </w:lvl>
   </w:abstractNum>
-  <w:abstractNum w:abstractNumId="6" w15:restartNumberingAfterBreak="0">
+  <w:abstractNum w:abstractNumId="7" w15:restartNumberingAfterBreak="0">
     <w:nsid w:val="693A2515"/>
     <w:multiLevelType w:val="hybridMultilevel"/>
     <w:tmpl w:val="5D82D2CA"/>
@@ -47928,7 +50157,7 @@
       </w:rPr>
     </w:lvl>
   </w:abstractNum>
-  <w:abstractNum w:abstractNumId="7" w15:restartNumberingAfterBreak="0">
+  <w:abstractNum w:abstractNumId="8" w15:restartNumberingAfterBreak="0">
     <w:nsid w:val="6FC23A80"/>
     <w:multiLevelType w:val="hybridMultilevel"/>
     <w:tmpl w:val="4976C33A"/>
@@ -48018,7 +50247,7 @@
       </w:pPr>
     </w:lvl>
   </w:abstractNum>
-  <w:abstractNum w:abstractNumId="8" w15:restartNumberingAfterBreak="0">
+  <w:abstractNum w:abstractNumId="9" w15:restartNumberingAfterBreak="0">
     <w:nsid w:val="79674984"/>
     <w:multiLevelType w:val="multilevel"/>
     <w:tmpl w:val="080CFE66"/>
@@ -48168,73 +50397,76 @@
     </w:lvl>
   </w:abstractNum>
   <w:num w:numId="1" w16cid:durableId="108860354">
-    <w:abstractNumId w:val="2"/>
+    <w:abstractNumId w:val="3"/>
   </w:num>
   <w:num w:numId="2" w16cid:durableId="332344863">
-    <w:abstractNumId w:val="7"/>
+    <w:abstractNumId w:val="8"/>
   </w:num>
   <w:num w:numId="3" w16cid:durableId="966472513">
     <w:abstractNumId w:val="0"/>
   </w:num>
   <w:num w:numId="4" w16cid:durableId="873079553">
-    <w:abstractNumId w:val="6"/>
+    <w:abstractNumId w:val="7"/>
   </w:num>
   <w:num w:numId="5" w16cid:durableId="20476847">
-    <w:abstractNumId w:val="5"/>
+    <w:abstractNumId w:val="6"/>
   </w:num>
   <w:num w:numId="6" w16cid:durableId="780959187">
     <w:abstractNumId w:val="1"/>
   </w:num>
   <w:num w:numId="7" w16cid:durableId="898134108">
-    <w:abstractNumId w:val="3"/>
+    <w:abstractNumId w:val="4"/>
   </w:num>
   <w:num w:numId="8" w16cid:durableId="561647063">
-    <w:abstractNumId w:val="7"/>
+    <w:abstractNumId w:val="8"/>
     <w:lvlOverride w:ilvl="0">
       <w:startOverride w:val="1"/>
     </w:lvlOverride>
   </w:num>
   <w:num w:numId="9" w16cid:durableId="555973886">
-    <w:abstractNumId w:val="7"/>
+    <w:abstractNumId w:val="8"/>
     <w:lvlOverride w:ilvl="0">
       <w:startOverride w:val="1"/>
     </w:lvlOverride>
   </w:num>
   <w:num w:numId="10" w16cid:durableId="1400517491">
-    <w:abstractNumId w:val="4"/>
+    <w:abstractNumId w:val="5"/>
   </w:num>
   <w:num w:numId="11" w16cid:durableId="535969338">
-    <w:abstractNumId w:val="8"/>
+    <w:abstractNumId w:val="9"/>
   </w:num>
   <w:num w:numId="12" w16cid:durableId="1010451416">
-    <w:abstractNumId w:val="7"/>
+    <w:abstractNumId w:val="8"/>
     <w:lvlOverride w:ilvl="0">
       <w:startOverride w:val="1"/>
     </w:lvlOverride>
   </w:num>
   <w:num w:numId="13" w16cid:durableId="143813488">
-    <w:abstractNumId w:val="7"/>
+    <w:abstractNumId w:val="8"/>
     <w:lvlOverride w:ilvl="0">
       <w:startOverride w:val="1"/>
     </w:lvlOverride>
   </w:num>
   <w:num w:numId="14" w16cid:durableId="17393249">
-    <w:abstractNumId w:val="7"/>
+    <w:abstractNumId w:val="8"/>
     <w:lvlOverride w:ilvl="0">
       <w:startOverride w:val="1"/>
     </w:lvlOverride>
   </w:num>
   <w:num w:numId="15" w16cid:durableId="314651286">
-    <w:abstractNumId w:val="7"/>
+    <w:abstractNumId w:val="8"/>
     <w:lvlOverride w:ilvl="0">
       <w:startOverride w:val="1"/>
     </w:lvlOverride>
   </w:num>
   <w:num w:numId="16" w16cid:durableId="423458548">
-    <w:abstractNumId w:val="7"/>
+    <w:abstractNumId w:val="8"/>
     <w:lvlOverride w:ilvl="0">
       <w:startOverride w:val="1"/>
     </w:lvlOverride>
+  </w:num>
+  <w:num w:numId="17" w16cid:durableId="204486325">
+    <w:abstractNumId w:val="2"/>
   </w:num>
   <w:numIdMacAtCleanup w:val="16"/>
 </w:numbering>
@@ -48647,7 +50879,7 @@
     <w:name w:val="Normal"/>
     <w:aliases w:val="Normāls"/>
     <w:qFormat/>
-    <w:rsid w:val="003A3BE4"/>
+    <w:rsid w:val="00942355"/>
     <w:pPr>
       <w:spacing w:after="0" w:line="360" w:lineRule="auto"/>
       <w:jc w:val="both"/>
@@ -54509,6 +56741,7 @@
     <w:sig w:usb0="00000287" w:usb1="00000800" w:usb2="00000000" w:usb3="00000000" w:csb0="0000009F" w:csb1="00000000"/>
   </w:font>
   <w:font w:name="MS Mincho">
+    <w:altName w:val="ＭＳ 明朝"/>
     <w:panose1 w:val="02020609040205080304"/>
     <w:charset w:val="80"/>
     <w:family w:val="modern"/>
@@ -54586,12 +56819,14 @@
     <w:rsid w:val="00227D8C"/>
     <w:rsid w:val="00260E9A"/>
     <w:rsid w:val="002B2BCE"/>
+    <w:rsid w:val="002B78D9"/>
     <w:rsid w:val="002F7E83"/>
     <w:rsid w:val="00344153"/>
     <w:rsid w:val="00384029"/>
     <w:rsid w:val="003D42DE"/>
     <w:rsid w:val="00443008"/>
     <w:rsid w:val="004A34AB"/>
+    <w:rsid w:val="004A43FC"/>
     <w:rsid w:val="005934A5"/>
     <w:rsid w:val="005E78D3"/>
     <w:rsid w:val="0063583C"/>
@@ -54625,10 +56860,12 @@
     <w:rsid w:val="00C84C53"/>
     <w:rsid w:val="00CA5316"/>
     <w:rsid w:val="00CB1DE6"/>
+    <w:rsid w:val="00CE1F2F"/>
     <w:rsid w:val="00D05816"/>
     <w:rsid w:val="00D7095D"/>
     <w:rsid w:val="00D8221B"/>
     <w:rsid w:val="00DE6C53"/>
+    <w:rsid w:val="00E4013B"/>
     <w:rsid w:val="00E55A00"/>
     <w:rsid w:val="00E662F7"/>
     <w:rsid w:val="00ED6C9D"/>
